--- a/downloads/teacher/ai-4-week-22.docx
+++ b/downloads/teacher/ai-4-week-22.docx
@@ -3062,6 +3062,396 @@
         <w:t>Teacher answer: Slope 2, intercept 1, prediction 9 cm and MAE 1 cm are unchanged. The residual sign changes under the actual-minus-predicted convention.</w:t>
       </w:r>
     </w:p>
+    <w:p>
+      <w:pPr>
+        <w:pStyle w:val="Heading1"/>
+      </w:pPr>
+      <w:r>
+        <w:t>08. Prepare, teach and assess</w:t>
+      </w:r>
+    </w:p>
+    <w:p>
+      <w:r>
+        <w:t>Teaching target: Fit a line from a declared training candidate set</w:t>
+      </w:r>
+    </w:p>
+    <w:p>
+      <w:r>
+        <w:t>Prepare the labelled worked-case picture, the matching workbook, fictional input cards and a place for individual responses. Check a local Python 3 environment before class; have a paper-trace version ready.</w:t>
+      </w:r>
+    </w:p>
+    <w:tbl>
+      <w:tblPr>
+        <w:tblStyle w:val="LightShading-Accent1"/>
+        <w:tblW w:type="auto" w:w="0"/>
+        <w:tblLook w:firstColumn="1" w:firstRow="1" w:lastColumn="0" w:lastRow="0" w:noHBand="0" w:noVBand="1" w:val="04A0"/>
+      </w:tblPr>
+      <w:tblGrid>
+        <w:gridCol w:w="3408"/>
+        <w:gridCol w:w="3408"/>
+        <w:gridCol w:w="3408"/>
+      </w:tblGrid>
+      <w:tr>
+        <w:trPr>
+          <w:tblHeader/>
+        </w:trPr>
+        <w:tc>
+          <w:tcPr>
+            <w:tcW w:type="dxa" w:w="3408"/>
+          </w:tcPr>
+          <w:p>
+            <w:r>
+              <w:t>Session</w:t>
+            </w:r>
+          </w:p>
+        </w:tc>
+        <w:tc>
+          <w:tcPr>
+            <w:tcW w:type="dxa" w:w="3408"/>
+          </w:tcPr>
+          <w:p>
+            <w:r>
+              <w:t>Plan</w:t>
+            </w:r>
+          </w:p>
+        </w:tc>
+        <w:tc>
+          <w:tcPr>
+            <w:tcW w:type="dxa" w:w="3408"/>
+          </w:tcPr>
+          <w:p>
+            <w:r>
+              <w:t>Resources</w:t>
+            </w:r>
+          </w:p>
+        </w:tc>
+      </w:tr>
+      <w:tr>
+        <w:tc>
+          <w:tcPr>
+            <w:tcW w:type="dxa" w:w="3408"/>
+          </w:tcPr>
+          <w:p>
+            <w:r>
+              <w:t>Session 1 · Understand · 45 min</w:t>
+            </w:r>
+          </w:p>
+        </w:tc>
+        <w:tc>
+          <w:tcPr>
+            <w:tcW w:type="dxa" w:w="3408"/>
+          </w:tcPr>
+          <w:p>
+            <w:r>
+              <w:t>0–7: recall and prerequisite; 7–15: inspect the concrete case and predict; 15–30: teacher models the worked trace; 30–40: learners explain a step using the text and visual; 40–45: check the core idea.</w:t>
+            </w:r>
+          </w:p>
+        </w:tc>
+        <w:tc>
+          <w:tcPr>
+            <w:tcW w:type="dxa" w:w="3408"/>
+          </w:tcPr>
+          <w:p>
+            <w:r>
+              <w:t>Sections 1–6; record the brief recall in the workbook.</w:t>
+            </w:r>
+          </w:p>
+        </w:tc>
+      </w:tr>
+      <w:tr>
+        <w:tc>
+          <w:tcPr>
+            <w:tcW w:type="dxa" w:w="3408"/>
+          </w:tcPr>
+          <w:p>
+            <w:r>
+              <w:t>Session 2 · Practise · 45 min</w:t>
+            </w:r>
+          </w:p>
+        </w:tc>
+        <w:tc>
+          <w:tcPr>
+            <w:tcW w:type="dxa" w:w="3408"/>
+          </w:tcPr>
+          <w:p>
+            <w:r>
+              <w:t>0–5: retrieve the procedure; 5–15: W2 completion practice; 15–23: explain and check with a partner; 23–30: each learner answers the misconception check; 30–40: targeted reteaching or a harder variation; 40–45: prepare the investigation.</w:t>
+            </w:r>
+          </w:p>
+        </w:tc>
+        <w:tc>
+          <w:tcPr>
+            <w:tcW w:type="dxa" w:w="3408"/>
+          </w:tcPr>
+          <w:p>
+            <w:r>
+              <w:t>Sections 7–10; use the matching workbook W2 and misconception check.</w:t>
+            </w:r>
+          </w:p>
+        </w:tc>
+      </w:tr>
+      <w:tr>
+        <w:tc>
+          <w:tcPr>
+            <w:tcW w:type="dxa" w:w="3408"/>
+          </w:tcPr>
+          <w:p>
+            <w:r>
+              <w:t>Session 3 · Investigate and transfer · 45 min</w:t>
+            </w:r>
+          </w:p>
+        </w:tc>
+        <w:tc>
+          <w:tcPr>
+            <w:tcW w:type="dxa" w:w="3408"/>
+          </w:tcPr>
+          <w:p>
+            <w:r>
+              <w:t>0–5: retrieve the decision rule; 5–20: investigate or trace; 20–30: start the independent case; 30–38: connect the project; 38–43: act on feedback; 43–45: plan the return check.</w:t>
+            </w:r>
+          </w:p>
+        </w:tc>
+        <w:tc>
+          <w:tcPr>
+            <w:tcW w:type="dxa" w:w="3408"/>
+          </w:tcPr>
+          <w:p>
+            <w:r>
+              <w:t>Sections 9 and 11–14. Give extra time to finish the full task set; use Section 15 when the week includes a coding lab.</w:t>
+            </w:r>
+          </w:p>
+        </w:tc>
+      </w:tr>
+    </w:tbl>
+    <w:p>
+      <w:r>
+        <w:t>Before class, solve the supported practice: Predict at x 3 and x 4 and calculate MAE/MSE.</w:t>
+      </w:r>
+    </w:p>
+    <w:p>
+      <w:r>
+        <w:t>Reasoned practice answer: Teacher explanation: Predictions 7, 9; residuals -1, 1; MAE 1 MSE 1.</w:t>
+      </w:r>
+    </w:p>
+    <w:p>
+      <w:r>
+        <w:t>Check every learner before discussion: Use the worked case for Fitting a line. Proposed explanation: “A final answer is enough”. Decide whether this explanation is supported. Point to the step or supplied fact that decides; explain your repair if needed.</w:t>
+      </w:r>
+    </w:p>
+    <w:p>
+      <w:r>
+        <w:t>Misconception repair: Ask for the relevant counts, units, procedure or saved record. For this week: A 5 B 3 C 0; choose m 2 b 1.</w:t>
+      </w:r>
+    </w:p>
+    <w:p>
+      <w:r>
+        <w:t>Support: read the exact case aloud, enlarge the labelled picture, supply input cards and model only the first deciding step. Accept a spoken explanation or drawing; retain the reasoning goal.</w:t>
+      </w:r>
+    </w:p>
+    <w:p>
+      <w:r>
+        <w:t>Extension: Evaluation observation becomes8 instead of6. Require a prediction and a reason before comparing. Expected result: Absolute evaluation error stays1 cm, but residual changes from-1 to+1. Reason: Prediction7 remains frozen; changed observation8 reverses the error direction.</w:t>
+      </w:r>
+    </w:p>
+    <w:p>
+      <w:r>
+        <w:t>Independent assessment: withhold the reserved answer until the learner has attempted the new case. Record support separately from correctness.</w:t>
+      </w:r>
+    </w:p>
+    <w:tbl>
+      <w:tblPr>
+        <w:tblStyle w:val="LightShading-Accent1"/>
+        <w:tblW w:type="auto" w:w="0"/>
+        <w:tblLook w:firstColumn="1" w:firstRow="1" w:lastColumn="0" w:lastRow="0" w:noHBand="0" w:noVBand="1" w:val="04A0"/>
+      </w:tblPr>
+      <w:tblGrid>
+        <w:gridCol w:w="2556"/>
+        <w:gridCol w:w="2556"/>
+        <w:gridCol w:w="2556"/>
+        <w:gridCol w:w="2556"/>
+      </w:tblGrid>
+      <w:tr>
+        <w:trPr>
+          <w:tblHeader/>
+        </w:trPr>
+        <w:tc>
+          <w:tcPr>
+            <w:tcW w:type="dxa" w:w="2556"/>
+          </w:tcPr>
+          <w:p>
+            <w:r>
+              <w:t>Criterion</w:t>
+            </w:r>
+          </w:p>
+        </w:tc>
+        <w:tc>
+          <w:tcPr>
+            <w:tcW w:type="dxa" w:w="2556"/>
+          </w:tcPr>
+          <w:p>
+            <w:r>
+              <w:t>Not yet</w:t>
+            </w:r>
+          </w:p>
+        </w:tc>
+        <w:tc>
+          <w:tcPr>
+            <w:tcW w:type="dxa" w:w="2556"/>
+          </w:tcPr>
+          <w:p>
+            <w:r>
+              <w:t>With support</w:t>
+            </w:r>
+          </w:p>
+        </w:tc>
+        <w:tc>
+          <w:tcPr>
+            <w:tcW w:type="dxa" w:w="2556"/>
+          </w:tcPr>
+          <w:p>
+            <w:r>
+              <w:t>Independent</w:t>
+            </w:r>
+          </w:p>
+        </w:tc>
+      </w:tr>
+      <w:tr>
+        <w:tc>
+          <w:tcPr>
+            <w:tcW w:type="dxa" w:w="2556"/>
+          </w:tcPr>
+          <w:p>
+            <w:r>
+              <w:t>Explanation</w:t>
+            </w:r>
+          </w:p>
+        </w:tc>
+        <w:tc>
+          <w:tcPr>
+            <w:tcW w:type="dxa" w:w="2556"/>
+          </w:tcPr>
+          <w:p>
+            <w:r>
+              <w:t>Names an answer without a deciding fact</w:t>
+            </w:r>
+          </w:p>
+        </w:tc>
+        <w:tc>
+          <w:tcPr>
+            <w:tcW w:type="dxa" w:w="2556"/>
+          </w:tcPr>
+          <w:p>
+            <w:r>
+              <w:t>Uses a hint to link fact and decision</w:t>
+            </w:r>
+          </w:p>
+        </w:tc>
+        <w:tc>
+          <w:tcPr>
+            <w:tcW w:type="dxa" w:w="2556"/>
+          </w:tcPr>
+          <w:p>
+            <w:r>
+              <w:t>Explains the deciding fact in own words</w:t>
+            </w:r>
+          </w:p>
+        </w:tc>
+      </w:tr>
+      <w:tr>
+        <w:tc>
+          <w:tcPr>
+            <w:tcW w:type="dxa" w:w="2556"/>
+          </w:tcPr>
+          <w:p>
+            <w:r>
+              <w:t>Trace or test</w:t>
+            </w:r>
+          </w:p>
+        </w:tc>
+        <w:tc>
+          <w:tcPr>
+            <w:tcW w:type="dxa" w:w="2556"/>
+          </w:tcPr>
+          <w:p>
+            <w:r>
+              <w:t>Cannot connect input and result</w:t>
+            </w:r>
+          </w:p>
+        </w:tc>
+        <w:tc>
+          <w:tcPr>
+            <w:tcW w:type="dxa" w:w="2556"/>
+          </w:tcPr>
+          <w:p>
+            <w:r>
+              <w:t>Completes steps with prompts</w:t>
+            </w:r>
+          </w:p>
+        </w:tc>
+        <w:tc>
+          <w:tcPr>
+            <w:tcW w:type="dxa" w:w="2556"/>
+          </w:tcPr>
+          <w:p>
+            <w:r>
+              <w:t>Traces or tests a changed case accurately</w:t>
+            </w:r>
+          </w:p>
+        </w:tc>
+      </w:tr>
+      <w:tr>
+        <w:tc>
+          <w:tcPr>
+            <w:tcW w:type="dxa" w:w="2556"/>
+          </w:tcPr>
+          <w:p>
+            <w:r>
+              <w:t>Limits and revision</w:t>
+            </w:r>
+          </w:p>
+        </w:tc>
+        <w:tc>
+          <w:tcPr>
+            <w:tcW w:type="dxa" w:w="2556"/>
+          </w:tcPr>
+          <w:p>
+            <w:r>
+              <w:t>Claims more than evidence supports</w:t>
+            </w:r>
+          </w:p>
+        </w:tc>
+        <w:tc>
+          <w:tcPr>
+            <w:tcW w:type="dxa" w:w="2556"/>
+          </w:tcPr>
+          <w:p>
+            <w:r>
+              <w:t>Names a limit after a prompt</w:t>
+            </w:r>
+          </w:p>
+        </w:tc>
+        <w:tc>
+          <w:tcPr>
+            <w:tcW w:type="dxa" w:w="2556"/>
+          </w:tcPr>
+          <w:p>
+            <w:r>
+              <w:t>States a defensible limit and useful next test</w:t>
+            </w:r>
+          </w:p>
+        </w:tc>
+      </w:tr>
+    </w:tbl>
+    <w:p>
+      <w:r>
+        <w:t>Project checkpoint: Evaluate and revise. Compare with your starting method, explain errors and record a justified revision.</w:t>
+      </w:r>
+    </w:p>
+    <w:p>
+      <w:r>
+        <w:t>Use the weekly teacher answer for topic-specific reasoning. A saved progress tick is an activity record; judge mastery from the learner’s explanation and evidence.</w:t>
+      </w:r>
+    </w:p>
     <w:sectPr>
       <w:pgSz w:w="12240" w:h="15840"/>
       <w:pgMar w:top="936" w:right="1008" w:bottom="936" w:left="1008" w:header="720" w:footer="720" w:gutter="0"/>

--- a/downloads/teacher/ai-4-week-22.docx
+++ b/downloads/teacher/ai-4-week-22.docx
@@ -3452,6 +3452,39 @@
         <w:t>Use the weekly teacher answer for topic-specific reasoning. A saved progress tick is an activity record; judge mastery from the learner’s explanation and evidence.</w:t>
       </w:r>
     </w:p>
+    <w:p>
+      <w:pPr>
+        <w:pStyle w:val="Heading1"/>
+      </w:pPr>
+      <w:r>
+        <w:t>09. Use feedback, labs and repair paths</w:t>
+      </w:r>
+    </w:p>
+    <w:p>
+      <w:r>
+        <w:t>Use the two formative questions as supported practice, not as independent mastery scores. Discuss the deciding evidence rather than accepting a guessed selection.</w:t>
+      </w:r>
+    </w:p>
+    <w:p>
+      <w:r>
+        <w:t>The feedback comes from the reviewed public worked case. Do not reveal the separately reserved independent teacher answer until the learner has attempted that case.</w:t>
+      </w:r>
+    </w:p>
+    <w:p>
+      <w:r>
+        <w:t>Ask students to predict before running code. Preserve errors and actual outputs; collect a changed test and an explanation. The branch-boundary and indexing lessons deliberately include failure cases.</w:t>
+      </w:r>
+    </w:p>
+    <w:p>
+      <w:r>
+        <w:t>Use the earlier worked-explanation links to address a specific missing building block, then return to the current question. Adapt this suggestion after observing the learner; it is not an automatic diagnosis.</w:t>
+      </w:r>
+    </w:p>
+    <w:p>
+      <w:r>
+        <w:t>Collect the completed-work portfolio as evidence. Record support separately from correctness, and assess explanation, trace/test and limitations. Progress ticks and quiz selections alone do not establish mastery.</w:t>
+      </w:r>
+    </w:p>
     <w:sectPr>
       <w:pgSz w:w="12240" w:h="15840"/>
       <w:pgMar w:top="936" w:right="1008" w:bottom="936" w:left="1008" w:header="720" w:footer="720" w:gutter="0"/>

--- a/downloads/teacher/ai-4-week-22.docx
+++ b/downloads/teacher/ai-4-week-22.docx
@@ -29,6 +29,11 @@
       </w:r>
     </w:p>
     <w:p>
+      <w:r>
+        <w:t>Prepare Train a Regression Model: check the target, prerequisites, resources and adaptable teaching schedule.</w:t>
+      </w:r>
+    </w:p>
+    <w:p>
       <w:pPr>
         <w:pStyle w:val="Heading3"/>
       </w:pPr>
@@ -37,8 +42,32 @@
       </w:r>
     </w:p>
     <w:p>
-      <w:r>
-        <w:t>Primary target: Fit a line from a declared training candidate set</w:t>
+      <w:pPr>
+        <w:spacing w:line="336" w:lineRule="auto" w:after="180"/>
+      </w:pPr>
+      <w:r>
+        <w:rPr>
+          <w:b w:val="0"/>
+        </w:rPr>
+        <w:t xml:space="preserve">Primary target: Fit a line from a declared </w:t>
+      </w:r>
+      <w:r>
+        <w:rPr>
+          <w:b/>
+        </w:rPr>
+        <w:t>training</w:t>
+      </w:r>
+      <w:r>
+        <w:rPr>
+          <w:b w:val="0"/>
+        </w:rPr>
+        <w:t xml:space="preserve"> </w:t>
+      </w:r>
+      <w:r>
+        <w:rPr>
+          <w:b/>
+        </w:rPr>
+        <w:t>candidate set</w:t>
       </w:r>
     </w:p>
     <w:tbl>
@@ -185,8 +214,37 @@
       </w:tr>
     </w:tbl>
     <w:p>
-      <w:r>
-        <w:t>This is a starting allocation of 135 minutes, not a validated duration. Preserve all named topics. Schedule extra time for connected examples, the full investigation, independent cases and project building. Repeated copies of a case share one recorded attempt; they are not new evidence.</w:t>
+      <w:pPr>
+        <w:spacing w:line="336" w:lineRule="auto" w:after="180"/>
+      </w:pPr>
+      <w:r>
+        <w:rPr>
+          <w:b w:val="0"/>
+        </w:rPr>
+        <w:t>This is a starting allocation of 135 minutes, not a validated duration. Preserve all named topics. Schedule extra time for connected examples, the full investigation, independent cases and project building.</w:t>
+      </w:r>
+    </w:p>
+    <w:p>
+      <w:pPr>
+        <w:spacing w:line="336" w:lineRule="auto" w:after="180"/>
+      </w:pPr>
+      <w:r>
+        <w:rPr>
+          <w:b w:val="0"/>
+        </w:rPr>
+        <w:t xml:space="preserve">Repeated copies of a case share one recorded attempt; they are not new </w:t>
+      </w:r>
+      <w:r>
+        <w:rPr>
+          <w:b/>
+        </w:rPr>
+        <w:t>evidence</w:t>
+      </w:r>
+      <w:r>
+        <w:rPr>
+          <w:b w:val="0"/>
+        </w:rPr>
+        <w:t>.</w:t>
       </w:r>
     </w:p>
     <w:p>
@@ -206,17 +264,35 @@
       </w:r>
     </w:p>
     <w:p>
-      <w:r>
+      <w:pPr>
+        <w:spacing w:line="336" w:lineRule="auto" w:after="180"/>
+      </w:pPr>
+      <w:r>
+        <w:rPr>
+          <w:b w:val="0"/>
+        </w:rPr>
         <w:t>Without opening the old lesson, explain one key idea from Absolute Error and MAE. Give an example and a mistake that the idea helps you avoid.</w:t>
       </w:r>
     </w:p>
     <w:p>
-      <w:r>
+      <w:pPr>
+        <w:spacing w:line="336" w:lineRule="auto" w:after="180"/>
+      </w:pPr>
+      <w:r>
+        <w:rPr>
+          <w:b w:val="0"/>
+        </w:rPr>
         <w:t>Look for: Calculate MAE MSE and RMSE</w:t>
       </w:r>
     </w:p>
     <w:p>
-      <w:r>
+      <w:pPr>
+        <w:spacing w:line="336" w:lineRule="auto" w:after="180"/>
+      </w:pPr>
+      <w:r>
+        <w:rPr>
+          <w:b w:val="0"/>
+        </w:rPr>
         <w:t>Reference example, not the only acceptable wording: Teacher explanation: (1+2+3)/3=2 cm.</w:t>
       </w:r>
     </w:p>
@@ -229,17 +305,47 @@
       </w:r>
     </w:p>
     <w:p>
-      <w:r>
+      <w:pPr>
+        <w:spacing w:line="336" w:lineRule="auto" w:after="180"/>
+      </w:pPr>
+      <w:r>
+        <w:rPr>
+          <w:b w:val="0"/>
+        </w:rPr>
         <w:t>Without opening the old lesson, explain one key idea from Regression and Residuals. Give an example and a mistake that the idea helps you avoid.</w:t>
       </w:r>
     </w:p>
     <w:p>
-      <w:r>
-        <w:t>Look for: Distinguish numeric prediction from classification</w:t>
-      </w:r>
-    </w:p>
-    <w:p>
-      <w:r>
+      <w:pPr>
+        <w:spacing w:line="336" w:lineRule="auto" w:after="180"/>
+      </w:pPr>
+      <w:r>
+        <w:rPr>
+          <w:b w:val="0"/>
+        </w:rPr>
+        <w:t xml:space="preserve">Look for: Distinguish numeric </w:t>
+      </w:r>
+      <w:r>
+        <w:rPr>
+          <w:b/>
+        </w:rPr>
+        <w:t>prediction</w:t>
+      </w:r>
+      <w:r>
+        <w:rPr>
+          <w:b w:val="0"/>
+        </w:rPr>
+        <w:t xml:space="preserve"> from classification</w:t>
+      </w:r>
+    </w:p>
+    <w:p>
+      <w:pPr>
+        <w:spacing w:line="336" w:lineRule="auto" w:after="180"/>
+      </w:pPr>
+      <w:r>
+        <w:rPr>
+          <w:b w:val="0"/>
+        </w:rPr>
         <w:t>Reference example, not the only acceptable wording: Teacher explanation: Residuals -1, 1, 0 cm; the first record is overpredicted.</w:t>
       </w:r>
     </w:p>
@@ -252,22 +358,69 @@
       </w:r>
     </w:p>
     <w:p>
-      <w:r>
+      <w:pPr>
+        <w:spacing w:line="336" w:lineRule="auto" w:after="180"/>
+      </w:pPr>
+      <w:r>
+        <w:rPr>
+          <w:b w:val="0"/>
+        </w:rPr>
         <w:t>Without opening the old lesson, explain one key idea from Accuracy and Imbalance. Give an example and a mistake that the idea helps you avoid.</w:t>
       </w:r>
     </w:p>
     <w:p>
-      <w:r>
+      <w:pPr>
+        <w:spacing w:line="336" w:lineRule="auto" w:after="180"/>
+      </w:pPr>
+      <w:r>
+        <w:rPr>
+          <w:b w:val="0"/>
+        </w:rPr>
         <w:t>Look for: Explain why overall accuracy can hide failure on a less common class</w:t>
       </w:r>
     </w:p>
     <w:p>
-      <w:r>
-        <w:t>Reference example, not the only acceptable wording: The training-majority rule always predicts clear. Matrix [[16,0],[4,0]] gives 16/20=80 percent, FP=0,FN=4. It misses all four blocked cases, so the overall score hides complete failure on that evaluated class.</w:t>
-      </w:r>
-    </w:p>
-    <w:p>
-      <w:r>
+      <w:pPr>
+        <w:spacing w:line="336" w:lineRule="auto" w:after="180"/>
+      </w:pPr>
+      <w:r>
+        <w:rPr>
+          <w:b w:val="0"/>
+        </w:rPr>
+        <w:t xml:space="preserve">Reference example, not the only acceptable wording: The </w:t>
+      </w:r>
+      <w:r>
+        <w:rPr>
+          <w:b/>
+        </w:rPr>
+        <w:t>training</w:t>
+      </w:r>
+      <w:r>
+        <w:rPr>
+          <w:b w:val="0"/>
+        </w:rPr>
+        <w:t>-majority rule always predicts clear. Matrix [[16,0],[4,0]] gives 16/20=80 percent, FP=0,FN=4.</w:t>
+      </w:r>
+    </w:p>
+    <w:p>
+      <w:pPr>
+        <w:spacing w:line="336" w:lineRule="auto" w:after="180"/>
+      </w:pPr>
+      <w:r>
+        <w:rPr>
+          <w:b w:val="0"/>
+        </w:rPr>
+        <w:t>It misses all four blocked cases, so the overall score hides complete failure on that evaluated class.</w:t>
+      </w:r>
+    </w:p>
+    <w:p>
+      <w:pPr>
+        <w:spacing w:line="336" w:lineRule="auto" w:after="180"/>
+      </w:pPr>
+      <w:r>
+        <w:rPr>
+          <w:b w:val="0"/>
+        </w:rPr>
         <w:t>Use the student module and workbook section with this exact week title. The worked case, independent question and answers below form one aligned lesson sequence.</w:t>
       </w:r>
     </w:p>
@@ -280,8 +433,32 @@
       </w:r>
     </w:p>
     <w:p>
-      <w:r>
-        <w:t>Training points (x,y)=(1,3),(2,5),(3,7). Compare y=x+1 and y=2x+1 by training MAE; select one, then predict held-out x=4, actual=10. Explain what was fitted.</w:t>
+      <w:pPr>
+        <w:spacing w:line="336" w:lineRule="auto" w:after="180"/>
+      </w:pPr>
+      <w:r>
+        <w:rPr>
+          <w:b/>
+        </w:rPr>
+        <w:t>Training</w:t>
+      </w:r>
+      <w:r>
+        <w:rPr>
+          <w:b w:val="0"/>
+        </w:rPr>
+        <w:t xml:space="preserve"> points (x,y)=(1,3),(2,5),(3,7). Compare y=x+1 and y=2x+1 by </w:t>
+      </w:r>
+      <w:r>
+        <w:rPr>
+          <w:b/>
+        </w:rPr>
+        <w:t>training</w:t>
+      </w:r>
+      <w:r>
+        <w:rPr>
+          <w:b w:val="0"/>
+        </w:rPr>
+        <w:t xml:space="preserve"> MAE; select one, then predict held-out x=4, actual=10. Explain what was fitted.</w:t>
       </w:r>
     </w:p>
     <w:p>
@@ -293,7 +470,13 @@
       </w:r>
     </w:p>
     <w:p>
-      <w:r>
+      <w:pPr>
+        <w:spacing w:line="336" w:lineRule="auto" w:after="180"/>
+      </w:pPr>
+      <w:r>
+        <w:rPr>
+          <w:b w:val="0"/>
+        </w:rPr>
         <w:t>A fitted relationship should be interpreted, tested on unseen values, and compared with a simple baseline.</w:t>
       </w:r>
     </w:p>
@@ -430,12 +613,38 @@
       </w:r>
     </w:p>
     <w:p>
-      <w:r>
+      <w:pPr>
+        <w:spacing w:line="336" w:lineRule="auto" w:after="180"/>
+      </w:pPr>
+      <w:r>
+        <w:rPr>
+          <w:b w:val="0"/>
+        </w:rPr>
         <w:t>Use the supplied scenario, student illustrations and blank paper. For numeric work, offer counters or a calculator after learners show the setup. Fictional records are supplied; personal data and paid accounts are unnecessary.</w:t>
       </w:r>
     </w:p>
     <w:p>
-      <w:r>
+      <w:pPr>
+        <w:pStyle w:val="Heading3"/>
+      </w:pPr>
+      <w:r>
+        <w:t>Alternative compact allocation</w:t>
+      </w:r>
+    </w:p>
+    <w:p>
+      <w:r>
+        <w:t>This compact option is not the full-week schedule. Use the main teaching cycle and allow extra sessions for the investigation, independent work and project.</w:t>
+      </w:r>
+    </w:p>
+    <w:p>
+      <w:pPr>
+        <w:spacing w:line="336" w:lineRule="auto" w:after="180"/>
+        <w:shd w:fill="F1F6F8"/>
+      </w:pPr>
+      <w:r>
+        <w:rPr>
+          <w:b w:val="0"/>
+        </w:rPr>
         <w:t>Allow 80 minutes: recall 8; explanation 12; worked demonstration 15; guided practice 20; independent assessment 15; project and reflection 10. Extend the lab into a second session when needed.</w:t>
       </w:r>
     </w:p>
@@ -448,8 +657,37 @@
       </w:r>
     </w:p>
     <w:p>
-      <w:r>
-        <w:t>Teach two 45-minute sessions. This week focuses on fitting a line. Model the worked example first, collect the new W 4 case independently before feedback, and use the fresh retry to check transfer. Award credit for traceable reasoning and bounded claims, including justified uncertainty.</w:t>
+      <w:pPr>
+        <w:spacing w:line="336" w:lineRule="auto" w:after="180"/>
+      </w:pPr>
+      <w:r>
+        <w:rPr>
+          <w:b w:val="0"/>
+        </w:rPr>
+        <w:t xml:space="preserve">Teach two 45-minute sessions. This week focuses on </w:t>
+      </w:r>
+      <w:r>
+        <w:rPr>
+          <w:b/>
+        </w:rPr>
+        <w:t>fitting</w:t>
+      </w:r>
+      <w:r>
+        <w:rPr>
+          <w:b w:val="0"/>
+        </w:rPr>
+        <w:t xml:space="preserve"> a line. Model the worked example first, collect the new W 4 case independently before feedback, and use the fresh retry to check transfer.</w:t>
+      </w:r>
+    </w:p>
+    <w:p>
+      <w:pPr>
+        <w:spacing w:line="336" w:lineRule="auto" w:after="180"/>
+      </w:pPr>
+      <w:r>
+        <w:rPr>
+          <w:b w:val="0"/>
+        </w:rPr>
+        <w:t>Award credit for traceable reasoning and bounded claims, including justified uncertainty.</w:t>
       </w:r>
     </w:p>
     <w:p>
@@ -461,27 +699,69 @@
       </w:r>
     </w:p>
     <w:p>
-      <w:r>
+      <w:pPr>
+        <w:spacing w:line="336" w:lineRule="auto" w:after="180"/>
+      </w:pPr>
+      <w:r>
+        <w:rPr>
+          <w:b w:val="0"/>
+        </w:rPr>
         <w:t>Square each residual, sum, then divide by the number of evaluated examples.</w:t>
       </w:r>
     </w:p>
     <w:p>
-      <w:r>
+      <w:pPr>
+        <w:spacing w:line="336" w:lineRule="auto" w:after="180"/>
+      </w:pPr>
+      <w:r>
+        <w:rPr>
+          <w:b w:val="0"/>
+        </w:rPr>
         <w:t>Printed student lesson and workbook</w:t>
       </w:r>
     </w:p>
     <w:p>
-      <w:r>
+      <w:pPr>
+        <w:spacing w:line="336" w:lineRule="auto" w:after="180"/>
+      </w:pPr>
+      <w:r>
+        <w:rPr>
+          <w:b w:val="0"/>
+        </w:rPr>
         <w:t>Paper, pencils and a calculator for fractions</w:t>
       </w:r>
     </w:p>
     <w:p>
-      <w:r>
-        <w:t>The fictional examples and a blank evidence table</w:t>
-      </w:r>
-    </w:p>
-    <w:p>
-      <w:r>
+      <w:pPr>
+        <w:spacing w:line="336" w:lineRule="auto" w:after="180"/>
+      </w:pPr>
+      <w:r>
+        <w:rPr>
+          <w:b w:val="0"/>
+        </w:rPr>
+        <w:t xml:space="preserve">The fictional examples and a blank </w:t>
+      </w:r>
+      <w:r>
+        <w:rPr>
+          <w:b/>
+        </w:rPr>
+        <w:t>evidence</w:t>
+      </w:r>
+      <w:r>
+        <w:rPr>
+          <w:b w:val="0"/>
+        </w:rPr>
+        <w:t xml:space="preserve"> table</w:t>
+      </w:r>
+    </w:p>
+    <w:p>
+      <w:pPr>
+        <w:spacing w:line="336" w:lineRule="auto" w:after="180"/>
+      </w:pPr>
+      <w:r>
+        <w:rPr>
+          <w:b w:val="0"/>
+        </w:rPr>
         <w:t>Optional Python 3 editor; no external packages or AI accounts required</w:t>
       </w:r>
     </w:p>
@@ -494,12 +774,24 @@
       </w:r>
     </w:p>
     <w:p>
-      <w:r>
+      <w:pPr>
+        <w:spacing w:line="336" w:lineRule="auto" w:after="180"/>
+      </w:pPr>
+      <w:r>
+        <w:rPr>
+          <w:b w:val="0"/>
+        </w:rPr>
         <w:t>By the end, I can explain train a regression model using a traced example and a stated limitation.</w:t>
       </w:r>
     </w:p>
     <w:p>
-      <w:r>
+      <w:pPr>
+        <w:spacing w:line="336" w:lineRule="auto" w:after="180"/>
+      </w:pPr>
+      <w:r>
+        <w:rPr>
+          <w:b w:val="0"/>
+        </w:rPr>
         <w:t>This added worked case illustrates the week’s main idea. Retain all original and connected topics; schedule its practice within the teaching cycle.</w:t>
       </w:r>
     </w:p>
@@ -512,76 +804,301 @@
       </w:r>
     </w:p>
     <w:p>
+      <w:r>
+        <w:t>Model Train a Regression Model using the supplied case, labelled mechanism and reasoning. Make the scope of each conclusion explicit.</w:t>
+      </w:r>
+    </w:p>
+    <w:p>
+      <w:pPr>
+        <w:spacing w:line="336" w:lineRule="auto" w:after="180"/>
+      </w:pPr>
+      <w:r>
+        <w:rPr>
+          <w:b w:val="0"/>
+        </w:rPr>
+        <w:t>Trace the information, fitted behavior, and evaluation proof separately.</w:t>
+      </w:r>
+    </w:p>
+    <w:p>
       <w:pPr>
         <w:pStyle w:val="Heading3"/>
       </w:pPr>
       <w:r>
-        <w:t>Explain the mechanism</w:t>
-      </w:r>
-    </w:p>
-    <w:p>
-      <w:r>
-        <w:t>Trace the information, fitted behavior, and evaluation proof separately.</w:t>
-      </w:r>
-    </w:p>
-    <w:p>
-      <w:r>
-        <w:t>QUESTION Run a starter regression and explain slope, prediction, residual, and MAE.</w:t>
-      </w:r>
-    </w:p>
-    <w:p>
-      <w:r>
+        <w:t>Question to explain</w:t>
+      </w:r>
+    </w:p>
+    <w:p>
+      <w:pPr>
+        <w:spacing w:line="336" w:lineRule="auto" w:after="180"/>
+        <w:shd w:fill="F5F1FB"/>
+      </w:pPr>
+      <w:r>
+        <w:rPr>
+          <w:b w:val="0"/>
+        </w:rPr>
+        <w:t xml:space="preserve">QUESTION Run a starter regression and explain </w:t>
+      </w:r>
+      <w:r>
+        <w:rPr>
+          <w:b/>
+        </w:rPr>
+        <w:t>slope</w:t>
+      </w:r>
+      <w:r>
+        <w:rPr>
+          <w:b w:val="0"/>
+        </w:rPr>
+        <w:t xml:space="preserve">, </w:t>
+      </w:r>
+      <w:r>
+        <w:rPr>
+          <w:b/>
+        </w:rPr>
+        <w:t>prediction</w:t>
+      </w:r>
+      <w:r>
+        <w:rPr>
+          <w:b w:val="0"/>
+        </w:rPr>
+        <w:t>, residual, and MAE.</w:t>
+      </w:r>
+    </w:p>
+    <w:p>
+      <w:pPr>
+        <w:spacing w:line="336" w:lineRule="auto" w:after="180"/>
+      </w:pPr>
+      <w:r>
+        <w:rPr>
+          <w:b w:val="0"/>
+        </w:rPr>
         <w:t>MODEL IDEA A fitted relationship should be interpreted, tested on unseen values, and compared with a simple baseline.</w:t>
       </w:r>
     </w:p>
     <w:p>
-      <w:r>
+      <w:pPr>
+        <w:spacing w:line="336" w:lineRule="auto" w:after="180"/>
+      </w:pPr>
+      <w:r>
+        <w:rPr>
+          <w:b w:val="0"/>
+        </w:rPr>
         <w:t>PROOF NEEDED Use an unseen case, visible calculation, error analysis, and a stated limitation.</w:t>
       </w:r>
     </w:p>
     <w:p>
-      <w:r>
-        <w:t>UNDER THE HOOD Model predicts height = 4 + 2 × weeks. Slope 2 means two predicted centimeters per additional week in this data range.</w:t>
-      </w:r>
-    </w:p>
-    <w:p>
-      <w:r>
-        <w:t>Draw a fresh data → model → prediction → evaluation trace:</w:t>
-      </w:r>
-    </w:p>
-    <w:p>
-      <w:r>
-        <w:t>Predict first. Then check each step. A correct answer without visible evidence cannot be audited.</w:t>
-      </w:r>
-    </w:p>
-    <w:p>
-      <w:r>
+      <w:pPr>
+        <w:pStyle w:val="Heading3"/>
+      </w:pPr>
+      <w:r>
+        <w:t>How the mechanism works</w:t>
+      </w:r>
+    </w:p>
+    <w:p>
+      <w:pPr>
+        <w:spacing w:line="336" w:lineRule="auto" w:after="180"/>
+        <w:shd w:fill="F1F6F8"/>
+      </w:pPr>
+      <w:r>
+        <w:rPr>
+          <w:b w:val="0"/>
+        </w:rPr>
+        <w:t xml:space="preserve">UNDER THE HOOD Model predicts height = 4 + 2 × weeks. </w:t>
+      </w:r>
+      <w:r>
+        <w:rPr>
+          <w:b/>
+        </w:rPr>
+        <w:t>Slope</w:t>
+      </w:r>
+      <w:r>
+        <w:rPr>
+          <w:b w:val="0"/>
+        </w:rPr>
+        <w:t xml:space="preserve"> 2 means two predicted centimeters per additional week in this data range.</w:t>
+      </w:r>
+    </w:p>
+    <w:p>
+      <w:pPr>
+        <w:spacing w:line="336" w:lineRule="auto" w:after="180"/>
+      </w:pPr>
+      <w:r>
+        <w:rPr>
+          <w:b w:val="0"/>
+        </w:rPr>
+        <w:t xml:space="preserve">Draw a fresh data → model → </w:t>
+      </w:r>
+      <w:r>
+        <w:rPr>
+          <w:b/>
+        </w:rPr>
+        <w:t>prediction</w:t>
+      </w:r>
+      <w:r>
+        <w:rPr>
+          <w:b w:val="0"/>
+        </w:rPr>
+        <w:t xml:space="preserve"> → evaluation trace:</w:t>
+      </w:r>
+    </w:p>
+    <w:p>
+      <w:pPr>
+        <w:spacing w:line="336" w:lineRule="auto" w:after="180"/>
+      </w:pPr>
+      <w:r>
+        <w:rPr>
+          <w:b w:val="0"/>
+        </w:rPr>
+        <w:t xml:space="preserve">Predict first. Then check each step. A correct answer without visible </w:t>
+      </w:r>
+      <w:r>
+        <w:rPr>
+          <w:b/>
+        </w:rPr>
+        <w:t>evidence</w:t>
+      </w:r>
+      <w:r>
+        <w:rPr>
+          <w:b w:val="0"/>
+        </w:rPr>
+        <w:t xml:space="preserve"> cannot be audited.</w:t>
+      </w:r>
+    </w:p>
+    <w:p>
+      <w:pPr>
+        <w:pStyle w:val="Heading3"/>
+      </w:pPr>
+      <w:r>
+        <w:t>Step 1</w:t>
+      </w:r>
+    </w:p>
+    <w:p>
+      <w:pPr>
+        <w:spacing w:line="336" w:lineRule="auto" w:after="180"/>
+        <w:shd w:fill="F4F9FC"/>
+      </w:pPr>
+      <w:r>
+        <w:rPr>
+          <w:b w:val="0"/>
+        </w:rPr>
         <w:t>STEP 1 Model predicts height = 4 + 2 × weeks.</w:t>
       </w:r>
     </w:p>
     <w:p>
-      <w:r>
-        <w:t>STEP 2 Slope 2 means two predicted centimeters per additional week in this data range.</w:t>
-      </w:r>
-    </w:p>
-    <w:p>
-      <w:r>
-        <w:t>STEP 3 At week 5, prediction is 14 cm; if actual is 16, residual is +2 cm.</w:t>
-      </w:r>
-    </w:p>
-    <w:p>
-      <w:r>
+      <w:pPr>
+        <w:pStyle w:val="Heading3"/>
+      </w:pPr>
+      <w:r>
+        <w:t>Step 2</w:t>
+      </w:r>
+    </w:p>
+    <w:p>
+      <w:pPr>
+        <w:spacing w:line="336" w:lineRule="auto" w:after="180"/>
+        <w:shd w:fill="F4F9FC"/>
+      </w:pPr>
+      <w:r>
+        <w:rPr>
+          <w:b w:val="0"/>
+        </w:rPr>
+        <w:t xml:space="preserve">STEP 2 </w:t>
+      </w:r>
+      <w:r>
+        <w:rPr>
+          <w:b/>
+        </w:rPr>
+        <w:t>Slope</w:t>
+      </w:r>
+      <w:r>
+        <w:rPr>
+          <w:b w:val="0"/>
+        </w:rPr>
+        <w:t xml:space="preserve"> 2 means two predicted centimeters per additional week in this data range.</w:t>
+      </w:r>
+    </w:p>
+    <w:p>
+      <w:pPr>
+        <w:pStyle w:val="Heading3"/>
+      </w:pPr>
+      <w:r>
+        <w:t>Step 3</w:t>
+      </w:r>
+    </w:p>
+    <w:p>
+      <w:pPr>
+        <w:spacing w:line="336" w:lineRule="auto" w:after="180"/>
+        <w:shd w:fill="F4F9FC"/>
+      </w:pPr>
+      <w:r>
+        <w:rPr>
+          <w:b w:val="0"/>
+        </w:rPr>
+        <w:t xml:space="preserve">STEP 3 At week 5, </w:t>
+      </w:r>
+      <w:r>
+        <w:rPr>
+          <w:b/>
+        </w:rPr>
+        <w:t>prediction</w:t>
+      </w:r>
+      <w:r>
+        <w:rPr>
+          <w:b w:val="0"/>
+        </w:rPr>
+        <w:t xml:space="preserve"> is 14 cm; if actual is 16, residual is +2 cm.</w:t>
+      </w:r>
+    </w:p>
+    <w:p>
+      <w:pPr>
+        <w:pStyle w:val="Heading3"/>
+      </w:pPr>
+      <w:r>
+        <w:t>Step 4</w:t>
+      </w:r>
+    </w:p>
+    <w:p>
+      <w:pPr>
+        <w:spacing w:line="336" w:lineRule="auto" w:after="180"/>
+        <w:shd w:fill="F4F9FC"/>
+      </w:pPr>
+      <w:r>
+        <w:rPr>
+          <w:b w:val="0"/>
+        </w:rPr>
         <w:t>STEP 4 Evaluate unseen plants and compare test MAE with the median baseline.</w:t>
       </w:r>
     </w:p>
     <w:p>
-      <w:r>
+      <w:pPr>
+        <w:spacing w:line="336" w:lineRule="auto" w:after="180"/>
+      </w:pPr>
+      <w:r>
+        <w:rPr>
+          <w:b w:val="0"/>
+        </w:rPr>
         <w:t>CHECK Verify the denominator, unit, split, class definition, and data version before interpreting a score.</w:t>
       </w:r>
     </w:p>
     <w:p>
-      <w:r>
-        <w:t>Recalculate, retrace, or restate the evidence independently:</w:t>
+      <w:pPr>
+        <w:spacing w:line="336" w:lineRule="auto" w:after="180"/>
+      </w:pPr>
+      <w:r>
+        <w:rPr>
+          <w:b w:val="0"/>
+        </w:rPr>
+        <w:t xml:space="preserve">Recalculate, retrace, or restate the </w:t>
+      </w:r>
+      <w:r>
+        <w:rPr>
+          <w:b/>
+        </w:rPr>
+        <w:t>evidence</w:t>
+      </w:r>
+      <w:r>
+        <w:rPr>
+          <w:b w:val="0"/>
+        </w:rPr>
+        <w:t xml:space="preserve"> independently:</w:t>
       </w:r>
     </w:p>
     <w:p>
@@ -593,12 +1110,54 @@
       </w:r>
     </w:p>
     <w:p>
-      <w:r>
-        <w:t>Supplied fitted rule: height=2 times age+1. Held-out observations are (3,8),(4,9).</w:t>
-      </w:r>
-    </w:p>
-    <w:p>
-      <w:r>
+      <w:pPr>
+        <w:pStyle w:val="Heading3"/>
+      </w:pPr>
+      <w:r>
+        <w:t>The teaching case</w:t>
+      </w:r>
+    </w:p>
+    <w:p>
+      <w:pPr>
+        <w:spacing w:line="336" w:lineRule="auto" w:after="180"/>
+        <w:shd w:fill="F1F6FC"/>
+      </w:pPr>
+      <w:r>
+        <w:rPr>
+          <w:b w:val="0"/>
+        </w:rPr>
+        <w:t xml:space="preserve">Supplied fitted rule: height=2 times age+1. Held-out </w:t>
+      </w:r>
+      <w:r>
+        <w:rPr>
+          <w:b/>
+        </w:rPr>
+        <w:t>observation</w:t>
+      </w:r>
+      <w:r>
+        <w:rPr>
+          <w:b w:val="0"/>
+        </w:rPr>
+        <w:t>s are (3,8),(4,9).</w:t>
+      </w:r>
+    </w:p>
+    <w:p>
+      <w:pPr>
+        <w:pStyle w:val="Heading3"/>
+      </w:pPr>
+      <w:r>
+        <w:t>The teaching case</w:t>
+      </w:r>
+    </w:p>
+    <w:p>
+      <w:pPr>
+        <w:spacing w:line="336" w:lineRule="auto" w:after="180"/>
+        <w:shd w:fill="F1F6FC"/>
+      </w:pPr>
+      <w:r>
+        <w:rPr>
+          <w:b w:val="0"/>
+        </w:rPr>
         <w:t>Predict and evaluate; distinguish inference.</w:t>
       </w:r>
     </w:p>
@@ -611,36 +1170,217 @@
       </w:r>
     </w:p>
     <w:p>
-      <w:r>
-        <w:t>Predictions 7,9; errors 1,0; MAE=.5 cm. Applying a supplied equation does not show how it was fitted.</w:t>
-      </w:r>
-    </w:p>
-    <w:p>
       <w:pPr>
         <w:pStyle w:val="Heading3"/>
       </w:pPr>
       <w:r>
+        <w:t>Why the result follows</w:t>
+      </w:r>
+    </w:p>
+    <w:p>
+      <w:pPr>
+        <w:spacing w:line="336" w:lineRule="auto" w:after="180"/>
+        <w:shd w:fill="F1F6FC"/>
+      </w:pPr>
+      <w:r>
+        <w:rPr>
+          <w:b/>
+        </w:rPr>
+        <w:t>Prediction</w:t>
+      </w:r>
+      <w:r>
+        <w:rPr>
+          <w:b w:val="0"/>
+        </w:rPr>
+        <w:t>s 7,9; errors 1,0; MAE=.5 cm. Applying a supplied equation does not show how it was fitted.</w:t>
+      </w:r>
+    </w:p>
+    <w:p>
+      <w:pPr>
+        <w:pStyle w:val="Heading3"/>
+      </w:pPr>
+      <w:r>
         <w:t>Explain the added worked example</w:t>
       </w:r>
     </w:p>
     <w:p>
-      <w:r>
-        <w:t>A line predicts y as m*x+b. In this classroom search we compare a small declared set of slopes and intercepts; this is not a full least-squares solver over all possible lines. Use training error to choose a candidate, then freeze it before validation.</w:t>
-      </w:r>
-    </w:p>
-    <w:p>
-      <w:r>
-        <w:t>Use fictional classroom data throughout this investigation. Keep the task, units, reference labels and data split visible as you reason. Earlier weeks supplied the model-building process; this week examines fitting a line.</w:t>
-      </w:r>
-    </w:p>
-    <w:p>
-      <w:r>
-        <w:t>Training pairs are (0, 1),(1, 3),(2, 5). Candidate A has m 1 b 1, B m 2 b 0, C m 2 b 1. Predictions are A [1, 2, 3], B [0, 2, 4], C [1, 3, 5]. Training squared-error sums are 5, 3, 0 respectively, so choose C. Ties would use the earlier listed candidate.</w:t>
-      </w:r>
-    </w:p>
-    <w:p>
-      <w:r>
-        <w:t>Trace the calculation on paper before running this optional Python check. Use the stated fictional inputs and compare intermediate values. The code checks this example; your independent workbook case uses different evidence.</w:t>
+      <w:pPr>
+        <w:spacing w:line="336" w:lineRule="auto" w:after="180"/>
+      </w:pPr>
+      <w:r>
+        <w:rPr>
+          <w:b w:val="0"/>
+        </w:rPr>
+        <w:t xml:space="preserve">A line predicts y as m*x+b. In this classroom search we compare a small declared set of </w:t>
+      </w:r>
+      <w:r>
+        <w:rPr>
+          <w:b/>
+        </w:rPr>
+        <w:t>slope</w:t>
+      </w:r>
+      <w:r>
+        <w:rPr>
+          <w:b w:val="0"/>
+        </w:rPr>
+        <w:t xml:space="preserve">s and </w:t>
+      </w:r>
+      <w:r>
+        <w:rPr>
+          <w:b/>
+        </w:rPr>
+        <w:t>intercept</w:t>
+      </w:r>
+      <w:r>
+        <w:rPr>
+          <w:b w:val="0"/>
+        </w:rPr>
+        <w:t>s; this is not a full least-squares solver over all possible lines.</w:t>
+      </w:r>
+    </w:p>
+    <w:p>
+      <w:pPr>
+        <w:spacing w:line="336" w:lineRule="auto" w:after="180"/>
+      </w:pPr>
+      <w:r>
+        <w:rPr>
+          <w:b w:val="0"/>
+        </w:rPr>
+        <w:t xml:space="preserve">Use </w:t>
+      </w:r>
+      <w:r>
+        <w:rPr>
+          <w:b/>
+        </w:rPr>
+        <w:t>training</w:t>
+      </w:r>
+      <w:r>
+        <w:rPr>
+          <w:b w:val="0"/>
+        </w:rPr>
+        <w:t xml:space="preserve"> error to choose a candidate, then freeze it before validation.</w:t>
+      </w:r>
+    </w:p>
+    <w:p>
+      <w:pPr>
+        <w:spacing w:line="336" w:lineRule="auto" w:after="180"/>
+      </w:pPr>
+      <w:r>
+        <w:rPr>
+          <w:b w:val="0"/>
+        </w:rPr>
+        <w:t xml:space="preserve">Use fictional classroom data throughout this investigation. Keep the task, units, reference labels and data split visible as you reason. Earlier weeks supplied the model-building </w:t>
+      </w:r>
+      <w:r>
+        <w:rPr>
+          <w:b/>
+        </w:rPr>
+        <w:t>process</w:t>
+      </w:r>
+      <w:r>
+        <w:rPr>
+          <w:b w:val="0"/>
+        </w:rPr>
+        <w:t xml:space="preserve">; this week examines </w:t>
+      </w:r>
+      <w:r>
+        <w:rPr>
+          <w:b/>
+        </w:rPr>
+        <w:t>fitting</w:t>
+      </w:r>
+      <w:r>
+        <w:rPr>
+          <w:b w:val="0"/>
+        </w:rPr>
+        <w:t xml:space="preserve"> a line.</w:t>
+      </w:r>
+    </w:p>
+    <w:p>
+      <w:pPr>
+        <w:spacing w:line="336" w:lineRule="auto" w:after="180"/>
+      </w:pPr>
+      <w:r>
+        <w:rPr>
+          <w:b/>
+        </w:rPr>
+        <w:t>Training</w:t>
+      </w:r>
+      <w:r>
+        <w:rPr>
+          <w:b w:val="0"/>
+        </w:rPr>
+        <w:t xml:space="preserve"> pairs are (0, 1),(1, 3),(2, 5). Candidate A has m 1 b 1, B m 2 b 0, C m 2 b 1. </w:t>
+      </w:r>
+      <w:r>
+        <w:rPr>
+          <w:b/>
+        </w:rPr>
+        <w:t>Prediction</w:t>
+      </w:r>
+      <w:r>
+        <w:rPr>
+          <w:b w:val="0"/>
+        </w:rPr>
+        <w:t xml:space="preserve">s are A [1, 2, 3], B [0, 2, 4], C [1, 3, 5]. </w:t>
+      </w:r>
+      <w:r>
+        <w:rPr>
+          <w:b/>
+        </w:rPr>
+        <w:t>Training</w:t>
+      </w:r>
+      <w:r>
+        <w:rPr>
+          <w:b w:val="0"/>
+        </w:rPr>
+        <w:t xml:space="preserve"> squared-error sums are 5, 3, 0 respectively, so choose C.</w:t>
+      </w:r>
+    </w:p>
+    <w:p>
+      <w:pPr>
+        <w:spacing w:line="336" w:lineRule="auto" w:after="180"/>
+      </w:pPr>
+      <w:r>
+        <w:rPr>
+          <w:b w:val="0"/>
+        </w:rPr>
+        <w:t>Ties would use the earlier listed candidate.</w:t>
+      </w:r>
+    </w:p>
+    <w:p>
+      <w:pPr>
+        <w:spacing w:line="336" w:lineRule="auto" w:after="180"/>
+      </w:pPr>
+      <w:r>
+        <w:rPr>
+          <w:b w:val="0"/>
+        </w:rPr>
+        <w:t xml:space="preserve">Trace the calculation on paper before running this optional Python check. Use the stated fictional </w:t>
+      </w:r>
+      <w:r>
+        <w:rPr>
+          <w:b/>
+        </w:rPr>
+        <w:t>input</w:t>
+      </w:r>
+      <w:r>
+        <w:rPr>
+          <w:b w:val="0"/>
+        </w:rPr>
+        <w:t xml:space="preserve">s and compare intermediate values. The code checks this example; your independent workbook case uses different </w:t>
+      </w:r>
+      <w:r>
+        <w:rPr>
+          <w:b/>
+        </w:rPr>
+        <w:t>evidence</w:t>
+      </w:r>
+      <w:r>
+        <w:rPr>
+          <w:b w:val="0"/>
+        </w:rPr>
+        <w:t>.</w:t>
       </w:r>
     </w:p>
     <w:p>
@@ -784,8 +1524,37 @@
       </w:r>
     </w:p>
     <w:p>
-      <w:r>
-        <w:t>Use the complete worked example below before asking learners to complete W2. Reveal a small part, invite a prediction, then explain the deciding step. These teacher notes contain solutions; do not reveal the independent case answer during modelling.</w:t>
+      <w:pPr>
+        <w:spacing w:line="336" w:lineRule="auto" w:after="180"/>
+      </w:pPr>
+      <w:r>
+        <w:rPr>
+          <w:b w:val="0"/>
+        </w:rPr>
+        <w:t xml:space="preserve">Use the complete worked example below before asking learners to complete W2. Reveal a small part, invite a </w:t>
+      </w:r>
+      <w:r>
+        <w:rPr>
+          <w:b/>
+        </w:rPr>
+        <w:t>prediction</w:t>
+      </w:r>
+      <w:r>
+        <w:rPr>
+          <w:b w:val="0"/>
+        </w:rPr>
+        <w:t>, then explain the deciding step.</w:t>
+      </w:r>
+    </w:p>
+    <w:p>
+      <w:pPr>
+        <w:spacing w:line="336" w:lineRule="auto" w:after="180"/>
+      </w:pPr>
+      <w:r>
+        <w:rPr>
+          <w:b w:val="0"/>
+        </w:rPr>
+        <w:t>These teacher notes contain solutions; do not reveal the independent case answer during modelling.</w:t>
       </w:r>
     </w:p>
     <w:p>
@@ -1075,7 +1844,13 @@
       </w:tr>
     </w:tbl>
     <w:p>
-      <w:r>
+      <w:pPr>
+        <w:spacing w:line="336" w:lineRule="auto" w:after="180"/>
+      </w:pPr>
+      <w:r>
+        <w:rPr>
+          <w:b w:val="0"/>
+        </w:rPr>
         <w:t>Use the diagram and verbal explanation together. Ask learners to match a sentence to a specific visual step; do not assign learners fixed visual or auditory learning styles.</w:t>
       </w:r>
     </w:p>
@@ -1088,8 +1863,38 @@
       </w:r>
     </w:p>
     <w:p>
-      <w:r>
-        <w:t>Fit a toy growth line from training pairs, then leave evaluation labels out of fitting.</w:t>
+      <w:pPr>
+        <w:spacing w:line="336" w:lineRule="auto" w:after="180"/>
+      </w:pPr>
+      <w:r>
+        <w:rPr>
+          <w:b w:val="0"/>
+        </w:rPr>
+        <w:t xml:space="preserve">Fit a toy growth line from </w:t>
+      </w:r>
+      <w:r>
+        <w:rPr>
+          <w:b/>
+        </w:rPr>
+        <w:t>training</w:t>
+      </w:r>
+      <w:r>
+        <w:rPr>
+          <w:b w:val="0"/>
+        </w:rPr>
+        <w:t xml:space="preserve"> pairs, then leave evaluation labels out of </w:t>
+      </w:r>
+      <w:r>
+        <w:rPr>
+          <w:b/>
+        </w:rPr>
+        <w:t>fitting</w:t>
+      </w:r>
+      <w:r>
+        <w:rPr>
+          <w:b w:val="0"/>
+        </w:rPr>
+        <w:t>.</w:t>
       </w:r>
     </w:p>
     <w:p>
@@ -1101,13 +1906,61 @@
       </w:r>
     </w:p>
     <w:p>
-      <w:r>
-        <w:t>Training(day, height):(0, 1),(1, 3),(2, 5). Candidates y=2x+1 and y=x+1. Evaluation pair:(3, 6).</w:t>
-      </w:r>
-    </w:p>
-    <w:p>
-      <w:r>
-        <w:t>All inputs and outcomes in this worked example are invented classroom data; no real model run is claimed.</w:t>
+      <w:pPr>
+        <w:pStyle w:val="Heading3"/>
+      </w:pPr>
+      <w:r>
+        <w:t>Supplied facts</w:t>
+      </w:r>
+    </w:p>
+    <w:p>
+      <w:pPr>
+        <w:spacing w:line="336" w:lineRule="auto" w:after="180"/>
+        <w:shd w:fill="F1F6FC"/>
+      </w:pPr>
+      <w:r>
+        <w:rPr>
+          <w:b/>
+        </w:rPr>
+        <w:t>Training</w:t>
+      </w:r>
+      <w:r>
+        <w:rPr>
+          <w:b w:val="0"/>
+        </w:rPr>
+        <w:t>(day, height):(0, 1),(1, 3),(2, 5). Candidates y=2x+1 and y=x+1. Evaluation pair:(3, 6).</w:t>
+      </w:r>
+    </w:p>
+    <w:p>
+      <w:pPr>
+        <w:pStyle w:val="Heading3"/>
+      </w:pPr>
+      <w:r>
+        <w:t>Supplied facts</w:t>
+      </w:r>
+    </w:p>
+    <w:p>
+      <w:pPr>
+        <w:spacing w:line="336" w:lineRule="auto" w:after="180"/>
+        <w:shd w:fill="F1F6FC"/>
+      </w:pPr>
+      <w:r>
+        <w:rPr>
+          <w:b w:val="0"/>
+        </w:rPr>
+        <w:t xml:space="preserve">All </w:t>
+      </w:r>
+      <w:r>
+        <w:rPr>
+          <w:b/>
+        </w:rPr>
+        <w:t>input</w:t>
+      </w:r>
+      <w:r>
+        <w:rPr>
+          <w:b w:val="0"/>
+        </w:rPr>
+        <w:t>s and outcomes in this worked example are invented classroom data; no real model run is claimed.</w:t>
       </w:r>
     </w:p>
     <w:p>
@@ -1270,20 +2123,74 @@
       </w:r>
     </w:p>
     <w:p>
-      <w:r>
-        <w:t>Read the picture in order. At day3 predict7 versus observed6: absolute error1 cm. The arrows show which recorded input or intermediate result each decision uses. Explain the deciding step aloud before checking the changed case; pointing to the final answer alone does not show how it follows.</w:t>
-      </w:r>
-    </w:p>
-    <w:p>
       <w:pPr>
         <w:pStyle w:val="Heading3"/>
       </w:pPr>
       <w:r>
+        <w:t>Why the result follows</w:t>
+      </w:r>
+    </w:p>
+    <w:p>
+      <w:pPr>
+        <w:spacing w:line="336" w:lineRule="auto" w:after="180"/>
+        <w:shd w:fill="F1F6FC"/>
+      </w:pPr>
+      <w:r>
+        <w:rPr>
+          <w:b w:val="0"/>
+        </w:rPr>
+        <w:t xml:space="preserve">Read the picture in order. At day3 predict7 versus observed6: absolute error1 cm. The arrows show which recorded </w:t>
+      </w:r>
+      <w:r>
+        <w:rPr>
+          <w:b/>
+        </w:rPr>
+        <w:t>input</w:t>
+      </w:r>
+      <w:r>
+        <w:rPr>
+          <w:b w:val="0"/>
+        </w:rPr>
+        <w:t xml:space="preserve"> or intermediate result each decision uses.</w:t>
+      </w:r>
+    </w:p>
+    <w:p>
+      <w:pPr>
+        <w:spacing w:line="336" w:lineRule="auto" w:after="180"/>
+        <w:shd w:fill="F1F6FC"/>
+      </w:pPr>
+      <w:r>
+        <w:rPr>
+          <w:b w:val="0"/>
+        </w:rPr>
+        <w:t>Explain the deciding step aloud before checking the changed case; pointing to the final answer alone does not show how it follows.</w:t>
+      </w:r>
+    </w:p>
+    <w:p>
+      <w:pPr>
+        <w:pStyle w:val="Heading3"/>
+      </w:pPr>
+      <w:r>
         <w:t>What this example does not establish</w:t>
       </w:r>
     </w:p>
     <w:p>
-      <w:r>
+      <w:pPr>
+        <w:pStyle w:val="Heading3"/>
+      </w:pPr>
+      <w:r>
+        <w:t>Keep the stated limit</w:t>
+      </w:r>
+    </w:p>
+    <w:p>
+      <w:pPr>
+        <w:spacing w:line="336" w:lineRule="auto" w:after="180"/>
+        <w:shd w:fill="FFF5E6"/>
+      </w:pPr>
+      <w:r>
+        <w:rPr>
+          <w:b w:val="0"/>
+        </w:rPr>
         <w:t>An exact fit to three toy pairs does not establish a biological growth law or justify long-range extrapolation.</w:t>
       </w:r>
     </w:p>
@@ -1296,31 +2203,167 @@
       </w:r>
     </w:p>
     <w:p>
-      <w:r>
-        <w:t>Change: Evaluation observation becomes8 instead of6.</w:t>
-      </w:r>
-    </w:p>
-    <w:p>
-      <w:r>
-        <w:t>Prediction: Absolute evaluation error stays1 cm, but residual changes from-1 to+1.</w:t>
-      </w:r>
-    </w:p>
-    <w:p>
-      <w:r>
-        <w:t>Reason: Prediction7 remains frozen; changed observation8 reverses the error direction.</w:t>
-      </w:r>
-    </w:p>
-    <w:p>
       <w:pPr>
         <w:pStyle w:val="Heading3"/>
       </w:pPr>
       <w:r>
+        <w:t>Change one thing</w:t>
+      </w:r>
+    </w:p>
+    <w:p>
+      <w:pPr>
+        <w:spacing w:line="336" w:lineRule="auto" w:after="180"/>
+        <w:shd w:fill="F5F1FB"/>
+      </w:pPr>
+      <w:r>
+        <w:rPr>
+          <w:b w:val="0"/>
+        </w:rPr>
+        <w:t xml:space="preserve">Change: Evaluation </w:t>
+      </w:r>
+      <w:r>
+        <w:rPr>
+          <w:b/>
+        </w:rPr>
+        <w:t>observation</w:t>
+      </w:r>
+      <w:r>
+        <w:rPr>
+          <w:b w:val="0"/>
+        </w:rPr>
+        <w:t xml:space="preserve"> becomes8 instead of6.</w:t>
+      </w:r>
+    </w:p>
+    <w:p>
+      <w:pPr>
+        <w:pStyle w:val="Heading3"/>
+      </w:pPr>
+      <w:r>
+        <w:t>Predicted result</w:t>
+      </w:r>
+    </w:p>
+    <w:p>
+      <w:pPr>
+        <w:spacing w:line="336" w:lineRule="auto" w:after="180"/>
+        <w:shd w:fill="F1F6FC"/>
+      </w:pPr>
+      <w:r>
+        <w:rPr>
+          <w:b/>
+        </w:rPr>
+        <w:t>Prediction</w:t>
+      </w:r>
+      <w:r>
+        <w:rPr>
+          <w:b w:val="0"/>
+        </w:rPr>
+        <w:t>: Absolute evaluation error stays1 cm, but residual changes from-1 to+1.</w:t>
+      </w:r>
+    </w:p>
+    <w:p>
+      <w:pPr>
+        <w:pStyle w:val="Heading3"/>
+      </w:pPr>
+      <w:r>
+        <w:t>Why the result follows</w:t>
+      </w:r>
+    </w:p>
+    <w:p>
+      <w:pPr>
+        <w:spacing w:line="336" w:lineRule="auto" w:after="180"/>
+        <w:shd w:fill="F1F6FC"/>
+      </w:pPr>
+      <w:r>
+        <w:rPr>
+          <w:b w:val="0"/>
+        </w:rPr>
+        <w:t xml:space="preserve">Reason: </w:t>
+      </w:r>
+      <w:r>
+        <w:rPr>
+          <w:b/>
+        </w:rPr>
+        <w:t>Prediction</w:t>
+      </w:r>
+      <w:r>
+        <w:rPr>
+          <w:b w:val="0"/>
+        </w:rPr>
+        <w:t xml:space="preserve">7 remains frozen; changed </w:t>
+      </w:r>
+      <w:r>
+        <w:rPr>
+          <w:b/>
+        </w:rPr>
+        <w:t>observation</w:t>
+      </w:r>
+      <w:r>
+        <w:rPr>
+          <w:b w:val="0"/>
+        </w:rPr>
+        <w:t>8 reverses the error direction.</w:t>
+      </w:r>
+    </w:p>
+    <w:p>
+      <w:pPr>
+        <w:pStyle w:val="Heading3"/>
+      </w:pPr>
+      <w:r>
         <w:t>Ask while showing the picture</w:t>
       </w:r>
     </w:p>
     <w:p>
-      <w:r>
-        <w:t>Cover the result. Ask learners to name the inputs and predict the next step. Uncover one step, connect the icon to the actual procedure, and explain its evidence. Then change the supplied condition and compare. The picture is a representation; it does not document execution of a real AI model.</w:t>
+      <w:pPr>
+        <w:pStyle w:val="Heading3"/>
+      </w:pPr>
+      <w:r>
+        <w:t>Ask while showing the picture · 1</w:t>
+      </w:r>
+    </w:p>
+    <w:p>
+      <w:pPr>
+        <w:spacing w:line="336" w:lineRule="auto" w:after="180"/>
+      </w:pPr>
+      <w:r>
+        <w:rPr>
+          <w:b w:val="0"/>
+        </w:rPr>
+        <w:t xml:space="preserve">Cover the result. Ask learners to name the </w:t>
+      </w:r>
+      <w:r>
+        <w:rPr>
+          <w:b/>
+        </w:rPr>
+        <w:t>input</w:t>
+      </w:r>
+      <w:r>
+        <w:rPr>
+          <w:b w:val="0"/>
+        </w:rPr>
+        <w:t xml:space="preserve">s and predict the next step. Uncover one step, connect the icon to the actual procedure, and explain its </w:t>
+      </w:r>
+      <w:r>
+        <w:rPr>
+          <w:b/>
+        </w:rPr>
+        <w:t>evidence</w:t>
+      </w:r>
+      <w:r>
+        <w:rPr>
+          <w:b w:val="0"/>
+        </w:rPr>
+        <w:t>. Then change the supplied condition and compare.</w:t>
+      </w:r>
+    </w:p>
+    <w:p>
+      <w:pPr>
+        <w:spacing w:line="336" w:lineRule="auto" w:after="180"/>
+      </w:pPr>
+      <w:r>
+        <w:rPr>
+          <w:b w:val="0"/>
+        </w:rPr>
+        <w:t>The picture is a representation; it does not document execution of a real AI model.</w:t>
       </w:r>
     </w:p>
     <w:p>
@@ -1332,11 +2375,16 @@
       </w:r>
     </w:p>
     <w:p>
+      <w:r>
+        <w:t>Demonstrate Train a Regression Model, reduce support deliberately and check individual reasoning before discussing answers.</w:t>
+      </w:r>
+    </w:p>
+    <w:p>
       <w:pPr>
         <w:pStyle w:val="Heading3"/>
       </w:pPr>
       <w:r>
-        <w:t>Demonstrate and guide practice</w:t>
+        <w:t>Board sequence</w:t>
       </w:r>
     </w:p>
     <w:p>
@@ -1344,55 +2392,209 @@
         <w:pStyle w:val="Heading3"/>
       </w:pPr>
       <w:r>
-        <w:t>Board sequence</w:t>
-      </w:r>
-    </w:p>
-    <w:p>
-      <w:r>
-        <w:t>Write the given facts: Supplied fitted rule: height=2 times age+1. Held-out observations are (3,8),(4,9).</w:t>
-      </w:r>
-    </w:p>
-    <w:p>
-      <w:r>
+        <w:t>1. Put the facts on the board</w:t>
+      </w:r>
+    </w:p>
+    <w:p>
+      <w:pPr>
+        <w:spacing w:line="336" w:lineRule="auto" w:after="180"/>
+        <w:shd w:fill="F4F9FC"/>
+      </w:pPr>
+      <w:r>
+        <w:rPr>
+          <w:b w:val="0"/>
+        </w:rPr>
+        <w:t xml:space="preserve">Write the given facts: Supplied fitted rule: height=2 times age+1. Held-out </w:t>
+      </w:r>
+      <w:r>
+        <w:rPr>
+          <w:b/>
+        </w:rPr>
+        <w:t>observation</w:t>
+      </w:r>
+      <w:r>
+        <w:rPr>
+          <w:b w:val="0"/>
+        </w:rPr>
+        <w:t>s are (3,8),(4,9).</w:t>
+      </w:r>
+    </w:p>
+    <w:p>
+      <w:pPr>
+        <w:pStyle w:val="Heading3"/>
+      </w:pPr>
+      <w:r>
+        <w:t>2. State the decision to explain</w:t>
+      </w:r>
+    </w:p>
+    <w:p>
+      <w:pPr>
+        <w:spacing w:line="336" w:lineRule="auto" w:after="180"/>
+        <w:shd w:fill="F4F9FC"/>
+      </w:pPr>
+      <w:r>
+        <w:rPr>
+          <w:b w:val="0"/>
+        </w:rPr>
         <w:t>Write the question to explain: Predict and evaluate; distinguish inference.</w:t>
       </w:r>
     </w:p>
     <w:p>
-      <w:r>
-        <w:t>Reveal after predictions: Predictions 7,9; errors 1,0; MAE=.5 cm. Applying a supplied equation does not show how it was fitted.</w:t>
-      </w:r>
-    </w:p>
-    <w:p>
-      <w:r>
-        <w:t>Keep for an independent attempt: A regression model has validation MAE 2.4 cm; a training-mean baseline has validation MAE 2.0 cm on the same examples. Which performs better on this metric?</w:t>
-      </w:r>
-    </w:p>
-    <w:p>
       <w:pPr>
         <w:pStyle w:val="Heading3"/>
       </w:pPr>
       <w:r>
+        <w:t>3. Reveal the worked reasoning</w:t>
+      </w:r>
+    </w:p>
+    <w:p>
+      <w:pPr>
+        <w:spacing w:line="336" w:lineRule="auto" w:after="180"/>
+        <w:shd w:fill="F1F6FC"/>
+      </w:pPr>
+      <w:r>
+        <w:rPr>
+          <w:b w:val="0"/>
+        </w:rPr>
+        <w:t xml:space="preserve">Reveal after </w:t>
+      </w:r>
+      <w:r>
+        <w:rPr>
+          <w:b/>
+        </w:rPr>
+        <w:t>prediction</w:t>
+      </w:r>
+      <w:r>
+        <w:rPr>
+          <w:b w:val="0"/>
+        </w:rPr>
+        <w:t xml:space="preserve">s: </w:t>
+      </w:r>
+      <w:r>
+        <w:rPr>
+          <w:b/>
+        </w:rPr>
+        <w:t>Prediction</w:t>
+      </w:r>
+      <w:r>
+        <w:rPr>
+          <w:b w:val="0"/>
+        </w:rPr>
+        <w:t>s 7,9; errors 1,0; MAE=.5 cm. Applying a supplied equation does not show how it was fitted.</w:t>
+      </w:r>
+    </w:p>
+    <w:p>
+      <w:pPr>
+        <w:pStyle w:val="Heading3"/>
+      </w:pPr>
+      <w:r>
+        <w:t>Hold back the independent task</w:t>
+      </w:r>
+    </w:p>
+    <w:p>
+      <w:pPr>
+        <w:spacing w:line="336" w:lineRule="auto" w:after="180"/>
+        <w:shd w:fill="F5F1FB"/>
+      </w:pPr>
+      <w:r>
+        <w:rPr>
+          <w:b w:val="0"/>
+        </w:rPr>
+        <w:t xml:space="preserve">Keep for an independent attempt: A regression model has validation MAE 2.4 cm; a </w:t>
+      </w:r>
+      <w:r>
+        <w:rPr>
+          <w:b/>
+        </w:rPr>
+        <w:t>training</w:t>
+      </w:r>
+      <w:r>
+        <w:rPr>
+          <w:b w:val="0"/>
+        </w:rPr>
+        <w:t>-mean baseline has validation MAE 2.0 cm on the same examples. Which performs better on this metric?</w:t>
+      </w:r>
+    </w:p>
+    <w:p>
+      <w:pPr>
+        <w:pStyle w:val="Heading3"/>
+      </w:pPr>
+      <w:r>
         <w:t>Classroom dialogue</w:t>
       </w:r>
     </w:p>
     <w:p>
-      <w:r>
+      <w:pPr>
+        <w:pStyle w:val="Heading3"/>
+      </w:pPr>
+      <w:r>
+        <w:t>Ask the class</w:t>
+      </w:r>
+    </w:p>
+    <w:p>
+      <w:pPr>
+        <w:spacing w:line="336" w:lineRule="auto" w:after="180"/>
+        <w:shd w:fill="F5F1FB"/>
+      </w:pPr>
+      <w:r>
+        <w:rPr>
+          <w:b w:val="0"/>
+        </w:rPr>
         <w:t>Ask: Which facts are given, and which would we have to assume? Learners mark relevant details before discussing answers.</w:t>
       </w:r>
     </w:p>
     <w:p>
-      <w:r>
+      <w:pPr>
+        <w:pStyle w:val="Heading3"/>
+      </w:pPr>
+      <w:r>
+        <w:t>Language to model</w:t>
+      </w:r>
+    </w:p>
+    <w:p>
+      <w:pPr>
+        <w:spacing w:line="336" w:lineRule="auto" w:after="180"/>
+        <w:shd w:fill="F1F6F8"/>
+      </w:pPr>
+      <w:r>
+        <w:rPr>
+          <w:b w:val="0"/>
+        </w:rPr>
         <w:t>Say: Predict first. Show the rule, information path or calculation that would produce the result. A correct guess is not yet an explanation.</w:t>
       </w:r>
     </w:p>
     <w:p>
-      <w:r>
+      <w:pPr>
+        <w:spacing w:line="336" w:lineRule="auto" w:after="180"/>
+      </w:pPr>
+      <w:r>
+        <w:rPr>
+          <w:b w:val="0"/>
+        </w:rPr>
         <w:t>Reveal reasoning one step at a time. Explain why a tempting alternative fails. Write units and denominators for arithmetic, trace conditions for decisions, and identify supporting sources for claims.</w:t>
       </w:r>
     </w:p>
     <w:p>
-      <w:r>
-        <w:t>In pairs, one learner solves while the other checks evidence; exchange roles. Remove the worked answer before independent assessment.</w:t>
+      <w:pPr>
+        <w:spacing w:line="336" w:lineRule="auto" w:after="180"/>
+      </w:pPr>
+      <w:r>
+        <w:rPr>
+          <w:b w:val="0"/>
+        </w:rPr>
+        <w:t xml:space="preserve">In pairs, one learner solves while the other checks </w:t>
+      </w:r>
+      <w:r>
+        <w:rPr>
+          <w:b/>
+        </w:rPr>
+        <w:t>evidence</w:t>
+      </w:r>
+      <w:r>
+        <w:rPr>
+          <w:b w:val="0"/>
+        </w:rPr>
+        <w:t>; exchange roles. Remove the worked answer before independent assessment.</w:t>
       </w:r>
     </w:p>
     <w:p>
@@ -1404,8 +2606,38 @@
       </w:r>
     </w:p>
     <w:p>
-      <w:r>
-        <w:t>Guided response: Predictions 7, 9; residuals -1, 1; MAE 1 MSE 1. Exit response: Training covers a limited range; the relationship and conditions may change outside it.</w:t>
+      <w:pPr>
+        <w:spacing w:line="336" w:lineRule="auto" w:after="180"/>
+      </w:pPr>
+      <w:r>
+        <w:rPr>
+          <w:b w:val="0"/>
+        </w:rPr>
+        <w:t xml:space="preserve">Guided response: </w:t>
+      </w:r>
+      <w:r>
+        <w:rPr>
+          <w:b/>
+        </w:rPr>
+        <w:t>Prediction</w:t>
+      </w:r>
+      <w:r>
+        <w:rPr>
+          <w:b w:val="0"/>
+        </w:rPr>
+        <w:t xml:space="preserve">s 7, 9; residuals -1, 1; MAE 1 MSE 1. Exit response: </w:t>
+      </w:r>
+      <w:r>
+        <w:rPr>
+          <w:b/>
+        </w:rPr>
+        <w:t>Training</w:t>
+      </w:r>
+      <w:r>
+        <w:rPr>
+          <w:b w:val="0"/>
+        </w:rPr>
+        <w:t xml:space="preserve"> covers a limited range; the relationship and conditions may change outside it.</w:t>
       </w:r>
     </w:p>
     <w:p>
@@ -1637,41 +2869,162 @@
       </w:r>
     </w:p>
     <w:p>
-      <w:r>
+      <w:pPr>
+        <w:pStyle w:val="Heading3"/>
+      </w:pPr>
+      <w:r>
+        <w:t>Completion practice</w:t>
+      </w:r>
+    </w:p>
+    <w:p>
+      <w:pPr>
+        <w:spacing w:line="336" w:lineRule="auto" w:after="180"/>
+        <w:shd w:fill="F5F1FB"/>
+      </w:pPr>
+      <w:r>
+        <w:rPr>
+          <w:b w:val="0"/>
+        </w:rPr>
         <w:t>Completion task: Predict at x 3 and x 4 and calculate MAE/MSE.</w:t>
       </w:r>
     </w:p>
     <w:p>
-      <w:r>
-        <w:t>Teacher check: Teacher explanation: Predictions 7, 9; residuals -1, 1; MAE 1 MSE 1.</w:t>
-      </w:r>
-    </w:p>
-    <w:p>
-      <w:r>
-        <w:t>Start by identifying the given inputs together. Leave the intermediate steps blank. If needed, model one step, then withdraw that help on the next step. Move to a full trace only when the partial trace is understood. For partners, alternate explainer and checker; collect a response from every learner before discussion.</w:t>
-      </w:r>
-    </w:p>
-    <w:p>
       <w:pPr>
         <w:pStyle w:val="Heading3"/>
       </w:pPr>
       <w:r>
+        <w:t>Reasoning to listen for</w:t>
+      </w:r>
+    </w:p>
+    <w:p>
+      <w:pPr>
+        <w:spacing w:line="336" w:lineRule="auto" w:after="180"/>
+        <w:shd w:fill="F1F6FC"/>
+      </w:pPr>
+      <w:r>
+        <w:rPr>
+          <w:b w:val="0"/>
+        </w:rPr>
+        <w:t xml:space="preserve">Teacher check: Teacher explanation: </w:t>
+      </w:r>
+      <w:r>
+        <w:rPr>
+          <w:b/>
+        </w:rPr>
+        <w:t>Prediction</w:t>
+      </w:r>
+      <w:r>
+        <w:rPr>
+          <w:b w:val="0"/>
+        </w:rPr>
+        <w:t>s 7, 9; residuals -1, 1; MAE 1 MSE 1.</w:t>
+      </w:r>
+    </w:p>
+    <w:p>
+      <w:pPr>
+        <w:spacing w:line="336" w:lineRule="auto" w:after="180"/>
+      </w:pPr>
+      <w:r>
+        <w:rPr>
+          <w:b w:val="0"/>
+        </w:rPr>
+        <w:t xml:space="preserve">Start by identifying the given </w:t>
+      </w:r>
+      <w:r>
+        <w:rPr>
+          <w:b/>
+        </w:rPr>
+        <w:t>input</w:t>
+      </w:r>
+      <w:r>
+        <w:rPr>
+          <w:b w:val="0"/>
+        </w:rPr>
+        <w:t>s together. Leave the intermediate steps blank. If needed, model one step, then withdraw that help on the next step. Move to a full trace only when the partial trace is understood.</w:t>
+      </w:r>
+    </w:p>
+    <w:p>
+      <w:pPr>
+        <w:spacing w:line="336" w:lineRule="auto" w:after="180"/>
+      </w:pPr>
+      <w:r>
+        <w:rPr>
+          <w:b w:val="0"/>
+        </w:rPr>
+        <w:t>For partners, alternate explainer and checker; collect a response from every learner before discussion.</w:t>
+      </w:r>
+    </w:p>
+    <w:p>
+      <w:pPr>
+        <w:pStyle w:val="Heading3"/>
+      </w:pPr>
+      <w:r>
         <w:t>Individual reasoning check</w:t>
       </w:r>
     </w:p>
     <w:p>
-      <w:r>
-        <w:t>Use the worked case for Fitting a line. Proposed explanation: “A final answer is enough”. Decide whether this explanation is supported. Point to the step or supplied fact that decides; explain your repair if needed.</w:t>
-      </w:r>
-    </w:p>
-    <w:p>
-      <w:r>
+      <w:pPr>
+        <w:spacing w:line="336" w:lineRule="auto" w:after="180"/>
+      </w:pPr>
+      <w:r>
+        <w:rPr>
+          <w:b w:val="0"/>
+        </w:rPr>
+        <w:t xml:space="preserve">Use the worked case for </w:t>
+      </w:r>
+      <w:r>
+        <w:rPr>
+          <w:b/>
+        </w:rPr>
+        <w:t>Fitting</w:t>
+      </w:r>
+      <w:r>
+        <w:rPr>
+          <w:b w:val="0"/>
+        </w:rPr>
+        <w:t xml:space="preserve"> a line. Proposed explanation: “A final answer is enough”. Decide whether this explanation is supported. Point to the step or supplied fact that decides; explain your repair if needed.</w:t>
+      </w:r>
+    </w:p>
+    <w:p>
+      <w:pPr>
+        <w:pStyle w:val="Heading3"/>
+      </w:pPr>
+      <w:r>
+        <w:t>Expected repair</w:t>
+      </w:r>
+    </w:p>
+    <w:p>
+      <w:pPr>
+        <w:spacing w:line="336" w:lineRule="auto" w:after="180"/>
+        <w:shd w:fill="F1F6FC"/>
+      </w:pPr>
+      <w:r>
+        <w:rPr>
+          <w:b w:val="0"/>
+        </w:rPr>
         <w:t>Expected correction: Ask for the relevant counts, units, procedure or saved record. For this week: A 5 B 3 C 0; choose m 2 b 1.</w:t>
       </w:r>
     </w:p>
     <w:p>
-      <w:r>
-        <w:t>Collect explanations, not only yes/no votes. If a misunderstanding is common, re-model the relevant step for the class. If it affects a few learners, give a short targeted group explanation while others solve a more demanding variation.</w:t>
+      <w:pPr>
+        <w:spacing w:line="336" w:lineRule="auto" w:after="180"/>
+      </w:pPr>
+      <w:r>
+        <w:rPr>
+          <w:b w:val="0"/>
+        </w:rPr>
+        <w:t>Collect explanations, not only yes/no votes. If a misunderstanding is common, re-model the relevant step for the class.</w:t>
+      </w:r>
+    </w:p>
+    <w:p>
+      <w:pPr>
+        <w:spacing w:line="336" w:lineRule="auto" w:after="180"/>
+      </w:pPr>
+      <w:r>
+        <w:rPr>
+          <w:b w:val="0"/>
+        </w:rPr>
+        <w:t>If it affects a few learners, give a short targeted group explanation while others solve a more demanding variation.</w:t>
       </w:r>
     </w:p>
     <w:p>
@@ -1683,8 +3036,26 @@
       </w:r>
     </w:p>
     <w:p>
-      <w:r>
-        <w:t>May day3’s evaluation label choose the candidate line? Point to the relevant step in the picture, then write the changed result and the rule or evidence that supports it.</w:t>
+      <w:pPr>
+        <w:spacing w:line="336" w:lineRule="auto" w:after="180"/>
+      </w:pPr>
+      <w:r>
+        <w:rPr>
+          <w:b w:val="0"/>
+        </w:rPr>
+        <w:t xml:space="preserve">May day3’s evaluation label choose the candidate line? Point to the relevant step in the picture, then write the changed result and the rule or </w:t>
+      </w:r>
+      <w:r>
+        <w:rPr>
+          <w:b/>
+        </w:rPr>
+        <w:t>evidence</w:t>
+      </w:r>
+      <w:r>
+        <w:rPr>
+          <w:b w:val="0"/>
+        </w:rPr>
+        <w:t xml:space="preserve"> that supports it.</w:t>
       </w:r>
     </w:p>
     <w:p>
@@ -1696,18 +3067,137 @@
       </w:r>
     </w:p>
     <w:p>
-      <w:r>
-        <w:t>No under this fitting plan. Keep evaluation evidence separate and report the frozen line’s1 cm error. Changed-case check: Absolute evaluation error stays1 cm, but residual changes from-1 to+1. Prediction7 remains frozen; changed observation8 reverses the error direction.</w:t>
-      </w:r>
-    </w:p>
-    <w:p>
-      <w:r>
-        <w:t>Changed-case reasoning: Absolute evaluation error stays1 cm, but residual changes from-1 to+1. Prediction7 remains frozen; changed observation8 reverses the error direction.</w:t>
-      </w:r>
-    </w:p>
-    <w:p>
-      <w:r>
-        <w:t>Collect each learner’s explanation before discussion. Use the first missing connection between input, deciding step and result to choose support. This question is worked-case practice, not fresh mastery evidence.</w:t>
+      <w:pPr>
+        <w:spacing w:line="336" w:lineRule="auto" w:after="180"/>
+      </w:pPr>
+      <w:r>
+        <w:rPr>
+          <w:b w:val="0"/>
+        </w:rPr>
+        <w:t xml:space="preserve">No under this </w:t>
+      </w:r>
+      <w:r>
+        <w:rPr>
+          <w:b/>
+        </w:rPr>
+        <w:t>fitting</w:t>
+      </w:r>
+      <w:r>
+        <w:rPr>
+          <w:b w:val="0"/>
+        </w:rPr>
+        <w:t xml:space="preserve"> plan. Keep evaluation </w:t>
+      </w:r>
+      <w:r>
+        <w:rPr>
+          <w:b/>
+        </w:rPr>
+        <w:t>evidence</w:t>
+      </w:r>
+      <w:r>
+        <w:rPr>
+          <w:b w:val="0"/>
+        </w:rPr>
+        <w:t xml:space="preserve"> separate and report the frozen line’s1 cm error. Changed-case check: Absolute evaluation error stays1 cm, but residual changes from-1 to+1.</w:t>
+      </w:r>
+    </w:p>
+    <w:p>
+      <w:pPr>
+        <w:spacing w:line="336" w:lineRule="auto" w:after="180"/>
+      </w:pPr>
+      <w:r>
+        <w:rPr>
+          <w:b/>
+        </w:rPr>
+        <w:t>Prediction</w:t>
+      </w:r>
+      <w:r>
+        <w:rPr>
+          <w:b w:val="0"/>
+        </w:rPr>
+        <w:t xml:space="preserve">7 remains frozen; changed </w:t>
+      </w:r>
+      <w:r>
+        <w:rPr>
+          <w:b/>
+        </w:rPr>
+        <w:t>observation</w:t>
+      </w:r>
+      <w:r>
+        <w:rPr>
+          <w:b w:val="0"/>
+        </w:rPr>
+        <w:t>8 reverses the error direction.</w:t>
+      </w:r>
+    </w:p>
+    <w:p>
+      <w:pPr>
+        <w:spacing w:line="336" w:lineRule="auto" w:after="180"/>
+      </w:pPr>
+      <w:r>
+        <w:rPr>
+          <w:b w:val="0"/>
+        </w:rPr>
+        <w:t xml:space="preserve">Changed-case reasoning: Absolute evaluation error stays1 cm, but residual changes from-1 to+1. </w:t>
+      </w:r>
+      <w:r>
+        <w:rPr>
+          <w:b/>
+        </w:rPr>
+        <w:t>Prediction</w:t>
+      </w:r>
+      <w:r>
+        <w:rPr>
+          <w:b w:val="0"/>
+        </w:rPr>
+        <w:t xml:space="preserve">7 remains frozen; changed </w:t>
+      </w:r>
+      <w:r>
+        <w:rPr>
+          <w:b/>
+        </w:rPr>
+        <w:t>observation</w:t>
+      </w:r>
+      <w:r>
+        <w:rPr>
+          <w:b w:val="0"/>
+        </w:rPr>
+        <w:t>8 reverses the error direction.</w:t>
+      </w:r>
+    </w:p>
+    <w:p>
+      <w:pPr>
+        <w:spacing w:line="336" w:lineRule="auto" w:after="180"/>
+      </w:pPr>
+      <w:r>
+        <w:rPr>
+          <w:b w:val="0"/>
+        </w:rPr>
+        <w:t xml:space="preserve">Collect each learner’s explanation before discussion. Use the first missing connection between </w:t>
+      </w:r>
+      <w:r>
+        <w:rPr>
+          <w:b/>
+        </w:rPr>
+        <w:t>input</w:t>
+      </w:r>
+      <w:r>
+        <w:rPr>
+          <w:b w:val="0"/>
+        </w:rPr>
+        <w:t xml:space="preserve">, deciding step and result to choose support. This question is worked-case practice, not fresh mastery </w:t>
+      </w:r>
+      <w:r>
+        <w:rPr>
+          <w:b/>
+        </w:rPr>
+        <w:t>evidence</w:t>
+      </w:r>
+      <w:r>
+        <w:rPr>
+          <w:b w:val="0"/>
+        </w:rPr>
+        <w:t>.</w:t>
       </w:r>
     </w:p>
     <w:p>
@@ -1719,54 +3209,133 @@
       </w:r>
     </w:p>
     <w:p>
+      <w:r>
+        <w:t>Run the Train a Regression Model investigation and use the first unsupported step to choose a teaching response.</w:t>
+      </w:r>
+    </w:p>
+    <w:p>
+      <w:pPr>
+        <w:spacing w:line="336" w:lineRule="auto" w:after="180"/>
+      </w:pPr>
+      <w:r>
+        <w:rPr>
+          <w:b w:val="0"/>
+        </w:rPr>
+        <w:t>Keep the test conditions fixed, record every result, and change only one planned factor.</w:t>
+      </w:r>
+    </w:p>
+    <w:p>
+      <w:pPr>
+        <w:spacing w:line="336" w:lineRule="auto" w:after="180"/>
+        <w:shd w:fill="F4F9FC"/>
+      </w:pPr>
+      <w:r>
+        <w:rPr>
+          <w:b w:val="0"/>
+        </w:rPr>
+        <w:t xml:space="preserve">1. Write the hypothesis and expected </w:t>
+      </w:r>
+      <w:r>
+        <w:rPr>
+          <w:b/>
+        </w:rPr>
+        <w:t>evidence</w:t>
+      </w:r>
+      <w:r>
+        <w:rPr>
+          <w:b w:val="0"/>
+        </w:rPr>
+        <w:t xml:space="preserve"> before running.</w:t>
+      </w:r>
+    </w:p>
+    <w:p>
+      <w:pPr>
+        <w:spacing w:line="336" w:lineRule="auto" w:after="180"/>
+        <w:shd w:fill="F4F9FC"/>
+      </w:pPr>
+      <w:r>
+        <w:rPr>
+          <w:b w:val="0"/>
+        </w:rPr>
+        <w:t xml:space="preserve">2. Regression Run: trace code, interpret </w:t>
+      </w:r>
+      <w:r>
+        <w:rPr>
+          <w:b/>
+        </w:rPr>
+        <w:t>coefficient</w:t>
+      </w:r>
+      <w:r>
+        <w:rPr>
+          <w:b w:val="0"/>
+        </w:rPr>
+        <w:t>s with units, predict unseen values, and compare MAE with baseline.</w:t>
+      </w:r>
+    </w:p>
+    <w:p>
+      <w:pPr>
+        <w:spacing w:line="336" w:lineRule="auto" w:after="180"/>
+        <w:shd w:fill="F4F9FC"/>
+      </w:pPr>
+      <w:r>
+        <w:rPr>
+          <w:b w:val="0"/>
+        </w:rPr>
+        <w:t>3. Run one normal, one boundary, one missing, and one shifted case.</w:t>
+      </w:r>
+    </w:p>
+    <w:p>
+      <w:pPr>
+        <w:spacing w:line="336" w:lineRule="auto" w:after="180"/>
+        <w:shd w:fill="F4F9FC"/>
+      </w:pPr>
+      <w:r>
+        <w:rPr>
+          <w:b w:val="0"/>
+        </w:rPr>
+        <w:t>4. Calculate the metric from raw counts or row-level errors.</w:t>
+      </w:r>
+    </w:p>
+    <w:p>
+      <w:pPr>
+        <w:spacing w:line="336" w:lineRule="auto" w:after="180"/>
+        <w:shd w:fill="F4F9FC"/>
+      </w:pPr>
+      <w:r>
+        <w:rPr>
+          <w:b w:val="0"/>
+        </w:rPr>
+        <w:t>5. Interpret what changed, what did not, and what remains unsafe or unknown.</w:t>
+      </w:r>
+    </w:p>
+    <w:p>
       <w:pPr>
         <w:pStyle w:val="Heading3"/>
       </w:pPr>
       <w:r>
-        <w:t>Run the weekly evidence lab</w:t>
-      </w:r>
-    </w:p>
-    <w:p>
-      <w:r>
-        <w:t>Keep the test conditions fixed, record every result, and change only one planned factor.</w:t>
-      </w:r>
-    </w:p>
-    <w:p>
-      <w:r>
-        <w:t>1. Write the hypothesis and expected evidence before running.</w:t>
-      </w:r>
-    </w:p>
-    <w:p>
-      <w:r>
-        <w:t>2. Regression Run: trace code, interpret coefficients with units, predict unseen values, and compare MAE with baseline.</w:t>
-      </w:r>
-    </w:p>
-    <w:p>
-      <w:r>
-        <w:t>3. Run one normal, one boundary, one missing, and one shifted case.</w:t>
-      </w:r>
-    </w:p>
-    <w:p>
-      <w:r>
-        <w:t>4. Calculate the metric from raw counts or row-level errors.</w:t>
-      </w:r>
-    </w:p>
-    <w:p>
-      <w:r>
-        <w:t>5. Interpret what changed, what did not, and what remains unsafe or unknown.</w:t>
-      </w:r>
-    </w:p>
-    <w:p>
-      <w:pPr>
-        <w:pStyle w:val="Heading3"/>
-      </w:pPr>
-      <w:r>
         <w:t>Make the lab runnable</w:t>
       </w:r>
     </w:p>
     <w:p>
-      <w:r>
-        <w:t>Use the concrete case as the shared normal case and the independent question as a second case. Each pair creates a boundary or missing-information case and predicts its result before testing. Keep the expected result separate from an observed mistake.</w:t>
+      <w:pPr>
+        <w:spacing w:line="336" w:lineRule="auto" w:after="180"/>
+      </w:pPr>
+      <w:r>
+        <w:rPr>
+          <w:b w:val="0"/>
+        </w:rPr>
+        <w:t>Use the concrete case as the shared normal case and the independent question as a second case. Each pair creates a boundary or missing-information case and predicts its result before testing.</w:t>
+      </w:r>
+    </w:p>
+    <w:p>
+      <w:pPr>
+        <w:spacing w:line="336" w:lineRule="auto" w:after="180"/>
+      </w:pPr>
+      <w:r>
+        <w:rPr>
+          <w:b w:val="0"/>
+        </w:rPr>
+        <w:t>Keep the expected result separate from an observed mistake.</w:t>
       </w:r>
     </w:p>
     <w:tbl>
@@ -1924,13 +3493,48 @@
       </w:r>
     </w:p>
     <w:p>
-      <w:r>
-        <w:t>MISCONCEPTION TO REPAIR A positive slope proves one variable causes the other.</w:t>
-      </w:r>
-    </w:p>
-    <w:p>
-      <w:r>
-        <w:t>For guessing, return to given facts and request a trace. For vocabulary without application, use one example and one non-example. For arithmetic errors, check the setup before the calculation. Finish with a different uncoached case before recording mastery.</w:t>
+      <w:pPr>
+        <w:spacing w:line="336" w:lineRule="auto" w:after="180"/>
+      </w:pPr>
+      <w:r>
+        <w:rPr>
+          <w:b w:val="0"/>
+        </w:rPr>
+        <w:t xml:space="preserve">MISCONCEPTION TO REPAIR A positive </w:t>
+      </w:r>
+      <w:r>
+        <w:rPr>
+          <w:b/>
+        </w:rPr>
+        <w:t>slope</w:t>
+      </w:r>
+      <w:r>
+        <w:rPr>
+          <w:b w:val="0"/>
+        </w:rPr>
+        <w:t xml:space="preserve"> proves one variable causes the other.</w:t>
+      </w:r>
+    </w:p>
+    <w:p>
+      <w:pPr>
+        <w:spacing w:line="336" w:lineRule="auto" w:after="180"/>
+      </w:pPr>
+      <w:r>
+        <w:rPr>
+          <w:b w:val="0"/>
+        </w:rPr>
+        <w:t>For guessing, return to given facts and request a trace. For vocabulary without application, use one example and one non-example. For arithmetic errors, check the setup before the calculation.</w:t>
+      </w:r>
+    </w:p>
+    <w:p>
+      <w:pPr>
+        <w:spacing w:line="336" w:lineRule="auto" w:after="180"/>
+      </w:pPr>
+      <w:r>
+        <w:rPr>
+          <w:b w:val="0"/>
+        </w:rPr>
+        <w:t>Finish with a different uncoached case before recording mastery.</w:t>
       </w:r>
     </w:p>
     <w:p>
@@ -1942,18 +3546,72 @@
       </w:r>
     </w:p>
     <w:p>
-      <w:r>
+      <w:pPr>
+        <w:spacing w:line="336" w:lineRule="auto" w:after="180"/>
+      </w:pPr>
+      <w:r>
+        <w:rPr>
+          <w:b w:val="0"/>
+        </w:rPr>
         <w:t>A final answer is enough: Ask for the relevant counts, units, procedure or saved record. For this week: A 5 B 3 C 0; choose m 2 b 1.</w:t>
       </w:r>
     </w:p>
     <w:p>
-      <w:r>
-        <w:t>A stronger claim makes a stronger project: Training covers a limited range; the relationship and conditions may change outside it.</w:t>
-      </w:r>
-    </w:p>
-    <w:p>
-      <w:r>
-        <w:t>The new case can be copied from the example: The independent task changes the evidence. Require a fresh explanation: SSE 5, 3, 0 selects m 3 b 2. Predictions 11, 14; residuals -1, 1; MAE 1.</w:t>
+      <w:pPr>
+        <w:spacing w:line="336" w:lineRule="auto" w:after="180"/>
+      </w:pPr>
+      <w:r>
+        <w:rPr>
+          <w:b w:val="0"/>
+        </w:rPr>
+        <w:t xml:space="preserve">A stronger claim makes a stronger project: </w:t>
+      </w:r>
+      <w:r>
+        <w:rPr>
+          <w:b/>
+        </w:rPr>
+        <w:t>Training</w:t>
+      </w:r>
+      <w:r>
+        <w:rPr>
+          <w:b w:val="0"/>
+        </w:rPr>
+        <w:t xml:space="preserve"> covers a limited range; the relationship and conditions may change outside it.</w:t>
+      </w:r>
+    </w:p>
+    <w:p>
+      <w:pPr>
+        <w:spacing w:line="336" w:lineRule="auto" w:after="180"/>
+      </w:pPr>
+      <w:r>
+        <w:rPr>
+          <w:b w:val="0"/>
+        </w:rPr>
+        <w:t xml:space="preserve">The new case can be copied from the example: The independent task changes the </w:t>
+      </w:r>
+      <w:r>
+        <w:rPr>
+          <w:b/>
+        </w:rPr>
+        <w:t>evidence</w:t>
+      </w:r>
+      <w:r>
+        <w:rPr>
+          <w:b w:val="0"/>
+        </w:rPr>
+        <w:t xml:space="preserve">. Require a fresh explanation: SSE 5, 3, 0 selects m 3 b 2. </w:t>
+      </w:r>
+      <w:r>
+        <w:rPr>
+          <w:b/>
+        </w:rPr>
+        <w:t>Prediction</w:t>
+      </w:r>
+      <w:r>
+        <w:rPr>
+          <w:b w:val="0"/>
+        </w:rPr>
+        <w:t>s 11, 14; residuals -1, 1; MAE 1.</w:t>
       </w:r>
     </w:p>
     <w:p>
@@ -2111,8 +3769,25 @@
       </w:tr>
     </w:tbl>
     <w:p>
-      <w:r>
-        <w:t>Offer an oral explanation, drawing, enlarged visual or fewer examples when that removes a reading/writing barrier. Keep the same reasoning goal. Stretch secure learners by changing a boundary or assumption and asking them to defend the effect, not simply by assigning more of the same questions.</w:t>
+      <w:pPr>
+        <w:spacing w:line="336" w:lineRule="auto" w:after="180"/>
+      </w:pPr>
+      <w:r>
+        <w:rPr>
+          <w:b w:val="0"/>
+        </w:rPr>
+        <w:t>Offer an oral explanation, drawing, enlarged visual or fewer examples when that removes a reading/writing barrier. Keep the same reasoning goal.</w:t>
+      </w:r>
+    </w:p>
+    <w:p>
+      <w:pPr>
+        <w:spacing w:line="336" w:lineRule="auto" w:after="180"/>
+      </w:pPr>
+      <w:r>
+        <w:rPr>
+          <w:b w:val="0"/>
+        </w:rPr>
+        <w:t>Stretch secure learners by changing a boundary or assumption and asking them to defend the effect, not simply by assigning more of the same questions.</w:t>
       </w:r>
     </w:p>
     <w:p>
@@ -2124,11 +3799,16 @@
       </w:r>
     </w:p>
     <w:p>
+      <w:r>
+        <w:t>Use the Train a Regression Model questions, teacher keys and criteria after the relevant attempts. Previously discussed cases are practice; protect the separately selected independent task.</w:t>
+      </w:r>
+    </w:p>
+    <w:p>
       <w:pPr>
         <w:pStyle w:val="Heading3"/>
       </w:pPr>
       <w:r>
-        <w:t>Assess and explain the answers</w:t>
+        <w:t>Worked case answer</w:t>
       </w:r>
     </w:p>
     <w:p>
@@ -2136,12 +3816,25 @@
         <w:pStyle w:val="Heading3"/>
       </w:pPr>
       <w:r>
-        <w:t>Worked case answer</w:t>
-      </w:r>
-    </w:p>
-    <w:p>
-      <w:r>
-        <w:t>Predictions 7,9; errors 1,0; MAE=.5 cm. Applying a supplied equation does not show how it was fitted.</w:t>
+        <w:t>Teacher key · Worked case answer</w:t>
+      </w:r>
+    </w:p>
+    <w:p>
+      <w:pPr>
+        <w:spacing w:line="336" w:lineRule="auto" w:after="180"/>
+        <w:shd w:fill="F1F6FC"/>
+      </w:pPr>
+      <w:r>
+        <w:rPr>
+          <w:b/>
+        </w:rPr>
+        <w:t>Prediction</w:t>
+      </w:r>
+      <w:r>
+        <w:rPr>
+          <w:b w:val="0"/>
+        </w:rPr>
+        <w:t>s 7,9; errors 1,0; MAE=.5 cm. Applying a supplied equation does not show how it was fitted.</w:t>
       </w:r>
     </w:p>
     <w:p>
@@ -2153,20 +3846,62 @@
       </w:r>
     </w:p>
     <w:p>
-      <w:r>
-        <w:t>A regression model has validation MAE 2.4 cm; a training-mean baseline has validation MAE 2.0 cm on the same examples. Which performs better on this metric?</w:t>
-      </w:r>
-    </w:p>
-    <w:p>
       <w:pPr>
         <w:pStyle w:val="Heading3"/>
       </w:pPr>
       <w:r>
+        <w:t>Independent question · withhold the key</w:t>
+      </w:r>
+    </w:p>
+    <w:p>
+      <w:pPr>
+        <w:spacing w:line="336" w:lineRule="auto" w:after="180"/>
+        <w:shd w:fill="F5F1FB"/>
+      </w:pPr>
+      <w:r>
+        <w:rPr>
+          <w:b w:val="0"/>
+        </w:rPr>
+        <w:t xml:space="preserve">A regression model has validation MAE 2.4 cm; a </w:t>
+      </w:r>
+      <w:r>
+        <w:rPr>
+          <w:b/>
+        </w:rPr>
+        <w:t>training</w:t>
+      </w:r>
+      <w:r>
+        <w:rPr>
+          <w:b w:val="0"/>
+        </w:rPr>
+        <w:t>-mean baseline has validation MAE 2.0 cm on the same examples. Which performs better on this metric?</w:t>
+      </w:r>
+    </w:p>
+    <w:p>
+      <w:pPr>
+        <w:pStyle w:val="Heading3"/>
+      </w:pPr>
+      <w:r>
         <w:t>Expected independent answer</w:t>
       </w:r>
     </w:p>
     <w:p>
-      <w:r>
+      <w:pPr>
+        <w:pStyle w:val="Heading3"/>
+      </w:pPr>
+      <w:r>
+        <w:t>Teacher key · Expected independent answer</w:t>
+      </w:r>
+    </w:p>
+    <w:p>
+      <w:pPr>
+        <w:spacing w:line="336" w:lineRule="auto" w:after="180"/>
+        <w:shd w:fill="F1F6FC"/>
+      </w:pPr>
+      <w:r>
+        <w:rPr>
+          <w:b w:val="0"/>
+        </w:rPr>
         <w:t>The baseline is better because lower MAE is preferable: 2.0 &lt; 2.4 cm. Investigate the model before claiming improvement.</w:t>
       </w:r>
     </w:p>
@@ -2405,8 +4140,25 @@
       </w:tr>
     </w:tbl>
     <w:p>
-      <w:r>
-        <w:t>Use 6/8 as a classroom checkpoint, with 2 required for both Result and Reasoning. This is a proposed teaching rule, not a validated certification threshold. Do not count a coached answer as independent mastery; correct unsafe or unsupported claims regardless of total.</w:t>
+      <w:pPr>
+        <w:spacing w:line="336" w:lineRule="auto" w:after="180"/>
+      </w:pPr>
+      <w:r>
+        <w:rPr>
+          <w:b w:val="0"/>
+        </w:rPr>
+        <w:t>Use 6/8 as a classroom checkpoint, with 2 required for both Result and Reasoning. This is a proposed teaching rule, not a validated certification threshold.</w:t>
+      </w:r>
+    </w:p>
+    <w:p>
+      <w:pPr>
+        <w:spacing w:line="336" w:lineRule="auto" w:after="180"/>
+      </w:pPr>
+      <w:r>
+        <w:rPr>
+          <w:b w:val="0"/>
+        </w:rPr>
+        <w:t>Do not count a coached answer as independent mastery; correct unsafe or unsupported claims regardless of total.</w:t>
       </w:r>
     </w:p>
     <w:p>
@@ -2418,8 +4170,26 @@
       </w:r>
     </w:p>
     <w:p>
-      <w:r>
-        <w:t>Ask the learner to find the evidence that challenges this claim: “A trained model necessarily outperforms a simple baseline.” Keep the first attempt and an uncoached retry separate.</w:t>
+      <w:pPr>
+        <w:spacing w:line="336" w:lineRule="auto" w:after="180"/>
+      </w:pPr>
+      <w:r>
+        <w:rPr>
+          <w:b w:val="0"/>
+        </w:rPr>
+        <w:t xml:space="preserve">Ask the learner to find the </w:t>
+      </w:r>
+      <w:r>
+        <w:rPr>
+          <w:b/>
+        </w:rPr>
+        <w:t>evidence</w:t>
+      </w:r>
+      <w:r>
+        <w:rPr>
+          <w:b w:val="0"/>
+        </w:rPr>
+        <w:t xml:space="preserve"> that challenges this claim: “A trained model necessarily outperforms a simple baseline.” Keep the first attempt and an uncoached retry separate.</w:t>
       </w:r>
     </w:p>
     <w:p>
@@ -2431,15 +4201,66 @@
       </w:r>
     </w:p>
     <w:p>
-      <w:r>
-        <w:t>First model errors are 1,2,3, MAE=2; second errors are 0,0,0, MAE=0. Select 2x+1. Test prediction=9 and absolute error=1. This selects among two supplied candidates; it is not a derivation of unrestricted linear-regression fitting.</w:t>
-      </w:r>
-    </w:p>
-    <w:p>
       <w:pPr>
         <w:pStyle w:val="Heading3"/>
       </w:pPr>
       <w:r>
+        <w:t>Teacher key · Original transfer answer</w:t>
+      </w:r>
+    </w:p>
+    <w:p>
+      <w:pPr>
+        <w:spacing w:line="336" w:lineRule="auto" w:after="180"/>
+        <w:shd w:fill="F1F6FC"/>
+      </w:pPr>
+      <w:r>
+        <w:rPr>
+          <w:b w:val="0"/>
+        </w:rPr>
+        <w:t xml:space="preserve">First model errors are 1,2,3, MAE=2; second errors are 0,0,0, MAE=0. Select 2x+1. Test </w:t>
+      </w:r>
+      <w:r>
+        <w:rPr>
+          <w:b/>
+        </w:rPr>
+        <w:t>prediction</w:t>
+      </w:r>
+      <w:r>
+        <w:rPr>
+          <w:b w:val="0"/>
+        </w:rPr>
+        <w:t>=9 and absolute error=1.</w:t>
+      </w:r>
+    </w:p>
+    <w:p>
+      <w:pPr>
+        <w:spacing w:line="336" w:lineRule="auto" w:after="180"/>
+        <w:shd w:fill="F1F6FC"/>
+      </w:pPr>
+      <w:r>
+        <w:rPr>
+          <w:b w:val="0"/>
+        </w:rPr>
+        <w:t xml:space="preserve">This selects among two supplied candidates; it is not a derivation of unrestricted linear-regression </w:t>
+      </w:r>
+      <w:r>
+        <w:rPr>
+          <w:b/>
+        </w:rPr>
+        <w:t>fitting</w:t>
+      </w:r>
+      <w:r>
+        <w:rPr>
+          <w:b w:val="0"/>
+        </w:rPr>
+        <w:t>.</w:t>
+      </w:r>
+    </w:p>
+    <w:p>
+      <w:pPr>
+        <w:pStyle w:val="Heading3"/>
+      </w:pPr>
+      <w:r>
         <w:t>Explanations for the additional workbook examples</w:t>
       </w:r>
     </w:p>
@@ -2452,12 +4273,54 @@
       </w:r>
     </w:p>
     <w:p>
-      <w:r>
-        <w:t>Give the three training SSE values and selected line.</w:t>
-      </w:r>
-    </w:p>
-    <w:p>
-      <w:r>
+      <w:pPr>
+        <w:pStyle w:val="Heading3"/>
+      </w:pPr>
+      <w:r>
+        <w:t>Workbook question · W1</w:t>
+      </w:r>
+    </w:p>
+    <w:p>
+      <w:pPr>
+        <w:spacing w:line="336" w:lineRule="auto" w:after="180"/>
+        <w:shd w:fill="F5F1FB"/>
+      </w:pPr>
+      <w:r>
+        <w:rPr>
+          <w:b w:val="0"/>
+        </w:rPr>
+        <w:t xml:space="preserve">Give the three </w:t>
+      </w:r>
+      <w:r>
+        <w:rPr>
+          <w:b/>
+        </w:rPr>
+        <w:t>training</w:t>
+      </w:r>
+      <w:r>
+        <w:rPr>
+          <w:b w:val="0"/>
+        </w:rPr>
+        <w:t xml:space="preserve"> SSE values and selected line.</w:t>
+      </w:r>
+    </w:p>
+    <w:p>
+      <w:pPr>
+        <w:pStyle w:val="Heading3"/>
+      </w:pPr>
+      <w:r>
+        <w:t>Teacher reasoning · W1</w:t>
+      </w:r>
+    </w:p>
+    <w:p>
+      <w:pPr>
+        <w:spacing w:line="336" w:lineRule="auto" w:after="180"/>
+        <w:shd w:fill="F1F6FC"/>
+      </w:pPr>
+      <w:r>
+        <w:rPr>
+          <w:b w:val="0"/>
+        </w:rPr>
         <w:t>Teacher explanation: A 5 B 3 C 0; choose m 2 b 1.</w:t>
       </w:r>
     </w:p>
@@ -2470,93 +4333,357 @@
       </w:r>
     </w:p>
     <w:p>
-      <w:r>
+      <w:pPr>
+        <w:pStyle w:val="Heading3"/>
+      </w:pPr>
+      <w:r>
+        <w:t>Workbook question · W2</w:t>
+      </w:r>
+    </w:p>
+    <w:p>
+      <w:pPr>
+        <w:spacing w:line="336" w:lineRule="auto" w:after="180"/>
+        <w:shd w:fill="F5F1FB"/>
+      </w:pPr>
+      <w:r>
+        <w:rPr>
+          <w:b w:val="0"/>
+        </w:rPr>
         <w:t>Predict at x 3 and x 4 and calculate MAE/MSE.</w:t>
       </w:r>
     </w:p>
     <w:p>
-      <w:r>
-        <w:t>Teacher explanation: Predictions 7, 9; residuals -1, 1; MAE 1 MSE 1.</w:t>
-      </w:r>
-    </w:p>
-    <w:p>
       <w:pPr>
         <w:pStyle w:val="Heading3"/>
       </w:pPr>
       <w:r>
+        <w:t>Teacher reasoning · W2</w:t>
+      </w:r>
+    </w:p>
+    <w:p>
+      <w:pPr>
+        <w:spacing w:line="336" w:lineRule="auto" w:after="180"/>
+        <w:shd w:fill="F1F6FC"/>
+      </w:pPr>
+      <w:r>
+        <w:rPr>
+          <w:b w:val="0"/>
+        </w:rPr>
+        <w:t xml:space="preserve">Teacher explanation: </w:t>
+      </w:r>
+      <w:r>
+        <w:rPr>
+          <w:b/>
+        </w:rPr>
+        <w:t>Prediction</w:t>
+      </w:r>
+      <w:r>
+        <w:rPr>
+          <w:b w:val="0"/>
+        </w:rPr>
+        <w:t>s 7, 9; residuals -1, 1; MAE 1 MSE 1.</w:t>
+      </w:r>
+    </w:p>
+    <w:p>
+      <w:pPr>
+        <w:pStyle w:val="Heading3"/>
+      </w:pPr>
+      <w:r>
         <w:t>W3 Compare the baseline</w:t>
       </w:r>
     </w:p>
     <w:p>
-      <w:r>
-        <w:t>Fit the training constant and score it on validation.</w:t>
-      </w:r>
-    </w:p>
-    <w:p>
-      <w:r>
-        <w:t>Teacher explanation: Training mean 3; residuals 3, 7; MAE 5 MSE 29.</w:t>
-      </w:r>
-    </w:p>
-    <w:p>
       <w:pPr>
         <w:pStyle w:val="Heading3"/>
       </w:pPr>
       <w:r>
+        <w:t>Workbook question · W3</w:t>
+      </w:r>
+    </w:p>
+    <w:p>
+      <w:pPr>
+        <w:spacing w:line="336" w:lineRule="auto" w:after="180"/>
+        <w:shd w:fill="F5F1FB"/>
+      </w:pPr>
+      <w:r>
+        <w:rPr>
+          <w:b w:val="0"/>
+        </w:rPr>
+        <w:t xml:space="preserve">Fit the </w:t>
+      </w:r>
+      <w:r>
+        <w:rPr>
+          <w:b/>
+        </w:rPr>
+        <w:t>training</w:t>
+      </w:r>
+      <w:r>
+        <w:rPr>
+          <w:b w:val="0"/>
+        </w:rPr>
+        <w:t xml:space="preserve"> constant and score it on validation.</w:t>
+      </w:r>
+    </w:p>
+    <w:p>
+      <w:pPr>
+        <w:pStyle w:val="Heading3"/>
+      </w:pPr>
+      <w:r>
+        <w:t>Teacher reasoning · W3</w:t>
+      </w:r>
+    </w:p>
+    <w:p>
+      <w:pPr>
+        <w:spacing w:line="336" w:lineRule="auto" w:after="180"/>
+        <w:shd w:fill="F1F6FC"/>
+      </w:pPr>
+      <w:r>
+        <w:rPr>
+          <w:b w:val="0"/>
+        </w:rPr>
+        <w:t xml:space="preserve">Teacher explanation: </w:t>
+      </w:r>
+      <w:r>
+        <w:rPr>
+          <w:b/>
+        </w:rPr>
+        <w:t>Training</w:t>
+      </w:r>
+      <w:r>
+        <w:rPr>
+          <w:b w:val="0"/>
+        </w:rPr>
+        <w:t xml:space="preserve"> mean 3; residuals 3, 7; MAE 5 MSE 29.</w:t>
+      </w:r>
+    </w:p>
+    <w:p>
+      <w:pPr>
+        <w:pStyle w:val="Heading3"/>
+      </w:pPr>
+      <w:r>
         <w:t>W4 Apply independently</w:t>
       </w:r>
     </w:p>
     <w:p>
-      <w:r>
-        <w:t>Training (0, 2),(1, 5),(2, 8). Candidates m 2 b 2, m 3 b 1, m 3 b 2. Select by SSE, then score (3, 10),(4, 15) with MAE.</w:t>
-      </w:r>
-    </w:p>
-    <w:p>
-      <w:r>
-        <w:t>Teacher explanation: SSE 5, 3, 0 selects m 3 b 2. Predictions 11, 14; residuals -1, 1; MAE 1.</w:t>
-      </w:r>
-    </w:p>
-    <w:p>
       <w:pPr>
         <w:pStyle w:val="Heading3"/>
       </w:pPr>
       <w:r>
+        <w:t>Workbook question · W4</w:t>
+      </w:r>
+    </w:p>
+    <w:p>
+      <w:pPr>
+        <w:spacing w:line="336" w:lineRule="auto" w:after="180"/>
+        <w:shd w:fill="F5F1FB"/>
+      </w:pPr>
+      <w:r>
+        <w:rPr>
+          <w:b/>
+        </w:rPr>
+        <w:t>Training</w:t>
+      </w:r>
+      <w:r>
+        <w:rPr>
+          <w:b w:val="0"/>
+        </w:rPr>
+        <w:t xml:space="preserve"> (0, 2),(1, 5),(2, 8). Candidates m 2 b 2, m 3 b 1, m 3 b 2. Select by SSE, then score (3, 10),(4, 15) with MAE.</w:t>
+      </w:r>
+    </w:p>
+    <w:p>
+      <w:pPr>
+        <w:pStyle w:val="Heading3"/>
+      </w:pPr>
+      <w:r>
+        <w:t>Teacher reasoning · W4</w:t>
+      </w:r>
+    </w:p>
+    <w:p>
+      <w:pPr>
+        <w:spacing w:line="336" w:lineRule="auto" w:after="180"/>
+        <w:shd w:fill="F1F6FC"/>
+      </w:pPr>
+      <w:r>
+        <w:rPr>
+          <w:b w:val="0"/>
+        </w:rPr>
+        <w:t xml:space="preserve">Teacher explanation: SSE 5, 3, 0 selects m 3 b 2. </w:t>
+      </w:r>
+      <w:r>
+        <w:rPr>
+          <w:b/>
+        </w:rPr>
+        <w:t>Prediction</w:t>
+      </w:r>
+      <w:r>
+        <w:rPr>
+          <w:b w:val="0"/>
+        </w:rPr>
+        <w:t>s 11, 14; residuals -1, 1; MAE 1.</w:t>
+      </w:r>
+    </w:p>
+    <w:p>
+      <w:pPr>
+        <w:pStyle w:val="Heading3"/>
+      </w:pPr>
+      <w:r>
         <w:t>W5 Limit extrapolation</w:t>
       </w:r>
     </w:p>
     <w:p>
-      <w:r>
-        <w:t>Why is an exact training line not proof of correct predictions at x 100?</w:t>
-      </w:r>
-    </w:p>
-    <w:p>
-      <w:r>
-        <w:t>Teacher explanation: Training covers a limited range; the relationship and conditions may change outside it.</w:t>
-      </w:r>
-    </w:p>
-    <w:p>
       <w:pPr>
         <w:pStyle w:val="Heading3"/>
       </w:pPr>
       <w:r>
+        <w:t>Workbook question · W5</w:t>
+      </w:r>
+    </w:p>
+    <w:p>
+      <w:pPr>
+        <w:spacing w:line="336" w:lineRule="auto" w:after="180"/>
+        <w:shd w:fill="F5F1FB"/>
+      </w:pPr>
+      <w:r>
+        <w:rPr>
+          <w:b w:val="0"/>
+        </w:rPr>
+        <w:t xml:space="preserve">Why is an exact </w:t>
+      </w:r>
+      <w:r>
+        <w:rPr>
+          <w:b/>
+        </w:rPr>
+        <w:t>training</w:t>
+      </w:r>
+      <w:r>
+        <w:rPr>
+          <w:b w:val="0"/>
+        </w:rPr>
+        <w:t xml:space="preserve"> line not proof of correct </w:t>
+      </w:r>
+      <w:r>
+        <w:rPr>
+          <w:b/>
+        </w:rPr>
+        <w:t>prediction</w:t>
+      </w:r>
+      <w:r>
+        <w:rPr>
+          <w:b w:val="0"/>
+        </w:rPr>
+        <w:t>s at x 100?</w:t>
+      </w:r>
+    </w:p>
+    <w:p>
+      <w:pPr>
+        <w:pStyle w:val="Heading3"/>
+      </w:pPr>
+      <w:r>
+        <w:t>Teacher reasoning · W5</w:t>
+      </w:r>
+    </w:p>
+    <w:p>
+      <w:pPr>
+        <w:spacing w:line="336" w:lineRule="auto" w:after="180"/>
+        <w:shd w:fill="F1F6FC"/>
+      </w:pPr>
+      <w:r>
+        <w:rPr>
+          <w:b w:val="0"/>
+        </w:rPr>
+        <w:t xml:space="preserve">Teacher explanation: </w:t>
+      </w:r>
+      <w:r>
+        <w:rPr>
+          <w:b/>
+        </w:rPr>
+        <w:t>Training</w:t>
+      </w:r>
+      <w:r>
+        <w:rPr>
+          <w:b w:val="0"/>
+        </w:rPr>
+        <w:t xml:space="preserve"> covers a limited range; the relationship and conditions may change outside it.</w:t>
+      </w:r>
+    </w:p>
+    <w:p>
+      <w:pPr>
+        <w:pStyle w:val="Heading3"/>
+      </w:pPr>
+      <w:r>
         <w:t>Assess independent transfer</w:t>
       </w:r>
     </w:p>
     <w:p>
-      <w:r>
-        <w:t>Selected case: Training (0, 2),(1, 5),(2, 8). Candidates m 2 b 2, m 3 b 1, m 3 b 2. Select by SSE, then score (3, 10),(4, 15) with MAE.</w:t>
-      </w:r>
-    </w:p>
-    <w:p>
       <w:pPr>
         <w:pStyle w:val="Heading3"/>
       </w:pPr>
       <w:r>
+        <w:t>Independent question · withhold the key</w:t>
+      </w:r>
+    </w:p>
+    <w:p>
+      <w:pPr>
+        <w:spacing w:line="336" w:lineRule="auto" w:after="180"/>
+        <w:shd w:fill="F5F1FB"/>
+      </w:pPr>
+      <w:r>
+        <w:rPr>
+          <w:b w:val="0"/>
+        </w:rPr>
+        <w:t xml:space="preserve">Selected case: </w:t>
+      </w:r>
+      <w:r>
+        <w:rPr>
+          <w:b/>
+        </w:rPr>
+        <w:t>Training</w:t>
+      </w:r>
+      <w:r>
+        <w:rPr>
+          <w:b w:val="0"/>
+        </w:rPr>
+        <w:t xml:space="preserve"> (0, 2),(1, 5),(2, 8). Candidates m 2 b 2, m 3 b 1, m 3 b 2. Select by SSE, then score (3, 10),(4, 15) with MAE.</w:t>
+      </w:r>
+    </w:p>
+    <w:p>
+      <w:pPr>
+        <w:pStyle w:val="Heading3"/>
+      </w:pPr>
+      <w:r>
         <w:t>Selected case answer</w:t>
       </w:r>
     </w:p>
     <w:p>
-      <w:r>
-        <w:t>Teacher explanation: SSE 5, 3, 0 selects m 3 b 2. Predictions 11, 14; residuals -1, 1; MAE 1.</w:t>
+      <w:pPr>
+        <w:pStyle w:val="Heading3"/>
+      </w:pPr>
+      <w:r>
+        <w:t>Teacher key · Selected case answer</w:t>
+      </w:r>
+    </w:p>
+    <w:p>
+      <w:pPr>
+        <w:spacing w:line="336" w:lineRule="auto" w:after="180"/>
+        <w:shd w:fill="F1F6FC"/>
+      </w:pPr>
+      <w:r>
+        <w:rPr>
+          <w:b w:val="0"/>
+        </w:rPr>
+        <w:t xml:space="preserve">Teacher explanation: SSE 5, 3, 0 selects m 3 b 2. </w:t>
+      </w:r>
+      <w:r>
+        <w:rPr>
+          <w:b/>
+        </w:rPr>
+        <w:t>Prediction</w:t>
+      </w:r>
+      <w:r>
+        <w:rPr>
+          <w:b w:val="0"/>
+        </w:rPr>
+        <w:t>s 11, 14; residuals -1, 1; MAE 1.</w:t>
       </w:r>
     </w:p>
     <w:tbl>
@@ -2662,21 +4789,77 @@
       </w:tr>
     </w:tbl>
     <w:p>
-      <w:r>
-        <w:t>Record each dimension as not yet, with support, or independent. Accept a valid alternative procedure with a defensible trace. Do not penalise an honestly recorded model failure if the learner correctly explains its evidence and limits.</w:t>
-      </w:r>
-    </w:p>
-    <w:p>
       <w:pPr>
         <w:pStyle w:val="Heading3"/>
       </w:pPr>
       <w:r>
+        <w:t>Teacher key · Selected case answer</w:t>
+      </w:r>
+    </w:p>
+    <w:p>
+      <w:pPr>
+        <w:spacing w:line="336" w:lineRule="auto" w:after="180"/>
+        <w:shd w:fill="F1F6FC"/>
+      </w:pPr>
+      <w:r>
+        <w:rPr>
+          <w:b w:val="0"/>
+        </w:rPr>
+        <w:t>Record each dimension as not yet, with support, or independent. Accept a valid alternative procedure with a defensible trace.</w:t>
+      </w:r>
+    </w:p>
+    <w:p>
+      <w:pPr>
+        <w:spacing w:line="336" w:lineRule="auto" w:after="180"/>
+        <w:shd w:fill="F1F6FC"/>
+      </w:pPr>
+      <w:r>
+        <w:rPr>
+          <w:b w:val="0"/>
+        </w:rPr>
+        <w:t xml:space="preserve">Do not penalise an honestly recorded model failure if the learner correctly explains its </w:t>
+      </w:r>
+      <w:r>
+        <w:rPr>
+          <w:b/>
+        </w:rPr>
+        <w:t>evidence</w:t>
+      </w:r>
+      <w:r>
+        <w:rPr>
+          <w:b w:val="0"/>
+        </w:rPr>
+        <w:t xml:space="preserve"> and limits.</w:t>
+      </w:r>
+    </w:p>
+    <w:p>
+      <w:pPr>
+        <w:pStyle w:val="Heading3"/>
+      </w:pPr>
+      <w:r>
         <w:t>Feedback that the learner uses</w:t>
       </w:r>
     </w:p>
     <w:p>
-      <w:r>
-        <w:t>Name the earliest unsupported step and give one action to repair it. Have the learner make that repair now and explain why. Then assess the relevant skill on a fresh, fully specified case. Confirm it was not previously practised with feedback; solve and check the new case before assigning it. A follow-up design prompt is a starting brief, not automatically an equivalent test.</w:t>
+      <w:pPr>
+        <w:spacing w:line="336" w:lineRule="auto" w:after="180"/>
+      </w:pPr>
+      <w:r>
+        <w:rPr>
+          <w:b w:val="0"/>
+        </w:rPr>
+        <w:t>Name the earliest unsupported step and give one action to repair it. Have the learner make that repair now and explain why. Then assess the relevant skill on a fresh, fully specified case.</w:t>
+      </w:r>
+    </w:p>
+    <w:p>
+      <w:pPr>
+        <w:spacing w:line="336" w:lineRule="auto" w:after="180"/>
+      </w:pPr>
+      <w:r>
+        <w:rPr>
+          <w:b w:val="0"/>
+        </w:rPr>
+        <w:t>Confirm it was not previously practised with feedback; solve and check the new case before assigning it. A follow-up design prompt is a starting brief, not automatically an equivalent test.</w:t>
       </w:r>
     </w:p>
     <w:p>
@@ -2688,11 +4871,62 @@
       </w:r>
     </w:p>
     <w:p>
+      <w:r>
+        <w:t>Connect Train a Regression Model to Responsible Plant Classifier, adapt support and plan a later changed-case check.</w:t>
+      </w:r>
+    </w:p>
+    <w:p>
       <w:pPr>
         <w:pStyle w:val="Heading3"/>
       </w:pPr>
       <w:r>
-        <w:t>Connect and extend learning</w:t>
+        <w:t>Responsible Plant Classifier</w:t>
+      </w:r>
+    </w:p>
+    <w:p>
+      <w:pPr>
+        <w:spacing w:line="336" w:lineRule="auto" w:after="180"/>
+      </w:pPr>
+      <w:r>
+        <w:rPr>
+          <w:b w:val="0"/>
+        </w:rPr>
+        <w:t>Add the regression experiment to the project appendix only as a separate, clearly limited model.</w:t>
+      </w:r>
+    </w:p>
+    <w:p>
+      <w:pPr>
+        <w:spacing w:line="336" w:lineRule="auto" w:after="180"/>
+      </w:pPr>
+      <w:r>
+        <w:rPr>
+          <w:b w:val="0"/>
+        </w:rPr>
+        <w:t xml:space="preserve">Keep the decision, </w:t>
+      </w:r>
+      <w:r>
+        <w:rPr>
+          <w:b/>
+        </w:rPr>
+        <w:t>input</w:t>
+      </w:r>
+      <w:r>
+        <w:rPr>
+          <w:b w:val="0"/>
+        </w:rPr>
+        <w:t xml:space="preserve">, result, explanation and remaining limitation in the project </w:t>
+      </w:r>
+      <w:r>
+        <w:rPr>
+          <w:b/>
+        </w:rPr>
+        <w:t>evidence</w:t>
+      </w:r>
+      <w:r>
+        <w:rPr>
+          <w:b w:val="0"/>
+        </w:rPr>
+        <w:t xml:space="preserve"> record. Retrieve this record next week rather than restarting the project.</w:t>
       </w:r>
     </w:p>
     <w:p>
@@ -2700,17 +4934,18 @@
         <w:pStyle w:val="Heading3"/>
       </w:pPr>
       <w:r>
-        <w:t>Responsible Plant Classifier</w:t>
-      </w:r>
-    </w:p>
-    <w:p>
-      <w:r>
-        <w:t>Add the regression experiment to the project appendix only as a separate, clearly limited model.</w:t>
-      </w:r>
-    </w:p>
-    <w:p>
-      <w:r>
-        <w:t>Keep the decision, input, result, explanation and remaining limitation in the project evidence record. Retrieve this record next week rather than restarting the project.</w:t>
+        <w:t>Support and stretch</w:t>
+      </w:r>
+    </w:p>
+    <w:p>
+      <w:pPr>
+        <w:spacing w:line="336" w:lineRule="auto" w:after="180"/>
+      </w:pPr>
+      <w:r>
+        <w:rPr>
+          <w:b w:val="0"/>
+        </w:rPr>
+        <w:t>Use a tiny labelled dataset, explicit units and a named positive class. Stretch: require a baseline, held-out evaluation and subgroup or shifted-condition analysis with denominators.</w:t>
       </w:r>
     </w:p>
     <w:p>
@@ -2718,12 +4953,30 @@
         <w:pStyle w:val="Heading3"/>
       </w:pPr>
       <w:r>
-        <w:t>Support and stretch</w:t>
-      </w:r>
-    </w:p>
-    <w:p>
-      <w:r>
-        <w:t>Use a tiny labelled dataset, explicit units and a named positive class. Stretch: require a baseline, held-out evaluation and subgroup or shifted-condition analysis with denominators.</w:t>
+        <w:t>Exit reflection</w:t>
+      </w:r>
+    </w:p>
+    <w:p>
+      <w:pPr>
+        <w:spacing w:line="336" w:lineRule="auto" w:after="180"/>
+      </w:pPr>
+      <w:r>
+        <w:rPr>
+          <w:b w:val="0"/>
+        </w:rPr>
+        <w:t xml:space="preserve">Ask for one decision the learner can now justify and one situation requiring more </w:t>
+      </w:r>
+      <w:r>
+        <w:rPr>
+          <w:b/>
+        </w:rPr>
+        <w:t>evidence</w:t>
+      </w:r>
+      <w:r>
+        <w:rPr>
+          <w:b w:val="0"/>
+        </w:rPr>
+        <w:t xml:space="preserve"> or human review. Confidence ratings are separate from correct independent performance.</w:t>
       </w:r>
     </w:p>
     <w:p>
@@ -2731,12 +4984,30 @@
         <w:pStyle w:val="Heading3"/>
       </w:pPr>
       <w:r>
-        <w:t>Exit reflection</w:t>
-      </w:r>
-    </w:p>
-    <w:p>
-      <w:r>
-        <w:t>Ask for one decision the learner can now justify and one situation requiring more evidence or human review. Confidence ratings are separate from correct independent performance.</w:t>
+        <w:t>Bridge to the next week</w:t>
+      </w:r>
+    </w:p>
+    <w:p>
+      <w:pPr>
+        <w:spacing w:line="336" w:lineRule="auto" w:after="180"/>
+      </w:pPr>
+      <w:r>
+        <w:rPr>
+          <w:b w:val="0"/>
+        </w:rPr>
+        <w:t xml:space="preserve">Next: Week 23: Hold Out Test Data. Retrieve today’s </w:t>
+      </w:r>
+      <w:r>
+        <w:rPr>
+          <w:b/>
+        </w:rPr>
+        <w:t>evidence</w:t>
+      </w:r>
+      <w:r>
+        <w:rPr>
+          <w:b w:val="0"/>
+        </w:rPr>
+        <w:t xml:space="preserve"> and identify what carries forward and what is new.</w:t>
       </w:r>
     </w:p>
     <w:p>
@@ -2744,12 +5015,146 @@
         <w:pStyle w:val="Heading3"/>
       </w:pPr>
       <w:r>
-        <w:t>Bridge to the next week</w:t>
-      </w:r>
-    </w:p>
-    <w:p>
-      <w:r>
-        <w:t>Next: Week 23: Hold Out Test Data. Retrieve today’s evidence and identify what carries forward and what is new.</w:t>
+        <w:t>Support and fresh reassessment</w:t>
+      </w:r>
+    </w:p>
+    <w:p>
+      <w:pPr>
+        <w:spacing w:line="336" w:lineRule="auto" w:after="180"/>
+      </w:pPr>
+      <w:r>
+        <w:rPr>
+          <w:b w:val="0"/>
+        </w:rPr>
+        <w:t xml:space="preserve">Provide a blank </w:t>
+      </w:r>
+      <w:r>
+        <w:rPr>
+          <w:b/>
+        </w:rPr>
+        <w:t>evidence</w:t>
+      </w:r>
+      <w:r>
+        <w:rPr>
+          <w:b w:val="0"/>
+        </w:rPr>
+        <w:t xml:space="preserve"> table and allow a verbal explanation before writing. Highlight the given conditions without supplying the W 4 conclusion. Use </w:t>
+      </w:r>
+      <w:r>
+        <w:rPr>
+          <w:b/>
+        </w:rPr>
+        <w:t>slope</w:t>
+      </w:r>
+      <w:r>
+        <w:rPr>
+          <w:b w:val="0"/>
+        </w:rPr>
+        <w:t xml:space="preserve"> and </w:t>
+      </w:r>
+      <w:r>
+        <w:rPr>
+          <w:b/>
+        </w:rPr>
+        <w:t>intercept</w:t>
+      </w:r>
+      <w:r>
+        <w:rPr>
+          <w:b w:val="0"/>
+        </w:rPr>
+        <w:t xml:space="preserve"> in full sentences.</w:t>
+      </w:r>
+    </w:p>
+    <w:p>
+      <w:pPr>
+        <w:spacing w:line="336" w:lineRule="auto" w:after="180"/>
+      </w:pPr>
+      <w:r>
+        <w:rPr>
+          <w:b w:val="0"/>
+        </w:rPr>
+        <w:t>Extension: alter one condition in the worked example and explain which conclusion changes and which remains supported.</w:t>
+      </w:r>
+    </w:p>
+    <w:p>
+      <w:pPr>
+        <w:spacing w:line="336" w:lineRule="auto" w:after="180"/>
+      </w:pPr>
+      <w:r>
+        <w:rPr>
+          <w:b w:val="0"/>
+        </w:rPr>
+        <w:t xml:space="preserve">For independent W 4, require: SSE 5, 3, 0 selects m 3 b 2. </w:t>
+      </w:r>
+      <w:r>
+        <w:rPr>
+          <w:b/>
+        </w:rPr>
+        <w:t>Prediction</w:t>
+      </w:r>
+      <w:r>
+        <w:rPr>
+          <w:b w:val="0"/>
+        </w:rPr>
+        <w:t xml:space="preserve">s 11, 14; residuals -1, 1; MAE 1. Fresh retry </w:t>
+      </w:r>
+      <w:r>
+        <w:rPr>
+          <w:b/>
+        </w:rPr>
+        <w:t>training</w:t>
+      </w:r>
+      <w:r>
+        <w:rPr>
+          <w:b w:val="0"/>
+        </w:rPr>
+        <w:t xml:space="preserve"> (0, 0),(1, 2),(2, 4), candidates m 1 b 0 and m 2 b 0: SSE 5 and 0.</w:t>
+      </w:r>
+    </w:p>
+    <w:p>
+      <w:pPr>
+        <w:spacing w:line="336" w:lineRule="auto" w:after="180"/>
+      </w:pPr>
+      <w:r>
+        <w:rPr>
+          <w:b w:val="0"/>
+        </w:rPr>
+        <w:t xml:space="preserve">At validation (3, 7), chosen </w:t>
+      </w:r>
+      <w:r>
+        <w:rPr>
+          <w:b/>
+        </w:rPr>
+        <w:t>prediction</w:t>
+      </w:r>
+      <w:r>
+        <w:rPr>
+          <w:b w:val="0"/>
+        </w:rPr>
+        <w:t xml:space="preserve"> 6 gives residual 1. Mark each criterion as independent, supported or not yet demonstrated. Reassess the reasoning after feedback; do not replace the first attempt silently.</w:t>
+      </w:r>
+    </w:p>
+    <w:p>
+      <w:pPr>
+        <w:spacing w:line="336" w:lineRule="auto" w:after="180"/>
+      </w:pPr>
+      <w:r>
+        <w:rPr>
+          <w:b w:val="0"/>
+        </w:rPr>
+        <w:t xml:space="preserve">Next week: Validation and model selection. Carry forward the saved </w:t>
+      </w:r>
+      <w:r>
+        <w:rPr>
+          <w:b/>
+        </w:rPr>
+        <w:t>evidence</w:t>
+      </w:r>
+      <w:r>
+        <w:rPr>
+          <w:b w:val="0"/>
+        </w:rPr>
+        <w:t xml:space="preserve"> and the distinction between development choices and justified claims.</w:t>
       </w:r>
     </w:p>
     <w:p>
@@ -2757,40 +5162,40 @@
         <w:pStyle w:val="Heading3"/>
       </w:pPr>
       <w:r>
-        <w:t>Support and fresh reassessment</w:t>
-      </w:r>
-    </w:p>
-    <w:p>
-      <w:r>
-        <w:t>Provide a blank evidence table and allow a verbal explanation before writing. Highlight the given conditions without supplying the W 4 conclusion. Use slope and intercept in full sentences. Extension: alter one condition in the worked example and explain which conclusion changes and which remains supported.</w:t>
-      </w:r>
-    </w:p>
-    <w:p>
-      <w:r>
-        <w:t>For independent W 4, require: SSE 5, 3, 0 selects m 3 b 2. Predictions 11, 14; residuals -1, 1; MAE 1. Fresh retry training (0, 0),(1, 2),(2, 4), candidates m 1 b 0 and m 2 b 0: SSE 5 and 0. At validation (3, 7), chosen prediction 6 gives residual 1. Mark each criterion as independent, supported or not yet demonstrated. Reassess the reasoning after feedback; do not replace the first attempt silently.</w:t>
-      </w:r>
-    </w:p>
-    <w:p>
-      <w:r>
-        <w:t>Next week: Validation and model selection. Carry forward the saved evidence and the distinction between development choices and justified claims.</w:t>
-      </w:r>
-    </w:p>
-    <w:p>
-      <w:pPr>
-        <w:pStyle w:val="Heading3"/>
-      </w:pPr>
-      <w:r>
         <w:t>Plan the delayed return</w:t>
       </w:r>
     </w:p>
     <w:p>
-      <w:r>
+      <w:pPr>
+        <w:spacing w:line="336" w:lineRule="auto" w:after="180"/>
+      </w:pPr>
+      <w:r>
+        <w:rPr>
+          <w:b w:val="0"/>
+        </w:rPr>
         <w:t>Suggested return points in this level: ai-4/23, ai-4/25, ai-4/28. Use actual classroom dates, adjusting for holidays and gaps. One, three and six teaching weeks are scheduling choices, not a claimed optimal spacing.</w:t>
       </w:r>
     </w:p>
     <w:p>
-      <w:r>
-        <w:t>At a delayed check, ask for the idea from memory and a changed application. Compare with the earlier independent response and record support used. For a new level, revisit the previous capstone before checking the new prerequisites.</w:t>
+      <w:pPr>
+        <w:spacing w:line="336" w:lineRule="auto" w:after="180"/>
+      </w:pPr>
+      <w:r>
+        <w:rPr>
+          <w:b w:val="0"/>
+        </w:rPr>
+        <w:t>At a delayed check, ask for the idea from memory and a changed application. Compare with the earlier independent response and record support used.</w:t>
+      </w:r>
+    </w:p>
+    <w:p>
+      <w:pPr>
+        <w:spacing w:line="336" w:lineRule="auto" w:after="180"/>
+      </w:pPr>
+      <w:r>
+        <w:rPr>
+          <w:b w:val="0"/>
+        </w:rPr>
+        <w:t>For a new level, revisit the previous capstone before checking the new prerequisites.</w:t>
       </w:r>
     </w:p>
     <w:tbl>
@@ -2950,8 +5355,26 @@
       </w:tr>
     </w:tbl>
     <w:p>
-      <w:r>
-        <w:t>Use the evidence to choose reteaching or the next step. A completed page, confidence rating or attractive project does not by itself demonstrate understanding.</w:t>
+      <w:pPr>
+        <w:spacing w:line="336" w:lineRule="auto" w:after="180"/>
+      </w:pPr>
+      <w:r>
+        <w:rPr>
+          <w:b w:val="0"/>
+        </w:rPr>
+        <w:t xml:space="preserve">Use the </w:t>
+      </w:r>
+      <w:r>
+        <w:rPr>
+          <w:b/>
+        </w:rPr>
+        <w:t>evidence</w:t>
+      </w:r>
+      <w:r>
+        <w:rPr>
+          <w:b w:val="0"/>
+        </w:rPr>
+        <w:t xml:space="preserve"> to choose reteaching or the next step. A completed page, confidence rating or attractive project does not by itself demonstrate understanding.</w:t>
       </w:r>
     </w:p>
     <w:p>
@@ -2963,8 +5386,37 @@
       </w:r>
     </w:p>
     <w:p>
-      <w:r>
-        <w:t>For your Responsible Plant Classifier, save the input, procedure, observed result and limitation of this check. Label this worked example as practice; use a different, previously unreviewed case when checking independent understanding.</w:t>
+      <w:pPr>
+        <w:spacing w:line="336" w:lineRule="auto" w:after="180"/>
+      </w:pPr>
+      <w:r>
+        <w:rPr>
+          <w:b w:val="0"/>
+        </w:rPr>
+        <w:t xml:space="preserve">For your Responsible Plant Classifier, save the </w:t>
+      </w:r>
+      <w:r>
+        <w:rPr>
+          <w:b/>
+        </w:rPr>
+        <w:t>input</w:t>
+      </w:r>
+      <w:r>
+        <w:rPr>
+          <w:b w:val="0"/>
+        </w:rPr>
+        <w:t>, procedure, observed result and limitation of this check.</w:t>
+      </w:r>
+    </w:p>
+    <w:p>
+      <w:pPr>
+        <w:spacing w:line="336" w:lineRule="auto" w:after="180"/>
+      </w:pPr>
+      <w:r>
+        <w:rPr>
+          <w:b w:val="0"/>
+        </w:rPr>
+        <w:t>Label this worked example as practice; use a different, previously unreviewed case when checking independent understanding.</w:t>
       </w:r>
     </w:p>
     <w:p>
@@ -2976,16 +5428,79 @@
       </w:r>
     </w:p>
     <w:p>
-      <w:pPr>
-        <w:pStyle w:val="Heading3"/>
-      </w:pPr>
-      <w:r>
-        <w:t>Fit and test a straight-line regression model</w:t>
-      </w:r>
-    </w:p>
-    <w:p>
-      <w:r>
-        <w:t>Estimate slope and intercept from training pairs using least squares. Ages are weeks and heights are cm. Test targets are excluded from fitting; training ages must include distinct values.</w:t>
+      <w:r>
+        <w:t>Use the supplied Train a Regression Model task to record your reasoning, evidence and next step.</w:t>
+      </w:r>
+    </w:p>
+    <w:p>
+      <w:pPr>
+        <w:spacing w:line="336" w:lineRule="auto" w:after="180"/>
+      </w:pPr>
+      <w:r>
+        <w:rPr>
+          <w:b w:val="0"/>
+        </w:rPr>
+        <w:t xml:space="preserve">Estimate </w:t>
+      </w:r>
+      <w:r>
+        <w:rPr>
+          <w:b/>
+        </w:rPr>
+        <w:t>slope</w:t>
+      </w:r>
+      <w:r>
+        <w:rPr>
+          <w:b w:val="0"/>
+        </w:rPr>
+        <w:t xml:space="preserve"> and </w:t>
+      </w:r>
+      <w:r>
+        <w:rPr>
+          <w:b/>
+        </w:rPr>
+        <w:t>intercept</w:t>
+      </w:r>
+      <w:r>
+        <w:rPr>
+          <w:b w:val="0"/>
+        </w:rPr>
+        <w:t xml:space="preserve"> from </w:t>
+      </w:r>
+      <w:r>
+        <w:rPr>
+          <w:b/>
+        </w:rPr>
+        <w:t>training</w:t>
+      </w:r>
+      <w:r>
+        <w:rPr>
+          <w:b w:val="0"/>
+        </w:rPr>
+        <w:t xml:space="preserve"> pairs using least squares. Ages are weeks and heights are cm. Test targets are excluded from </w:t>
+      </w:r>
+      <w:r>
+        <w:rPr>
+          <w:b/>
+        </w:rPr>
+        <w:t>fitting</w:t>
+      </w:r>
+      <w:r>
+        <w:rPr>
+          <w:b w:val="0"/>
+        </w:rPr>
+        <w:t xml:space="preserve">; </w:t>
+      </w:r>
+      <w:r>
+        <w:rPr>
+          <w:b/>
+        </w:rPr>
+        <w:t>training</w:t>
+      </w:r>
+      <w:r>
+        <w:rPr>
+          <w:b w:val="0"/>
+        </w:rPr>
+        <w:t xml:space="preserve"> ages must include distinct values.</w:t>
       </w:r>
     </w:p>
     <w:p>
@@ -3035,13 +5550,72 @@
       </w:r>
     </w:p>
     <w:p>
-      <w:r>
-        <w:t>Expected output: 2.0 1.0 [9.0] 1.0</w:t>
-      </w:r>
-    </w:p>
-    <w:p>
-      <w:r>
-        <w:t>The fitted line is height = 2 times age + 1. At four weeks it predicts 9 cm; the observed height of 10 cm gives an absolute error and one-case MAE of 1 cm. Fitting a line and applying a supplied line are different activities. One held-out case is very limited evidence.</w:t>
+      <w:pPr>
+        <w:spacing w:line="336" w:lineRule="auto" w:after="180"/>
+      </w:pPr>
+      <w:r>
+        <w:rPr>
+          <w:b w:val="0"/>
+        </w:rPr>
+        <w:t xml:space="preserve">Expected </w:t>
+      </w:r>
+      <w:r>
+        <w:rPr>
+          <w:b/>
+        </w:rPr>
+        <w:t>output</w:t>
+      </w:r>
+      <w:r>
+        <w:rPr>
+          <w:b w:val="0"/>
+        </w:rPr>
+        <w:t>: 2.0 1.0 [9.0] 1.0</w:t>
+      </w:r>
+    </w:p>
+    <w:p>
+      <w:pPr>
+        <w:spacing w:line="336" w:lineRule="auto" w:after="180"/>
+      </w:pPr>
+      <w:r>
+        <w:rPr>
+          <w:b w:val="0"/>
+        </w:rPr>
+        <w:t xml:space="preserve">The fitted line is height = 2 times age + 1. At four weeks it predicts 9 cm; the observed height of 10 cm gives an absolute error and one-case MAE of 1 cm. </w:t>
+      </w:r>
+      <w:r>
+        <w:rPr>
+          <w:b/>
+        </w:rPr>
+        <w:t>Fitting</w:t>
+      </w:r>
+      <w:r>
+        <w:rPr>
+          <w:b w:val="0"/>
+        </w:rPr>
+        <w:t xml:space="preserve"> a line and applying a supplied line are different activities.</w:t>
+      </w:r>
+    </w:p>
+    <w:p>
+      <w:pPr>
+        <w:spacing w:line="336" w:lineRule="auto" w:after="180"/>
+      </w:pPr>
+      <w:r>
+        <w:rPr>
+          <w:b w:val="0"/>
+        </w:rPr>
+        <w:t xml:space="preserve">One held-out case is very limited </w:t>
+      </w:r>
+      <w:r>
+        <w:rPr>
+          <w:b/>
+        </w:rPr>
+        <w:t>evidence</w:t>
+      </w:r>
+      <w:r>
+        <w:rPr>
+          <w:b w:val="0"/>
+        </w:rPr>
+        <w:t>.</w:t>
       </w:r>
     </w:p>
     <w:p>
@@ -3053,13 +5627,85 @@
       </w:r>
     </w:p>
     <w:p>
-      <w:r>
-        <w:t>Change the held-out height from 10 to 8 without changing the training data. Predict the fit, prediction and MAE.</w:t>
-      </w:r>
-    </w:p>
-    <w:p>
-      <w:r>
-        <w:t>Teacher answer: Slope 2, intercept 1, prediction 9 cm and MAE 1 cm are unchanged. The residual sign changes under the actual-minus-predicted convention.</w:t>
+      <w:pPr>
+        <w:spacing w:line="336" w:lineRule="auto" w:after="180"/>
+      </w:pPr>
+      <w:r>
+        <w:rPr>
+          <w:b w:val="0"/>
+        </w:rPr>
+        <w:t xml:space="preserve">Change the held-out height from 10 to 8 without changing the </w:t>
+      </w:r>
+      <w:r>
+        <w:rPr>
+          <w:b/>
+        </w:rPr>
+        <w:t>training</w:t>
+      </w:r>
+      <w:r>
+        <w:rPr>
+          <w:b w:val="0"/>
+        </w:rPr>
+        <w:t xml:space="preserve"> data. Predict the fit, </w:t>
+      </w:r>
+      <w:r>
+        <w:rPr>
+          <w:b/>
+        </w:rPr>
+        <w:t>prediction</w:t>
+      </w:r>
+      <w:r>
+        <w:rPr>
+          <w:b w:val="0"/>
+        </w:rPr>
+        <w:t xml:space="preserve"> and MAE.</w:t>
+      </w:r>
+    </w:p>
+    <w:p>
+      <w:pPr>
+        <w:spacing w:line="336" w:lineRule="auto" w:after="180"/>
+      </w:pPr>
+      <w:r>
+        <w:rPr>
+          <w:b w:val="0"/>
+        </w:rPr>
+        <w:t xml:space="preserve">Teacher answer: </w:t>
+      </w:r>
+      <w:r>
+        <w:rPr>
+          <w:b/>
+        </w:rPr>
+        <w:t>Slope</w:t>
+      </w:r>
+      <w:r>
+        <w:rPr>
+          <w:b w:val="0"/>
+        </w:rPr>
+        <w:t xml:space="preserve"> 2, </w:t>
+      </w:r>
+      <w:r>
+        <w:rPr>
+          <w:b/>
+        </w:rPr>
+        <w:t>intercept</w:t>
+      </w:r>
+      <w:r>
+        <w:rPr>
+          <w:b w:val="0"/>
+        </w:rPr>
+        <w:t xml:space="preserve"> 1, </w:t>
+      </w:r>
+      <w:r>
+        <w:rPr>
+          <w:b/>
+        </w:rPr>
+        <w:t>prediction</w:t>
+      </w:r>
+      <w:r>
+        <w:rPr>
+          <w:b w:val="0"/>
+        </w:rPr>
+        <w:t xml:space="preserve"> 9 cm and MAE 1 cm are unchanged. The residual sign changes under the actual-minus-predicted convention.</w:t>
       </w:r>
     </w:p>
     <w:p>
@@ -3072,12 +5718,68 @@
     </w:p>
     <w:p>
       <w:r>
-        <w:t>Teaching target: Fit a line from a declared training candidate set</w:t>
-      </w:r>
-    </w:p>
-    <w:p>
-      <w:r>
-        <w:t>Prepare the labelled worked-case picture, the matching workbook, fictional input cards and a place for individual responses. Check a local Python 3 environment before class; have a paper-trace version ready.</w:t>
+        <w:t>Use this preparation summary alongside the detailed Train a Regression Model lesson; it is a checklist rather than a replacement for the full sequence.</w:t>
+      </w:r>
+    </w:p>
+    <w:p>
+      <w:pPr>
+        <w:pStyle w:val="Heading3"/>
+      </w:pPr>
+      <w:r>
+        <w:t>Teaching target</w:t>
+      </w:r>
+    </w:p>
+    <w:p>
+      <w:pPr>
+        <w:spacing w:line="336" w:lineRule="auto" w:after="180"/>
+        <w:shd w:fill="EDF7F3"/>
+      </w:pPr>
+      <w:r>
+        <w:rPr>
+          <w:b w:val="0"/>
+        </w:rPr>
+        <w:t xml:space="preserve">Teaching target: Fit a line from a declared </w:t>
+      </w:r>
+      <w:r>
+        <w:rPr>
+          <w:b/>
+        </w:rPr>
+        <w:t>training</w:t>
+      </w:r>
+      <w:r>
+        <w:rPr>
+          <w:b w:val="0"/>
+        </w:rPr>
+        <w:t xml:space="preserve"> </w:t>
+      </w:r>
+      <w:r>
+        <w:rPr>
+          <w:b/>
+        </w:rPr>
+        <w:t>candidate set</w:t>
+      </w:r>
+    </w:p>
+    <w:p>
+      <w:pPr>
+        <w:spacing w:line="336" w:lineRule="auto" w:after="180"/>
+      </w:pPr>
+      <w:r>
+        <w:rPr>
+          <w:b w:val="0"/>
+        </w:rPr>
+        <w:t xml:space="preserve">Prepare the labelled worked-case picture, the matching workbook, fictional </w:t>
+      </w:r>
+      <w:r>
+        <w:rPr>
+          <w:b/>
+        </w:rPr>
+        <w:t>input</w:t>
+      </w:r>
+      <w:r>
+        <w:rPr>
+          <w:b w:val="0"/>
+        </w:rPr>
+        <w:t xml:space="preserve"> cards and a place for individual responses. Check a local Python 3 environment before class; have a paper-trace version ready.</w:t>
       </w:r>
     </w:p>
     <w:tbl>
@@ -3224,37 +5926,231 @@
       </w:tr>
     </w:tbl>
     <w:p>
-      <w:r>
+      <w:pPr>
+        <w:spacing w:line="336" w:lineRule="auto" w:after="180"/>
+      </w:pPr>
+      <w:r>
+        <w:rPr>
+          <w:b w:val="0"/>
+        </w:rPr>
         <w:t>Before class, solve the supported practice: Predict at x 3 and x 4 and calculate MAE/MSE.</w:t>
       </w:r>
     </w:p>
     <w:p>
-      <w:r>
-        <w:t>Reasoned practice answer: Teacher explanation: Predictions 7, 9; residuals -1, 1; MAE 1 MSE 1.</w:t>
-      </w:r>
-    </w:p>
-    <w:p>
-      <w:r>
-        <w:t>Check every learner before discussion: Use the worked case for Fitting a line. Proposed explanation: “A final answer is enough”. Decide whether this explanation is supported. Point to the step or supplied fact that decides; explain your repair if needed.</w:t>
-      </w:r>
-    </w:p>
-    <w:p>
-      <w:r>
+      <w:pPr>
+        <w:pStyle w:val="Heading3"/>
+      </w:pPr>
+      <w:r>
+        <w:t>Supported practice answer</w:t>
+      </w:r>
+    </w:p>
+    <w:p>
+      <w:pPr>
+        <w:spacing w:line="336" w:lineRule="auto" w:after="180"/>
+        <w:shd w:fill="F1F6FC"/>
+      </w:pPr>
+      <w:r>
+        <w:rPr>
+          <w:b w:val="0"/>
+        </w:rPr>
+        <w:t xml:space="preserve">Reasoned practice answer: Teacher explanation: </w:t>
+      </w:r>
+      <w:r>
+        <w:rPr>
+          <w:b/>
+        </w:rPr>
+        <w:t>Prediction</w:t>
+      </w:r>
+      <w:r>
+        <w:rPr>
+          <w:b w:val="0"/>
+        </w:rPr>
+        <w:t>s 7, 9; residuals -1, 1; MAE 1 MSE 1.</w:t>
+      </w:r>
+    </w:p>
+    <w:p>
+      <w:pPr>
+        <w:spacing w:line="336" w:lineRule="auto" w:after="180"/>
+      </w:pPr>
+      <w:r>
+        <w:rPr>
+          <w:b w:val="0"/>
+        </w:rPr>
+        <w:t xml:space="preserve">Check every learner before discussion: Use the worked case for </w:t>
+      </w:r>
+      <w:r>
+        <w:rPr>
+          <w:b/>
+        </w:rPr>
+        <w:t>Fitting</w:t>
+      </w:r>
+      <w:r>
+        <w:rPr>
+          <w:b w:val="0"/>
+        </w:rPr>
+        <w:t xml:space="preserve"> a line. Proposed explanation: “A final answer is enough”. Decide whether this explanation is supported.</w:t>
+      </w:r>
+    </w:p>
+    <w:p>
+      <w:pPr>
+        <w:spacing w:line="336" w:lineRule="auto" w:after="180"/>
+      </w:pPr>
+      <w:r>
+        <w:rPr>
+          <w:b w:val="0"/>
+        </w:rPr>
+        <w:t>Point to the step or supplied fact that decides; explain your repair if needed.</w:t>
+      </w:r>
+    </w:p>
+    <w:p>
+      <w:pPr>
+        <w:pStyle w:val="Heading3"/>
+      </w:pPr>
+      <w:r>
+        <w:t>Repair the misconception</w:t>
+      </w:r>
+    </w:p>
+    <w:p>
+      <w:pPr>
+        <w:spacing w:line="336" w:lineRule="auto" w:after="180"/>
+        <w:shd w:fill="FFF5E6"/>
+      </w:pPr>
+      <w:r>
+        <w:rPr>
+          <w:b w:val="0"/>
+        </w:rPr>
         <w:t>Misconception repair: Ask for the relevant counts, units, procedure or saved record. For this week: A 5 B 3 C 0; choose m 2 b 1.</w:t>
       </w:r>
     </w:p>
     <w:p>
-      <w:r>
-        <w:t>Support: read the exact case aloud, enlarge the labelled picture, supply input cards and model only the first deciding step. Accept a spoken explanation or drawing; retain the reasoning goal.</w:t>
-      </w:r>
-    </w:p>
-    <w:p>
-      <w:r>
-        <w:t>Extension: Evaluation observation becomes8 instead of6. Require a prediction and a reason before comparing. Expected result: Absolute evaluation error stays1 cm, but residual changes from-1 to+1. Reason: Prediction7 remains frozen; changed observation8 reverses the error direction.</w:t>
-      </w:r>
-    </w:p>
-    <w:p>
-      <w:r>
+      <w:pPr>
+        <w:pStyle w:val="Heading3"/>
+      </w:pPr>
+      <w:r>
+        <w:t>Support without giving away the answer</w:t>
+      </w:r>
+    </w:p>
+    <w:p>
+      <w:pPr>
+        <w:spacing w:line="336" w:lineRule="auto" w:after="180"/>
+        <w:shd w:fill="F1F6F8"/>
+      </w:pPr>
+      <w:r>
+        <w:rPr>
+          <w:b w:val="0"/>
+        </w:rPr>
+        <w:t xml:space="preserve">Support: read the exact case aloud, enlarge the labelled picture, supply </w:t>
+      </w:r>
+      <w:r>
+        <w:rPr>
+          <w:b/>
+        </w:rPr>
+        <w:t>input</w:t>
+      </w:r>
+      <w:r>
+        <w:rPr>
+          <w:b w:val="0"/>
+        </w:rPr>
+        <w:t xml:space="preserve"> cards and model only the first deciding step. Accept a spoken explanation or drawing; retain the reasoning goal.</w:t>
+      </w:r>
+    </w:p>
+    <w:p>
+      <w:pPr>
+        <w:pStyle w:val="Heading3"/>
+      </w:pPr>
+      <w:r>
+        <w:t>Extend the reasoning</w:t>
+      </w:r>
+    </w:p>
+    <w:p>
+      <w:pPr>
+        <w:spacing w:line="336" w:lineRule="auto" w:after="180"/>
+        <w:shd w:fill="F5F1FB"/>
+      </w:pPr>
+      <w:r>
+        <w:rPr>
+          <w:b w:val="0"/>
+        </w:rPr>
+        <w:t xml:space="preserve">Extension: Evaluation </w:t>
+      </w:r>
+      <w:r>
+        <w:rPr>
+          <w:b/>
+        </w:rPr>
+        <w:t>observation</w:t>
+      </w:r>
+      <w:r>
+        <w:rPr>
+          <w:b w:val="0"/>
+        </w:rPr>
+        <w:t xml:space="preserve"> becomes8 instead of6. Require a </w:t>
+      </w:r>
+      <w:r>
+        <w:rPr>
+          <w:b/>
+        </w:rPr>
+        <w:t>prediction</w:t>
+      </w:r>
+      <w:r>
+        <w:rPr>
+          <w:b w:val="0"/>
+        </w:rPr>
+        <w:t xml:space="preserve"> and a reason before comparing. Expected result: Absolute evaluation error stays1 cm, but residual changes from-1 to+1.</w:t>
+      </w:r>
+    </w:p>
+    <w:p>
+      <w:pPr>
+        <w:spacing w:line="336" w:lineRule="auto" w:after="180"/>
+        <w:shd w:fill="F5F1FB"/>
+      </w:pPr>
+      <w:r>
+        <w:rPr>
+          <w:b w:val="0"/>
+        </w:rPr>
+        <w:t xml:space="preserve">Reason: </w:t>
+      </w:r>
+      <w:r>
+        <w:rPr>
+          <w:b/>
+        </w:rPr>
+        <w:t>Prediction</w:t>
+      </w:r>
+      <w:r>
+        <w:rPr>
+          <w:b w:val="0"/>
+        </w:rPr>
+        <w:t xml:space="preserve">7 remains frozen; changed </w:t>
+      </w:r>
+      <w:r>
+        <w:rPr>
+          <w:b/>
+        </w:rPr>
+        <w:t>observation</w:t>
+      </w:r>
+      <w:r>
+        <w:rPr>
+          <w:b w:val="0"/>
+        </w:rPr>
+        <w:t>8 reverses the error direction.</w:t>
+      </w:r>
+    </w:p>
+    <w:p>
+      <w:pPr>
+        <w:pStyle w:val="Heading3"/>
+      </w:pPr>
+      <w:r>
+        <w:t>Protect the independent attempt</w:t>
+      </w:r>
+    </w:p>
+    <w:p>
+      <w:pPr>
+        <w:spacing w:line="336" w:lineRule="auto" w:after="180"/>
+        <w:shd w:fill="FFF5E6"/>
+      </w:pPr>
+      <w:r>
+        <w:rPr>
+          <w:b w:val="0"/>
+        </w:rPr>
         <w:t>Independent assessment: withhold the reserved answer until the learner has attempted the new case. Record support separately from correctness.</w:t>
       </w:r>
     </w:p>
@@ -3443,13 +6339,46 @@
       </w:tr>
     </w:tbl>
     <w:p>
-      <w:r>
+      <w:pPr>
+        <w:pStyle w:val="Heading3"/>
+      </w:pPr>
+      <w:r>
+        <w:t>Project checkpoint</w:t>
+      </w:r>
+    </w:p>
+    <w:p>
+      <w:pPr>
+        <w:spacing w:line="336" w:lineRule="auto" w:after="180"/>
+        <w:shd w:fill="EDF7F3"/>
+      </w:pPr>
+      <w:r>
+        <w:rPr>
+          <w:b w:val="0"/>
+        </w:rPr>
         <w:t>Project checkpoint: Evaluate and revise. Compare with your starting method, explain errors and record a justified revision.</w:t>
       </w:r>
     </w:p>
     <w:p>
-      <w:r>
-        <w:t>Use the weekly teacher answer for topic-specific reasoning. A saved progress tick is an activity record; judge mastery from the learner’s explanation and evidence.</w:t>
+      <w:pPr>
+        <w:spacing w:line="336" w:lineRule="auto" w:after="180"/>
+      </w:pPr>
+      <w:r>
+        <w:rPr>
+          <w:b w:val="0"/>
+        </w:rPr>
+        <w:t xml:space="preserve">Use the weekly teacher answer for topic-specific reasoning. A saved progress tick is an activity record; judge mastery from the learner’s explanation and </w:t>
+      </w:r>
+      <w:r>
+        <w:rPr>
+          <w:b/>
+        </w:rPr>
+        <w:t>evidence</w:t>
+      </w:r>
+      <w:r>
+        <w:rPr>
+          <w:b w:val="0"/>
+        </w:rPr>
+        <w:t>.</w:t>
       </w:r>
     </w:p>
     <w:p>
@@ -3462,27 +6391,1154 @@
     </w:p>
     <w:p>
       <w:r>
-        <w:t>Use the two formative questions as supported practice, not as independent mastery scores. Discuss the deciding evidence rather than accepting a guessed selection.</w:t>
-      </w:r>
-    </w:p>
-    <w:p>
-      <w:r>
+        <w:t>Use feedback, earlier review and portfolios purposefully. Apply the coding routine only when this lesson has an executable lab.</w:t>
+      </w:r>
+    </w:p>
+    <w:p>
+      <w:pPr>
+        <w:spacing w:line="336" w:lineRule="auto" w:after="180"/>
+      </w:pPr>
+      <w:r>
+        <w:rPr>
+          <w:b w:val="0"/>
+        </w:rPr>
+        <w:t xml:space="preserve">Use the two formative questions as supported practice, not as independent mastery scores. Discuss the deciding </w:t>
+      </w:r>
+      <w:r>
+        <w:rPr>
+          <w:b/>
+        </w:rPr>
+        <w:t>evidence</w:t>
+      </w:r>
+      <w:r>
+        <w:rPr>
+          <w:b w:val="0"/>
+        </w:rPr>
+        <w:t xml:space="preserve"> rather than accepting a guessed selection.</w:t>
+      </w:r>
+    </w:p>
+    <w:p>
+      <w:pPr>
+        <w:spacing w:line="336" w:lineRule="auto" w:after="180"/>
+      </w:pPr>
+      <w:r>
+        <w:rPr>
+          <w:b w:val="0"/>
+        </w:rPr>
         <w:t>The feedback comes from the reviewed public worked case. Do not reveal the separately reserved independent teacher answer until the learner has attempted that case.</w:t>
       </w:r>
     </w:p>
     <w:p>
-      <w:r>
-        <w:t>Ask students to predict before running code. Preserve errors and actual outputs; collect a changed test and an explanation. The branch-boundary and indexing lessons deliberately include failure cases.</w:t>
-      </w:r>
-    </w:p>
-    <w:p>
-      <w:r>
+      <w:pPr>
+        <w:spacing w:line="336" w:lineRule="auto" w:after="180"/>
+      </w:pPr>
+      <w:r>
+        <w:rPr>
+          <w:b w:val="0"/>
+        </w:rPr>
+        <w:t xml:space="preserve">Ask students to predict before running code. Preserve errors and actual </w:t>
+      </w:r>
+      <w:r>
+        <w:rPr>
+          <w:b/>
+        </w:rPr>
+        <w:t>output</w:t>
+      </w:r>
+      <w:r>
+        <w:rPr>
+          <w:b w:val="0"/>
+        </w:rPr>
+        <w:t>s; collect a changed test and an explanation. The branch-boundary and indexing lessons deliberately include failure cases.</w:t>
+      </w:r>
+    </w:p>
+    <w:p>
+      <w:pPr>
+        <w:spacing w:line="336" w:lineRule="auto" w:after="180"/>
+      </w:pPr>
+      <w:r>
+        <w:rPr>
+          <w:b w:val="0"/>
+        </w:rPr>
         <w:t>Use the earlier worked-explanation links to address a specific missing building block, then return to the current question. Adapt this suggestion after observing the learner; it is not an automatic diagnosis.</w:t>
       </w:r>
     </w:p>
     <w:p>
-      <w:r>
-        <w:t>Collect the completed-work portfolio as evidence. Record support separately from correctness, and assess explanation, trace/test and limitations. Progress ticks and quiz selections alone do not establish mastery.</w:t>
+      <w:pPr>
+        <w:spacing w:line="336" w:lineRule="auto" w:after="180"/>
+      </w:pPr>
+      <w:r>
+        <w:rPr>
+          <w:b w:val="0"/>
+        </w:rPr>
+        <w:t xml:space="preserve">Collect the completed-work portfolio as </w:t>
+      </w:r>
+      <w:r>
+        <w:rPr>
+          <w:b/>
+        </w:rPr>
+        <w:t>evidence</w:t>
+      </w:r>
+      <w:r>
+        <w:rPr>
+          <w:b w:val="0"/>
+        </w:rPr>
+        <w:t>. Record support separately from correctness, and assess explanation, trace/test and limitations. Progress ticks and quiz selections alone do not establish mastery.</w:t>
+      </w:r>
+    </w:p>
+    <w:p>
+      <w:pPr>
+        <w:pStyle w:val="Heading1"/>
+      </w:pPr>
+      <w:r>
+        <w:t>10. Visual concept journey</w:t>
+      </w:r>
+    </w:p>
+    <w:p>
+      <w:r>
+        <w:t>Show one Train a Regression Model graphic at a time, request a prediction and discuss its trace before the independent assessment.</w:t>
+      </w:r>
+    </w:p>
+    <w:p>
+      <w:pPr>
+        <w:spacing w:line="336" w:lineRule="auto" w:after="180"/>
+      </w:pPr>
+      <w:r>
+        <w:rPr>
+          <w:b w:val="0"/>
+        </w:rPr>
+        <w:t xml:space="preserve">Use one picture at a time. Hide a worked result before asking for a </w:t>
+      </w:r>
+      <w:r>
+        <w:rPr>
+          <w:b/>
+        </w:rPr>
+        <w:t>prediction</w:t>
+      </w:r>
+      <w:r>
+        <w:rPr>
+          <w:b w:val="0"/>
+        </w:rPr>
+        <w:t>, then reveal it for feedback. These are supported teaching cases; retain the separate independent assessment for a fresh first attempt.</w:t>
+      </w:r>
+    </w:p>
+    <w:p>
+      <w:pPr>
+        <w:pStyle w:val="Heading3"/>
+      </w:pPr>
+      <w:r>
+        <w:t>01. Train a Regression Model: the case</w:t>
+      </w:r>
+    </w:p>
+    <w:p>
+      <w:r>
+        <w:drawing>
+          <wp:inline xmlns:a="http://schemas.openxmlformats.org/drawingml/2006/main" xmlns:pic="http://schemas.openxmlformats.org/drawingml/2006/picture">
+            <wp:extent cx="5486400" cy="2990088"/>
+            <wp:docPr id="2" name="Picture 2" descr="Fit a toy growth line from training pairs, then leave evaluation labels out of fitting. Supplied facts: Training(day, height):(0, 1),(1, 3),(2, 5). Candidates y=2x+1 and y=x+1. Evaluation pair:(3, 6). All inputs and outcomes in this worked example are invented classroom data; no real model run is claimed."/>
+            <wp:cNvGraphicFramePr>
+              <a:graphicFrameLocks noChangeAspect="1"/>
+            </wp:cNvGraphicFramePr>
+            <a:graphic>
+              <a:graphicData uri="http://schemas.openxmlformats.org/drawingml/2006/picture">
+                <pic:pic>
+                  <pic:nvPicPr>
+                    <pic:cNvPr id="0" name="academy-story-ai-4-22-01.png"/>
+                    <pic:cNvPicPr/>
+                  </pic:nvPicPr>
+                  <pic:blipFill>
+                    <a:blip r:embed="rId10"/>
+                    <a:stretch>
+                      <a:fillRect/>
+                    </a:stretch>
+                  </pic:blipFill>
+                  <pic:spPr>
+                    <a:xfrm>
+                      <a:off x="0" y="0"/>
+                      <a:ext cx="5486400" cy="2990088"/>
+                    </a:xfrm>
+                    <a:prstGeom prst="rect"/>
+                  </pic:spPr>
+                </pic:pic>
+              </a:graphicData>
+            </a:graphic>
+          </wp:inline>
+        </w:drawing>
+      </w:r>
+    </w:p>
+    <w:p>
+      <w:pPr>
+        <w:spacing w:line="336" w:lineRule="auto" w:after="180"/>
+      </w:pPr>
+      <w:r>
+        <w:rPr>
+          <w:b w:val="0"/>
+        </w:rPr>
+        <w:t xml:space="preserve">Fit a toy growth line from </w:t>
+      </w:r>
+      <w:r>
+        <w:rPr>
+          <w:b/>
+        </w:rPr>
+        <w:t>training</w:t>
+      </w:r>
+      <w:r>
+        <w:rPr>
+          <w:b w:val="0"/>
+        </w:rPr>
+        <w:t xml:space="preserve"> pairs, then leave evaluation labels out of </w:t>
+      </w:r>
+      <w:r>
+        <w:rPr>
+          <w:b/>
+        </w:rPr>
+        <w:t>fitting</w:t>
+      </w:r>
+      <w:r>
+        <w:rPr>
+          <w:b w:val="0"/>
+        </w:rPr>
+        <w:t xml:space="preserve">. Supplied facts: </w:t>
+      </w:r>
+      <w:r>
+        <w:rPr>
+          <w:b/>
+        </w:rPr>
+        <w:t>Training</w:t>
+      </w:r>
+      <w:r>
+        <w:rPr>
+          <w:b w:val="0"/>
+        </w:rPr>
+        <w:t>(day, height):(0, 1),(1, 3),(2, 5). Candidates y=2x+1 and y=x+1. Evaluation pair:(3, 6).</w:t>
+      </w:r>
+    </w:p>
+    <w:p>
+      <w:pPr>
+        <w:spacing w:line="336" w:lineRule="auto" w:after="180"/>
+      </w:pPr>
+      <w:r>
+        <w:rPr>
+          <w:b w:val="0"/>
+        </w:rPr>
+        <w:t xml:space="preserve">All </w:t>
+      </w:r>
+      <w:r>
+        <w:rPr>
+          <w:b/>
+        </w:rPr>
+        <w:t>input</w:t>
+      </w:r>
+      <w:r>
+        <w:rPr>
+          <w:b w:val="0"/>
+        </w:rPr>
+        <w:t>s and outcomes in this worked example are invented classroom data; no real model run is claimed.</w:t>
+      </w:r>
+    </w:p>
+    <w:p>
+      <w:pPr>
+        <w:spacing w:line="336" w:lineRule="auto" w:after="180"/>
+        <w:shd w:fill="F5F1FB"/>
+      </w:pPr>
+      <w:r>
+        <w:rPr>
+          <w:b w:val="0"/>
+        </w:rPr>
+        <w:t>Point to the given fact that matters most. Explain why it matters.</w:t>
+      </w:r>
+    </w:p>
+    <w:p>
+      <w:pPr>
+        <w:pStyle w:val="Heading3"/>
+      </w:pPr>
+      <w:r>
+        <w:t>Discuss while showing the picture</w:t>
+      </w:r>
+    </w:p>
+    <w:p>
+      <w:pPr>
+        <w:spacing w:line="336" w:lineRule="auto" w:after="180"/>
+        <w:shd w:fill="F1F6F8"/>
+      </w:pPr>
+      <w:r>
+        <w:rPr>
+          <w:b w:val="0"/>
+        </w:rPr>
+        <w:t>Teacher prompt: Point to the given fact that matters most. Explain why it matters. Ask learners to describe one label or arrow in ordinary words. Use the adjacent transcript if the image is difficult to see.</w:t>
+      </w:r>
+    </w:p>
+    <w:p>
+      <w:pPr>
+        <w:pStyle w:val="Heading3"/>
+      </w:pPr>
+      <w:r>
+        <w:t>02. Follow the deciding steps</w:t>
+      </w:r>
+    </w:p>
+    <w:p>
+      <w:r>
+        <w:drawing>
+          <wp:inline xmlns:a="http://schemas.openxmlformats.org/drawingml/2006/main" xmlns:pic="http://schemas.openxmlformats.org/drawingml/2006/picture">
+            <wp:extent cx="5486400" cy="3182112"/>
+            <wp:docPr id="3" name="Picture 3" descr="Calculate training fit: 2x+1 predicts 1, 3, 5 with SSE0; x+1 predicts 1, 2, 3 with SSE5. → Select line: Choose2x+1 under minimum training SSE. → Evaluate once: At day3 predict7 versus observed6: absolute error1 cm."/>
+            <wp:cNvGraphicFramePr>
+              <a:graphicFrameLocks noChangeAspect="1"/>
+            </wp:cNvGraphicFramePr>
+            <a:graphic>
+              <a:graphicData uri="http://schemas.openxmlformats.org/drawingml/2006/picture">
+                <pic:pic>
+                  <pic:nvPicPr>
+                    <pic:cNvPr id="0" name="academy-story-ai-4-22-02.png"/>
+                    <pic:cNvPicPr/>
+                  </pic:nvPicPr>
+                  <pic:blipFill>
+                    <a:blip r:embed="rId11"/>
+                    <a:stretch>
+                      <a:fillRect/>
+                    </a:stretch>
+                  </pic:blipFill>
+                  <pic:spPr>
+                    <a:xfrm>
+                      <a:off x="0" y="0"/>
+                      <a:ext cx="5486400" cy="3182112"/>
+                    </a:xfrm>
+                    <a:prstGeom prst="rect"/>
+                  </pic:spPr>
+                </pic:pic>
+              </a:graphicData>
+            </a:graphic>
+          </wp:inline>
+        </w:drawing>
+      </w:r>
+    </w:p>
+    <w:p>
+      <w:pPr>
+        <w:spacing w:line="336" w:lineRule="auto" w:after="180"/>
+      </w:pPr>
+      <w:r>
+        <w:rPr>
+          <w:b w:val="0"/>
+        </w:rPr>
+        <w:t xml:space="preserve">Calculate </w:t>
+      </w:r>
+      <w:r>
+        <w:rPr>
+          <w:b/>
+        </w:rPr>
+        <w:t>training</w:t>
+      </w:r>
+      <w:r>
+        <w:rPr>
+          <w:b w:val="0"/>
+        </w:rPr>
+        <w:t xml:space="preserve"> fit: 2x+1 predicts 1, 3, 5 with SSE0; x+1 predicts 1, 2, 3 with SSE5. → Select line: Choose2x+1 under minimum </w:t>
+      </w:r>
+      <w:r>
+        <w:rPr>
+          <w:b/>
+        </w:rPr>
+        <w:t>training</w:t>
+      </w:r>
+      <w:r>
+        <w:rPr>
+          <w:b w:val="0"/>
+        </w:rPr>
+        <w:t xml:space="preserve"> SSE. → Evaluate once: At day3 predict7 versus observed6: absolute error1 cm.</w:t>
+      </w:r>
+    </w:p>
+    <w:p>
+      <w:pPr>
+        <w:spacing w:line="336" w:lineRule="auto" w:after="180"/>
+        <w:shd w:fill="F5F1FB"/>
+      </w:pPr>
+      <w:r>
+        <w:rPr>
+          <w:b w:val="0"/>
+        </w:rPr>
+        <w:t xml:space="preserve">Point to each numbered stage and explain which recorded </w:t>
+      </w:r>
+      <w:r>
+        <w:rPr>
+          <w:b/>
+        </w:rPr>
+        <w:t>input</w:t>
+      </w:r>
+      <w:r>
+        <w:rPr>
+          <w:b w:val="0"/>
+        </w:rPr>
+        <w:t xml:space="preserve"> it uses.</w:t>
+      </w:r>
+    </w:p>
+    <w:p>
+      <w:pPr>
+        <w:pStyle w:val="Heading3"/>
+      </w:pPr>
+      <w:r>
+        <w:t>Discuss while showing the picture</w:t>
+      </w:r>
+    </w:p>
+    <w:p>
+      <w:pPr>
+        <w:spacing w:line="336" w:lineRule="auto" w:after="180"/>
+        <w:shd w:fill="F1F6F8"/>
+      </w:pPr>
+      <w:r>
+        <w:rPr>
+          <w:b w:val="0"/>
+        </w:rPr>
+        <w:t xml:space="preserve">Teacher prompt: Point to each numbered stage and explain which recorded </w:t>
+      </w:r>
+      <w:r>
+        <w:rPr>
+          <w:b/>
+        </w:rPr>
+        <w:t>input</w:t>
+      </w:r>
+      <w:r>
+        <w:rPr>
+          <w:b w:val="0"/>
+        </w:rPr>
+        <w:t xml:space="preserve"> it uses. Ask learners to describe one label or arrow in ordinary words. Use the adjacent transcript if the image is difficult to see.</w:t>
+      </w:r>
+    </w:p>
+    <w:p>
+      <w:pPr>
+        <w:pStyle w:val="Heading3"/>
+      </w:pPr>
+      <w:r>
+        <w:t>03. Fitting a line at a glance</w:t>
+      </w:r>
+    </w:p>
+    <w:p>
+      <w:r>
+        <w:drawing>
+          <wp:inline xmlns:a="http://schemas.openxmlformats.org/drawingml/2006/main" xmlns:pic="http://schemas.openxmlformats.org/drawingml/2006/picture">
+            <wp:extent cx="5486400" cy="2834640"/>
+            <wp:docPr id="4" name="Picture 4" descr="Fitting a line at a glance. Line A | Slope 1 intercept 1 | Training SSE 5. Line B | Slope 2 intercept 0 | Training SSE 3. Line C | Slope 2 intercept 1 | Training SSE 0"/>
+            <wp:cNvGraphicFramePr>
+              <a:graphicFrameLocks noChangeAspect="1"/>
+            </wp:cNvGraphicFramePr>
+            <a:graphic>
+              <a:graphicData uri="http://schemas.openxmlformats.org/drawingml/2006/picture">
+                <pic:pic>
+                  <pic:nvPicPr>
+                    <pic:cNvPr id="0" name="academy-story-ai-4-22-03.png"/>
+                    <pic:cNvPicPr/>
+                  </pic:nvPicPr>
+                  <pic:blipFill>
+                    <a:blip r:embed="rId12"/>
+                    <a:stretch>
+                      <a:fillRect/>
+                    </a:stretch>
+                  </pic:blipFill>
+                  <pic:spPr>
+                    <a:xfrm>
+                      <a:off x="0" y="0"/>
+                      <a:ext cx="5486400" cy="2834640"/>
+                    </a:xfrm>
+                    <a:prstGeom prst="rect"/>
+                  </pic:spPr>
+                </pic:pic>
+              </a:graphicData>
+            </a:graphic>
+          </wp:inline>
+        </w:drawing>
+      </w:r>
+    </w:p>
+    <w:p>
+      <w:pPr>
+        <w:spacing w:line="336" w:lineRule="auto" w:after="180"/>
+      </w:pPr>
+      <w:r>
+        <w:rPr>
+          <w:b/>
+        </w:rPr>
+        <w:t>Fitting</w:t>
+      </w:r>
+      <w:r>
+        <w:rPr>
+          <w:b w:val="0"/>
+        </w:rPr>
+        <w:t xml:space="preserve"> a line at a glance. Line A | </w:t>
+      </w:r>
+      <w:r>
+        <w:rPr>
+          <w:b/>
+        </w:rPr>
+        <w:t>Slope</w:t>
+      </w:r>
+      <w:r>
+        <w:rPr>
+          <w:b w:val="0"/>
+        </w:rPr>
+        <w:t xml:space="preserve"> 1 </w:t>
+      </w:r>
+      <w:r>
+        <w:rPr>
+          <w:b/>
+        </w:rPr>
+        <w:t>intercept</w:t>
+      </w:r>
+      <w:r>
+        <w:rPr>
+          <w:b w:val="0"/>
+        </w:rPr>
+        <w:t xml:space="preserve"> 1 | </w:t>
+      </w:r>
+      <w:r>
+        <w:rPr>
+          <w:b/>
+        </w:rPr>
+        <w:t>Training</w:t>
+      </w:r>
+      <w:r>
+        <w:rPr>
+          <w:b w:val="0"/>
+        </w:rPr>
+        <w:t xml:space="preserve"> SSE 5. Line B | </w:t>
+      </w:r>
+      <w:r>
+        <w:rPr>
+          <w:b/>
+        </w:rPr>
+        <w:t>Slope</w:t>
+      </w:r>
+      <w:r>
+        <w:rPr>
+          <w:b w:val="0"/>
+        </w:rPr>
+        <w:t xml:space="preserve"> 2 </w:t>
+      </w:r>
+      <w:r>
+        <w:rPr>
+          <w:b/>
+        </w:rPr>
+        <w:t>intercept</w:t>
+      </w:r>
+      <w:r>
+        <w:rPr>
+          <w:b w:val="0"/>
+        </w:rPr>
+        <w:t xml:space="preserve"> 0 | </w:t>
+      </w:r>
+      <w:r>
+        <w:rPr>
+          <w:b/>
+        </w:rPr>
+        <w:t>Training</w:t>
+      </w:r>
+      <w:r>
+        <w:rPr>
+          <w:b w:val="0"/>
+        </w:rPr>
+        <w:t xml:space="preserve"> SSE 3. Line C | </w:t>
+      </w:r>
+      <w:r>
+        <w:rPr>
+          <w:b/>
+        </w:rPr>
+        <w:t>Slope</w:t>
+      </w:r>
+      <w:r>
+        <w:rPr>
+          <w:b w:val="0"/>
+        </w:rPr>
+        <w:t xml:space="preserve"> 2 </w:t>
+      </w:r>
+      <w:r>
+        <w:rPr>
+          <w:b/>
+        </w:rPr>
+        <w:t>intercept</w:t>
+      </w:r>
+      <w:r>
+        <w:rPr>
+          <w:b w:val="0"/>
+        </w:rPr>
+        <w:t xml:space="preserve"> 1 | </w:t>
+      </w:r>
+      <w:r>
+        <w:rPr>
+          <w:b/>
+        </w:rPr>
+        <w:t>Training</w:t>
+      </w:r>
+      <w:r>
+        <w:rPr>
+          <w:b w:val="0"/>
+        </w:rPr>
+        <w:t xml:space="preserve"> SSE 0</w:t>
+      </w:r>
+    </w:p>
+    <w:p>
+      <w:pPr>
+        <w:spacing w:line="336" w:lineRule="auto" w:after="180"/>
+        <w:shd w:fill="F5F1FB"/>
+      </w:pPr>
+      <w:r>
+        <w:rPr>
+          <w:b w:val="0"/>
+        </w:rPr>
+        <w:t>Read the labels and values. Explain the relationship the model shows.</w:t>
+      </w:r>
+    </w:p>
+    <w:p>
+      <w:pPr>
+        <w:pStyle w:val="Heading3"/>
+      </w:pPr>
+      <w:r>
+        <w:t>Discuss while showing the picture</w:t>
+      </w:r>
+    </w:p>
+    <w:p>
+      <w:pPr>
+        <w:spacing w:line="336" w:lineRule="auto" w:after="180"/>
+        <w:shd w:fill="F1F6F8"/>
+      </w:pPr>
+      <w:r>
+        <w:rPr>
+          <w:b w:val="0"/>
+        </w:rPr>
+        <w:t>Teacher prompt: Read the labels and values. Explain the relationship the model shows. Ask learners to describe one label or arrow in ordinary words. Use the adjacent transcript if the image is difficult to see.</w:t>
+      </w:r>
+    </w:p>
+    <w:p>
+      <w:pPr>
+        <w:pStyle w:val="Heading3"/>
+      </w:pPr>
+      <w:r>
+        <w:t>04. Change one thing. Trace what follows.</w:t>
+      </w:r>
+    </w:p>
+    <w:p>
+      <w:r>
+        <w:drawing>
+          <wp:inline xmlns:a="http://schemas.openxmlformats.org/drawingml/2006/main" xmlns:pic="http://schemas.openxmlformats.org/drawingml/2006/picture">
+            <wp:extent cx="5486400" cy="3026664"/>
+            <wp:docPr id="5" name="Picture 5" descr="Original case: At day3 predict7 versus observed6: absolute error1 cm. Changed condition: Evaluation observation becomes8 instead of6. Expected result: Absolute evaluation error stays1 cm, but residual changes from-1 to+1. Reason: Prediction7 remains frozen; changed observation8 reverses the error direction."/>
+            <wp:cNvGraphicFramePr>
+              <a:graphicFrameLocks noChangeAspect="1"/>
+            </wp:cNvGraphicFramePr>
+            <a:graphic>
+              <a:graphicData uri="http://schemas.openxmlformats.org/drawingml/2006/picture">
+                <pic:pic>
+                  <pic:nvPicPr>
+                    <pic:cNvPr id="0" name="academy-story-ai-4-22-04.png"/>
+                    <pic:cNvPicPr/>
+                  </pic:nvPicPr>
+                  <pic:blipFill>
+                    <a:blip r:embed="rId13"/>
+                    <a:stretch>
+                      <a:fillRect/>
+                    </a:stretch>
+                  </pic:blipFill>
+                  <pic:spPr>
+                    <a:xfrm>
+                      <a:off x="0" y="0"/>
+                      <a:ext cx="5486400" cy="3026664"/>
+                    </a:xfrm>
+                    <a:prstGeom prst="rect"/>
+                  </pic:spPr>
+                </pic:pic>
+              </a:graphicData>
+            </a:graphic>
+          </wp:inline>
+        </w:drawing>
+      </w:r>
+    </w:p>
+    <w:p>
+      <w:pPr>
+        <w:spacing w:line="336" w:lineRule="auto" w:after="180"/>
+      </w:pPr>
+      <w:r>
+        <w:rPr>
+          <w:b w:val="0"/>
+        </w:rPr>
+        <w:t xml:space="preserve">Original case: At day3 predict7 versus observed6: absolute error1 cm. Changed condition: Evaluation </w:t>
+      </w:r>
+      <w:r>
+        <w:rPr>
+          <w:b/>
+        </w:rPr>
+        <w:t>observation</w:t>
+      </w:r>
+      <w:r>
+        <w:rPr>
+          <w:b w:val="0"/>
+        </w:rPr>
+        <w:t xml:space="preserve"> becomes8 instead of6. Expected result: Absolute evaluation error stays1 cm, but residual changes from-1 to+1.</w:t>
+      </w:r>
+    </w:p>
+    <w:p>
+      <w:pPr>
+        <w:spacing w:line="336" w:lineRule="auto" w:after="180"/>
+      </w:pPr>
+      <w:r>
+        <w:rPr>
+          <w:b w:val="0"/>
+        </w:rPr>
+        <w:t xml:space="preserve">Reason: </w:t>
+      </w:r>
+      <w:r>
+        <w:rPr>
+          <w:b/>
+        </w:rPr>
+        <w:t>Prediction</w:t>
+      </w:r>
+      <w:r>
+        <w:rPr>
+          <w:b w:val="0"/>
+        </w:rPr>
+        <w:t xml:space="preserve">7 remains frozen; changed </w:t>
+      </w:r>
+      <w:r>
+        <w:rPr>
+          <w:b/>
+        </w:rPr>
+        <w:t>observation</w:t>
+      </w:r>
+      <w:r>
+        <w:rPr>
+          <w:b w:val="0"/>
+        </w:rPr>
+        <w:t>8 reverses the error direction.</w:t>
+      </w:r>
+    </w:p>
+    <w:p>
+      <w:pPr>
+        <w:spacing w:line="336" w:lineRule="auto" w:after="180"/>
+        <w:shd w:fill="F5F1FB"/>
+      </w:pPr>
+      <w:r>
+        <w:rPr>
+          <w:b w:val="0"/>
+        </w:rPr>
+        <w:t>Predict before checking the worked changed-case result. Name what changed and what the supplied facts allow you to conclude.</w:t>
+      </w:r>
+    </w:p>
+    <w:p>
+      <w:pPr>
+        <w:pStyle w:val="Heading3"/>
+      </w:pPr>
+      <w:r>
+        <w:t>Discuss while showing the picture</w:t>
+      </w:r>
+    </w:p>
+    <w:p>
+      <w:pPr>
+        <w:spacing w:line="336" w:lineRule="auto" w:after="180"/>
+        <w:shd w:fill="F1F6F8"/>
+      </w:pPr>
+      <w:r>
+        <w:rPr>
+          <w:b w:val="0"/>
+        </w:rPr>
+        <w:t>Teacher prompt: Predict before checking the worked changed-case result. Name what changed and what the supplied facts allow you to conclude. Ask learners to describe one label or arrow in ordinary words.</w:t>
+      </w:r>
+    </w:p>
+    <w:p>
+      <w:pPr>
+        <w:spacing w:line="336" w:lineRule="auto" w:after="180"/>
+        <w:shd w:fill="F1F6F8"/>
+      </w:pPr>
+      <w:r>
+        <w:rPr>
+          <w:b w:val="0"/>
+        </w:rPr>
+        <w:t xml:space="preserve">Use the adjacent transcript if the image is difficult to see. Changed-case reasoning: </w:t>
+      </w:r>
+      <w:r>
+        <w:rPr>
+          <w:b/>
+        </w:rPr>
+        <w:t>Prediction</w:t>
+      </w:r>
+      <w:r>
+        <w:rPr>
+          <w:b w:val="0"/>
+        </w:rPr>
+        <w:t xml:space="preserve">7 remains frozen; changed </w:t>
+      </w:r>
+      <w:r>
+        <w:rPr>
+          <w:b/>
+        </w:rPr>
+        <w:t>observation</w:t>
+      </w:r>
+      <w:r>
+        <w:rPr>
+          <w:b w:val="0"/>
+        </w:rPr>
+        <w:t>8 reverses the error direction.</w:t>
+      </w:r>
+    </w:p>
+    <w:p>
+      <w:pPr>
+        <w:pStyle w:val="Heading3"/>
+      </w:pPr>
+      <w:r>
+        <w:t>05. Connect the explanation to its limit</w:t>
+      </w:r>
+    </w:p>
+    <w:p>
+      <w:r>
+        <w:drawing>
+          <wp:inline xmlns:a="http://schemas.openxmlformats.org/drawingml/2006/main" xmlns:pic="http://schemas.openxmlformats.org/drawingml/2006/picture">
+            <wp:extent cx="5486400" cy="2834640"/>
+            <wp:docPr id="6" name="Picture 6" descr="Read the picture in order. At day3 predict7 versus observed6: absolute error1 cm. The arrows show which recorded input or intermediate result each decision uses. Explain the deciding step aloud before checking the changed case; pointing to the final answer alone does not show how it follows. Limit: An exact fit to three toy pairs does not establish a biological growth law or justify long-range extrapolation."/>
+            <wp:cNvGraphicFramePr>
+              <a:graphicFrameLocks noChangeAspect="1"/>
+            </wp:cNvGraphicFramePr>
+            <a:graphic>
+              <a:graphicData uri="http://schemas.openxmlformats.org/drawingml/2006/picture">
+                <pic:pic>
+                  <pic:nvPicPr>
+                    <pic:cNvPr id="0" name="academy-story-ai-4-22-05.png"/>
+                    <pic:cNvPicPr/>
+                  </pic:nvPicPr>
+                  <pic:blipFill>
+                    <a:blip r:embed="rId14"/>
+                    <a:stretch>
+                      <a:fillRect/>
+                    </a:stretch>
+                  </pic:blipFill>
+                  <pic:spPr>
+                    <a:xfrm>
+                      <a:off x="0" y="0"/>
+                      <a:ext cx="5486400" cy="2834640"/>
+                    </a:xfrm>
+                    <a:prstGeom prst="rect"/>
+                  </pic:spPr>
+                </pic:pic>
+              </a:graphicData>
+            </a:graphic>
+          </wp:inline>
+        </w:drawing>
+      </w:r>
+    </w:p>
+    <w:p>
+      <w:pPr>
+        <w:spacing w:line="336" w:lineRule="auto" w:after="180"/>
+      </w:pPr>
+      <w:r>
+        <w:rPr>
+          <w:b w:val="0"/>
+        </w:rPr>
+        <w:t xml:space="preserve">Read the picture in order. At day3 predict7 versus observed6: absolute error1 cm. The arrows show which recorded </w:t>
+      </w:r>
+      <w:r>
+        <w:rPr>
+          <w:b/>
+        </w:rPr>
+        <w:t>input</w:t>
+      </w:r>
+      <w:r>
+        <w:rPr>
+          <w:b w:val="0"/>
+        </w:rPr>
+        <w:t xml:space="preserve"> or intermediate result each decision uses.</w:t>
+      </w:r>
+    </w:p>
+    <w:p>
+      <w:pPr>
+        <w:spacing w:line="336" w:lineRule="auto" w:after="180"/>
+      </w:pPr>
+      <w:r>
+        <w:rPr>
+          <w:b w:val="0"/>
+        </w:rPr>
+        <w:t>Explain the deciding step aloud before checking the changed case; pointing to the final answer alone does not show how it follows.</w:t>
+      </w:r>
+    </w:p>
+    <w:p>
+      <w:pPr>
+        <w:spacing w:line="336" w:lineRule="auto" w:after="180"/>
+      </w:pPr>
+      <w:r>
+        <w:rPr>
+          <w:b w:val="0"/>
+        </w:rPr>
+        <w:t>Limit: An exact fit to three toy pairs does not establish a biological growth law or justify long-range extrapolation.</w:t>
+      </w:r>
+    </w:p>
+    <w:p>
+      <w:pPr>
+        <w:spacing w:line="336" w:lineRule="auto" w:after="180"/>
+        <w:shd w:fill="F5F1FB"/>
+      </w:pPr>
+      <w:r>
+        <w:rPr>
+          <w:b w:val="0"/>
+        </w:rPr>
+        <w:t>Explain the case, then point to a limit on the claim.</w:t>
+      </w:r>
+    </w:p>
+    <w:p>
+      <w:pPr>
+        <w:pStyle w:val="Heading3"/>
+      </w:pPr>
+      <w:r>
+        <w:t>Discuss while showing the picture</w:t>
+      </w:r>
+    </w:p>
+    <w:p>
+      <w:pPr>
+        <w:spacing w:line="336" w:lineRule="auto" w:after="180"/>
+        <w:shd w:fill="F1F6F8"/>
+      </w:pPr>
+      <w:r>
+        <w:rPr>
+          <w:b w:val="0"/>
+        </w:rPr>
+        <w:t>Teacher prompt: Explain the case, then point to a limit on the claim. Ask learners to describe one label or arrow in ordinary words. Use the adjacent transcript if the image is difficult to see.</w:t>
+      </w:r>
+    </w:p>
+    <w:p>
+      <w:pPr>
+        <w:spacing w:line="336" w:lineRule="auto" w:after="180"/>
+        <w:shd w:fill="F1F6F8"/>
+      </w:pPr>
+      <w:r>
+        <w:rPr>
+          <w:b w:val="0"/>
+        </w:rPr>
+        <w:t>Keep the stated scope: An exact fit to three toy pairs does not establish a biological growth law or justify long-range extrapolation.</w:t>
+      </w:r>
+    </w:p>
+    <w:p>
+      <w:pPr>
+        <w:pStyle w:val="Heading3"/>
+      </w:pPr>
+      <w:r>
+        <w:t>06. Make the idea visible in your project</w:t>
+      </w:r>
+    </w:p>
+    <w:p>
+      <w:r>
+        <w:drawing>
+          <wp:inline xmlns:a="http://schemas.openxmlformats.org/drawingml/2006/main" xmlns:pic="http://schemas.openxmlformats.org/drawingml/2006/picture">
+            <wp:extent cx="5486400" cy="3681984"/>
+            <wp:docPr id="7" name="Picture 7" descr="For your Responsible Plant Classifier, save the input, procedure, observed result and limitation of this check. Label this worked example as practice; use a different, previously unreviewed case when checking independent understanding. Draw your input, deciding step, result and limit. Supported question: May day3’s evaluation label choose the candidate line? Point to the relevant step in the picture, then write the changed result and the rule or evidence that supports it."/>
+            <wp:cNvGraphicFramePr>
+              <a:graphicFrameLocks noChangeAspect="1"/>
+            </wp:cNvGraphicFramePr>
+            <a:graphic>
+              <a:graphicData uri="http://schemas.openxmlformats.org/drawingml/2006/picture">
+                <pic:pic>
+                  <pic:nvPicPr>
+                    <pic:cNvPr id="0" name="academy-story-ai-4-22-06.png"/>
+                    <pic:cNvPicPr/>
+                  </pic:nvPicPr>
+                  <pic:blipFill>
+                    <a:blip r:embed="rId15"/>
+                    <a:stretch>
+                      <a:fillRect/>
+                    </a:stretch>
+                  </pic:blipFill>
+                  <pic:spPr>
+                    <a:xfrm>
+                      <a:off x="0" y="0"/>
+                      <a:ext cx="5486400" cy="3681984"/>
+                    </a:xfrm>
+                    <a:prstGeom prst="rect"/>
+                  </pic:spPr>
+                </pic:pic>
+              </a:graphicData>
+            </a:graphic>
+          </wp:inline>
+        </w:drawing>
+      </w:r>
+    </w:p>
+    <w:p>
+      <w:pPr>
+        <w:spacing w:line="336" w:lineRule="auto" w:after="180"/>
+      </w:pPr>
+      <w:r>
+        <w:rPr>
+          <w:b w:val="0"/>
+        </w:rPr>
+        <w:t xml:space="preserve">For your Responsible Plant Classifier, save the </w:t>
+      </w:r>
+      <w:r>
+        <w:rPr>
+          <w:b/>
+        </w:rPr>
+        <w:t>input</w:t>
+      </w:r>
+      <w:r>
+        <w:rPr>
+          <w:b w:val="0"/>
+        </w:rPr>
+        <w:t>, procedure, observed result and limitation of this check.</w:t>
+      </w:r>
+    </w:p>
+    <w:p>
+      <w:pPr>
+        <w:spacing w:line="336" w:lineRule="auto" w:after="180"/>
+      </w:pPr>
+      <w:r>
+        <w:rPr>
+          <w:b w:val="0"/>
+        </w:rPr>
+        <w:t xml:space="preserve">Label this worked example as practice; use a different, previously unreviewed case when checking independent understanding. Draw your </w:t>
+      </w:r>
+      <w:r>
+        <w:rPr>
+          <w:b/>
+        </w:rPr>
+        <w:t>input</w:t>
+      </w:r>
+      <w:r>
+        <w:rPr>
+          <w:b w:val="0"/>
+        </w:rPr>
+        <w:t>, deciding step, result and limit.</w:t>
+      </w:r>
+    </w:p>
+    <w:p>
+      <w:pPr>
+        <w:spacing w:line="336" w:lineRule="auto" w:after="180"/>
+      </w:pPr>
+      <w:r>
+        <w:rPr>
+          <w:b w:val="0"/>
+        </w:rPr>
+        <w:t xml:space="preserve">Supported question: May day3’s evaluation label choose the candidate line? Point to the relevant step in the picture, then write the changed result and the rule or </w:t>
+      </w:r>
+      <w:r>
+        <w:rPr>
+          <w:b/>
+        </w:rPr>
+        <w:t>evidence</w:t>
+      </w:r>
+      <w:r>
+        <w:rPr>
+          <w:b w:val="0"/>
+        </w:rPr>
+        <w:t xml:space="preserve"> that supports it.</w:t>
+      </w:r>
+    </w:p>
+    <w:p>
+      <w:pPr>
+        <w:spacing w:line="336" w:lineRule="auto" w:after="180"/>
+        <w:shd w:fill="F5F1FB"/>
+      </w:pPr>
+      <w:r>
+        <w:rPr>
+          <w:b w:val="0"/>
+        </w:rPr>
+        <w:t xml:space="preserve">Draw your project trace and justify the deciding step using </w:t>
+      </w:r>
+      <w:r>
+        <w:rPr>
+          <w:b/>
+        </w:rPr>
+        <w:t>evidence</w:t>
+      </w:r>
+      <w:r>
+        <w:rPr>
+          <w:b w:val="0"/>
+        </w:rPr>
+        <w:t>.</w:t>
+      </w:r>
+    </w:p>
+    <w:p>
+      <w:pPr>
+        <w:pStyle w:val="Heading3"/>
+      </w:pPr>
+      <w:r>
+        <w:t>Discuss while showing the picture</w:t>
+      </w:r>
+    </w:p>
+    <w:p>
+      <w:pPr>
+        <w:spacing w:line="336" w:lineRule="auto" w:after="180"/>
+        <w:shd w:fill="F1F6F8"/>
+      </w:pPr>
+      <w:r>
+        <w:rPr>
+          <w:b w:val="0"/>
+        </w:rPr>
+        <w:t xml:space="preserve">Teacher prompt: Draw your project trace and justify the deciding step using </w:t>
+      </w:r>
+      <w:r>
+        <w:rPr>
+          <w:b/>
+        </w:rPr>
+        <w:t>evidence</w:t>
+      </w:r>
+      <w:r>
+        <w:rPr>
+          <w:b w:val="0"/>
+        </w:rPr>
+        <w:t>. Ask learners to describe one label or arrow in ordinary words. Use the adjacent transcript if the image is difficult to see.</w:t>
+      </w:r>
+    </w:p>
+    <w:p>
+      <w:pPr>
+        <w:spacing w:line="336" w:lineRule="auto" w:after="180"/>
+        <w:shd w:fill="F1F6F8"/>
+      </w:pPr>
+      <w:r>
+        <w:rPr>
+          <w:b w:val="0"/>
+        </w:rPr>
+        <w:t xml:space="preserve">Supported practice key: No under this </w:t>
+      </w:r>
+      <w:r>
+        <w:rPr>
+          <w:b/>
+        </w:rPr>
+        <w:t>fitting</w:t>
+      </w:r>
+      <w:r>
+        <w:rPr>
+          <w:b w:val="0"/>
+        </w:rPr>
+        <w:t xml:space="preserve"> plan. Keep evaluation </w:t>
+      </w:r>
+      <w:r>
+        <w:rPr>
+          <w:b/>
+        </w:rPr>
+        <w:t>evidence</w:t>
+      </w:r>
+      <w:r>
+        <w:rPr>
+          <w:b w:val="0"/>
+        </w:rPr>
+        <w:t xml:space="preserve"> separate and report the frozen line’s1 cm error. Changed-case check: Absolute evaluation error stays1 cm, but residual changes from-1 to+1.</w:t>
+      </w:r>
+    </w:p>
+    <w:p>
+      <w:pPr>
+        <w:spacing w:line="336" w:lineRule="auto" w:after="180"/>
+        <w:shd w:fill="F1F6F8"/>
+      </w:pPr>
+      <w:r>
+        <w:rPr>
+          <w:b/>
+        </w:rPr>
+        <w:t>Prediction</w:t>
+      </w:r>
+      <w:r>
+        <w:rPr>
+          <w:b w:val="0"/>
+        </w:rPr>
+        <w:t xml:space="preserve">7 remains frozen; changed </w:t>
+      </w:r>
+      <w:r>
+        <w:rPr>
+          <w:b/>
+        </w:rPr>
+        <w:t>observation</w:t>
+      </w:r>
+      <w:r>
+        <w:rPr>
+          <w:b w:val="0"/>
+        </w:rPr>
+        <w:t>8 reverses the error direction.</w:t>
       </w:r>
     </w:p>
     <w:sectPr>

--- a/downloads/teacher/ai-4-week-22.docx
+++ b/downloads/teacher/ai-4-week-22.docx
@@ -207,7 +207,7 @@
           </w:tcPr>
           <w:p>
             <w:r>
-              <w:t>Sections 9 and 11–14. Give extra time to finish the full task set; use Section 15 when the week includes a coding lab.</w:t>
+              <w:t>Use “Run the investigation”, “Connect your project”, “Show what you know”, “Study a complete case” and “Try a new case independently”. Give extra time for the full task set. If this week has a coding lab, use its named section; section numbers can change when extra explanations are included.</w:t>
             </w:r>
           </w:p>
         </w:tc>
@@ -2377,6 +2377,26 @@
     <w:p>
       <w:r>
         <w:t>Demonstrate Train a Regression Model, reduce support deliberately and check individual reasoning before discussing answers.</w:t>
+      </w:r>
+    </w:p>
+    <w:p>
+      <w:pPr>
+        <w:pStyle w:val="Heading3"/>
+      </w:pPr>
+      <w:r>
+        <w:t>Choose the pacing route</w:t>
+      </w:r>
+    </w:p>
+    <w:p>
+      <w:pPr>
+        <w:spacing w:line="336" w:lineRule="auto" w:after="180"/>
+        <w:shd w:fill="F1F6F8"/>
+      </w:pPr>
+      <w:r>
+        <w:rPr>
+          <w:b w:val="0"/>
+        </w:rPr>
+        <w:t>Compact alternative: this two-session sequence covers selected core tasks. Use the three-session weekly plan for the full lesson, independent transfer, feedback and project work; allow extra time for extensions.</w:t>
       </w:r>
     </w:p>
     <w:p>
@@ -5919,7 +5939,7 @@
           </w:tcPr>
           <w:p>
             <w:r>
-              <w:t>Sections 9 and 11–14. Give extra time to finish the full task set; use Section 15 when the week includes a coding lab.</w:t>
+              <w:t>Use “Run the investigation”, “Connect your project”, “Show what you know”, “Study a complete case” and “Try a new case independently”. Give extra time for the full task set. If this week has a coding lab, use its named section; section numbers can change when extra explanations are included.</w:t>
             </w:r>
           </w:p>
         </w:tc>

--- a/downloads/teacher/ai-4-week-22.docx
+++ b/downloads/teacher/ai-4-week-22.docx
@@ -25,20 +25,38 @@
         <w:pStyle w:val="Heading1"/>
       </w:pPr>
       <w:r>
-        <w:t>01. Train a Regression Model</w:t>
-      </w:r>
-    </w:p>
-    <w:p>
-      <w:r>
-        <w:t>Prepare Train a Regression Model: check the target, prerequisites, resources and adaptable teaching schedule.</w:t>
-      </w:r>
-    </w:p>
-    <w:p>
-      <w:pPr>
-        <w:pStyle w:val="Heading3"/>
-      </w:pPr>
-      <w:r>
-        <w:t>Teach the learning cycle</w:t>
+        <w:t>Teach line fitting with no missing validation targets.</w:t>
+      </w:r>
+    </w:p>
+    <w:p>
+      <w:r>
+        <w:t>Supply the observations implied by W2/W3,interpret coefficient units and distinguish candidate search from global optimization or biological law.</w:t>
+      </w:r>
+    </w:p>
+    <w:p>
+      <w:r>
+        <w:t>Require training-only selection,unchanged state and same-case baseline evidence.</w:t>
+      </w:r>
+    </w:p>
+    <w:p>
+      <w:pPr>
+        <w:pStyle w:val="Heading1"/>
+      </w:pPr>
+      <w:r>
+        <w:t>01. Prepare the connected experiment</w:t>
+      </w:r>
+    </w:p>
+    <w:p>
+      <w:r>
+        <w:t>Keep prior exposure, shared practice and independent evidence distinct.</w:t>
+      </w:r>
+    </w:p>
+    <w:p>
+      <w:pPr>
+        <w:pStyle w:val="Heading2"/>
+      </w:pPr>
+      <w:r>
+        <w:t>Goal and main teaching plan</w:t>
       </w:r>
     </w:p>
     <w:p>
@@ -249,9 +267,306 @@
     </w:p>
     <w:p>
       <w:pPr>
+        <w:pStyle w:val="Heading2"/>
+      </w:pPr>
+      <w:r>
+        <w:t>Materials and prerequisite</w:t>
+      </w:r>
+    </w:p>
+    <w:p>
+      <w:pPr>
+        <w:spacing w:line="336" w:lineRule="auto" w:after="180"/>
+      </w:pPr>
+      <w:r>
+        <w:rPr>
+          <w:b w:val="0"/>
+        </w:rPr>
+        <w:t xml:space="preserve">Teach two 45-minute sessions. This week focuses on </w:t>
+      </w:r>
+      <w:r>
+        <w:rPr>
+          <w:b/>
+        </w:rPr>
+        <w:t>fitting</w:t>
+      </w:r>
+      <w:r>
+        <w:rPr>
+          <w:b w:val="0"/>
+        </w:rPr>
+        <w:t xml:space="preserve"> a line. Model the worked example first, collect the new W 4 case independently before feedback, and use the fresh retry to check transfer.</w:t>
+      </w:r>
+    </w:p>
+    <w:p>
+      <w:pPr>
+        <w:spacing w:line="336" w:lineRule="auto" w:after="180"/>
+      </w:pPr>
+      <w:r>
+        <w:rPr>
+          <w:b w:val="0"/>
+        </w:rPr>
+        <w:t>Award credit for traceable reasoning and bounded claims, including justified uncertainty.</w:t>
+      </w:r>
+    </w:p>
+    <w:p>
+      <w:pPr>
+        <w:spacing w:line="336" w:lineRule="auto" w:after="180"/>
+      </w:pPr>
+      <w:r>
+        <w:rPr>
+          <w:b w:val="0"/>
+        </w:rPr>
+        <w:t>Use the supplied scenario, student illustrations and blank paper. For numeric work, offer counters or a calculator after learners show the setup. Fictional records are supplied; personal data and paid accounts are unnecessary.</w:t>
+      </w:r>
+    </w:p>
+    <w:p>
+      <w:pPr>
+        <w:spacing w:line="336" w:lineRule="auto" w:after="180"/>
+      </w:pPr>
+      <w:r>
+        <w:rPr>
+          <w:b w:val="0"/>
+        </w:rPr>
+        <w:t>Square each residual, sum, then divide by the number of evaluated examples.</w:t>
+      </w:r>
+    </w:p>
+    <w:p>
+      <w:pPr>
+        <w:spacing w:line="336" w:lineRule="auto" w:after="180"/>
+      </w:pPr>
+      <w:r>
+        <w:rPr>
+          <w:b w:val="0"/>
+        </w:rPr>
+        <w:t>Printed student lesson and workbook</w:t>
+      </w:r>
+    </w:p>
+    <w:p>
+      <w:pPr>
+        <w:spacing w:line="336" w:lineRule="auto" w:after="180"/>
+      </w:pPr>
+      <w:r>
+        <w:rPr>
+          <w:b w:val="0"/>
+        </w:rPr>
+        <w:t>Paper, pencils and a calculator for fractions</w:t>
+      </w:r>
+    </w:p>
+    <w:p>
+      <w:pPr>
+        <w:spacing w:line="336" w:lineRule="auto" w:after="180"/>
+      </w:pPr>
+      <w:r>
+        <w:rPr>
+          <w:b w:val="0"/>
+        </w:rPr>
+        <w:t xml:space="preserve">The fictional examples and a blank </w:t>
+      </w:r>
+      <w:r>
+        <w:rPr>
+          <w:b/>
+        </w:rPr>
+        <w:t>evidence</w:t>
+      </w:r>
+      <w:r>
+        <w:rPr>
+          <w:b w:val="0"/>
+        </w:rPr>
+        <w:t xml:space="preserve"> table</w:t>
+      </w:r>
+    </w:p>
+    <w:p>
+      <w:pPr>
+        <w:spacing w:line="336" w:lineRule="auto" w:after="180"/>
+      </w:pPr>
+      <w:r>
+        <w:rPr>
+          <w:b w:val="0"/>
+        </w:rPr>
+        <w:t>Optional Python 3 editor; no external packages or AI accounts required</w:t>
+      </w:r>
+    </w:p>
+    <w:p>
+      <w:pPr>
+        <w:pStyle w:val="Heading2"/>
+      </w:pPr>
+      <w:r>
+        <w:t>Opening retrieval</w:t>
+      </w:r>
+    </w:p>
+    <w:p>
+      <w:pPr>
+        <w:spacing w:line="336" w:lineRule="auto" w:after="180"/>
+      </w:pPr>
+      <w:r>
+        <w:rPr>
+          <w:b w:val="0"/>
+        </w:rPr>
+        <w:t>Without opening the old lesson, explain one key idea from Absolute Error and MAE. Give an example and a mistake that the idea helps you avoid.</w:t>
+      </w:r>
+    </w:p>
+    <w:p>
+      <w:pPr>
+        <w:spacing w:line="336" w:lineRule="auto" w:after="180"/>
+      </w:pPr>
+      <w:r>
+        <w:rPr>
+          <w:b w:val="0"/>
+        </w:rPr>
+        <w:t>Look for: Calculate MAE MSE and RMSE</w:t>
+      </w:r>
+    </w:p>
+    <w:p>
+      <w:pPr>
+        <w:spacing w:line="336" w:lineRule="auto" w:after="180"/>
+      </w:pPr>
+      <w:r>
+        <w:rPr>
+          <w:b w:val="0"/>
+        </w:rPr>
+        <w:t>Reference example, not the only acceptable wording: Teacher explanation: (1+2+3)/3=2 cm.</w:t>
+      </w:r>
+    </w:p>
+    <w:p>
+      <w:pPr>
+        <w:spacing w:line="336" w:lineRule="auto" w:after="180"/>
+      </w:pPr>
+      <w:r>
+        <w:rPr>
+          <w:b w:val="0"/>
+        </w:rPr>
+        <w:t>Without opening the old lesson, explain one key idea from Regression and Residuals. Give an example and a mistake that the idea helps you avoid.</w:t>
+      </w:r>
+    </w:p>
+    <w:p>
+      <w:pPr>
+        <w:spacing w:line="336" w:lineRule="auto" w:after="180"/>
+      </w:pPr>
+      <w:r>
+        <w:rPr>
+          <w:b w:val="0"/>
+        </w:rPr>
+        <w:t xml:space="preserve">Look for: Distinguish numeric </w:t>
+      </w:r>
+      <w:r>
+        <w:rPr>
+          <w:b/>
+        </w:rPr>
+        <w:t>prediction</w:t>
+      </w:r>
+      <w:r>
+        <w:rPr>
+          <w:b w:val="0"/>
+        </w:rPr>
+        <w:t xml:space="preserve"> from classification</w:t>
+      </w:r>
+    </w:p>
+    <w:p>
+      <w:pPr>
+        <w:spacing w:line="336" w:lineRule="auto" w:after="180"/>
+      </w:pPr>
+      <w:r>
+        <w:rPr>
+          <w:b w:val="0"/>
+        </w:rPr>
+        <w:t>Reference example, not the only acceptable wording: Teacher explanation: Residuals -1, 1, 0 cm; the first record is overpredicted.</w:t>
+      </w:r>
+    </w:p>
+    <w:p>
+      <w:pPr>
+        <w:spacing w:line="336" w:lineRule="auto" w:after="180"/>
+      </w:pPr>
+      <w:r>
+        <w:rPr>
+          <w:b w:val="0"/>
+        </w:rPr>
+        <w:t>Without opening the old lesson, explain one key idea from Accuracy and Imbalance. Give an example and a mistake that the idea helps you avoid.</w:t>
+      </w:r>
+    </w:p>
+    <w:p>
+      <w:pPr>
+        <w:spacing w:line="336" w:lineRule="auto" w:after="180"/>
+      </w:pPr>
+      <w:r>
+        <w:rPr>
+          <w:b w:val="0"/>
+        </w:rPr>
+        <w:t>Look for: Explain why overall accuracy can hide failure on a less common class</w:t>
+      </w:r>
+    </w:p>
+    <w:p>
+      <w:pPr>
+        <w:spacing w:line="336" w:lineRule="auto" w:after="180"/>
+      </w:pPr>
+      <w:r>
+        <w:rPr>
+          <w:b w:val="0"/>
+        </w:rPr>
+        <w:t xml:space="preserve">Reference example, not the only acceptable wording: The </w:t>
+      </w:r>
+      <w:r>
+        <w:rPr>
+          <w:b/>
+        </w:rPr>
+        <w:t>training</w:t>
+      </w:r>
+      <w:r>
+        <w:rPr>
+          <w:b w:val="0"/>
+        </w:rPr>
+        <w:t>-majority rule always predicts clear. Matrix [[16,0],[4,0]] gives 16/20=80 percent, FP=0,FN=4.</w:t>
+      </w:r>
+    </w:p>
+    <w:p>
+      <w:pPr>
+        <w:spacing w:line="336" w:lineRule="auto" w:after="180"/>
+      </w:pPr>
+      <w:r>
+        <w:rPr>
+          <w:b w:val="0"/>
+        </w:rPr>
+        <w:t>It misses all four blocked cases, so the overall score hides complete failure on that evaluated class.</w:t>
+      </w:r>
+    </w:p>
+    <w:p>
+      <w:pPr>
+        <w:pStyle w:val="Heading2"/>
+      </w:pPr>
+      <w:r>
+        <w:t>End goal</w:t>
+      </w:r>
+    </w:p>
+    <w:p>
+      <w:pPr>
+        <w:spacing w:line="336" w:lineRule="auto" w:after="180"/>
+      </w:pPr>
+      <w:r>
+        <w:rPr>
+          <w:b w:val="0"/>
+        </w:rPr>
+        <w:t>By the end, I can explain train a regression model using a traced example and a stated limitation.</w:t>
+      </w:r>
+    </w:p>
+    <w:p>
+      <w:pPr>
+        <w:pStyle w:val="Heading2"/>
+      </w:pPr>
+      <w:r>
+        <w:t>Earlier wording, alternatives and picture transcripts · reference / check after trying</w:t>
+      </w:r>
+    </w:p>
+    <w:p>
+      <w:pPr>
         <w:pStyle w:val="Heading3"/>
       </w:pPr>
       <w:r>
+        <w:t>Teach the learning cycle</w:t>
+      </w:r>
+    </w:p>
+    <w:p>
+      <w:pPr>
+        <w:pStyle w:val="Heading3"/>
+      </w:pPr>
+      <w:r>
         <w:t>Retrieval answer guidance</w:t>
       </w:r>
     </w:p>
@@ -265,39 +580,6 @@
     </w:p>
     <w:p>
       <w:pPr>
-        <w:spacing w:line="336" w:lineRule="auto" w:after="180"/>
-      </w:pPr>
-      <w:r>
-        <w:rPr>
-          <w:b w:val="0"/>
-        </w:rPr>
-        <w:t>Without opening the old lesson, explain one key idea from Absolute Error and MAE. Give an example and a mistake that the idea helps you avoid.</w:t>
-      </w:r>
-    </w:p>
-    <w:p>
-      <w:pPr>
-        <w:spacing w:line="336" w:lineRule="auto" w:after="180"/>
-      </w:pPr>
-      <w:r>
-        <w:rPr>
-          <w:b w:val="0"/>
-        </w:rPr>
-        <w:t>Look for: Calculate MAE MSE and RMSE</w:t>
-      </w:r>
-    </w:p>
-    <w:p>
-      <w:pPr>
-        <w:spacing w:line="336" w:lineRule="auto" w:after="180"/>
-      </w:pPr>
-      <w:r>
-        <w:rPr>
-          <w:b w:val="0"/>
-        </w:rPr>
-        <w:t>Reference example, not the only acceptable wording: Teacher explanation: (1+2+3)/3=2 cm.</w:t>
-      </w:r>
-    </w:p>
-    <w:p>
-      <w:pPr>
         <w:pStyle w:val="Heading3"/>
       </w:pPr>
       <w:r>
@@ -306,111 +588,10 @@
     </w:p>
     <w:p>
       <w:pPr>
-        <w:spacing w:line="336" w:lineRule="auto" w:after="180"/>
-      </w:pPr>
-      <w:r>
-        <w:rPr>
-          <w:b w:val="0"/>
-        </w:rPr>
-        <w:t>Without opening the old lesson, explain one key idea from Regression and Residuals. Give an example and a mistake that the idea helps you avoid.</w:t>
-      </w:r>
-    </w:p>
-    <w:p>
-      <w:pPr>
-        <w:spacing w:line="336" w:lineRule="auto" w:after="180"/>
-      </w:pPr>
-      <w:r>
-        <w:rPr>
-          <w:b w:val="0"/>
-        </w:rPr>
-        <w:t xml:space="preserve">Look for: Distinguish numeric </w:t>
-      </w:r>
-      <w:r>
-        <w:rPr>
-          <w:b/>
-        </w:rPr>
-        <w:t>prediction</w:t>
-      </w:r>
-      <w:r>
-        <w:rPr>
-          <w:b w:val="0"/>
-        </w:rPr>
-        <w:t xml:space="preserve"> from classification</w:t>
-      </w:r>
-    </w:p>
-    <w:p>
-      <w:pPr>
-        <w:spacing w:line="336" w:lineRule="auto" w:after="180"/>
-      </w:pPr>
-      <w:r>
-        <w:rPr>
-          <w:b w:val="0"/>
-        </w:rPr>
-        <w:t>Reference example, not the only acceptable wording: Teacher explanation: Residuals -1, 1, 0 cm; the first record is overpredicted.</w:t>
-      </w:r>
-    </w:p>
-    <w:p>
-      <w:pPr>
         <w:pStyle w:val="Heading3"/>
       </w:pPr>
       <w:r>
         <w:t>Accuracy and Imbalance</w:t>
-      </w:r>
-    </w:p>
-    <w:p>
-      <w:pPr>
-        <w:spacing w:line="336" w:lineRule="auto" w:after="180"/>
-      </w:pPr>
-      <w:r>
-        <w:rPr>
-          <w:b w:val="0"/>
-        </w:rPr>
-        <w:t>Without opening the old lesson, explain one key idea from Accuracy and Imbalance. Give an example and a mistake that the idea helps you avoid.</w:t>
-      </w:r>
-    </w:p>
-    <w:p>
-      <w:pPr>
-        <w:spacing w:line="336" w:lineRule="auto" w:after="180"/>
-      </w:pPr>
-      <w:r>
-        <w:rPr>
-          <w:b w:val="0"/>
-        </w:rPr>
-        <w:t>Look for: Explain why overall accuracy can hide failure on a less common class</w:t>
-      </w:r>
-    </w:p>
-    <w:p>
-      <w:pPr>
-        <w:spacing w:line="336" w:lineRule="auto" w:after="180"/>
-      </w:pPr>
-      <w:r>
-        <w:rPr>
-          <w:b w:val="0"/>
-        </w:rPr>
-        <w:t xml:space="preserve">Reference example, not the only acceptable wording: The </w:t>
-      </w:r>
-      <w:r>
-        <w:rPr>
-          <w:b/>
-        </w:rPr>
-        <w:t>training</w:t>
-      </w:r>
-      <w:r>
-        <w:rPr>
-          <w:b w:val="0"/>
-        </w:rPr>
-        <w:t>-majority rule always predicts clear. Matrix [[16,0],[4,0]] gives 16/20=80 percent, FP=0,FN=4.</w:t>
-      </w:r>
-    </w:p>
-    <w:p>
-      <w:pPr>
-        <w:spacing w:line="336" w:lineRule="auto" w:after="180"/>
-      </w:pPr>
-      <w:r>
-        <w:rPr>
-          <w:b w:val="0"/>
-        </w:rPr>
-        <w:t>It misses all four blocked cases, so the overall score hides complete failure on that evaluated class.</w:t>
       </w:r>
     </w:p>
     <w:p>
@@ -613,6 +794,11 @@
       </w:r>
     </w:p>
     <w:p>
+      <w:r>
+        <w:t>This compact option is not the full-week schedule. Use the main teaching cycle and allow extra sessions for the investigation, independent work and project.</w:t>
+      </w:r>
+    </w:p>
+    <w:p>
       <w:pPr>
         <w:spacing w:line="336" w:lineRule="auto" w:after="180"/>
       </w:pPr>
@@ -620,7 +806,7 @@
         <w:rPr>
           <w:b w:val="0"/>
         </w:rPr>
-        <w:t>Use the supplied scenario, student illustrations and blank paper. For numeric work, offer counters or a calculator after learners show the setup. Fictional records are supplied; personal data and paid accounts are unnecessary.</w:t>
+        <w:t>Allow 80 minutes: recall 8; explanation 12; worked demonstration 15; guided practice 20; independent assessment 15; project and reflection 10. Extend the lab into a second session when needed.</w:t>
       </w:r>
     </w:p>
     <w:p>
@@ -628,32 +814,55 @@
         <w:pStyle w:val="Heading3"/>
       </w:pPr>
       <w:r>
-        <w:t>Alternative compact allocation</w:t>
-      </w:r>
-    </w:p>
-    <w:p>
-      <w:r>
-        <w:t>This compact option is not the full-week schedule. Use the main teaching cycle and allow extra sessions for the investigation, independent work and project.</w:t>
+        <w:t>Preparation for the connected explanation</w:t>
+      </w:r>
+    </w:p>
+    <w:p>
+      <w:pPr>
+        <w:pStyle w:val="Heading3"/>
+      </w:pPr>
+      <w:r>
+        <w:t>Readiness answer</w:t>
+      </w:r>
+    </w:p>
+    <w:p>
+      <w:pPr>
+        <w:pStyle w:val="Heading3"/>
+      </w:pPr>
+      <w:r>
+        <w:t>End goal for the pictorial case</w:t>
       </w:r>
     </w:p>
     <w:p>
       <w:pPr>
         <w:spacing w:line="336" w:lineRule="auto" w:after="180"/>
-        <w:shd w:fill="F1F6F8"/>
-      </w:pPr>
-      <w:r>
-        <w:rPr>
-          <w:b w:val="0"/>
-        </w:rPr>
-        <w:t>Allow 80 minutes: recall 8; explanation 12; worked demonstration 15; guided practice 20; independent assessment 15; project and reflection 10. Extend the lab into a second session when needed.</w:t>
-      </w:r>
-    </w:p>
-    <w:p>
-      <w:pPr>
-        <w:pStyle w:val="Heading3"/>
-      </w:pPr>
-      <w:r>
-        <w:t>Preparation for the connected explanation</w:t>
+      </w:pPr>
+      <w:r>
+        <w:rPr>
+          <w:b w:val="0"/>
+        </w:rPr>
+        <w:t>This added worked case illustrates the week’s main idea. Retain all original and connected topics; schedule its practice within the teaching cycle.</w:t>
+      </w:r>
+    </w:p>
+    <w:p>
+      <w:pPr>
+        <w:pStyle w:val="Heading1"/>
+      </w:pPr>
+      <w:r>
+        <w:t>02. Teach a limited candidate search with all validation observations visible</w:t>
+      </w:r>
+    </w:p>
+    <w:p>
+      <w:r>
+        <w:t>Keep summed training error,held-out averages and coefficient units distinct.</w:t>
+      </w:r>
+    </w:p>
+    <w:p>
+      <w:pPr>
+        <w:pStyle w:val="Heading2"/>
+      </w:pPr>
+      <w:r>
+        <w:t>Main fitting contract and complete source roles</w:t>
       </w:r>
     </w:p>
     <w:p>
@@ -664,38 +873,398 @@
         <w:rPr>
           <w:b w:val="0"/>
         </w:rPr>
-        <w:t xml:space="preserve">Teach two 45-minute sessions. This week focuses on </w:t>
+        <w:t xml:space="preserve">A line predicts y as m*x+b. In this classroom search we compare a small declared set of </w:t>
       </w:r>
       <w:r>
         <w:rPr>
           <w:b/>
         </w:rPr>
+        <w:t>slope</w:t>
+      </w:r>
+      <w:r>
+        <w:rPr>
+          <w:b w:val="0"/>
+        </w:rPr>
+        <w:t xml:space="preserve">s and </w:t>
+      </w:r>
+      <w:r>
+        <w:rPr>
+          <w:b/>
+        </w:rPr>
+        <w:t>intercept</w:t>
+      </w:r>
+      <w:r>
+        <w:rPr>
+          <w:b w:val="0"/>
+        </w:rPr>
+        <w:t>s; this is not a full least-squares solver over all possible lines.</w:t>
+      </w:r>
+    </w:p>
+    <w:p>
+      <w:pPr>
+        <w:spacing w:line="336" w:lineRule="auto" w:after="180"/>
+      </w:pPr>
+      <w:r>
+        <w:rPr>
+          <w:b w:val="0"/>
+        </w:rPr>
+        <w:t xml:space="preserve">Use </w:t>
+      </w:r>
+      <w:r>
+        <w:rPr>
+          <w:b/>
+        </w:rPr>
+        <w:t>training</w:t>
+      </w:r>
+      <w:r>
+        <w:rPr>
+          <w:b w:val="0"/>
+        </w:rPr>
+        <w:t xml:space="preserve"> error to choose a candidate, then freeze it before validation.</w:t>
+      </w:r>
+    </w:p>
+    <w:p>
+      <w:pPr>
+        <w:spacing w:line="336" w:lineRule="auto" w:after="180"/>
+      </w:pPr>
+      <w:r>
+        <w:rPr>
+          <w:b w:val="0"/>
+        </w:rPr>
+        <w:t xml:space="preserve">Use fictional classroom data throughout this investigation. Keep the task, units, reference labels and data split visible as you reason. Earlier weeks supplied the model-building </w:t>
+      </w:r>
+      <w:r>
+        <w:rPr>
+          <w:b/>
+        </w:rPr>
+        <w:t>process</w:t>
+      </w:r>
+      <w:r>
+        <w:rPr>
+          <w:b w:val="0"/>
+        </w:rPr>
+        <w:t xml:space="preserve">; this week examines </w:t>
+      </w:r>
+      <w:r>
+        <w:rPr>
+          <w:b/>
+        </w:rPr>
         <w:t>fitting</w:t>
       </w:r>
       <w:r>
         <w:rPr>
           <w:b w:val="0"/>
         </w:rPr>
-        <w:t xml:space="preserve"> a line. Model the worked example first, collect the new W 4 case independently before feedback, and use the fresh retry to check transfer.</w:t>
-      </w:r>
-    </w:p>
+        <w:t xml:space="preserve"> a line.</w:t>
+      </w:r>
+    </w:p>
+    <w:tbl>
+      <w:tblPr>
+        <w:tblStyle w:val="LightShading-Accent1"/>
+        <w:tblW w:type="auto" w:w="0"/>
+        <w:tblLook w:firstColumn="1" w:firstRow="1" w:lastColumn="0" w:lastRow="0" w:noHBand="0" w:noVBand="1" w:val="04A0"/>
+      </w:tblPr>
+      <w:tblGrid>
+        <w:gridCol w:w="2556"/>
+        <w:gridCol w:w="2556"/>
+        <w:gridCol w:w="2556"/>
+        <w:gridCol w:w="2556"/>
+      </w:tblGrid>
+      <w:tr>
+        <w:trPr>
+          <w:tblHeader/>
+        </w:trPr>
+        <w:tc>
+          <w:tcPr>
+            <w:tcW w:type="dxa" w:w="2556"/>
+          </w:tcPr>
+          <w:p>
+            <w:r>
+              <w:t>Role / ID</w:t>
+            </w:r>
+          </w:p>
+        </w:tc>
+        <w:tc>
+          <w:tcPr>
+            <w:tcW w:type="dxa" w:w="2556"/>
+          </w:tcPr>
+          <w:p>
+            <w:r>
+              <w:t>x in days</w:t>
+            </w:r>
+          </w:p>
+        </w:tc>
+        <w:tc>
+          <w:tcPr>
+            <w:tcW w:type="dxa" w:w="2556"/>
+          </w:tcPr>
+          <w:p>
+            <w:r>
+              <w:t>Observed height y in cm</w:t>
+            </w:r>
+          </w:p>
+        </w:tc>
+        <w:tc>
+          <w:tcPr>
+            <w:tcW w:type="dxa" w:w="2556"/>
+          </w:tcPr>
+          <w:p>
+            <w:r>
+              <w:t>Use</w:t>
+            </w:r>
+          </w:p>
+        </w:tc>
+      </w:tr>
+      <w:tr>
+        <w:tc>
+          <w:tcPr>
+            <w:tcW w:type="dxa" w:w="2556"/>
+          </w:tcPr>
+          <w:p>
+            <w:r>
+              <w:t>Training T1</w:t>
+            </w:r>
+          </w:p>
+        </w:tc>
+        <w:tc>
+          <w:tcPr>
+            <w:tcW w:type="dxa" w:w="2556"/>
+          </w:tcPr>
+          <w:p>
+            <w:r>
+              <w:t>0</w:t>
+            </w:r>
+          </w:p>
+        </w:tc>
+        <w:tc>
+          <w:tcPr>
+            <w:tcW w:type="dxa" w:w="2556"/>
+          </w:tcPr>
+          <w:p>
+            <w:r>
+              <w:t>1</w:t>
+            </w:r>
+          </w:p>
+        </w:tc>
+        <w:tc>
+          <w:tcPr>
+            <w:tcW w:type="dxa" w:w="2556"/>
+          </w:tcPr>
+          <w:p>
+            <w:r>
+              <w:t>Fit among declared A/B/C candidates</w:t>
+            </w:r>
+          </w:p>
+        </w:tc>
+      </w:tr>
+      <w:tr>
+        <w:tc>
+          <w:tcPr>
+            <w:tcW w:type="dxa" w:w="2556"/>
+          </w:tcPr>
+          <w:p>
+            <w:r>
+              <w:t>Training T2</w:t>
+            </w:r>
+          </w:p>
+        </w:tc>
+        <w:tc>
+          <w:tcPr>
+            <w:tcW w:type="dxa" w:w="2556"/>
+          </w:tcPr>
+          <w:p>
+            <w:r>
+              <w:t>1</w:t>
+            </w:r>
+          </w:p>
+        </w:tc>
+        <w:tc>
+          <w:tcPr>
+            <w:tcW w:type="dxa" w:w="2556"/>
+          </w:tcPr>
+          <w:p>
+            <w:r>
+              <w:t>3</w:t>
+            </w:r>
+          </w:p>
+        </w:tc>
+        <w:tc>
+          <w:tcPr>
+            <w:tcW w:type="dxa" w:w="2556"/>
+          </w:tcPr>
+          <w:p>
+            <w:r>
+              <w:t>Fit among declared A/B/C candidates</w:t>
+            </w:r>
+          </w:p>
+        </w:tc>
+      </w:tr>
+      <w:tr>
+        <w:tc>
+          <w:tcPr>
+            <w:tcW w:type="dxa" w:w="2556"/>
+          </w:tcPr>
+          <w:p>
+            <w:r>
+              <w:t>Training T3</w:t>
+            </w:r>
+          </w:p>
+        </w:tc>
+        <w:tc>
+          <w:tcPr>
+            <w:tcW w:type="dxa" w:w="2556"/>
+          </w:tcPr>
+          <w:p>
+            <w:r>
+              <w:t>2</w:t>
+            </w:r>
+          </w:p>
+        </w:tc>
+        <w:tc>
+          <w:tcPr>
+            <w:tcW w:type="dxa" w:w="2556"/>
+          </w:tcPr>
+          <w:p>
+            <w:r>
+              <w:t>5</w:t>
+            </w:r>
+          </w:p>
+        </w:tc>
+        <w:tc>
+          <w:tcPr>
+            <w:tcW w:type="dxa" w:w="2556"/>
+          </w:tcPr>
+          <w:p>
+            <w:r>
+              <w:t>Fit among declared A/B/C candidates</w:t>
+            </w:r>
+          </w:p>
+        </w:tc>
+      </w:tr>
+      <w:tr>
+        <w:tc>
+          <w:tcPr>
+            <w:tcW w:type="dxa" w:w="2556"/>
+          </w:tcPr>
+          <w:p>
+            <w:r>
+              <w:t>Validation V1</w:t>
+            </w:r>
+          </w:p>
+        </w:tc>
+        <w:tc>
+          <w:tcPr>
+            <w:tcW w:type="dxa" w:w="2556"/>
+          </w:tcPr>
+          <w:p>
+            <w:r>
+              <w:t>3</w:t>
+            </w:r>
+          </w:p>
+        </w:tc>
+        <w:tc>
+          <w:tcPr>
+            <w:tcW w:type="dxa" w:w="2556"/>
+          </w:tcPr>
+          <w:p>
+            <w:r>
+              <w:t>6</w:t>
+            </w:r>
+          </w:p>
+        </w:tc>
+        <w:tc>
+          <w:tcPr>
+            <w:tcW w:type="dxa" w:w="2556"/>
+          </w:tcPr>
+          <w:p>
+            <w:r>
+              <w:t>Score the frozen line and baseline</w:t>
+            </w:r>
+          </w:p>
+        </w:tc>
+      </w:tr>
+      <w:tr>
+        <w:tc>
+          <w:tcPr>
+            <w:tcW w:type="dxa" w:w="2556"/>
+          </w:tcPr>
+          <w:p>
+            <w:r>
+              <w:t>Validation V2</w:t>
+            </w:r>
+          </w:p>
+        </w:tc>
+        <w:tc>
+          <w:tcPr>
+            <w:tcW w:type="dxa" w:w="2556"/>
+          </w:tcPr>
+          <w:p>
+            <w:r>
+              <w:t>4</w:t>
+            </w:r>
+          </w:p>
+        </w:tc>
+        <w:tc>
+          <w:tcPr>
+            <w:tcW w:type="dxa" w:w="2556"/>
+          </w:tcPr>
+          <w:p>
+            <w:r>
+              <w:t>10</w:t>
+            </w:r>
+          </w:p>
+        </w:tc>
+        <w:tc>
+          <w:tcPr>
+            <w:tcW w:type="dxa" w:w="2556"/>
+          </w:tcPr>
+          <w:p>
+            <w:r>
+              <w:t>Score the frozen line and baseline</w:t>
+            </w:r>
+          </w:p>
+        </w:tc>
+      </w:tr>
+    </w:tbl>
     <w:p>
       <w:pPr>
         <w:spacing w:line="336" w:lineRule="auto" w:after="180"/>
       </w:pPr>
       <w:r>
         <w:rPr>
-          <w:b w:val="0"/>
-        </w:rPr>
-        <w:t>Award credit for traceable reasoning and bounded claims, including justified uncertainty.</w:t>
-      </w:r>
-    </w:p>
-    <w:p>
-      <w:pPr>
-        <w:pStyle w:val="Heading3"/>
-      </w:pPr>
-      <w:r>
-        <w:t>Readiness answer</w:t>
+          <w:b/>
+        </w:rPr>
+        <w:t>Training</w:t>
+      </w:r>
+      <w:r>
+        <w:rPr>
+          <w:b w:val="0"/>
+        </w:rPr>
+        <w:t xml:space="preserve"> pairs are (0, 1),(1, 3),(2, 5). Candidate A has m 1 b 1, B m 2 b 0, C m 2 b 1. </w:t>
+      </w:r>
+      <w:r>
+        <w:rPr>
+          <w:b/>
+        </w:rPr>
+        <w:t>Prediction</w:t>
+      </w:r>
+      <w:r>
+        <w:rPr>
+          <w:b w:val="0"/>
+        </w:rPr>
+        <w:t xml:space="preserve">s are A [1, 2, 3], B [0, 2, 4], C [1, 3, 5]. </w:t>
+      </w:r>
+      <w:r>
+        <w:rPr>
+          <w:b/>
+        </w:rPr>
+        <w:t>Training</w:t>
+      </w:r>
+      <w:r>
+        <w:rPr>
+          <w:b w:val="0"/>
+        </w:rPr>
+        <w:t xml:space="preserve"> squared-error sums are 5, 3, 0 respectively, so choose C.</w:t>
       </w:r>
     </w:p>
     <w:p>
@@ -706,7 +1275,7 @@
         <w:rPr>
           <w:b w:val="0"/>
         </w:rPr>
-        <w:t>Square each residual, sum, then divide by the number of evaluated examples.</w:t>
+        <w:t>Ties would use the earlier listed candidate.</w:t>
       </w:r>
     </w:p>
     <w:p>
@@ -717,678 +1286,31 @@
         <w:rPr>
           <w:b w:val="0"/>
         </w:rPr>
-        <w:t>Printed student lesson and workbook</w:t>
-      </w:r>
-    </w:p>
-    <w:p>
-      <w:pPr>
-        <w:spacing w:line="336" w:lineRule="auto" w:after="180"/>
-      </w:pPr>
-      <w:r>
-        <w:rPr>
-          <w:b w:val="0"/>
-        </w:rPr>
-        <w:t>Paper, pencils and a calculator for fractions</w:t>
-      </w:r>
-    </w:p>
-    <w:p>
-      <w:pPr>
-        <w:spacing w:line="336" w:lineRule="auto" w:after="180"/>
-      </w:pPr>
-      <w:r>
-        <w:rPr>
-          <w:b w:val="0"/>
-        </w:rPr>
-        <w:t xml:space="preserve">The fictional examples and a blank </w:t>
+        <w:t xml:space="preserve">Trace the calculation on paper before running this optional Python check. Use the stated fictional </w:t>
       </w:r>
       <w:r>
         <w:rPr>
           <w:b/>
         </w:rPr>
+        <w:t>input</w:t>
+      </w:r>
+      <w:r>
+        <w:rPr>
+          <w:b w:val="0"/>
+        </w:rPr>
+        <w:t xml:space="preserve">s and compare intermediate values. The code checks this example; your independent workbook case uses different </w:t>
+      </w:r>
+      <w:r>
+        <w:rPr>
+          <w:b/>
+        </w:rPr>
         <w:t>evidence</w:t>
       </w:r>
       <w:r>
         <w:rPr>
           <w:b w:val="0"/>
         </w:rPr>
-        <w:t xml:space="preserve"> table</w:t>
-      </w:r>
-    </w:p>
-    <w:p>
-      <w:pPr>
-        <w:spacing w:line="336" w:lineRule="auto" w:after="180"/>
-      </w:pPr>
-      <w:r>
-        <w:rPr>
-          <w:b w:val="0"/>
-        </w:rPr>
-        <w:t>Optional Python 3 editor; no external packages or AI accounts required</w:t>
-      </w:r>
-    </w:p>
-    <w:p>
-      <w:pPr>
-        <w:pStyle w:val="Heading3"/>
-      </w:pPr>
-      <w:r>
-        <w:t>End goal for the pictorial case</w:t>
-      </w:r>
-    </w:p>
-    <w:p>
-      <w:pPr>
-        <w:spacing w:line="336" w:lineRule="auto" w:after="180"/>
-      </w:pPr>
-      <w:r>
-        <w:rPr>
-          <w:b w:val="0"/>
-        </w:rPr>
-        <w:t>By the end, I can explain train a regression model using a traced example and a stated limitation.</w:t>
-      </w:r>
-    </w:p>
-    <w:p>
-      <w:pPr>
-        <w:spacing w:line="336" w:lineRule="auto" w:after="180"/>
-      </w:pPr>
-      <w:r>
-        <w:rPr>
-          <w:b w:val="0"/>
-        </w:rPr>
-        <w:t>This added worked case illustrates the week’s main idea. Retain all original and connected topics; schedule its practice within the teaching cycle.</w:t>
-      </w:r>
-    </w:p>
-    <w:p>
-      <w:pPr>
-        <w:pStyle w:val="Heading1"/>
-      </w:pPr>
-      <w:r>
-        <w:t>02. Explain the mechanism</w:t>
-      </w:r>
-    </w:p>
-    <w:p>
-      <w:r>
-        <w:t>Model Train a Regression Model using the supplied case, labelled mechanism and reasoning. Make the scope of each conclusion explicit.</w:t>
-      </w:r>
-    </w:p>
-    <w:p>
-      <w:pPr>
-        <w:spacing w:line="336" w:lineRule="auto" w:after="180"/>
-      </w:pPr>
-      <w:r>
-        <w:rPr>
-          <w:b w:val="0"/>
-        </w:rPr>
-        <w:t>Trace the information, fitted behavior, and evaluation proof separately.</w:t>
-      </w:r>
-    </w:p>
-    <w:p>
-      <w:pPr>
-        <w:pStyle w:val="Heading3"/>
-      </w:pPr>
-      <w:r>
-        <w:t>Question to explain</w:t>
-      </w:r>
-    </w:p>
-    <w:p>
-      <w:pPr>
-        <w:spacing w:line="336" w:lineRule="auto" w:after="180"/>
-        <w:shd w:fill="F5F1FB"/>
-      </w:pPr>
-      <w:r>
-        <w:rPr>
-          <w:b w:val="0"/>
-        </w:rPr>
-        <w:t xml:space="preserve">QUESTION Run a starter regression and explain </w:t>
-      </w:r>
-      <w:r>
-        <w:rPr>
-          <w:b/>
-        </w:rPr>
-        <w:t>slope</w:t>
-      </w:r>
-      <w:r>
-        <w:rPr>
-          <w:b w:val="0"/>
-        </w:rPr>
-        <w:t xml:space="preserve">, </w:t>
-      </w:r>
-      <w:r>
-        <w:rPr>
-          <w:b/>
-        </w:rPr>
-        <w:t>prediction</w:t>
-      </w:r>
-      <w:r>
-        <w:rPr>
-          <w:b w:val="0"/>
-        </w:rPr>
-        <w:t>, residual, and MAE.</w:t>
-      </w:r>
-    </w:p>
-    <w:p>
-      <w:pPr>
-        <w:spacing w:line="336" w:lineRule="auto" w:after="180"/>
-      </w:pPr>
-      <w:r>
-        <w:rPr>
-          <w:b w:val="0"/>
-        </w:rPr>
-        <w:t>MODEL IDEA A fitted relationship should be interpreted, tested on unseen values, and compared with a simple baseline.</w:t>
-      </w:r>
-    </w:p>
-    <w:p>
-      <w:pPr>
-        <w:spacing w:line="336" w:lineRule="auto" w:after="180"/>
-      </w:pPr>
-      <w:r>
-        <w:rPr>
-          <w:b w:val="0"/>
-        </w:rPr>
-        <w:t>PROOF NEEDED Use an unseen case, visible calculation, error analysis, and a stated limitation.</w:t>
-      </w:r>
-    </w:p>
-    <w:p>
-      <w:pPr>
-        <w:pStyle w:val="Heading3"/>
-      </w:pPr>
-      <w:r>
-        <w:t>How the mechanism works</w:t>
-      </w:r>
-    </w:p>
-    <w:p>
-      <w:pPr>
-        <w:spacing w:line="336" w:lineRule="auto" w:after="180"/>
-        <w:shd w:fill="F1F6F8"/>
-      </w:pPr>
-      <w:r>
-        <w:rPr>
-          <w:b w:val="0"/>
-        </w:rPr>
-        <w:t xml:space="preserve">UNDER THE HOOD Model predicts height = 4 + 2 × weeks. </w:t>
-      </w:r>
-      <w:r>
-        <w:rPr>
-          <w:b/>
-        </w:rPr>
-        <w:t>Slope</w:t>
-      </w:r>
-      <w:r>
-        <w:rPr>
-          <w:b w:val="0"/>
-        </w:rPr>
-        <w:t xml:space="preserve"> 2 means two predicted centimeters per additional week in this data range.</w:t>
-      </w:r>
-    </w:p>
-    <w:p>
-      <w:pPr>
-        <w:spacing w:line="336" w:lineRule="auto" w:after="180"/>
-      </w:pPr>
-      <w:r>
-        <w:rPr>
-          <w:b w:val="0"/>
-        </w:rPr>
-        <w:t xml:space="preserve">Draw a fresh data → model → </w:t>
-      </w:r>
-      <w:r>
-        <w:rPr>
-          <w:b/>
-        </w:rPr>
-        <w:t>prediction</w:t>
-      </w:r>
-      <w:r>
-        <w:rPr>
-          <w:b w:val="0"/>
-        </w:rPr>
-        <w:t xml:space="preserve"> → evaluation trace:</w:t>
-      </w:r>
-    </w:p>
-    <w:p>
-      <w:pPr>
-        <w:spacing w:line="336" w:lineRule="auto" w:after="180"/>
-      </w:pPr>
-      <w:r>
-        <w:rPr>
-          <w:b w:val="0"/>
-        </w:rPr>
-        <w:t xml:space="preserve">Predict first. Then check each step. A correct answer without visible </w:t>
-      </w:r>
-      <w:r>
-        <w:rPr>
-          <w:b/>
-        </w:rPr>
-        <w:t>evidence</w:t>
-      </w:r>
-      <w:r>
-        <w:rPr>
-          <w:b w:val="0"/>
-        </w:rPr>
-        <w:t xml:space="preserve"> cannot be audited.</w:t>
-      </w:r>
-    </w:p>
-    <w:p>
-      <w:pPr>
-        <w:pStyle w:val="Heading3"/>
-      </w:pPr>
-      <w:r>
-        <w:t>Step 1</w:t>
-      </w:r>
-    </w:p>
-    <w:p>
-      <w:pPr>
-        <w:spacing w:line="336" w:lineRule="auto" w:after="180"/>
-        <w:shd w:fill="F4F9FC"/>
-      </w:pPr>
-      <w:r>
-        <w:rPr>
-          <w:b w:val="0"/>
-        </w:rPr>
-        <w:t>STEP 1 Model predicts height = 4 + 2 × weeks.</w:t>
-      </w:r>
-    </w:p>
-    <w:p>
-      <w:pPr>
-        <w:pStyle w:val="Heading3"/>
-      </w:pPr>
-      <w:r>
-        <w:t>Step 2</w:t>
-      </w:r>
-    </w:p>
-    <w:p>
-      <w:pPr>
-        <w:spacing w:line="336" w:lineRule="auto" w:after="180"/>
-        <w:shd w:fill="F4F9FC"/>
-      </w:pPr>
-      <w:r>
-        <w:rPr>
-          <w:b w:val="0"/>
-        </w:rPr>
-        <w:t xml:space="preserve">STEP 2 </w:t>
-      </w:r>
-      <w:r>
-        <w:rPr>
-          <w:b/>
-        </w:rPr>
-        <w:t>Slope</w:t>
-      </w:r>
-      <w:r>
-        <w:rPr>
-          <w:b w:val="0"/>
-        </w:rPr>
-        <w:t xml:space="preserve"> 2 means two predicted centimeters per additional week in this data range.</w:t>
-      </w:r>
-    </w:p>
-    <w:p>
-      <w:pPr>
-        <w:pStyle w:val="Heading3"/>
-      </w:pPr>
-      <w:r>
-        <w:t>Step 3</w:t>
-      </w:r>
-    </w:p>
-    <w:p>
-      <w:pPr>
-        <w:spacing w:line="336" w:lineRule="auto" w:after="180"/>
-        <w:shd w:fill="F4F9FC"/>
-      </w:pPr>
-      <w:r>
-        <w:rPr>
-          <w:b w:val="0"/>
-        </w:rPr>
-        <w:t xml:space="preserve">STEP 3 At week 5, </w:t>
-      </w:r>
-      <w:r>
-        <w:rPr>
-          <w:b/>
-        </w:rPr>
-        <w:t>prediction</w:t>
-      </w:r>
-      <w:r>
-        <w:rPr>
-          <w:b w:val="0"/>
-        </w:rPr>
-        <w:t xml:space="preserve"> is 14 cm; if actual is 16, residual is +2 cm.</w:t>
-      </w:r>
-    </w:p>
-    <w:p>
-      <w:pPr>
-        <w:pStyle w:val="Heading3"/>
-      </w:pPr>
-      <w:r>
-        <w:t>Step 4</w:t>
-      </w:r>
-    </w:p>
-    <w:p>
-      <w:pPr>
-        <w:spacing w:line="336" w:lineRule="auto" w:after="180"/>
-        <w:shd w:fill="F4F9FC"/>
-      </w:pPr>
-      <w:r>
-        <w:rPr>
-          <w:b w:val="0"/>
-        </w:rPr>
-        <w:t>STEP 4 Evaluate unseen plants and compare test MAE with the median baseline.</w:t>
-      </w:r>
-    </w:p>
-    <w:p>
-      <w:pPr>
-        <w:spacing w:line="336" w:lineRule="auto" w:after="180"/>
-      </w:pPr>
-      <w:r>
-        <w:rPr>
-          <w:b w:val="0"/>
-        </w:rPr>
-        <w:t>CHECK Verify the denominator, unit, split, class definition, and data version before interpreting a score.</w:t>
-      </w:r>
-    </w:p>
-    <w:p>
-      <w:pPr>
-        <w:spacing w:line="336" w:lineRule="auto" w:after="180"/>
-      </w:pPr>
-      <w:r>
-        <w:rPr>
-          <w:b w:val="0"/>
-        </w:rPr>
-        <w:t xml:space="preserve">Recalculate, retrace, or restate the </w:t>
-      </w:r>
-      <w:r>
-        <w:rPr>
-          <w:b/>
-        </w:rPr>
-        <w:t>evidence</w:t>
-      </w:r>
-      <w:r>
-        <w:rPr>
-          <w:b w:val="0"/>
-        </w:rPr>
-        <w:t xml:space="preserve"> independently:</w:t>
-      </w:r>
-    </w:p>
-    <w:p>
-      <w:pPr>
-        <w:pStyle w:val="Heading3"/>
-      </w:pPr>
-      <w:r>
-        <w:t>Concrete teaching case</w:t>
-      </w:r>
-    </w:p>
-    <w:p>
-      <w:pPr>
-        <w:pStyle w:val="Heading3"/>
-      </w:pPr>
-      <w:r>
-        <w:t>The teaching case</w:t>
-      </w:r>
-    </w:p>
-    <w:p>
-      <w:pPr>
-        <w:spacing w:line="336" w:lineRule="auto" w:after="180"/>
-        <w:shd w:fill="F1F6FC"/>
-      </w:pPr>
-      <w:r>
-        <w:rPr>
-          <w:b w:val="0"/>
-        </w:rPr>
-        <w:t xml:space="preserve">Supplied fitted rule: height=2 times age+1. Held-out </w:t>
-      </w:r>
-      <w:r>
-        <w:rPr>
-          <w:b/>
-        </w:rPr>
-        <w:t>observation</w:t>
-      </w:r>
-      <w:r>
-        <w:rPr>
-          <w:b w:val="0"/>
-        </w:rPr>
-        <w:t>s are (3,8),(4,9).</w:t>
-      </w:r>
-    </w:p>
-    <w:p>
-      <w:pPr>
-        <w:pStyle w:val="Heading3"/>
-      </w:pPr>
-      <w:r>
-        <w:t>The teaching case</w:t>
-      </w:r>
-    </w:p>
-    <w:p>
-      <w:pPr>
-        <w:spacing w:line="336" w:lineRule="auto" w:after="180"/>
-        <w:shd w:fill="F1F6FC"/>
-      </w:pPr>
-      <w:r>
-        <w:rPr>
-          <w:b w:val="0"/>
-        </w:rPr>
-        <w:t>Predict and evaluate; distinguish inference.</w:t>
-      </w:r>
-    </w:p>
-    <w:p>
-      <w:pPr>
-        <w:pStyle w:val="Heading3"/>
-      </w:pPr>
-      <w:r>
-        <w:t>Exact explanation to model</w:t>
-      </w:r>
-    </w:p>
-    <w:p>
-      <w:pPr>
-        <w:pStyle w:val="Heading3"/>
-      </w:pPr>
-      <w:r>
-        <w:t>Why the result follows</w:t>
-      </w:r>
-    </w:p>
-    <w:p>
-      <w:pPr>
-        <w:spacing w:line="336" w:lineRule="auto" w:after="180"/>
-        <w:shd w:fill="F1F6FC"/>
-      </w:pPr>
-      <w:r>
-        <w:rPr>
-          <w:b/>
-        </w:rPr>
-        <w:t>Prediction</w:t>
-      </w:r>
-      <w:r>
-        <w:rPr>
-          <w:b w:val="0"/>
-        </w:rPr>
-        <w:t>s 7,9; errors 1,0; MAE=.5 cm. Applying a supplied equation does not show how it was fitted.</w:t>
-      </w:r>
-    </w:p>
-    <w:p>
-      <w:pPr>
-        <w:pStyle w:val="Heading3"/>
-      </w:pPr>
-      <w:r>
-        <w:t>Explain the added worked example</w:t>
-      </w:r>
-    </w:p>
-    <w:p>
-      <w:pPr>
-        <w:spacing w:line="336" w:lineRule="auto" w:after="180"/>
-      </w:pPr>
-      <w:r>
-        <w:rPr>
-          <w:b w:val="0"/>
-        </w:rPr>
-        <w:t xml:space="preserve">A line predicts y as m*x+b. In this classroom search we compare a small declared set of </w:t>
-      </w:r>
-      <w:r>
-        <w:rPr>
-          <w:b/>
-        </w:rPr>
-        <w:t>slope</w:t>
-      </w:r>
-      <w:r>
-        <w:rPr>
-          <w:b w:val="0"/>
-        </w:rPr>
-        <w:t xml:space="preserve">s and </w:t>
-      </w:r>
-      <w:r>
-        <w:rPr>
-          <w:b/>
-        </w:rPr>
-        <w:t>intercept</w:t>
-      </w:r>
-      <w:r>
-        <w:rPr>
-          <w:b w:val="0"/>
-        </w:rPr>
-        <w:t>s; this is not a full least-squares solver over all possible lines.</w:t>
-      </w:r>
-    </w:p>
-    <w:p>
-      <w:pPr>
-        <w:spacing w:line="336" w:lineRule="auto" w:after="180"/>
-      </w:pPr>
-      <w:r>
-        <w:rPr>
-          <w:b w:val="0"/>
-        </w:rPr>
-        <w:t xml:space="preserve">Use </w:t>
-      </w:r>
-      <w:r>
-        <w:rPr>
-          <w:b/>
-        </w:rPr>
-        <w:t>training</w:t>
-      </w:r>
-      <w:r>
-        <w:rPr>
-          <w:b w:val="0"/>
-        </w:rPr>
-        <w:t xml:space="preserve"> error to choose a candidate, then freeze it before validation.</w:t>
-      </w:r>
-    </w:p>
-    <w:p>
-      <w:pPr>
-        <w:spacing w:line="336" w:lineRule="auto" w:after="180"/>
-      </w:pPr>
-      <w:r>
-        <w:rPr>
-          <w:b w:val="0"/>
-        </w:rPr>
-        <w:t xml:space="preserve">Use fictional classroom data throughout this investigation. Keep the task, units, reference labels and data split visible as you reason. Earlier weeks supplied the model-building </w:t>
-      </w:r>
-      <w:r>
-        <w:rPr>
-          <w:b/>
-        </w:rPr>
-        <w:t>process</w:t>
-      </w:r>
-      <w:r>
-        <w:rPr>
-          <w:b w:val="0"/>
-        </w:rPr>
-        <w:t xml:space="preserve">; this week examines </w:t>
-      </w:r>
-      <w:r>
-        <w:rPr>
-          <w:b/>
-        </w:rPr>
-        <w:t>fitting</w:t>
-      </w:r>
-      <w:r>
-        <w:rPr>
-          <w:b w:val="0"/>
-        </w:rPr>
-        <w:t xml:space="preserve"> a line.</w:t>
-      </w:r>
-    </w:p>
-    <w:p>
-      <w:pPr>
-        <w:spacing w:line="336" w:lineRule="auto" w:after="180"/>
-      </w:pPr>
-      <w:r>
-        <w:rPr>
-          <w:b/>
-        </w:rPr>
-        <w:t>Training</w:t>
-      </w:r>
-      <w:r>
-        <w:rPr>
-          <w:b w:val="0"/>
-        </w:rPr>
-        <w:t xml:space="preserve"> pairs are (0, 1),(1, 3),(2, 5). Candidate A has m 1 b 1, B m 2 b 0, C m 2 b 1. </w:t>
-      </w:r>
-      <w:r>
-        <w:rPr>
-          <w:b/>
-        </w:rPr>
-        <w:t>Prediction</w:t>
-      </w:r>
-      <w:r>
-        <w:rPr>
-          <w:b w:val="0"/>
-        </w:rPr>
-        <w:t xml:space="preserve">s are A [1, 2, 3], B [0, 2, 4], C [1, 3, 5]. </w:t>
-      </w:r>
-      <w:r>
-        <w:rPr>
-          <w:b/>
-        </w:rPr>
-        <w:t>Training</w:t>
-      </w:r>
-      <w:r>
-        <w:rPr>
-          <w:b w:val="0"/>
-        </w:rPr>
-        <w:t xml:space="preserve"> squared-error sums are 5, 3, 0 respectively, so choose C.</w:t>
-      </w:r>
-    </w:p>
-    <w:p>
-      <w:pPr>
-        <w:spacing w:line="336" w:lineRule="auto" w:after="180"/>
-      </w:pPr>
-      <w:r>
-        <w:rPr>
-          <w:b w:val="0"/>
-        </w:rPr>
-        <w:t>Ties would use the earlier listed candidate.</w:t>
-      </w:r>
-    </w:p>
-    <w:p>
-      <w:pPr>
-        <w:spacing w:line="336" w:lineRule="auto" w:after="180"/>
-      </w:pPr>
-      <w:r>
-        <w:rPr>
-          <w:b w:val="0"/>
-        </w:rPr>
-        <w:t xml:space="preserve">Trace the calculation on paper before running this optional Python check. Use the stated fictional </w:t>
-      </w:r>
-      <w:r>
-        <w:rPr>
-          <w:b/>
-        </w:rPr>
-        <w:t>input</w:t>
-      </w:r>
-      <w:r>
-        <w:rPr>
-          <w:b w:val="0"/>
-        </w:rPr>
-        <w:t xml:space="preserve">s and compare intermediate values. The code checks this example; your independent workbook case uses different </w:t>
-      </w:r>
-      <w:r>
-        <w:rPr>
-          <w:b/>
-        </w:rPr>
-        <w:t>evidence</w:t>
-      </w:r>
-      <w:r>
-        <w:rPr>
-          <w:b w:val="0"/>
-        </w:rPr>
         <w:t>.</w:t>
-      </w:r>
-    </w:p>
-    <w:p>
-      <w:pPr>
-        <w:pStyle w:val="Heading3"/>
-      </w:pPr>
-      <w:r>
-        <w:t>Key terms</w:t>
       </w:r>
     </w:p>
     <w:tbl>
@@ -1517,44 +1439,10 @@
     </w:tbl>
     <w:p>
       <w:pPr>
-        <w:pStyle w:val="Heading3"/>
-      </w:pPr>
-      <w:r>
-        <w:t>Model the reasoning aloud</w:t>
-      </w:r>
-    </w:p>
-    <w:p>
-      <w:pPr>
-        <w:spacing w:line="336" w:lineRule="auto" w:after="180"/>
-      </w:pPr>
-      <w:r>
-        <w:rPr>
-          <w:b w:val="0"/>
-        </w:rPr>
-        <w:t xml:space="preserve">Use the complete worked example below before asking learners to complete W2. Reveal a small part, invite a </w:t>
-      </w:r>
-      <w:r>
-        <w:rPr>
-          <w:b/>
-        </w:rPr>
-        <w:t>prediction</w:t>
-      </w:r>
-      <w:r>
-        <w:rPr>
-          <w:b w:val="0"/>
-        </w:rPr>
-        <w:t>, then explain the deciding step.</w:t>
-      </w:r>
-    </w:p>
-    <w:p>
-      <w:pPr>
-        <w:spacing w:line="336" w:lineRule="auto" w:after="180"/>
-      </w:pPr>
-      <w:r>
-        <w:rPr>
-          <w:b w:val="0"/>
-        </w:rPr>
-        <w:t>These teacher notes contain solutions; do not reveal the independent case answer during modelling.</w:t>
+        <w:pStyle w:val="Heading2"/>
+      </w:pPr>
+      <w:r>
+        <w:t>Trace validation and baseline evidence</w:t>
       </w:r>
     </w:p>
     <w:p>
@@ -1741,6 +1629,781 @@
         <w:t>________________________________________________________________</w:t>
       </w:r>
     </w:p>
+    <w:p>
+      <w:pPr>
+        <w:spacing w:line="336" w:lineRule="auto" w:after="180"/>
+      </w:pPr>
+      <w:r>
+        <w:rPr>
+          <w:b w:val="0"/>
+        </w:rPr>
+        <w:t>Main training [(0,1),(1,3),(2,5)] chooses (m,b)=(2,1); main validation [(3,6),(4,10)] gives predictions [7,9], residuals [-1,+1] cm, MAE1cm and MSE1cm². Training mean baseline3cm gives residuals [3,7], MAE5cm,MSE29cm². Picture uses only day3 observation6, later changed to8: prediction7 stays frozen, absolute error1cm in both cases, while residual changes-1→+1cm.</w:t>
+      </w:r>
+    </w:p>
+    <w:p>
+      <w:pPr>
+        <w:spacing w:line="336" w:lineRule="auto" w:after="180"/>
+      </w:pPr>
+      <w:r>
+        <w:rPr>
+          <w:b w:val="0"/>
+        </w:rPr>
+        <w:t>Main validation is a tiny extrapolation beyond training days0–2; it does not justify a biological growth law or long-range forecasts.</w:t>
+      </w:r>
+    </w:p>
+    <w:p>
+      <w:pPr>
+        <w:pStyle w:val="Heading2"/>
+      </w:pPr>
+      <w:r>
+        <w:t>Read separate pictured day3observation</w:t>
+      </w:r>
+    </w:p>
+    <w:p>
+      <w:pPr>
+        <w:spacing w:line="336" w:lineRule="auto" w:after="180"/>
+      </w:pPr>
+      <w:r>
+        <w:rPr>
+          <w:b w:val="0"/>
+        </w:rPr>
+        <w:t xml:space="preserve">Fit a toy growth line from </w:t>
+      </w:r>
+      <w:r>
+        <w:rPr>
+          <w:b/>
+        </w:rPr>
+        <w:t>training</w:t>
+      </w:r>
+      <w:r>
+        <w:rPr>
+          <w:b w:val="0"/>
+        </w:rPr>
+        <w:t xml:space="preserve"> pairs, then leave evaluation labels out of </w:t>
+      </w:r>
+      <w:r>
+        <w:rPr>
+          <w:b/>
+        </w:rPr>
+        <w:t>fitting</w:t>
+      </w:r>
+      <w:r>
+        <w:rPr>
+          <w:b w:val="0"/>
+        </w:rPr>
+        <w:t>.</w:t>
+      </w:r>
+    </w:p>
+    <w:p>
+      <w:pPr>
+        <w:spacing w:line="336" w:lineRule="auto" w:after="180"/>
+      </w:pPr>
+      <w:r>
+        <w:rPr>
+          <w:b/>
+        </w:rPr>
+        <w:t>Training</w:t>
+      </w:r>
+      <w:r>
+        <w:rPr>
+          <w:b w:val="0"/>
+        </w:rPr>
+        <w:t>(day, height):(0, 1),(1, 3),(2, 5). Candidates y=2x+1 and y=x+1. Evaluation pair:(3, 6).</w:t>
+      </w:r>
+    </w:p>
+    <w:p>
+      <w:pPr>
+        <w:spacing w:line="336" w:lineRule="auto" w:after="180"/>
+      </w:pPr>
+      <w:r>
+        <w:rPr>
+          <w:b w:val="0"/>
+        </w:rPr>
+        <w:t xml:space="preserve">All </w:t>
+      </w:r>
+      <w:r>
+        <w:rPr>
+          <w:b/>
+        </w:rPr>
+        <w:t>input</w:t>
+      </w:r>
+      <w:r>
+        <w:rPr>
+          <w:b w:val="0"/>
+        </w:rPr>
+        <w:t>s and outcomes in this worked example are invented classroom data; no real model run is claimed.</w:t>
+      </w:r>
+    </w:p>
+    <w:p>
+      <w:pPr>
+        <w:pStyle w:val="Heading2"/>
+      </w:pPr>
+      <w:r>
+        <w:t>Trace unchanged prediction under changed observation</w:t>
+      </w:r>
+    </w:p>
+    <w:p>
+      <w:r>
+        <w:drawing>
+          <wp:inline xmlns:a="http://schemas.openxmlformats.org/drawingml/2006/main" xmlns:pic="http://schemas.openxmlformats.org/drawingml/2006/picture">
+            <wp:extent cx="5486400" cy="3182112"/>
+            <wp:docPr id="1" name="Picture 1" descr="Calculate training fit: 2x+1 predicts 1, 3, 5 with SSE0; x+1 predicts 1, 2, 3 with SSE5. → Select line: Choose2x+1 under minimum training SSE. → Evaluate once: At day3 predict7 versus observed6: absolute error1 cm."/>
+            <wp:cNvGraphicFramePr>
+              <a:graphicFrameLocks noChangeAspect="1"/>
+            </wp:cNvGraphicFramePr>
+            <a:graphic>
+              <a:graphicData uri="http://schemas.openxmlformats.org/drawingml/2006/picture">
+                <pic:pic>
+                  <pic:nvPicPr>
+                    <pic:cNvPr id="0" name="academy-story-ai-4-22-02.png"/>
+                    <pic:cNvPicPr/>
+                  </pic:nvPicPr>
+                  <pic:blipFill>
+                    <a:blip r:embed="rId9"/>
+                    <a:stretch>
+                      <a:fillRect/>
+                    </a:stretch>
+                  </pic:blipFill>
+                  <pic:spPr>
+                    <a:xfrm>
+                      <a:off x="0" y="0"/>
+                      <a:ext cx="5486400" cy="3182112"/>
+                    </a:xfrm>
+                    <a:prstGeom prst="rect"/>
+                  </pic:spPr>
+                </pic:pic>
+              </a:graphicData>
+            </a:graphic>
+          </wp:inline>
+        </w:drawing>
+      </w:r>
+    </w:p>
+    <w:p>
+      <w:pPr>
+        <w:pStyle w:val="Heading3"/>
+      </w:pPr>
+      <w:r>
+        <w:t>Read the picture one step at a time</w:t>
+      </w:r>
+    </w:p>
+    <w:tbl>
+      <w:tblPr>
+        <w:tblStyle w:val="LightShading-Accent1"/>
+        <w:tblW w:type="auto" w:w="0"/>
+        <w:tblLook w:firstColumn="1" w:firstRow="1" w:lastColumn="0" w:lastRow="0" w:noHBand="0" w:noVBand="1" w:val="04A0"/>
+      </w:tblPr>
+      <w:tblGrid>
+        <w:gridCol w:w="5112"/>
+        <w:gridCol w:w="5112"/>
+      </w:tblGrid>
+      <w:tr>
+        <w:trPr>
+          <w:tblHeader/>
+        </w:trPr>
+        <w:tc>
+          <w:tcPr>
+            <w:tcW w:type="dxa" w:w="5112"/>
+          </w:tcPr>
+          <w:p>
+            <w:r>
+              <w:t>Step</w:t>
+            </w:r>
+          </w:p>
+        </w:tc>
+        <w:tc>
+          <w:tcPr>
+            <w:tcW w:type="dxa" w:w="5112"/>
+          </w:tcPr>
+          <w:p>
+            <w:r>
+              <w:t>What happens and why</w:t>
+            </w:r>
+          </w:p>
+        </w:tc>
+      </w:tr>
+      <w:tr>
+        <w:tc>
+          <w:tcPr>
+            <w:tcW w:type="dxa" w:w="5112"/>
+          </w:tcPr>
+          <w:p>
+            <w:r>
+              <w:t>1. Calculate training fit</w:t>
+            </w:r>
+          </w:p>
+        </w:tc>
+        <w:tc>
+          <w:tcPr>
+            <w:tcW w:type="dxa" w:w="5112"/>
+          </w:tcPr>
+          <w:p>
+            <w:r>
+              <w:t>2x+1 predicts 1, 3, 5 with SSE0; x+1 predicts 1, 2, 3 with SSE5.</w:t>
+            </w:r>
+          </w:p>
+        </w:tc>
+      </w:tr>
+      <w:tr>
+        <w:tc>
+          <w:tcPr>
+            <w:tcW w:type="dxa" w:w="5112"/>
+          </w:tcPr>
+          <w:p>
+            <w:r>
+              <w:t>2. Select line</w:t>
+            </w:r>
+          </w:p>
+        </w:tc>
+        <w:tc>
+          <w:tcPr>
+            <w:tcW w:type="dxa" w:w="5112"/>
+          </w:tcPr>
+          <w:p>
+            <w:r>
+              <w:t>Choose2x+1 under minimum training SSE.</w:t>
+            </w:r>
+          </w:p>
+        </w:tc>
+      </w:tr>
+      <w:tr>
+        <w:tc>
+          <w:tcPr>
+            <w:tcW w:type="dxa" w:w="5112"/>
+          </w:tcPr>
+          <w:p>
+            <w:r>
+              <w:t>3. Evaluate once</w:t>
+            </w:r>
+          </w:p>
+        </w:tc>
+        <w:tc>
+          <w:tcPr>
+            <w:tcW w:type="dxa" w:w="5112"/>
+          </w:tcPr>
+          <w:p>
+            <w:r>
+              <w:t>At day3 predict7 versus observed6: absolute error1 cm.</w:t>
+            </w:r>
+          </w:p>
+        </w:tc>
+      </w:tr>
+    </w:tbl>
+    <w:p>
+      <w:r>
+        <w:t>Match each pictured step to the supplied facts. This is a worked teaching case, not an independent assessment.</w:t>
+      </w:r>
+    </w:p>
+    <w:p>
+      <w:pPr>
+        <w:spacing w:line="336" w:lineRule="auto" w:after="180"/>
+      </w:pPr>
+      <w:r>
+        <w:rPr>
+          <w:b w:val="0"/>
+        </w:rPr>
+        <w:t xml:space="preserve">Read the picture in order. At day3 predict7 versus observed6: absolute error1 cm. The arrows show which recorded </w:t>
+      </w:r>
+      <w:r>
+        <w:rPr>
+          <w:b/>
+        </w:rPr>
+        <w:t>input</w:t>
+      </w:r>
+      <w:r>
+        <w:rPr>
+          <w:b w:val="0"/>
+        </w:rPr>
+        <w:t xml:space="preserve"> or intermediate result each decision uses.</w:t>
+      </w:r>
+    </w:p>
+    <w:p>
+      <w:pPr>
+        <w:spacing w:line="336" w:lineRule="auto" w:after="180"/>
+      </w:pPr>
+      <w:r>
+        <w:rPr>
+          <w:b w:val="0"/>
+        </w:rPr>
+        <w:t>Explain the deciding step aloud before checking the changed case; pointing to the final answer alone does not show how it follows.</w:t>
+      </w:r>
+    </w:p>
+    <w:p>
+      <w:pPr>
+        <w:spacing w:line="336" w:lineRule="auto" w:after="180"/>
+      </w:pPr>
+      <w:r>
+        <w:rPr>
+          <w:b w:val="0"/>
+        </w:rPr>
+        <w:t>An exact fit to three toy pairs does not establish a biological growth law or justify long-range extrapolation.</w:t>
+      </w:r>
+    </w:p>
+    <w:p>
+      <w:pPr>
+        <w:spacing w:line="336" w:lineRule="auto" w:after="180"/>
+      </w:pPr>
+      <w:r>
+        <w:rPr>
+          <w:b w:val="0"/>
+        </w:rPr>
+        <w:t xml:space="preserve">Change: Evaluation </w:t>
+      </w:r>
+      <w:r>
+        <w:rPr>
+          <w:b/>
+        </w:rPr>
+        <w:t>observation</w:t>
+      </w:r>
+      <w:r>
+        <w:rPr>
+          <w:b w:val="0"/>
+        </w:rPr>
+        <w:t xml:space="preserve"> becomes8 instead of6.</w:t>
+      </w:r>
+    </w:p>
+    <w:p>
+      <w:pPr>
+        <w:spacing w:line="336" w:lineRule="auto" w:after="180"/>
+      </w:pPr>
+      <w:r>
+        <w:rPr>
+          <w:b/>
+        </w:rPr>
+        <w:t>Prediction</w:t>
+      </w:r>
+      <w:r>
+        <w:rPr>
+          <w:b w:val="0"/>
+        </w:rPr>
+        <w:t>: Absolute evaluation error stays1 cm, but residual changes from-1 to+1.</w:t>
+      </w:r>
+    </w:p>
+    <w:p>
+      <w:pPr>
+        <w:spacing w:line="336" w:lineRule="auto" w:after="180"/>
+      </w:pPr>
+      <w:r>
+        <w:rPr>
+          <w:b w:val="0"/>
+        </w:rPr>
+        <w:t xml:space="preserve">Reason: </w:t>
+      </w:r>
+      <w:r>
+        <w:rPr>
+          <w:b/>
+        </w:rPr>
+        <w:t>Prediction</w:t>
+      </w:r>
+      <w:r>
+        <w:rPr>
+          <w:b w:val="0"/>
+        </w:rPr>
+        <w:t xml:space="preserve">7 remains frozen; changed </w:t>
+      </w:r>
+      <w:r>
+        <w:rPr>
+          <w:b/>
+        </w:rPr>
+        <w:t>observation</w:t>
+      </w:r>
+      <w:r>
+        <w:rPr>
+          <w:b w:val="0"/>
+        </w:rPr>
+        <w:t>8 reverses the error direction.</w:t>
+      </w:r>
+    </w:p>
+    <w:p>
+      <w:pPr>
+        <w:pStyle w:val="Heading2"/>
+      </w:pPr>
+      <w:r>
+        <w:t>Additional supplied-rule inference example · reference / check after trying</w:t>
+      </w:r>
+    </w:p>
+    <w:p>
+      <w:pPr>
+        <w:spacing w:line="336" w:lineRule="auto" w:after="180"/>
+      </w:pPr>
+      <w:r>
+        <w:rPr>
+          <w:b w:val="0"/>
+        </w:rPr>
+        <w:t xml:space="preserve">Supplied fitted rule: height=2 times age+1. Held-out </w:t>
+      </w:r>
+      <w:r>
+        <w:rPr>
+          <w:b/>
+        </w:rPr>
+        <w:t>observation</w:t>
+      </w:r>
+      <w:r>
+        <w:rPr>
+          <w:b w:val="0"/>
+        </w:rPr>
+        <w:t>s are (3,8),(4,9).</w:t>
+      </w:r>
+    </w:p>
+    <w:p>
+      <w:pPr>
+        <w:spacing w:line="336" w:lineRule="auto" w:after="180"/>
+      </w:pPr>
+      <w:r>
+        <w:rPr>
+          <w:b w:val="0"/>
+        </w:rPr>
+        <w:t>Predict and evaluate; distinguish inference.</w:t>
+      </w:r>
+    </w:p>
+    <w:p>
+      <w:pPr>
+        <w:spacing w:line="336" w:lineRule="auto" w:after="180"/>
+      </w:pPr>
+      <w:r>
+        <w:rPr>
+          <w:b/>
+        </w:rPr>
+        <w:t>Prediction</w:t>
+      </w:r>
+      <w:r>
+        <w:rPr>
+          <w:b w:val="0"/>
+        </w:rPr>
+        <w:t>s 7,9; errors 1,0; MAE=.5 cm. Applying a supplied equation does not show how it was fitted.</w:t>
+      </w:r>
+    </w:p>
+    <w:p>
+      <w:pPr>
+        <w:pStyle w:val="Heading2"/>
+      </w:pPr>
+      <w:r>
+        <w:t>Earlier wording, alternatives and picture transcripts · reference / check after trying</w:t>
+      </w:r>
+    </w:p>
+    <w:p>
+      <w:pPr>
+        <w:spacing w:line="336" w:lineRule="auto" w:after="180"/>
+      </w:pPr>
+      <w:r>
+        <w:rPr>
+          <w:b w:val="0"/>
+        </w:rPr>
+        <w:t>Explain the mechanism</w:t>
+      </w:r>
+    </w:p>
+    <w:p>
+      <w:pPr>
+        <w:spacing w:line="336" w:lineRule="auto" w:after="180"/>
+      </w:pPr>
+      <w:r>
+        <w:rPr>
+          <w:b w:val="0"/>
+        </w:rPr>
+        <w:t>Trace the information, fitted behavior, and evaluation proof separately.</w:t>
+      </w:r>
+    </w:p>
+    <w:p>
+      <w:pPr>
+        <w:spacing w:line="336" w:lineRule="auto" w:after="180"/>
+      </w:pPr>
+      <w:r>
+        <w:rPr>
+          <w:b w:val="0"/>
+        </w:rPr>
+        <w:t xml:space="preserve">QUESTION Run a starter regression and explain </w:t>
+      </w:r>
+      <w:r>
+        <w:rPr>
+          <w:b/>
+        </w:rPr>
+        <w:t>slope</w:t>
+      </w:r>
+      <w:r>
+        <w:rPr>
+          <w:b w:val="0"/>
+        </w:rPr>
+        <w:t xml:space="preserve">, </w:t>
+      </w:r>
+      <w:r>
+        <w:rPr>
+          <w:b/>
+        </w:rPr>
+        <w:t>prediction</w:t>
+      </w:r>
+      <w:r>
+        <w:rPr>
+          <w:b w:val="0"/>
+        </w:rPr>
+        <w:t>, residual, and MAE.</w:t>
+      </w:r>
+    </w:p>
+    <w:p>
+      <w:pPr>
+        <w:spacing w:line="336" w:lineRule="auto" w:after="180"/>
+      </w:pPr>
+      <w:r>
+        <w:rPr>
+          <w:b w:val="0"/>
+        </w:rPr>
+        <w:t>MODEL IDEA A fitted relationship should be interpreted, tested on unseen values, and compared with a simple baseline.</w:t>
+      </w:r>
+    </w:p>
+    <w:p>
+      <w:pPr>
+        <w:spacing w:line="336" w:lineRule="auto" w:after="180"/>
+      </w:pPr>
+      <w:r>
+        <w:rPr>
+          <w:b w:val="0"/>
+        </w:rPr>
+        <w:t>PROOF NEEDED Use an unseen case, visible calculation, error analysis, and a stated limitation.</w:t>
+      </w:r>
+    </w:p>
+    <w:p>
+      <w:pPr>
+        <w:spacing w:line="336" w:lineRule="auto" w:after="180"/>
+      </w:pPr>
+      <w:r>
+        <w:rPr>
+          <w:b w:val="0"/>
+        </w:rPr>
+        <w:t xml:space="preserve">UNDER THE HOOD Model predicts height = 4 + 2 × weeks. </w:t>
+      </w:r>
+      <w:r>
+        <w:rPr>
+          <w:b/>
+        </w:rPr>
+        <w:t>Slope</w:t>
+      </w:r>
+      <w:r>
+        <w:rPr>
+          <w:b w:val="0"/>
+        </w:rPr>
+        <w:t xml:space="preserve"> 2 means two predicted centimeters per additional week in this data range.</w:t>
+      </w:r>
+    </w:p>
+    <w:p>
+      <w:pPr>
+        <w:spacing w:line="336" w:lineRule="auto" w:after="180"/>
+      </w:pPr>
+      <w:r>
+        <w:rPr>
+          <w:b w:val="0"/>
+        </w:rPr>
+        <w:t xml:space="preserve">Draw a fresh data → model → </w:t>
+      </w:r>
+      <w:r>
+        <w:rPr>
+          <w:b/>
+        </w:rPr>
+        <w:t>prediction</w:t>
+      </w:r>
+      <w:r>
+        <w:rPr>
+          <w:b w:val="0"/>
+        </w:rPr>
+        <w:t xml:space="preserve"> → evaluation trace:</w:t>
+      </w:r>
+    </w:p>
+    <w:p>
+      <w:pPr>
+        <w:spacing w:line="336" w:lineRule="auto" w:after="180"/>
+      </w:pPr>
+      <w:r>
+        <w:rPr>
+          <w:b w:val="0"/>
+        </w:rPr>
+        <w:t xml:space="preserve">Predict first. Then check each step. A correct answer without visible </w:t>
+      </w:r>
+      <w:r>
+        <w:rPr>
+          <w:b/>
+        </w:rPr>
+        <w:t>evidence</w:t>
+      </w:r>
+      <w:r>
+        <w:rPr>
+          <w:b w:val="0"/>
+        </w:rPr>
+        <w:t xml:space="preserve"> cannot be audited.</w:t>
+      </w:r>
+    </w:p>
+    <w:p>
+      <w:pPr>
+        <w:spacing w:line="336" w:lineRule="auto" w:after="180"/>
+      </w:pPr>
+      <w:r>
+        <w:rPr>
+          <w:b w:val="0"/>
+        </w:rPr>
+        <w:t>STEP 1 Model predicts height = 4 + 2 × weeks.</w:t>
+      </w:r>
+    </w:p>
+    <w:p>
+      <w:pPr>
+        <w:spacing w:line="336" w:lineRule="auto" w:after="180"/>
+      </w:pPr>
+      <w:r>
+        <w:rPr>
+          <w:b w:val="0"/>
+        </w:rPr>
+        <w:t xml:space="preserve">STEP 2 </w:t>
+      </w:r>
+      <w:r>
+        <w:rPr>
+          <w:b/>
+        </w:rPr>
+        <w:t>Slope</w:t>
+      </w:r>
+      <w:r>
+        <w:rPr>
+          <w:b w:val="0"/>
+        </w:rPr>
+        <w:t xml:space="preserve"> 2 means two predicted centimeters per additional week in this data range.</w:t>
+      </w:r>
+    </w:p>
+    <w:p>
+      <w:pPr>
+        <w:spacing w:line="336" w:lineRule="auto" w:after="180"/>
+      </w:pPr>
+      <w:r>
+        <w:rPr>
+          <w:b w:val="0"/>
+        </w:rPr>
+        <w:t xml:space="preserve">STEP 3 At week 5, </w:t>
+      </w:r>
+      <w:r>
+        <w:rPr>
+          <w:b/>
+        </w:rPr>
+        <w:t>prediction</w:t>
+      </w:r>
+      <w:r>
+        <w:rPr>
+          <w:b w:val="0"/>
+        </w:rPr>
+        <w:t xml:space="preserve"> is 14 cm; if actual is 16, residual is +2 cm.</w:t>
+      </w:r>
+    </w:p>
+    <w:p>
+      <w:pPr>
+        <w:spacing w:line="336" w:lineRule="auto" w:after="180"/>
+      </w:pPr>
+      <w:r>
+        <w:rPr>
+          <w:b w:val="0"/>
+        </w:rPr>
+        <w:t>STEP 4 Evaluate unseen plants and compare test MAE with the median baseline.</w:t>
+      </w:r>
+    </w:p>
+    <w:p>
+      <w:pPr>
+        <w:spacing w:line="336" w:lineRule="auto" w:after="180"/>
+      </w:pPr>
+      <w:r>
+        <w:rPr>
+          <w:b w:val="0"/>
+        </w:rPr>
+        <w:t>CHECK Verify the denominator, unit, split, class definition, and data version before interpreting a score.</w:t>
+      </w:r>
+    </w:p>
+    <w:p>
+      <w:pPr>
+        <w:spacing w:line="336" w:lineRule="auto" w:after="180"/>
+      </w:pPr>
+      <w:r>
+        <w:rPr>
+          <w:b w:val="0"/>
+        </w:rPr>
+        <w:t xml:space="preserve">Recalculate, retrace, or restate the </w:t>
+      </w:r>
+      <w:r>
+        <w:rPr>
+          <w:b/>
+        </w:rPr>
+        <w:t>evidence</w:t>
+      </w:r>
+      <w:r>
+        <w:rPr>
+          <w:b w:val="0"/>
+        </w:rPr>
+        <w:t xml:space="preserve"> independently:</w:t>
+      </w:r>
+    </w:p>
+    <w:p>
+      <w:pPr>
+        <w:pStyle w:val="Heading3"/>
+      </w:pPr>
+      <w:r>
+        <w:t>Concrete teaching case</w:t>
+      </w:r>
+    </w:p>
+    <w:p>
+      <w:pPr>
+        <w:pStyle w:val="Heading3"/>
+      </w:pPr>
+      <w:r>
+        <w:t>Exact explanation to model</w:t>
+      </w:r>
+    </w:p>
+    <w:p>
+      <w:pPr>
+        <w:pStyle w:val="Heading3"/>
+      </w:pPr>
+      <w:r>
+        <w:t>Explain the added worked example</w:t>
+      </w:r>
+    </w:p>
+    <w:p>
+      <w:pPr>
+        <w:pStyle w:val="Heading3"/>
+      </w:pPr>
+      <w:r>
+        <w:t>Key terms</w:t>
+      </w:r>
+    </w:p>
+    <w:p>
+      <w:pPr>
+        <w:pStyle w:val="Heading3"/>
+      </w:pPr>
+      <w:r>
+        <w:t>Model the reasoning aloud</w:t>
+      </w:r>
+    </w:p>
+    <w:p>
+      <w:pPr>
+        <w:spacing w:line="336" w:lineRule="auto" w:after="180"/>
+      </w:pPr>
+      <w:r>
+        <w:rPr>
+          <w:b w:val="0"/>
+        </w:rPr>
+        <w:t xml:space="preserve">Use the complete worked example below before asking learners to complete W2. Reveal a small part, invite a </w:t>
+      </w:r>
+      <w:r>
+        <w:rPr>
+          <w:b/>
+        </w:rPr>
+        <w:t>prediction</w:t>
+      </w:r>
+      <w:r>
+        <w:rPr>
+          <w:b w:val="0"/>
+        </w:rPr>
+        <w:t>, then explain the deciding step.</w:t>
+      </w:r>
+    </w:p>
+    <w:p>
+      <w:pPr>
+        <w:spacing w:line="336" w:lineRule="auto" w:after="180"/>
+      </w:pPr>
+      <w:r>
+        <w:rPr>
+          <w:b w:val="0"/>
+        </w:rPr>
+        <w:t>These teacher notes contain solutions; do not reveal the independent case answer during modelling.</w:t>
+      </w:r>
+    </w:p>
     <w:tbl>
       <w:tblPr>
         <w:tblStyle w:val="LightShading-Accent1"/>
@@ -1864,103 +2527,10 @@
     </w:p>
     <w:p>
       <w:pPr>
-        <w:spacing w:line="336" w:lineRule="auto" w:after="180"/>
-      </w:pPr>
-      <w:r>
-        <w:rPr>
-          <w:b w:val="0"/>
-        </w:rPr>
-        <w:t xml:space="preserve">Fit a toy growth line from </w:t>
-      </w:r>
-      <w:r>
-        <w:rPr>
-          <w:b/>
-        </w:rPr>
-        <w:t>training</w:t>
-      </w:r>
-      <w:r>
-        <w:rPr>
-          <w:b w:val="0"/>
-        </w:rPr>
-        <w:t xml:space="preserve"> pairs, then leave evaluation labels out of </w:t>
-      </w:r>
-      <w:r>
-        <w:rPr>
-          <w:b/>
-        </w:rPr>
-        <w:t>fitting</w:t>
-      </w:r>
-      <w:r>
-        <w:rPr>
-          <w:b w:val="0"/>
-        </w:rPr>
-        <w:t>.</w:t>
-      </w:r>
-    </w:p>
-    <w:p>
-      <w:pPr>
         <w:pStyle w:val="Heading3"/>
       </w:pPr>
       <w:r>
         <w:t>The facts we will use</w:t>
-      </w:r>
-    </w:p>
-    <w:p>
-      <w:pPr>
-        <w:pStyle w:val="Heading3"/>
-      </w:pPr>
-      <w:r>
-        <w:t>Supplied facts</w:t>
-      </w:r>
-    </w:p>
-    <w:p>
-      <w:pPr>
-        <w:spacing w:line="336" w:lineRule="auto" w:after="180"/>
-        <w:shd w:fill="F1F6FC"/>
-      </w:pPr>
-      <w:r>
-        <w:rPr>
-          <w:b/>
-        </w:rPr>
-        <w:t>Training</w:t>
-      </w:r>
-      <w:r>
-        <w:rPr>
-          <w:b w:val="0"/>
-        </w:rPr>
-        <w:t>(day, height):(0, 1),(1, 3),(2, 5). Candidates y=2x+1 and y=x+1. Evaluation pair:(3, 6).</w:t>
-      </w:r>
-    </w:p>
-    <w:p>
-      <w:pPr>
-        <w:pStyle w:val="Heading3"/>
-      </w:pPr>
-      <w:r>
-        <w:t>Supplied facts</w:t>
-      </w:r>
-    </w:p>
-    <w:p>
-      <w:pPr>
-        <w:spacing w:line="336" w:lineRule="auto" w:after="180"/>
-        <w:shd w:fill="F1F6FC"/>
-      </w:pPr>
-      <w:r>
-        <w:rPr>
-          <w:b w:val="0"/>
-        </w:rPr>
-        <w:t xml:space="preserve">All </w:t>
-      </w:r>
-      <w:r>
-        <w:rPr>
-          <w:b/>
-        </w:rPr>
-        <w:t>input</w:t>
-      </w:r>
-      <w:r>
-        <w:rPr>
-          <w:b w:val="0"/>
-        </w:rPr>
-        <w:t>s and outcomes in this worked example are invented classroom data; no real model run is claimed.</w:t>
       </w:r>
     </w:p>
     <w:p>
@@ -1968,7 +2538,7 @@
         <w:drawing>
           <wp:inline xmlns:a="http://schemas.openxmlformats.org/drawingml/2006/main" xmlns:pic="http://schemas.openxmlformats.org/drawingml/2006/picture">
             <wp:extent cx="5486400" cy="5185229"/>
-            <wp:docPr id="1" name="Picture 1" descr="Train a Regression Model. Calculate training fit: 2x+1 predicts 1, 3, 5 with SSE0; x+1 predicts 1, 2, 3 with SSE5.. Select line: Choose2x+1 under minimum training SSE.. Evaluate once: At day3 predict7 versus observed6: absolute error1 cm."/>
+            <wp:docPr id="2" name="Picture 2" descr="Train a Regression Model. Calculate training fit: 2x+1 predicts 1, 3, 5 with SSE0; x+1 predicts 1, 2, 3 with SSE5.. Select line: Choose2x+1 under minimum training SSE.. Evaluate once: At day3 predict7 versus observed6: absolute error1 cm."/>
             <wp:cNvGraphicFramePr>
               <a:graphicFrameLocks noChangeAspect="1"/>
             </wp:cNvGraphicFramePr>
@@ -1980,7 +2550,7 @@
                     <pic:cNvPicPr/>
                   </pic:nvPicPr>
                   <pic:blipFill>
-                    <a:blip r:embed="rId9"/>
+                    <a:blip r:embed="rId10"/>
                     <a:stretch>
                       <a:fillRect/>
                     </a:stretch>
@@ -2004,114 +2574,7 @@
         <w:pStyle w:val="Heading3"/>
       </w:pPr>
       <w:r>
-        <w:t>Read the picture one step at a time</w:t>
-      </w:r>
-    </w:p>
-    <w:tbl>
-      <w:tblPr>
-        <w:tblStyle w:val="LightShading-Accent1"/>
-        <w:tblW w:type="auto" w:w="0"/>
-        <w:tblLook w:firstColumn="1" w:firstRow="1" w:lastColumn="0" w:lastRow="0" w:noHBand="0" w:noVBand="1" w:val="04A0"/>
-      </w:tblPr>
-      <w:tblGrid>
-        <w:gridCol w:w="5112"/>
-        <w:gridCol w:w="5112"/>
-      </w:tblGrid>
-      <w:tr>
-        <w:trPr>
-          <w:tblHeader/>
-        </w:trPr>
-        <w:tc>
-          <w:tcPr>
-            <w:tcW w:type="dxa" w:w="5112"/>
-          </w:tcPr>
-          <w:p>
-            <w:r>
-              <w:t>Step</w:t>
-            </w:r>
-          </w:p>
-        </w:tc>
-        <w:tc>
-          <w:tcPr>
-            <w:tcW w:type="dxa" w:w="5112"/>
-          </w:tcPr>
-          <w:p>
-            <w:r>
-              <w:t>What happens and why</w:t>
-            </w:r>
-          </w:p>
-        </w:tc>
-      </w:tr>
-      <w:tr>
-        <w:tc>
-          <w:tcPr>
-            <w:tcW w:type="dxa" w:w="5112"/>
-          </w:tcPr>
-          <w:p>
-            <w:r>
-              <w:t>1. Calculate training fit</w:t>
-            </w:r>
-          </w:p>
-        </w:tc>
-        <w:tc>
-          <w:tcPr>
-            <w:tcW w:type="dxa" w:w="5112"/>
-          </w:tcPr>
-          <w:p>
-            <w:r>
-              <w:t>2x+1 predicts 1, 3, 5 with SSE0; x+1 predicts 1, 2, 3 with SSE5.</w:t>
-            </w:r>
-          </w:p>
-        </w:tc>
-      </w:tr>
-      <w:tr>
-        <w:tc>
-          <w:tcPr>
-            <w:tcW w:type="dxa" w:w="5112"/>
-          </w:tcPr>
-          <w:p>
-            <w:r>
-              <w:t>2. Select line</w:t>
-            </w:r>
-          </w:p>
-        </w:tc>
-        <w:tc>
-          <w:tcPr>
-            <w:tcW w:type="dxa" w:w="5112"/>
-          </w:tcPr>
-          <w:p>
-            <w:r>
-              <w:t>Choose2x+1 under minimum training SSE.</w:t>
-            </w:r>
-          </w:p>
-        </w:tc>
-      </w:tr>
-      <w:tr>
-        <w:tc>
-          <w:tcPr>
-            <w:tcW w:type="dxa" w:w="5112"/>
-          </w:tcPr>
-          <w:p>
-            <w:r>
-              <w:t>3. Evaluate once</w:t>
-            </w:r>
-          </w:p>
-        </w:tc>
-        <w:tc>
-          <w:tcPr>
-            <w:tcW w:type="dxa" w:w="5112"/>
-          </w:tcPr>
-          <w:p>
-            <w:r>
-              <w:t>At day3 predict7 versus observed6: absolute error1 cm.</w:t>
-            </w:r>
-          </w:p>
-        </w:tc>
-      </w:tr>
-    </w:tbl>
-    <w:p>
-      <w:r>
-        <w:t>Match each pictured step to the supplied facts. This is a worked teaching case, not an independent assessment.</w:t>
+        <w:t>Why this result follows</w:t>
       </w:r>
     </w:p>
     <w:p>
@@ -2119,7 +2582,7 @@
         <w:pStyle w:val="Heading3"/>
       </w:pPr>
       <w:r>
-        <w:t>Why this result follows</w:t>
+        <w:t>What this example does not establish</w:t>
       </w:r>
     </w:p>
     <w:p>
@@ -2127,19 +2590,26 @@
         <w:pStyle w:val="Heading3"/>
       </w:pPr>
       <w:r>
-        <w:t>Why the result follows</w:t>
+        <w:t>Change one thing in the pictured case</w:t>
+      </w:r>
+    </w:p>
+    <w:p>
+      <w:pPr>
+        <w:pStyle w:val="Heading3"/>
+      </w:pPr>
+      <w:r>
+        <w:t>Ask while showing the picture</w:t>
       </w:r>
     </w:p>
     <w:p>
       <w:pPr>
         <w:spacing w:line="336" w:lineRule="auto" w:after="180"/>
-        <w:shd w:fill="F1F6FC"/>
-      </w:pPr>
-      <w:r>
-        <w:rPr>
-          <w:b w:val="0"/>
-        </w:rPr>
-        <w:t xml:space="preserve">Read the picture in order. At day3 predict7 versus observed6: absolute error1 cm. The arrows show which recorded </w:t>
+      </w:pPr>
+      <w:r>
+        <w:rPr>
+          <w:b w:val="0"/>
+        </w:rPr>
+        <w:t xml:space="preserve">Cover the result. Ask learners to name the </w:t>
       </w:r>
       <w:r>
         <w:rPr>
@@ -2151,19 +2621,431 @@
         <w:rPr>
           <w:b w:val="0"/>
         </w:rPr>
-        <w:t xml:space="preserve"> or intermediate result each decision uses.</w:t>
+        <w:t xml:space="preserve">s and predict the next step. Uncover one step, connect the icon to the actual procedure, and explain its </w:t>
+      </w:r>
+      <w:r>
+        <w:rPr>
+          <w:b/>
+        </w:rPr>
+        <w:t>evidence</w:t>
+      </w:r>
+      <w:r>
+        <w:rPr>
+          <w:b w:val="0"/>
+        </w:rPr>
+        <w:t>. Then change the supplied condition and compare.</w:t>
       </w:r>
     </w:p>
     <w:p>
       <w:pPr>
         <w:spacing w:line="336" w:lineRule="auto" w:after="180"/>
-        <w:shd w:fill="F1F6FC"/>
-      </w:pPr>
-      <w:r>
-        <w:rPr>
-          <w:b w:val="0"/>
-        </w:rPr>
-        <w:t>Explain the deciding step aloud before checking the changed case; pointing to the final answer alone does not show how it follows.</w:t>
+      </w:pPr>
+      <w:r>
+        <w:rPr>
+          <w:b w:val="0"/>
+        </w:rPr>
+        <w:t>The picture is a representation; it does not document execution of a real AI model.</w:t>
+      </w:r>
+    </w:p>
+    <w:p>
+      <w:pPr>
+        <w:pStyle w:val="Heading1"/>
+      </w:pPr>
+      <w:r>
+        <w:t>03. Guide the calculation, then remove help</w:t>
+      </w:r>
+    </w:p>
+    <w:p>
+      <w:r>
+        <w:t>Collect each learner’s prediction before showing its key.</w:t>
+      </w:r>
+    </w:p>
+    <w:p>
+      <w:pPr>
+        <w:pStyle w:val="Heading2"/>
+      </w:pPr>
+      <w:r>
+        <w:t>Current completion task and checked key</w:t>
+      </w:r>
+    </w:p>
+    <w:p>
+      <w:pPr>
+        <w:spacing w:line="336" w:lineRule="auto" w:after="180"/>
+      </w:pPr>
+      <w:r>
+        <w:rPr>
+          <w:b w:val="0"/>
+        </w:rPr>
+        <w:t>Completion task: Predict at x 3 and x 4 and calculate MAE/MSE.</w:t>
+      </w:r>
+    </w:p>
+    <w:p>
+      <w:pPr>
+        <w:spacing w:line="336" w:lineRule="auto" w:after="180"/>
+      </w:pPr>
+      <w:r>
+        <w:rPr>
+          <w:b w:val="0"/>
+        </w:rPr>
+        <w:t xml:space="preserve">Teacher check: Teacher explanation: </w:t>
+      </w:r>
+      <w:r>
+        <w:rPr>
+          <w:b/>
+        </w:rPr>
+        <w:t>Prediction</w:t>
+      </w:r>
+      <w:r>
+        <w:rPr>
+          <w:b w:val="0"/>
+        </w:rPr>
+        <w:t>s 7, 9; residuals -1, 1; MAE 1 MSE 1.</w:t>
+      </w:r>
+    </w:p>
+    <w:p>
+      <w:pPr>
+        <w:spacing w:line="336" w:lineRule="auto" w:after="180"/>
+      </w:pPr>
+      <w:r>
+        <w:rPr>
+          <w:b w:val="0"/>
+        </w:rPr>
+        <w:t xml:space="preserve">Start by identifying the given </w:t>
+      </w:r>
+      <w:r>
+        <w:rPr>
+          <w:b/>
+        </w:rPr>
+        <w:t>input</w:t>
+      </w:r>
+      <w:r>
+        <w:rPr>
+          <w:b w:val="0"/>
+        </w:rPr>
+        <w:t>s together. Leave the intermediate steps blank. If needed, model one step, then withdraw that help on the next step. Move to a full trace only when the partial trace is understood.</w:t>
+      </w:r>
+    </w:p>
+    <w:p>
+      <w:pPr>
+        <w:spacing w:line="336" w:lineRule="auto" w:after="180"/>
+      </w:pPr>
+      <w:r>
+        <w:rPr>
+          <w:b w:val="0"/>
+        </w:rPr>
+        <w:t>For partners, alternate explainer and checker; collect a response from every learner before discussion.</w:t>
+      </w:r>
+    </w:p>
+    <w:p>
+      <w:pPr>
+        <w:pStyle w:val="Heading2"/>
+      </w:pPr>
+      <w:r>
+        <w:t>Individual misconception check</w:t>
+      </w:r>
+    </w:p>
+    <w:p>
+      <w:pPr>
+        <w:spacing w:line="336" w:lineRule="auto" w:after="180"/>
+      </w:pPr>
+      <w:r>
+        <w:rPr>
+          <w:b w:val="0"/>
+        </w:rPr>
+        <w:t xml:space="preserve">Use the worked case for </w:t>
+      </w:r>
+      <w:r>
+        <w:rPr>
+          <w:b/>
+        </w:rPr>
+        <w:t>Fitting</w:t>
+      </w:r>
+      <w:r>
+        <w:rPr>
+          <w:b w:val="0"/>
+        </w:rPr>
+        <w:t xml:space="preserve"> a line. Proposed explanation: “A final answer is enough”. Decide whether this explanation is supported. Point to the step or supplied fact that decides; explain your repair if needed.</w:t>
+      </w:r>
+    </w:p>
+    <w:p>
+      <w:pPr>
+        <w:spacing w:line="336" w:lineRule="auto" w:after="180"/>
+      </w:pPr>
+      <w:r>
+        <w:rPr>
+          <w:b w:val="0"/>
+        </w:rPr>
+        <w:t>Expected correction: Ask for the relevant counts, units, procedure or saved record. For this week: A 5 B 3 C 0; choose m 2 b 1.</w:t>
+      </w:r>
+    </w:p>
+    <w:p>
+      <w:pPr>
+        <w:spacing w:line="336" w:lineRule="auto" w:after="180"/>
+      </w:pPr>
+      <w:r>
+        <w:rPr>
+          <w:b w:val="0"/>
+        </w:rPr>
+        <w:t>Collect explanations, not only yes/no votes. If a misunderstanding is common, re-model the relevant step for the class.</w:t>
+      </w:r>
+    </w:p>
+    <w:p>
+      <w:pPr>
+        <w:spacing w:line="336" w:lineRule="auto" w:after="180"/>
+      </w:pPr>
+      <w:r>
+        <w:rPr>
+          <w:b w:val="0"/>
+        </w:rPr>
+        <w:t>If it affects a few learners, give a short targeted group explanation while others solve a more demanding variation.</w:t>
+      </w:r>
+    </w:p>
+    <w:p>
+      <w:pPr>
+        <w:pStyle w:val="Heading2"/>
+      </w:pPr>
+      <w:r>
+        <w:t>Pictorial question and changed-case reasoning</w:t>
+      </w:r>
+    </w:p>
+    <w:p>
+      <w:pPr>
+        <w:spacing w:line="336" w:lineRule="auto" w:after="180"/>
+      </w:pPr>
+      <w:r>
+        <w:rPr>
+          <w:b w:val="0"/>
+        </w:rPr>
+        <w:t xml:space="preserve">May day3’s evaluation label choose the candidate line? Point to the relevant step in the picture, then write the changed result and the rule or </w:t>
+      </w:r>
+      <w:r>
+        <w:rPr>
+          <w:b/>
+        </w:rPr>
+        <w:t>evidence</w:t>
+      </w:r>
+      <w:r>
+        <w:rPr>
+          <w:b w:val="0"/>
+        </w:rPr>
+        <w:t xml:space="preserve"> that supports it.</w:t>
+      </w:r>
+    </w:p>
+    <w:p>
+      <w:pPr>
+        <w:spacing w:line="336" w:lineRule="auto" w:after="180"/>
+      </w:pPr>
+      <w:r>
+        <w:rPr>
+          <w:b w:val="0"/>
+        </w:rPr>
+        <w:t xml:space="preserve">No under this </w:t>
+      </w:r>
+      <w:r>
+        <w:rPr>
+          <w:b/>
+        </w:rPr>
+        <w:t>fitting</w:t>
+      </w:r>
+      <w:r>
+        <w:rPr>
+          <w:b w:val="0"/>
+        </w:rPr>
+        <w:t xml:space="preserve"> plan. Keep evaluation </w:t>
+      </w:r>
+      <w:r>
+        <w:rPr>
+          <w:b/>
+        </w:rPr>
+        <w:t>evidence</w:t>
+      </w:r>
+      <w:r>
+        <w:rPr>
+          <w:b w:val="0"/>
+        </w:rPr>
+        <w:t xml:space="preserve"> separate and report the frozen line’s1 cm error. Changed-case check: Absolute evaluation error stays1 cm, but residual changes from-1 to+1.</w:t>
+      </w:r>
+    </w:p>
+    <w:p>
+      <w:pPr>
+        <w:spacing w:line="336" w:lineRule="auto" w:after="180"/>
+      </w:pPr>
+      <w:r>
+        <w:rPr>
+          <w:b/>
+        </w:rPr>
+        <w:t>Prediction</w:t>
+      </w:r>
+      <w:r>
+        <w:rPr>
+          <w:b w:val="0"/>
+        </w:rPr>
+        <w:t xml:space="preserve">7 remains frozen; changed </w:t>
+      </w:r>
+      <w:r>
+        <w:rPr>
+          <w:b/>
+        </w:rPr>
+        <w:t>observation</w:t>
+      </w:r>
+      <w:r>
+        <w:rPr>
+          <w:b w:val="0"/>
+        </w:rPr>
+        <w:t>8 reverses the error direction.</w:t>
+      </w:r>
+    </w:p>
+    <w:p>
+      <w:pPr>
+        <w:spacing w:line="336" w:lineRule="auto" w:after="180"/>
+      </w:pPr>
+      <w:r>
+        <w:rPr>
+          <w:b w:val="0"/>
+        </w:rPr>
+        <w:t xml:space="preserve">Changed-case reasoning: Absolute evaluation error stays1 cm, but residual changes from-1 to+1. </w:t>
+      </w:r>
+      <w:r>
+        <w:rPr>
+          <w:b/>
+        </w:rPr>
+        <w:t>Prediction</w:t>
+      </w:r>
+      <w:r>
+        <w:rPr>
+          <w:b w:val="0"/>
+        </w:rPr>
+        <w:t xml:space="preserve">7 remains frozen; changed </w:t>
+      </w:r>
+      <w:r>
+        <w:rPr>
+          <w:b/>
+        </w:rPr>
+        <w:t>observation</w:t>
+      </w:r>
+      <w:r>
+        <w:rPr>
+          <w:b w:val="0"/>
+        </w:rPr>
+        <w:t>8 reverses the error direction.</w:t>
+      </w:r>
+    </w:p>
+    <w:p>
+      <w:pPr>
+        <w:spacing w:line="336" w:lineRule="auto" w:after="180"/>
+      </w:pPr>
+      <w:r>
+        <w:rPr>
+          <w:b w:val="0"/>
+        </w:rPr>
+        <w:t xml:space="preserve">Collect each learner’s explanation before discussion. Use the first missing connection between </w:t>
+      </w:r>
+      <w:r>
+        <w:rPr>
+          <w:b/>
+        </w:rPr>
+        <w:t>input</w:t>
+      </w:r>
+      <w:r>
+        <w:rPr>
+          <w:b w:val="0"/>
+        </w:rPr>
+        <w:t xml:space="preserve">, deciding step and result to choose support. This question is worked-case practice, not fresh mastery </w:t>
+      </w:r>
+      <w:r>
+        <w:rPr>
+          <w:b/>
+        </w:rPr>
+        <w:t>evidence</w:t>
+      </w:r>
+      <w:r>
+        <w:rPr>
+          <w:b w:val="0"/>
+        </w:rPr>
+        <w:t>.</w:t>
+      </w:r>
+    </w:p>
+    <w:p>
+      <w:pPr>
+        <w:pStyle w:val="Heading2"/>
+      </w:pPr>
+      <w:r>
+        <w:t>Keep each learner explaining</w:t>
+      </w:r>
+    </w:p>
+    <w:p>
+      <w:pPr>
+        <w:spacing w:line="336" w:lineRule="auto" w:after="180"/>
+      </w:pPr>
+      <w:r>
+        <w:rPr>
+          <w:b w:val="0"/>
+        </w:rPr>
+        <w:t>Ask: Which facts are given, and which would we have to assume? Learners mark relevant details before discussing answers.</w:t>
+      </w:r>
+    </w:p>
+    <w:p>
+      <w:pPr>
+        <w:spacing w:line="336" w:lineRule="auto" w:after="180"/>
+      </w:pPr>
+      <w:r>
+        <w:rPr>
+          <w:b w:val="0"/>
+        </w:rPr>
+        <w:t>Say: Predict first. Show the rule, information path or calculation that would produce the result. A correct guess is not yet an explanation.</w:t>
+      </w:r>
+    </w:p>
+    <w:p>
+      <w:pPr>
+        <w:spacing w:line="336" w:lineRule="auto" w:after="180"/>
+      </w:pPr>
+      <w:r>
+        <w:rPr>
+          <w:b w:val="0"/>
+        </w:rPr>
+        <w:t xml:space="preserve">In pairs, one learner solves while the other checks </w:t>
+      </w:r>
+      <w:r>
+        <w:rPr>
+          <w:b/>
+        </w:rPr>
+        <w:t>evidence</w:t>
+      </w:r>
+      <w:r>
+        <w:rPr>
+          <w:b w:val="0"/>
+        </w:rPr>
+        <w:t>; exchange roles. Remove the worked answer before independent assessment.</w:t>
+      </w:r>
+    </w:p>
+    <w:p>
+      <w:pPr>
+        <w:pStyle w:val="Heading2"/>
+      </w:pPr>
+      <w:r>
+        <w:t>Earlier wording, alternatives and picture transcripts · reference / check after trying</w:t>
+      </w:r>
+    </w:p>
+    <w:p>
+      <w:pPr>
+        <w:spacing w:line="336" w:lineRule="auto" w:after="180"/>
+      </w:pPr>
+      <w:r>
+        <w:rPr>
+          <w:b w:val="0"/>
+        </w:rPr>
+        <w:t>Compact alternative: this two-session sequence covers selected core tasks. Use the three-session weekly plan for the full lesson, independent transfer, feedback and project work; allow extra time for extensions.</w:t>
+      </w:r>
+    </w:p>
+    <w:p>
+      <w:pPr>
+        <w:spacing w:line="336" w:lineRule="auto" w:after="180"/>
+      </w:pPr>
+      <w:r>
+        <w:rPr>
+          <w:b w:val="0"/>
+        </w:rPr>
+        <w:t>Demonstrate and guide practice</w:t>
       </w:r>
     </w:p>
     <w:p>
@@ -2171,7 +3053,87 @@
         <w:pStyle w:val="Heading3"/>
       </w:pPr>
       <w:r>
-        <w:t>What this example does not establish</w:t>
+        <w:t>Board sequence</w:t>
+      </w:r>
+    </w:p>
+    <w:p>
+      <w:pPr>
+        <w:spacing w:line="336" w:lineRule="auto" w:after="180"/>
+      </w:pPr>
+      <w:r>
+        <w:rPr>
+          <w:b w:val="0"/>
+        </w:rPr>
+        <w:t xml:space="preserve">Write the given facts: Supplied fitted rule: height=2 times age+1. Held-out </w:t>
+      </w:r>
+      <w:r>
+        <w:rPr>
+          <w:b/>
+        </w:rPr>
+        <w:t>observation</w:t>
+      </w:r>
+      <w:r>
+        <w:rPr>
+          <w:b w:val="0"/>
+        </w:rPr>
+        <w:t>s are (3,8),(4,9).</w:t>
+      </w:r>
+    </w:p>
+    <w:p>
+      <w:pPr>
+        <w:spacing w:line="336" w:lineRule="auto" w:after="180"/>
+      </w:pPr>
+      <w:r>
+        <w:rPr>
+          <w:b w:val="0"/>
+        </w:rPr>
+        <w:t>Write the question to explain: Predict and evaluate; distinguish inference.</w:t>
+      </w:r>
+    </w:p>
+    <w:p>
+      <w:pPr>
+        <w:spacing w:line="336" w:lineRule="auto" w:after="180"/>
+      </w:pPr>
+      <w:r>
+        <w:rPr>
+          <w:b w:val="0"/>
+        </w:rPr>
+        <w:t xml:space="preserve">Reveal after </w:t>
+      </w:r>
+      <w:r>
+        <w:rPr>
+          <w:b/>
+        </w:rPr>
+        <w:t>prediction</w:t>
+      </w:r>
+      <w:r>
+        <w:rPr>
+          <w:b w:val="0"/>
+        </w:rPr>
+        <w:t xml:space="preserve">s: </w:t>
+      </w:r>
+      <w:r>
+        <w:rPr>
+          <w:b/>
+        </w:rPr>
+        <w:t>Prediction</w:t>
+      </w:r>
+      <w:r>
+        <w:rPr>
+          <w:b w:val="0"/>
+        </w:rPr>
+        <w:t>s 7,9; errors 1,0; MAE=.5 cm. Applying a supplied equation does not show how it was fitted.</w:t>
+      </w:r>
+    </w:p>
+    <w:p>
+      <w:pPr>
+        <w:spacing w:line="336" w:lineRule="auto" w:after="180"/>
+      </w:pPr>
+      <w:r>
+        <w:rPr>
+          <w:b w:val="0"/>
+        </w:rPr>
+        <w:t>Use the earlier transfer question as additional practice. Reserve the selected fresh m3/b2line fitting and validation task for the first individual attempt and record support used.</w:t>
       </w:r>
     </w:p>
     <w:p>
@@ -2179,442 +3141,18 @@
         <w:pStyle w:val="Heading3"/>
       </w:pPr>
       <w:r>
-        <w:t>Keep the stated limit</w:t>
+        <w:t>Classroom dialogue</w:t>
       </w:r>
     </w:p>
     <w:p>
       <w:pPr>
         <w:spacing w:line="336" w:lineRule="auto" w:after="180"/>
-        <w:shd w:fill="FFF5E6"/>
-      </w:pPr>
-      <w:r>
-        <w:rPr>
-          <w:b w:val="0"/>
-        </w:rPr>
-        <w:t>An exact fit to three toy pairs does not establish a biological growth law or justify long-range extrapolation.</w:t>
-      </w:r>
-    </w:p>
-    <w:p>
-      <w:pPr>
-        <w:pStyle w:val="Heading3"/>
-      </w:pPr>
-      <w:r>
-        <w:t>Change one thing in the pictured case</w:t>
-      </w:r>
-    </w:p>
-    <w:p>
-      <w:pPr>
-        <w:pStyle w:val="Heading3"/>
-      </w:pPr>
-      <w:r>
-        <w:t>Change one thing</w:t>
-      </w:r>
-    </w:p>
-    <w:p>
-      <w:pPr>
-        <w:spacing w:line="336" w:lineRule="auto" w:after="180"/>
-        <w:shd w:fill="F5F1FB"/>
-      </w:pPr>
-      <w:r>
-        <w:rPr>
-          <w:b w:val="0"/>
-        </w:rPr>
-        <w:t xml:space="preserve">Change: Evaluation </w:t>
-      </w:r>
-      <w:r>
-        <w:rPr>
-          <w:b/>
-        </w:rPr>
-        <w:t>observation</w:t>
-      </w:r>
-      <w:r>
-        <w:rPr>
-          <w:b w:val="0"/>
-        </w:rPr>
-        <w:t xml:space="preserve"> becomes8 instead of6.</w:t>
-      </w:r>
-    </w:p>
-    <w:p>
-      <w:pPr>
-        <w:pStyle w:val="Heading3"/>
-      </w:pPr>
-      <w:r>
-        <w:t>Predicted result</w:t>
-      </w:r>
-    </w:p>
-    <w:p>
-      <w:pPr>
-        <w:spacing w:line="336" w:lineRule="auto" w:after="180"/>
-        <w:shd w:fill="F1F6FC"/>
-      </w:pPr>
-      <w:r>
-        <w:rPr>
-          <w:b/>
-        </w:rPr>
-        <w:t>Prediction</w:t>
-      </w:r>
-      <w:r>
-        <w:rPr>
-          <w:b w:val="0"/>
-        </w:rPr>
-        <w:t>: Absolute evaluation error stays1 cm, but residual changes from-1 to+1.</w:t>
-      </w:r>
-    </w:p>
-    <w:p>
-      <w:pPr>
-        <w:pStyle w:val="Heading3"/>
-      </w:pPr>
-      <w:r>
-        <w:t>Why the result follows</w:t>
-      </w:r>
-    </w:p>
-    <w:p>
-      <w:pPr>
-        <w:spacing w:line="336" w:lineRule="auto" w:after="180"/>
-        <w:shd w:fill="F1F6FC"/>
-      </w:pPr>
-      <w:r>
-        <w:rPr>
-          <w:b w:val="0"/>
-        </w:rPr>
-        <w:t xml:space="preserve">Reason: </w:t>
-      </w:r>
-      <w:r>
-        <w:rPr>
-          <w:b/>
-        </w:rPr>
-        <w:t>Prediction</w:t>
-      </w:r>
-      <w:r>
-        <w:rPr>
-          <w:b w:val="0"/>
-        </w:rPr>
-        <w:t xml:space="preserve">7 remains frozen; changed </w:t>
-      </w:r>
-      <w:r>
-        <w:rPr>
-          <w:b/>
-        </w:rPr>
-        <w:t>observation</w:t>
-      </w:r>
-      <w:r>
-        <w:rPr>
-          <w:b w:val="0"/>
-        </w:rPr>
-        <w:t>8 reverses the error direction.</w:t>
-      </w:r>
-    </w:p>
-    <w:p>
-      <w:pPr>
-        <w:pStyle w:val="Heading3"/>
-      </w:pPr>
-      <w:r>
-        <w:t>Ask while showing the picture</w:t>
-      </w:r>
-    </w:p>
-    <w:p>
-      <w:pPr>
-        <w:pStyle w:val="Heading3"/>
-      </w:pPr>
-      <w:r>
-        <w:t>Ask while showing the picture · 1</w:t>
-      </w:r>
-    </w:p>
-    <w:p>
-      <w:pPr>
-        <w:spacing w:line="336" w:lineRule="auto" w:after="180"/>
-      </w:pPr>
-      <w:r>
-        <w:rPr>
-          <w:b w:val="0"/>
-        </w:rPr>
-        <w:t xml:space="preserve">Cover the result. Ask learners to name the </w:t>
-      </w:r>
-      <w:r>
-        <w:rPr>
-          <w:b/>
-        </w:rPr>
-        <w:t>input</w:t>
-      </w:r>
-      <w:r>
-        <w:rPr>
-          <w:b w:val="0"/>
-        </w:rPr>
-        <w:t xml:space="preserve">s and predict the next step. Uncover one step, connect the icon to the actual procedure, and explain its </w:t>
-      </w:r>
-      <w:r>
-        <w:rPr>
-          <w:b/>
-        </w:rPr>
-        <w:t>evidence</w:t>
-      </w:r>
-      <w:r>
-        <w:rPr>
-          <w:b w:val="0"/>
-        </w:rPr>
-        <w:t>. Then change the supplied condition and compare.</w:t>
-      </w:r>
-    </w:p>
-    <w:p>
-      <w:pPr>
-        <w:spacing w:line="336" w:lineRule="auto" w:after="180"/>
-      </w:pPr>
-      <w:r>
-        <w:rPr>
-          <w:b w:val="0"/>
-        </w:rPr>
-        <w:t>The picture is a representation; it does not document execution of a real AI model.</w:t>
-      </w:r>
-    </w:p>
-    <w:p>
-      <w:pPr>
-        <w:pStyle w:val="Heading1"/>
-      </w:pPr>
-      <w:r>
-        <w:t>03. Demonstrate and guide practice</w:t>
-      </w:r>
-    </w:p>
-    <w:p>
-      <w:r>
-        <w:t>Demonstrate Train a Regression Model, reduce support deliberately and check individual reasoning before discussing answers.</w:t>
-      </w:r>
-    </w:p>
-    <w:p>
-      <w:pPr>
-        <w:pStyle w:val="Heading3"/>
-      </w:pPr>
-      <w:r>
-        <w:t>Choose the pacing route</w:t>
-      </w:r>
-    </w:p>
-    <w:p>
-      <w:pPr>
-        <w:spacing w:line="336" w:lineRule="auto" w:after="180"/>
-        <w:shd w:fill="F1F6F8"/>
-      </w:pPr>
-      <w:r>
-        <w:rPr>
-          <w:b w:val="0"/>
-        </w:rPr>
-        <w:t>Compact alternative: this two-session sequence covers selected core tasks. Use the three-session weekly plan for the full lesson, independent transfer, feedback and project work; allow extra time for extensions.</w:t>
-      </w:r>
-    </w:p>
-    <w:p>
-      <w:pPr>
-        <w:pStyle w:val="Heading3"/>
-      </w:pPr>
-      <w:r>
-        <w:t>Board sequence</w:t>
-      </w:r>
-    </w:p>
-    <w:p>
-      <w:pPr>
-        <w:pStyle w:val="Heading3"/>
-      </w:pPr>
-      <w:r>
-        <w:t>1. Put the facts on the board</w:t>
-      </w:r>
-    </w:p>
-    <w:p>
-      <w:pPr>
-        <w:spacing w:line="336" w:lineRule="auto" w:after="180"/>
-        <w:shd w:fill="F4F9FC"/>
-      </w:pPr>
-      <w:r>
-        <w:rPr>
-          <w:b w:val="0"/>
-        </w:rPr>
-        <w:t xml:space="preserve">Write the given facts: Supplied fitted rule: height=2 times age+1. Held-out </w:t>
-      </w:r>
-      <w:r>
-        <w:rPr>
-          <w:b/>
-        </w:rPr>
-        <w:t>observation</w:t>
-      </w:r>
-      <w:r>
-        <w:rPr>
-          <w:b w:val="0"/>
-        </w:rPr>
-        <w:t>s are (3,8),(4,9).</w:t>
-      </w:r>
-    </w:p>
-    <w:p>
-      <w:pPr>
-        <w:pStyle w:val="Heading3"/>
-      </w:pPr>
-      <w:r>
-        <w:t>2. State the decision to explain</w:t>
-      </w:r>
-    </w:p>
-    <w:p>
-      <w:pPr>
-        <w:spacing w:line="336" w:lineRule="auto" w:after="180"/>
-        <w:shd w:fill="F4F9FC"/>
-      </w:pPr>
-      <w:r>
-        <w:rPr>
-          <w:b w:val="0"/>
-        </w:rPr>
-        <w:t>Write the question to explain: Predict and evaluate; distinguish inference.</w:t>
-      </w:r>
-    </w:p>
-    <w:p>
-      <w:pPr>
-        <w:pStyle w:val="Heading3"/>
-      </w:pPr>
-      <w:r>
-        <w:t>3. Reveal the worked reasoning</w:t>
-      </w:r>
-    </w:p>
-    <w:p>
-      <w:pPr>
-        <w:spacing w:line="336" w:lineRule="auto" w:after="180"/>
-        <w:shd w:fill="F1F6FC"/>
-      </w:pPr>
-      <w:r>
-        <w:rPr>
-          <w:b w:val="0"/>
-        </w:rPr>
-        <w:t xml:space="preserve">Reveal after </w:t>
-      </w:r>
-      <w:r>
-        <w:rPr>
-          <w:b/>
-        </w:rPr>
-        <w:t>prediction</w:t>
-      </w:r>
-      <w:r>
-        <w:rPr>
-          <w:b w:val="0"/>
-        </w:rPr>
-        <w:t xml:space="preserve">s: </w:t>
-      </w:r>
-      <w:r>
-        <w:rPr>
-          <w:b/>
-        </w:rPr>
-        <w:t>Prediction</w:t>
-      </w:r>
-      <w:r>
-        <w:rPr>
-          <w:b w:val="0"/>
-        </w:rPr>
-        <w:t>s 7,9; errors 1,0; MAE=.5 cm. Applying a supplied equation does not show how it was fitted.</w:t>
-      </w:r>
-    </w:p>
-    <w:p>
-      <w:pPr>
-        <w:pStyle w:val="Heading3"/>
-      </w:pPr>
-      <w:r>
-        <w:t>Hold back the independent task</w:t>
-      </w:r>
-    </w:p>
-    <w:p>
-      <w:pPr>
-        <w:spacing w:line="336" w:lineRule="auto" w:after="180"/>
-        <w:shd w:fill="F5F1FB"/>
-      </w:pPr>
-      <w:r>
-        <w:rPr>
-          <w:b w:val="0"/>
-        </w:rPr>
-        <w:t xml:space="preserve">Keep for an independent attempt: A regression model has validation MAE 2.4 cm; a </w:t>
-      </w:r>
-      <w:r>
-        <w:rPr>
-          <w:b/>
-        </w:rPr>
-        <w:t>training</w:t>
-      </w:r>
-      <w:r>
-        <w:rPr>
-          <w:b w:val="0"/>
-        </w:rPr>
-        <w:t>-mean baseline has validation MAE 2.0 cm on the same examples. Which performs better on this metric?</w:t>
-      </w:r>
-    </w:p>
-    <w:p>
-      <w:pPr>
-        <w:pStyle w:val="Heading3"/>
-      </w:pPr>
-      <w:r>
-        <w:t>Classroom dialogue</w:t>
-      </w:r>
-    </w:p>
-    <w:p>
-      <w:pPr>
-        <w:pStyle w:val="Heading3"/>
-      </w:pPr>
-      <w:r>
-        <w:t>Ask the class</w:t>
-      </w:r>
-    </w:p>
-    <w:p>
-      <w:pPr>
-        <w:spacing w:line="336" w:lineRule="auto" w:after="180"/>
-        <w:shd w:fill="F5F1FB"/>
-      </w:pPr>
-      <w:r>
-        <w:rPr>
-          <w:b w:val="0"/>
-        </w:rPr>
-        <w:t>Ask: Which facts are given, and which would we have to assume? Learners mark relevant details before discussing answers.</w:t>
-      </w:r>
-    </w:p>
-    <w:p>
-      <w:pPr>
-        <w:pStyle w:val="Heading3"/>
-      </w:pPr>
-      <w:r>
-        <w:t>Language to model</w:t>
-      </w:r>
-    </w:p>
-    <w:p>
-      <w:pPr>
-        <w:spacing w:line="336" w:lineRule="auto" w:after="180"/>
-        <w:shd w:fill="F1F6F8"/>
-      </w:pPr>
-      <w:r>
-        <w:rPr>
-          <w:b w:val="0"/>
-        </w:rPr>
-        <w:t>Say: Predict first. Show the rule, information path or calculation that would produce the result. A correct guess is not yet an explanation.</w:t>
-      </w:r>
-    </w:p>
-    <w:p>
-      <w:pPr>
-        <w:spacing w:line="336" w:lineRule="auto" w:after="180"/>
       </w:pPr>
       <w:r>
         <w:rPr>
           <w:b w:val="0"/>
         </w:rPr>
         <w:t>Reveal reasoning one step at a time. Explain why a tempting alternative fails. Write units and denominators for arithmetic, trace conditions for decisions, and identify supporting sources for claims.</w:t>
-      </w:r>
-    </w:p>
-    <w:p>
-      <w:pPr>
-        <w:spacing w:line="336" w:lineRule="auto" w:after="180"/>
-      </w:pPr>
-      <w:r>
-        <w:rPr>
-          <w:b w:val="0"/>
-        </w:rPr>
-        <w:t xml:space="preserve">In pairs, one learner solves while the other checks </w:t>
-      </w:r>
-      <w:r>
-        <w:rPr>
-          <w:b/>
-        </w:rPr>
-        <w:t>evidence</w:t>
-      </w:r>
-      <w:r>
-        <w:rPr>
-          <w:b w:val="0"/>
-        </w:rPr>
-        <w:t>; exchange roles. Remove the worked answer before independent assessment.</w:t>
       </w:r>
     </w:p>
     <w:p>
@@ -2893,469 +3431,111 @@
         <w:pStyle w:val="Heading3"/>
       </w:pPr>
       <w:r>
-        <w:t>Completion practice</w:t>
+        <w:t>Individual reasoning check</w:t>
+      </w:r>
+    </w:p>
+    <w:p>
+      <w:pPr>
+        <w:pStyle w:val="Heading3"/>
+      </w:pPr>
+      <w:r>
+        <w:t>Pictorial practice question</w:t>
+      </w:r>
+    </w:p>
+    <w:p>
+      <w:pPr>
+        <w:pStyle w:val="Heading3"/>
+      </w:pPr>
+      <w:r>
+        <w:t>Reasoned teacher answer</w:t>
+      </w:r>
+    </w:p>
+    <w:p>
+      <w:pPr>
+        <w:pStyle w:val="Heading1"/>
+      </w:pPr>
+      <w:r>
+        <w:t>04. Run the complete supplied investigation</w:t>
+      </w:r>
+    </w:p>
+    <w:p>
+      <w:r>
+        <w:t>Keep predictions, observed or supplied outcomes and unmeasured cases separate.</w:t>
+      </w:r>
+    </w:p>
+    <w:p>
+      <w:pPr>
+        <w:pStyle w:val="Heading2"/>
+      </w:pPr>
+      <w:r>
+        <w:t>Supplied inputs and checked guidance</w:t>
       </w:r>
     </w:p>
     <w:p>
       <w:pPr>
         <w:spacing w:line="336" w:lineRule="auto" w:after="180"/>
-        <w:shd w:fill="F5F1FB"/>
-      </w:pPr>
-      <w:r>
-        <w:rPr>
-          <w:b w:val="0"/>
-        </w:rPr>
-        <w:t>Completion task: Predict at x 3 and x 4 and calculate MAE/MSE.</w:t>
-      </w:r>
-    </w:p>
-    <w:p>
-      <w:pPr>
-        <w:pStyle w:val="Heading3"/>
-      </w:pPr>
-      <w:r>
-        <w:t>Reasoning to listen for</w:t>
-      </w:r>
-    </w:p>
-    <w:p>
-      <w:pPr>
-        <w:spacing w:line="336" w:lineRule="auto" w:after="180"/>
-        <w:shd w:fill="F1F6FC"/>
-      </w:pPr>
-      <w:r>
-        <w:rPr>
-          <w:b w:val="0"/>
-        </w:rPr>
-        <w:t xml:space="preserve">Teacher check: Teacher explanation: </w:t>
-      </w:r>
-      <w:r>
-        <w:rPr>
-          <w:b/>
-        </w:rPr>
-        <w:t>Prediction</w:t>
-      </w:r>
-      <w:r>
-        <w:rPr>
-          <w:b w:val="0"/>
-        </w:rPr>
-        <w:t>s 7, 9; residuals -1, 1; MAE 1 MSE 1.</w:t>
-      </w:r>
-    </w:p>
-    <w:p>
-      <w:pPr>
-        <w:spacing w:line="336" w:lineRule="auto" w:after="180"/>
-      </w:pPr>
-      <w:r>
-        <w:rPr>
-          <w:b w:val="0"/>
-        </w:rPr>
-        <w:t xml:space="preserve">Start by identifying the given </w:t>
-      </w:r>
-      <w:r>
-        <w:rPr>
-          <w:b/>
-        </w:rPr>
-        <w:t>input</w:t>
-      </w:r>
-      <w:r>
-        <w:rPr>
-          <w:b w:val="0"/>
-        </w:rPr>
-        <w:t>s together. Leave the intermediate steps blank. If needed, model one step, then withdraw that help on the next step. Move to a full trace only when the partial trace is understood.</w:t>
-      </w:r>
-    </w:p>
-    <w:p>
-      <w:pPr>
-        <w:spacing w:line="336" w:lineRule="auto" w:after="180"/>
-      </w:pPr>
-      <w:r>
-        <w:rPr>
-          <w:b w:val="0"/>
-        </w:rPr>
-        <w:t>For partners, alternate explainer and checker; collect a response from every learner before discussion.</w:t>
-      </w:r>
-    </w:p>
-    <w:p>
-      <w:pPr>
-        <w:pStyle w:val="Heading3"/>
-      </w:pPr>
-      <w:r>
-        <w:t>Individual reasoning check</w:t>
-      </w:r>
-    </w:p>
-    <w:p>
-      <w:pPr>
-        <w:spacing w:line="336" w:lineRule="auto" w:after="180"/>
-      </w:pPr>
-      <w:r>
-        <w:rPr>
-          <w:b w:val="0"/>
-        </w:rPr>
-        <w:t xml:space="preserve">Use the worked case for </w:t>
-      </w:r>
-      <w:r>
-        <w:rPr>
-          <w:b/>
-        </w:rPr>
-        <w:t>Fitting</w:t>
-      </w:r>
-      <w:r>
-        <w:rPr>
-          <w:b w:val="0"/>
-        </w:rPr>
-        <w:t xml:space="preserve"> a line. Proposed explanation: “A final answer is enough”. Decide whether this explanation is supported. Point to the step or supplied fact that decides; explain your repair if needed.</w:t>
-      </w:r>
-    </w:p>
-    <w:p>
-      <w:pPr>
-        <w:pStyle w:val="Heading3"/>
-      </w:pPr>
-      <w:r>
-        <w:t>Expected repair</w:t>
-      </w:r>
-    </w:p>
-    <w:p>
-      <w:pPr>
-        <w:spacing w:line="336" w:lineRule="auto" w:after="180"/>
-        <w:shd w:fill="F1F6FC"/>
-      </w:pPr>
-      <w:r>
-        <w:rPr>
-          <w:b w:val="0"/>
-        </w:rPr>
-        <w:t>Expected correction: Ask for the relevant counts, units, procedure or saved record. For this week: A 5 B 3 C 0; choose m 2 b 1.</w:t>
-      </w:r>
-    </w:p>
-    <w:p>
-      <w:pPr>
-        <w:spacing w:line="336" w:lineRule="auto" w:after="180"/>
-      </w:pPr>
-      <w:r>
-        <w:rPr>
-          <w:b w:val="0"/>
-        </w:rPr>
-        <w:t>Collect explanations, not only yes/no votes. If a misunderstanding is common, re-model the relevant step for the class.</w:t>
-      </w:r>
-    </w:p>
-    <w:p>
-      <w:pPr>
-        <w:spacing w:line="336" w:lineRule="auto" w:after="180"/>
-      </w:pPr>
-      <w:r>
-        <w:rPr>
-          <w:b w:val="0"/>
-        </w:rPr>
-        <w:t>If it affects a few learners, give a short targeted group explanation while others solve a more demanding variation.</w:t>
-      </w:r>
-    </w:p>
-    <w:p>
-      <w:pPr>
-        <w:pStyle w:val="Heading3"/>
-      </w:pPr>
-      <w:r>
-        <w:t>Pictorial practice question</w:t>
-      </w:r>
-    </w:p>
-    <w:p>
-      <w:pPr>
-        <w:spacing w:line="336" w:lineRule="auto" w:after="180"/>
-      </w:pPr>
-      <w:r>
-        <w:rPr>
-          <w:b w:val="0"/>
-        </w:rPr>
-        <w:t xml:space="preserve">May day3’s evaluation label choose the candidate line? Point to the relevant step in the picture, then write the changed result and the rule or </w:t>
-      </w:r>
-      <w:r>
-        <w:rPr>
-          <w:b/>
-        </w:rPr>
-        <w:t>evidence</w:t>
-      </w:r>
-      <w:r>
-        <w:rPr>
-          <w:b w:val="0"/>
-        </w:rPr>
-        <w:t xml:space="preserve"> that supports it.</w:t>
-      </w:r>
-    </w:p>
-    <w:p>
-      <w:pPr>
-        <w:pStyle w:val="Heading3"/>
-      </w:pPr>
-      <w:r>
-        <w:t>Reasoned teacher answer</w:t>
-      </w:r>
-    </w:p>
-    <w:p>
-      <w:pPr>
-        <w:spacing w:line="336" w:lineRule="auto" w:after="180"/>
-      </w:pPr>
-      <w:r>
-        <w:rPr>
-          <w:b w:val="0"/>
-        </w:rPr>
-        <w:t xml:space="preserve">No under this </w:t>
-      </w:r>
-      <w:r>
-        <w:rPr>
-          <w:b/>
-        </w:rPr>
-        <w:t>fitting</w:t>
-      </w:r>
-      <w:r>
-        <w:rPr>
-          <w:b w:val="0"/>
-        </w:rPr>
-        <w:t xml:space="preserve"> plan. Keep evaluation </w:t>
-      </w:r>
-      <w:r>
-        <w:rPr>
-          <w:b/>
-        </w:rPr>
-        <w:t>evidence</w:t>
-      </w:r>
-      <w:r>
-        <w:rPr>
-          <w:b w:val="0"/>
-        </w:rPr>
-        <w:t xml:space="preserve"> separate and report the frozen line’s1 cm error. Changed-case check: Absolute evaluation error stays1 cm, but residual changes from-1 to+1.</w:t>
-      </w:r>
-    </w:p>
-    <w:p>
-      <w:pPr>
-        <w:spacing w:line="336" w:lineRule="auto" w:after="180"/>
-      </w:pPr>
-      <w:r>
-        <w:rPr>
-          <w:b/>
-        </w:rPr>
-        <w:t>Prediction</w:t>
-      </w:r>
-      <w:r>
-        <w:rPr>
-          <w:b w:val="0"/>
-        </w:rPr>
-        <w:t xml:space="preserve">7 remains frozen; changed </w:t>
-      </w:r>
-      <w:r>
-        <w:rPr>
-          <w:b/>
-        </w:rPr>
-        <w:t>observation</w:t>
-      </w:r>
-      <w:r>
-        <w:rPr>
-          <w:b w:val="0"/>
-        </w:rPr>
-        <w:t>8 reverses the error direction.</w:t>
-      </w:r>
-    </w:p>
-    <w:p>
-      <w:pPr>
-        <w:spacing w:line="336" w:lineRule="auto" w:after="180"/>
-      </w:pPr>
-      <w:r>
-        <w:rPr>
-          <w:b w:val="0"/>
-        </w:rPr>
-        <w:t xml:space="preserve">Changed-case reasoning: Absolute evaluation error stays1 cm, but residual changes from-1 to+1. </w:t>
-      </w:r>
-      <w:r>
-        <w:rPr>
-          <w:b/>
-        </w:rPr>
-        <w:t>Prediction</w:t>
-      </w:r>
-      <w:r>
-        <w:rPr>
-          <w:b w:val="0"/>
-        </w:rPr>
-        <w:t xml:space="preserve">7 remains frozen; changed </w:t>
-      </w:r>
-      <w:r>
-        <w:rPr>
-          <w:b/>
-        </w:rPr>
-        <w:t>observation</w:t>
-      </w:r>
-      <w:r>
-        <w:rPr>
-          <w:b w:val="0"/>
-        </w:rPr>
-        <w:t>8 reverses the error direction.</w:t>
-      </w:r>
-    </w:p>
-    <w:p>
-      <w:pPr>
-        <w:spacing w:line="336" w:lineRule="auto" w:after="180"/>
-      </w:pPr>
-      <w:r>
-        <w:rPr>
-          <w:b w:val="0"/>
-        </w:rPr>
-        <w:t xml:space="preserve">Collect each learner’s explanation before discussion. Use the first missing connection between </w:t>
-      </w:r>
-      <w:r>
-        <w:rPr>
-          <w:b/>
-        </w:rPr>
-        <w:t>input</w:t>
-      </w:r>
-      <w:r>
-        <w:rPr>
-          <w:b w:val="0"/>
-        </w:rPr>
-        <w:t xml:space="preserve">, deciding step and result to choose support. This question is worked-case practice, not fresh mastery </w:t>
-      </w:r>
-      <w:r>
-        <w:rPr>
-          <w:b/>
-        </w:rPr>
-        <w:t>evidence</w:t>
-      </w:r>
-      <w:r>
-        <w:rPr>
-          <w:b w:val="0"/>
-        </w:rPr>
-        <w:t>.</w:t>
-      </w:r>
-    </w:p>
-    <w:p>
-      <w:pPr>
-        <w:pStyle w:val="Heading1"/>
-      </w:pPr>
-      <w:r>
-        <w:t>04. Run the weekly evidence lab</w:t>
-      </w:r>
-    </w:p>
-    <w:p>
-      <w:r>
-        <w:t>Run the Train a Regression Model investigation and use the first unsupported step to choose a teaching response.</w:t>
-      </w:r>
-    </w:p>
-    <w:p>
-      <w:pPr>
-        <w:spacing w:line="336" w:lineRule="auto" w:after="180"/>
-      </w:pPr>
-      <w:r>
-        <w:rPr>
-          <w:b w:val="0"/>
-        </w:rPr>
-        <w:t>Keep the test conditions fixed, record every result, and change only one planned factor.</w:t>
-      </w:r>
-    </w:p>
-    <w:p>
-      <w:pPr>
-        <w:spacing w:line="336" w:lineRule="auto" w:after="180"/>
-        <w:shd w:fill="F4F9FC"/>
-      </w:pPr>
-      <w:r>
-        <w:rPr>
-          <w:b w:val="0"/>
-        </w:rPr>
-        <w:t xml:space="preserve">1. Write the hypothesis and expected </w:t>
-      </w:r>
-      <w:r>
-        <w:rPr>
-          <w:b/>
-        </w:rPr>
-        <w:t>evidence</w:t>
-      </w:r>
-      <w:r>
-        <w:rPr>
-          <w:b w:val="0"/>
-        </w:rPr>
-        <w:t xml:space="preserve"> before running.</w:t>
-      </w:r>
-    </w:p>
-    <w:p>
-      <w:pPr>
-        <w:spacing w:line="336" w:lineRule="auto" w:after="180"/>
-        <w:shd w:fill="F4F9FC"/>
-      </w:pPr>
-      <w:r>
-        <w:rPr>
-          <w:b w:val="0"/>
-        </w:rPr>
-        <w:t xml:space="preserve">2. Regression Run: trace code, interpret </w:t>
-      </w:r>
-      <w:r>
-        <w:rPr>
-          <w:b/>
-        </w:rPr>
-        <w:t>coefficient</w:t>
-      </w:r>
-      <w:r>
-        <w:rPr>
-          <w:b w:val="0"/>
-        </w:rPr>
-        <w:t>s with units, predict unseen values, and compare MAE with baseline.</w:t>
-      </w:r>
-    </w:p>
-    <w:p>
-      <w:pPr>
-        <w:spacing w:line="336" w:lineRule="auto" w:after="180"/>
-        <w:shd w:fill="F4F9FC"/>
-      </w:pPr>
-      <w:r>
-        <w:rPr>
-          <w:b w:val="0"/>
-        </w:rPr>
+      </w:pPr>
+      <w:r>
+        <w:rPr>
+          <w:b w:val="0"/>
+        </w:rPr>
+        <w:t>Complete main candidate SSE5/3/0selects(2,1);validation6/10gives predictions7/9,MAE1,MSE1;training-mean baseline3givesMAE5,MSE29. Tied one-point fixture chooses first listed without proving its slope. Empty data unavailable;far100predicts201algebraically without validated biological meaning. Independent SSE5,3,0selects(m3,b2);validation predictions11/14,residuals-1/+1,MAE1. No validation label enters fitting.</w:t>
+      </w:r>
+    </w:p>
+    <w:p>
+      <w:pPr>
+        <w:pStyle w:val="Heading2"/>
+      </w:pPr>
+      <w:r>
+        <w:t>Predict, investigate and record</w:t>
+      </w:r>
+    </w:p>
+    <w:p>
+      <w:pPr>
+        <w:pStyle w:val="ListNumber"/>
+      </w:pPr>
+      <w:r>
+        <w:t>1. Write the hypothesis and expected evidence before running.</w:t>
+      </w:r>
+    </w:p>
+    <w:p>
+      <w:pPr>
+        <w:pStyle w:val="ListNumber"/>
+      </w:pPr>
+      <w:r>
+        <w:t>2. Regression Run: trace code, interpret coefficients with units, predict unseen values, and compare MAE with baseline.</w:t>
+      </w:r>
+    </w:p>
+    <w:p>
+      <w:pPr>
+        <w:pStyle w:val="ListNumber"/>
+      </w:pPr>
+      <w:r>
         <w:t>3. Run one normal, one boundary, one missing, and one shifted case.</w:t>
       </w:r>
     </w:p>
     <w:p>
       <w:pPr>
-        <w:spacing w:line="336" w:lineRule="auto" w:after="180"/>
-        <w:shd w:fill="F4F9FC"/>
-      </w:pPr>
-      <w:r>
-        <w:rPr>
-          <w:b w:val="0"/>
-        </w:rPr>
+        <w:pStyle w:val="ListNumber"/>
+      </w:pPr>
+      <w:r>
         <w:t>4. Calculate the metric from raw counts or row-level errors.</w:t>
       </w:r>
     </w:p>
     <w:p>
       <w:pPr>
-        <w:spacing w:line="336" w:lineRule="auto" w:after="180"/>
-        <w:shd w:fill="F4F9FC"/>
-      </w:pPr>
-      <w:r>
-        <w:rPr>
-          <w:b w:val="0"/>
-        </w:rPr>
+        <w:pStyle w:val="ListNumber"/>
+      </w:pPr>
+      <w:r>
         <w:t>5. Interpret what changed, what did not, and what remains unsafe or unknown.</w:t>
       </w:r>
     </w:p>
     <w:p>
       <w:pPr>
-        <w:pStyle w:val="Heading3"/>
-      </w:pPr>
-      <w:r>
-        <w:t>Make the lab runnable</w:t>
-      </w:r>
-    </w:p>
-    <w:p>
-      <w:pPr>
-        <w:spacing w:line="336" w:lineRule="auto" w:after="180"/>
-      </w:pPr>
-      <w:r>
-        <w:rPr>
-          <w:b w:val="0"/>
-        </w:rPr>
-        <w:t>Use the concrete case as the shared normal case and the independent question as a second case. Each pair creates a boundary or missing-information case and predicts its result before testing.</w:t>
-      </w:r>
-    </w:p>
-    <w:p>
-      <w:pPr>
-        <w:spacing w:line="336" w:lineRule="auto" w:after="180"/>
-      </w:pPr>
-      <w:r>
-        <w:rPr>
-          <w:b w:val="0"/>
-        </w:rPr>
-        <w:t>Keep the expected result separate from an observed mistake.</w:t>
+        <w:pStyle w:val="Heading2"/>
+      </w:pPr>
+      <w:r>
+        <w:t>Keep the experiment ledger</w:t>
       </w:r>
     </w:p>
     <w:tbl>
@@ -3506,10 +3686,10 @@
     </w:tbl>
     <w:p>
       <w:pPr>
-        <w:pStyle w:val="Heading3"/>
-      </w:pPr>
-      <w:r>
-        <w:t>Diagnose and reteach</w:t>
+        <w:pStyle w:val="Heading2"/>
+      </w:pPr>
+      <w:r>
+        <w:t>Diagnose the current misconceptions</w:t>
       </w:r>
     </w:p>
     <w:p>
@@ -3520,19 +3700,30 @@
         <w:rPr>
           <w:b w:val="0"/>
         </w:rPr>
-        <w:t xml:space="preserve">MISCONCEPTION TO REPAIR A positive </w:t>
+        <w:t>A final answer is enough: Ask for the relevant counts, units, procedure or saved record. For this week: A 5 B 3 C 0; choose m 2 b 1.</w:t>
+      </w:r>
+    </w:p>
+    <w:p>
+      <w:pPr>
+        <w:spacing w:line="336" w:lineRule="auto" w:after="180"/>
+      </w:pPr>
+      <w:r>
+        <w:rPr>
+          <w:b w:val="0"/>
+        </w:rPr>
+        <w:t xml:space="preserve">A stronger claim makes a stronger project: </w:t>
       </w:r>
       <w:r>
         <w:rPr>
           <w:b/>
         </w:rPr>
-        <w:t>slope</w:t>
-      </w:r>
-      <w:r>
-        <w:rPr>
-          <w:b w:val="0"/>
-        </w:rPr>
-        <w:t xml:space="preserve"> proves one variable causes the other.</w:t>
+        <w:t>Training</w:t>
+      </w:r>
+      <w:r>
+        <w:rPr>
+          <w:b w:val="0"/>
+        </w:rPr>
+        <w:t xml:space="preserve"> covers a limited range; the relationship and conditions may change outside it.</w:t>
       </w:r>
     </w:p>
     <w:p>
@@ -3543,88 +3734,24 @@
         <w:rPr>
           <w:b w:val="0"/>
         </w:rPr>
-        <w:t>For guessing, return to given facts and request a trace. For vocabulary without application, use one example and one non-example. For arithmetic errors, check the setup before the calculation.</w:t>
-      </w:r>
-    </w:p>
-    <w:p>
-      <w:pPr>
-        <w:spacing w:line="336" w:lineRule="auto" w:after="180"/>
-      </w:pPr>
-      <w:r>
-        <w:rPr>
-          <w:b w:val="0"/>
-        </w:rPr>
-        <w:t>Finish with a different uncoached case before recording mastery.</w:t>
-      </w:r>
-    </w:p>
-    <w:p>
-      <w:pPr>
-        <w:pStyle w:val="Heading3"/>
-      </w:pPr>
-      <w:r>
-        <w:t>Address these additional misconceptions</w:t>
-      </w:r>
-    </w:p>
-    <w:p>
-      <w:pPr>
-        <w:spacing w:line="336" w:lineRule="auto" w:after="180"/>
-      </w:pPr>
-      <w:r>
-        <w:rPr>
-          <w:b w:val="0"/>
-        </w:rPr>
-        <w:t>A final answer is enough: Ask for the relevant counts, units, procedure or saved record. For this week: A 5 B 3 C 0; choose m 2 b 1.</w:t>
-      </w:r>
-    </w:p>
-    <w:p>
-      <w:pPr>
-        <w:spacing w:line="336" w:lineRule="auto" w:after="180"/>
-      </w:pPr>
-      <w:r>
-        <w:rPr>
-          <w:b w:val="0"/>
-        </w:rPr>
-        <w:t xml:space="preserve">A stronger claim makes a stronger project: </w:t>
+        <w:t xml:space="preserve">The new case can be copied from the example: The independent task changes the </w:t>
       </w:r>
       <w:r>
         <w:rPr>
           <w:b/>
         </w:rPr>
-        <w:t>Training</w:t>
-      </w:r>
-      <w:r>
-        <w:rPr>
-          <w:b w:val="0"/>
-        </w:rPr>
-        <w:t xml:space="preserve"> covers a limited range; the relationship and conditions may change outside it.</w:t>
-      </w:r>
-    </w:p>
-    <w:p>
-      <w:pPr>
-        <w:spacing w:line="336" w:lineRule="auto" w:after="180"/>
-      </w:pPr>
-      <w:r>
-        <w:rPr>
-          <w:b w:val="0"/>
-        </w:rPr>
-        <w:t xml:space="preserve">The new case can be copied from the example: The independent task changes the </w:t>
+        <w:t>evidence</w:t>
+      </w:r>
+      <w:r>
+        <w:rPr>
+          <w:b w:val="0"/>
+        </w:rPr>
+        <w:t xml:space="preserve">. Require a fresh explanation: SSE 5, 3, 0 selects m 3 b 2. </w:t>
       </w:r>
       <w:r>
         <w:rPr>
           <w:b/>
         </w:rPr>
-        <w:t>evidence</w:t>
-      </w:r>
-      <w:r>
-        <w:rPr>
-          <w:b w:val="0"/>
-        </w:rPr>
-        <w:t xml:space="preserve">. Require a fresh explanation: SSE 5, 3, 0 selects m 3 b 2. </w:t>
-      </w:r>
-      <w:r>
-        <w:rPr>
-          <w:b/>
-        </w:rPr>
         <w:t>Prediction</w:t>
       </w:r>
       <w:r>
@@ -3636,10 +3763,10 @@
     </w:p>
     <w:p>
       <w:pPr>
-        <w:pStyle w:val="Heading3"/>
-      </w:pPr>
-      <w:r>
-        <w:t>Match the support to the first error</w:t>
+        <w:pStyle w:val="Heading2"/>
+      </w:pPr>
+      <w:r>
+        <w:t>Choose accessible support</w:t>
       </w:r>
     </w:p>
     <w:tbl>
@@ -3812,15 +3939,584 @@
     </w:p>
     <w:p>
       <w:pPr>
+        <w:pStyle w:val="Heading2"/>
+      </w:pPr>
+      <w:r>
+        <w:t>Earlier wording, alternatives and picture transcripts · reference / check after trying</w:t>
+      </w:r>
+    </w:p>
+    <w:p>
+      <w:pPr>
+        <w:spacing w:line="336" w:lineRule="auto" w:after="180"/>
+      </w:pPr>
+      <w:r>
+        <w:rPr>
+          <w:b w:val="0"/>
+        </w:rPr>
+        <w:t>Run the weekly evidence lab</w:t>
+      </w:r>
+    </w:p>
+    <w:p>
+      <w:pPr>
+        <w:spacing w:line="336" w:lineRule="auto" w:after="180"/>
+      </w:pPr>
+      <w:r>
+        <w:rPr>
+          <w:b w:val="0"/>
+        </w:rPr>
+        <w:t>Keep the test conditions fixed, record every result, and change only one planned factor.</w:t>
+      </w:r>
+    </w:p>
+    <w:p>
+      <w:pPr>
+        <w:pStyle w:val="Heading3"/>
+      </w:pPr>
+      <w:r>
+        <w:t>Make the lab runnable</w:t>
+      </w:r>
+    </w:p>
+    <w:p>
+      <w:pPr>
+        <w:spacing w:line="336" w:lineRule="auto" w:after="180"/>
+      </w:pPr>
+      <w:r>
+        <w:rPr>
+          <w:b w:val="0"/>
+        </w:rPr>
+        <w:t>Use the supplied complete investigation for shared practice. Reserve the selected fresh m3/b2line fitting and validation task for the individual first attempt before hints or feedback; earlier transfer questions remain additional practice.</w:t>
+      </w:r>
+    </w:p>
+    <w:p>
+      <w:pPr>
+        <w:pStyle w:val="Heading3"/>
+      </w:pPr>
+      <w:r>
+        <w:t>Diagnose and reteach</w:t>
+      </w:r>
+    </w:p>
+    <w:p>
+      <w:pPr>
+        <w:spacing w:line="336" w:lineRule="auto" w:after="180"/>
+      </w:pPr>
+      <w:r>
+        <w:rPr>
+          <w:b w:val="0"/>
+        </w:rPr>
+        <w:t xml:space="preserve">MISCONCEPTION TO REPAIR A positive </w:t>
+      </w:r>
+      <w:r>
+        <w:rPr>
+          <w:b/>
+        </w:rPr>
+        <w:t>slope</w:t>
+      </w:r>
+      <w:r>
+        <w:rPr>
+          <w:b w:val="0"/>
+        </w:rPr>
+        <w:t xml:space="preserve"> proves one variable causes the other.</w:t>
+      </w:r>
+    </w:p>
+    <w:p>
+      <w:pPr>
+        <w:spacing w:line="336" w:lineRule="auto" w:after="180"/>
+      </w:pPr>
+      <w:r>
+        <w:rPr>
+          <w:b w:val="0"/>
+        </w:rPr>
+        <w:t>For guessing, return to given facts and request a trace. For vocabulary without application, use one example and one non-example. For arithmetic errors, check the setup before the calculation.</w:t>
+      </w:r>
+    </w:p>
+    <w:p>
+      <w:pPr>
+        <w:spacing w:line="336" w:lineRule="auto" w:after="180"/>
+      </w:pPr>
+      <w:r>
+        <w:rPr>
+          <w:b w:val="0"/>
+        </w:rPr>
+        <w:t>Finish with a different uncoached case before recording mastery.</w:t>
+      </w:r>
+    </w:p>
+    <w:p>
+      <w:pPr>
+        <w:pStyle w:val="Heading3"/>
+      </w:pPr>
+      <w:r>
+        <w:t>Address these additional misconceptions</w:t>
+      </w:r>
+    </w:p>
+    <w:p>
+      <w:pPr>
+        <w:pStyle w:val="Heading3"/>
+      </w:pPr>
+      <w:r>
+        <w:t>Match the support to the first error</w:t>
+      </w:r>
+    </w:p>
+    <w:p>
+      <w:pPr>
         <w:pStyle w:val="Heading1"/>
       </w:pPr>
       <w:r>
-        <w:t>05. Assess and explain the answers</w:t>
-      </w:r>
-    </w:p>
-    <w:p>
-      <w:r>
-        <w:t>Use the Train a Regression Model questions, teacher keys and criteria after the relevant attempts. Previously discussed cases are practice; protect the separately selected independent task.</w:t>
+        <w:t>05. Assess the selected experiment transfer</w:t>
+      </w:r>
+    </w:p>
+    <w:p>
+      <w:r>
+        <w:t>Keep this key until after a first attempt; record any help and prior exposure.</w:t>
+      </w:r>
+    </w:p>
+    <w:p>
+      <w:pPr>
+        <w:pStyle w:val="Heading2"/>
+      </w:pPr>
+      <w:r>
+        <w:t>Selected independent task and checked key</w:t>
+      </w:r>
+    </w:p>
+    <w:p>
+      <w:pPr>
+        <w:spacing w:line="336" w:lineRule="auto" w:after="180"/>
+      </w:pPr>
+      <w:r>
+        <w:rPr>
+          <w:b w:val="0"/>
+        </w:rPr>
+        <w:t xml:space="preserve">Selected case: </w:t>
+      </w:r>
+      <w:r>
+        <w:rPr>
+          <w:b/>
+        </w:rPr>
+        <w:t>Training</w:t>
+      </w:r>
+      <w:r>
+        <w:rPr>
+          <w:b w:val="0"/>
+        </w:rPr>
+        <w:t xml:space="preserve"> (0, 2),(1, 5),(2, 8). Candidates m 2 b 2, m 3 b 1, m 3 b 2. Select by SSE, then score (3, 10),(4, 15) with MAE.</w:t>
+      </w:r>
+    </w:p>
+    <w:p>
+      <w:pPr>
+        <w:spacing w:line="336" w:lineRule="auto" w:after="180"/>
+      </w:pPr>
+      <w:r>
+        <w:rPr>
+          <w:b w:val="0"/>
+        </w:rPr>
+        <w:t xml:space="preserve">Teacher explanation: SSE 5, 3, 0 selects m 3 b 2. </w:t>
+      </w:r>
+      <w:r>
+        <w:rPr>
+          <w:b/>
+        </w:rPr>
+        <w:t>Prediction</w:t>
+      </w:r>
+      <w:r>
+        <w:rPr>
+          <w:b w:val="0"/>
+        </w:rPr>
+        <w:t>s 11, 14; residuals -1, 1; MAE 1.</w:t>
+      </w:r>
+    </w:p>
+    <w:p>
+      <w:pPr>
+        <w:pStyle w:val="Heading2"/>
+      </w:pPr>
+      <w:r>
+        <w:t>Judge trace, scope and support</w:t>
+      </w:r>
+    </w:p>
+    <w:tbl>
+      <w:tblPr>
+        <w:tblStyle w:val="LightShading-Accent1"/>
+        <w:tblW w:type="auto" w:w="0"/>
+        <w:tblLook w:firstColumn="1" w:firstRow="1" w:lastColumn="0" w:lastRow="0" w:noHBand="0" w:noVBand="1" w:val="04A0"/>
+      </w:tblPr>
+      <w:tblGrid>
+        <w:gridCol w:w="5112"/>
+        <w:gridCol w:w="5112"/>
+      </w:tblGrid>
+      <w:tr>
+        <w:trPr>
+          <w:tblHeader/>
+        </w:trPr>
+        <w:tc>
+          <w:tcPr>
+            <w:tcW w:type="dxa" w:w="5112"/>
+          </w:tcPr>
+          <w:p>
+            <w:r>
+              <w:t>Dimension</w:t>
+            </w:r>
+          </w:p>
+        </w:tc>
+        <w:tc>
+          <w:tcPr>
+            <w:tcW w:type="dxa" w:w="5112"/>
+          </w:tcPr>
+          <w:p>
+            <w:r>
+              <w:t>Evidence required</w:t>
+            </w:r>
+          </w:p>
+        </w:tc>
+      </w:tr>
+      <w:tr>
+        <w:tc>
+          <w:tcPr>
+            <w:tcW w:type="dxa" w:w="5112"/>
+          </w:tcPr>
+          <w:p>
+            <w:r>
+              <w:t>Explanation</w:t>
+            </w:r>
+          </w:p>
+        </w:tc>
+        <w:tc>
+          <w:tcPr>
+            <w:tcW w:type="dxa" w:w="5112"/>
+          </w:tcPr>
+          <w:p>
+            <w:r>
+              <w:t>Names the applicable idea or procedure and ties it to the supplied facts.</w:t>
+            </w:r>
+          </w:p>
+        </w:tc>
+      </w:tr>
+      <w:tr>
+        <w:tc>
+          <w:tcPr>
+            <w:tcW w:type="dxa" w:w="5112"/>
+          </w:tcPr>
+          <w:p>
+            <w:r>
+              <w:t>Trace and result</w:t>
+            </w:r>
+          </w:p>
+        </w:tc>
+        <w:tc>
+          <w:tcPr>
+            <w:tcW w:type="dxa" w:w="5112"/>
+          </w:tcPr>
+          <w:p>
+            <w:r>
+              <w:t>Preserves the given inputs and shows the relevant intermediate steps; distinguishes a prediction from an observed execution.</w:t>
+            </w:r>
+          </w:p>
+        </w:tc>
+      </w:tr>
+      <w:tr>
+        <w:tc>
+          <w:tcPr>
+            <w:tcW w:type="dxa" w:w="5112"/>
+          </w:tcPr>
+          <w:p>
+            <w:r>
+              <w:t>Limits</w:t>
+            </w:r>
+          </w:p>
+        </w:tc>
+        <w:tc>
+          <w:tcPr>
+            <w:tcW w:type="dxa" w:w="5112"/>
+          </w:tcPr>
+          <w:p>
+            <w:r>
+              <w:t>States the assumptions, missing evidence or conditions under which the result would change.</w:t>
+            </w:r>
+          </w:p>
+        </w:tc>
+      </w:tr>
+    </w:tbl>
+    <w:p>
+      <w:pPr>
+        <w:spacing w:line="336" w:lineRule="auto" w:after="180"/>
+      </w:pPr>
+      <w:r>
+        <w:rPr>
+          <w:b w:val="0"/>
+        </w:rPr>
+        <w:t>Record each dimension as not yet, with support, or independent. Accept a valid alternative procedure with a defensible trace.</w:t>
+      </w:r>
+    </w:p>
+    <w:p>
+      <w:pPr>
+        <w:spacing w:line="336" w:lineRule="auto" w:after="180"/>
+      </w:pPr>
+      <w:r>
+        <w:rPr>
+          <w:b w:val="0"/>
+        </w:rPr>
+        <w:t xml:space="preserve">Do not penalise an honestly recorded model failure if the learner correctly explains its </w:t>
+      </w:r>
+      <w:r>
+        <w:rPr>
+          <w:b/>
+        </w:rPr>
+        <w:t>evidence</w:t>
+      </w:r>
+      <w:r>
+        <w:rPr>
+          <w:b w:val="0"/>
+        </w:rPr>
+        <w:t xml:space="preserve"> and limits.</w:t>
+      </w:r>
+    </w:p>
+    <w:p>
+      <w:pPr>
+        <w:pStyle w:val="Heading2"/>
+      </w:pPr>
+      <w:r>
+        <w:t>Give one repair action</w:t>
+      </w:r>
+    </w:p>
+    <w:p>
+      <w:pPr>
+        <w:spacing w:line="336" w:lineRule="auto" w:after="180"/>
+      </w:pPr>
+      <w:r>
+        <w:rPr>
+          <w:b w:val="0"/>
+        </w:rPr>
+        <w:t>Name the earliest unsupported step and give one action to repair it. Have the learner make that repair now and explain why. Then assess the relevant skill on a fresh, fully specified case.</w:t>
+      </w:r>
+    </w:p>
+    <w:p>
+      <w:pPr>
+        <w:spacing w:line="336" w:lineRule="auto" w:after="180"/>
+      </w:pPr>
+      <w:r>
+        <w:rPr>
+          <w:b w:val="0"/>
+        </w:rPr>
+        <w:t>Confirm it was not previously practised with feedback; solve and check the new case before assigning it. A follow-up design prompt is a starting brief, not automatically an equivalent test.</w:t>
+      </w:r>
+    </w:p>
+    <w:p>
+      <w:pPr>
+        <w:pStyle w:val="Heading2"/>
+      </w:pPr>
+      <w:r>
+        <w:t>W1 Trace candidates</w:t>
+      </w:r>
+    </w:p>
+    <w:p>
+      <w:pPr>
+        <w:spacing w:line="336" w:lineRule="auto" w:after="180"/>
+      </w:pPr>
+      <w:r>
+        <w:rPr>
+          <w:b w:val="0"/>
+        </w:rPr>
+        <w:t xml:space="preserve">Give the three </w:t>
+      </w:r>
+      <w:r>
+        <w:rPr>
+          <w:b/>
+        </w:rPr>
+        <w:t>training</w:t>
+      </w:r>
+      <w:r>
+        <w:rPr>
+          <w:b w:val="0"/>
+        </w:rPr>
+        <w:t xml:space="preserve"> SSE values and selected line.</w:t>
+      </w:r>
+    </w:p>
+    <w:p>
+      <w:pPr>
+        <w:spacing w:line="336" w:lineRule="auto" w:after="180"/>
+      </w:pPr>
+      <w:r>
+        <w:rPr>
+          <w:b w:val="0"/>
+        </w:rPr>
+        <w:t>Teacher explanation: A 5 B 3 C 0; choose m 2 b 1.</w:t>
+      </w:r>
+    </w:p>
+    <w:p>
+      <w:pPr>
+        <w:pStyle w:val="Heading2"/>
+      </w:pPr>
+      <w:r>
+        <w:t>W2 Score validation</w:t>
+      </w:r>
+    </w:p>
+    <w:p>
+      <w:pPr>
+        <w:spacing w:line="336" w:lineRule="auto" w:after="180"/>
+      </w:pPr>
+      <w:r>
+        <w:rPr>
+          <w:b w:val="0"/>
+        </w:rPr>
+        <w:t>Predict at x 3 and x 4 and calculate MAE/MSE.</w:t>
+      </w:r>
+    </w:p>
+    <w:p>
+      <w:pPr>
+        <w:spacing w:line="336" w:lineRule="auto" w:after="180"/>
+      </w:pPr>
+      <w:r>
+        <w:rPr>
+          <w:b w:val="0"/>
+        </w:rPr>
+        <w:t xml:space="preserve">Teacher explanation: </w:t>
+      </w:r>
+      <w:r>
+        <w:rPr>
+          <w:b/>
+        </w:rPr>
+        <w:t>Prediction</w:t>
+      </w:r>
+      <w:r>
+        <w:rPr>
+          <w:b w:val="0"/>
+        </w:rPr>
+        <w:t>s 7, 9; residuals -1, 1; MAE 1 MSE 1.</w:t>
+      </w:r>
+    </w:p>
+    <w:p>
+      <w:pPr>
+        <w:pStyle w:val="Heading2"/>
+      </w:pPr>
+      <w:r>
+        <w:t>W3 Compare the baseline</w:t>
+      </w:r>
+    </w:p>
+    <w:p>
+      <w:pPr>
+        <w:spacing w:line="336" w:lineRule="auto" w:after="180"/>
+      </w:pPr>
+      <w:r>
+        <w:rPr>
+          <w:b w:val="0"/>
+        </w:rPr>
+        <w:t xml:space="preserve">Fit the </w:t>
+      </w:r>
+      <w:r>
+        <w:rPr>
+          <w:b/>
+        </w:rPr>
+        <w:t>training</w:t>
+      </w:r>
+      <w:r>
+        <w:rPr>
+          <w:b w:val="0"/>
+        </w:rPr>
+        <w:t xml:space="preserve"> constant and score it on validation.</w:t>
+      </w:r>
+    </w:p>
+    <w:p>
+      <w:pPr>
+        <w:spacing w:line="336" w:lineRule="auto" w:after="180"/>
+      </w:pPr>
+      <w:r>
+        <w:rPr>
+          <w:b w:val="0"/>
+        </w:rPr>
+        <w:t xml:space="preserve">Teacher explanation: </w:t>
+      </w:r>
+      <w:r>
+        <w:rPr>
+          <w:b/>
+        </w:rPr>
+        <w:t>Training</w:t>
+      </w:r>
+      <w:r>
+        <w:rPr>
+          <w:b w:val="0"/>
+        </w:rPr>
+        <w:t xml:space="preserve"> mean 3; residuals 3, 7; MAE 5 MSE 29.</w:t>
+      </w:r>
+    </w:p>
+    <w:p>
+      <w:pPr>
+        <w:pStyle w:val="Heading2"/>
+      </w:pPr>
+      <w:r>
+        <w:t>W5 Limit extrapolation</w:t>
+      </w:r>
+    </w:p>
+    <w:p>
+      <w:pPr>
+        <w:spacing w:line="336" w:lineRule="auto" w:after="180"/>
+      </w:pPr>
+      <w:r>
+        <w:rPr>
+          <w:b w:val="0"/>
+        </w:rPr>
+        <w:t xml:space="preserve">Why is an exact </w:t>
+      </w:r>
+      <w:r>
+        <w:rPr>
+          <w:b/>
+        </w:rPr>
+        <w:t>training</w:t>
+      </w:r>
+      <w:r>
+        <w:rPr>
+          <w:b w:val="0"/>
+        </w:rPr>
+        <w:t xml:space="preserve"> line not proof of correct </w:t>
+      </w:r>
+      <w:r>
+        <w:rPr>
+          <w:b/>
+        </w:rPr>
+        <w:t>prediction</w:t>
+      </w:r>
+      <w:r>
+        <w:rPr>
+          <w:b w:val="0"/>
+        </w:rPr>
+        <w:t>s at x 100?</w:t>
+      </w:r>
+    </w:p>
+    <w:p>
+      <w:pPr>
+        <w:spacing w:line="336" w:lineRule="auto" w:after="180"/>
+      </w:pPr>
+      <w:r>
+        <w:rPr>
+          <w:b w:val="0"/>
+        </w:rPr>
+        <w:t xml:space="preserve">Teacher explanation: </w:t>
+      </w:r>
+      <w:r>
+        <w:rPr>
+          <w:b/>
+        </w:rPr>
+        <w:t>Training</w:t>
+      </w:r>
+      <w:r>
+        <w:rPr>
+          <w:b w:val="0"/>
+        </w:rPr>
+        <w:t xml:space="preserve"> covers a limited range; the relationship and conditions may change outside it.</w:t>
+      </w:r>
+    </w:p>
+    <w:p>
+      <w:pPr>
+        <w:pStyle w:val="Heading2"/>
+      </w:pPr>
+      <w:r>
+        <w:t>Earlier wording, alternatives and picture transcripts · reference / check after trying</w:t>
+      </w:r>
+    </w:p>
+    <w:p>
+      <w:pPr>
+        <w:spacing w:line="336" w:lineRule="auto" w:after="180"/>
+      </w:pPr>
+      <w:r>
+        <w:rPr>
+          <w:b w:val="0"/>
+        </w:rPr>
+        <w:t>Assess and explain the answers</w:t>
       </w:r>
     </w:p>
     <w:p>
@@ -3833,28 +4529,50 @@
     </w:p>
     <w:p>
       <w:pPr>
+        <w:spacing w:line="336" w:lineRule="auto" w:after="180"/>
+      </w:pPr>
+      <w:r>
+        <w:rPr>
+          <w:b/>
+        </w:rPr>
+        <w:t>Prediction</w:t>
+      </w:r>
+      <w:r>
+        <w:rPr>
+          <w:b w:val="0"/>
+        </w:rPr>
+        <w:t>s 7,9; errors 1,0; MAE=.5 cm. Applying a supplied equation does not show how it was fitted.</w:t>
+      </w:r>
+    </w:p>
+    <w:p>
+      <w:pPr>
         <w:pStyle w:val="Heading3"/>
       </w:pPr>
       <w:r>
-        <w:t>Teacher key · Worked case answer</w:t>
+        <w:t>Additional transfer practice question</w:t>
       </w:r>
     </w:p>
     <w:p>
       <w:pPr>
         <w:spacing w:line="336" w:lineRule="auto" w:after="180"/>
-        <w:shd w:fill="F1F6FC"/>
-      </w:pPr>
+      </w:pPr>
+      <w:r>
+        <w:rPr>
+          <w:b w:val="0"/>
+        </w:rPr>
+        <w:t xml:space="preserve">A regression model has validation MAE 2.4 cm; a </w:t>
+      </w:r>
       <w:r>
         <w:rPr>
           <w:b/>
         </w:rPr>
-        <w:t>Prediction</w:t>
-      </w:r>
-      <w:r>
-        <w:rPr>
-          <w:b w:val="0"/>
-        </w:rPr>
-        <w:t>s 7,9; errors 1,0; MAE=.5 cm. Applying a supplied equation does not show how it was fitted.</w:t>
+        <w:t>training</w:t>
+      </w:r>
+      <w:r>
+        <w:rPr>
+          <w:b w:val="0"/>
+        </w:rPr>
+        <w:t>-mean baseline has validation MAE 2.0 cm on the same examples. Which performs better on this metric?</w:t>
       </w:r>
     </w:p>
     <w:p>
@@ -3862,61 +4580,12 @@
         <w:pStyle w:val="Heading3"/>
       </w:pPr>
       <w:r>
-        <w:t>Independent question</w:t>
-      </w:r>
-    </w:p>
-    <w:p>
-      <w:pPr>
-        <w:pStyle w:val="Heading3"/>
-      </w:pPr>
-      <w:r>
-        <w:t>Independent question · withhold the key</w:t>
+        <w:t>Reasoned practice answer</w:t>
       </w:r>
     </w:p>
     <w:p>
       <w:pPr>
         <w:spacing w:line="336" w:lineRule="auto" w:after="180"/>
-        <w:shd w:fill="F5F1FB"/>
-      </w:pPr>
-      <w:r>
-        <w:rPr>
-          <w:b w:val="0"/>
-        </w:rPr>
-        <w:t xml:space="preserve">A regression model has validation MAE 2.4 cm; a </w:t>
-      </w:r>
-      <w:r>
-        <w:rPr>
-          <w:b/>
-        </w:rPr>
-        <w:t>training</w:t>
-      </w:r>
-      <w:r>
-        <w:rPr>
-          <w:b w:val="0"/>
-        </w:rPr>
-        <w:t>-mean baseline has validation MAE 2.0 cm on the same examples. Which performs better on this metric?</w:t>
-      </w:r>
-    </w:p>
-    <w:p>
-      <w:pPr>
-        <w:pStyle w:val="Heading3"/>
-      </w:pPr>
-      <w:r>
-        <w:t>Expected independent answer</w:t>
-      </w:r>
-    </w:p>
-    <w:p>
-      <w:pPr>
-        <w:pStyle w:val="Heading3"/>
-      </w:pPr>
-      <w:r>
-        <w:t>Teacher key · Expected independent answer</w:t>
-      </w:r>
-    </w:p>
-    <w:p>
-      <w:pPr>
-        <w:spacing w:line="336" w:lineRule="auto" w:after="180"/>
-        <w:shd w:fill="F1F6FC"/>
       </w:pPr>
       <w:r>
         <w:rPr>
@@ -4222,967 +4891,404 @@
     </w:p>
     <w:p>
       <w:pPr>
+        <w:spacing w:line="336" w:lineRule="auto" w:after="180"/>
+      </w:pPr>
+      <w:r>
+        <w:rPr>
+          <w:b w:val="0"/>
+        </w:rPr>
+        <w:t xml:space="preserve">First model errors are 1,2,3, MAE=2; second errors are 0,0,0, MAE=0. Select 2x+1. Test </w:t>
+      </w:r>
+      <w:r>
+        <w:rPr>
+          <w:b/>
+        </w:rPr>
+        <w:t>prediction</w:t>
+      </w:r>
+      <w:r>
+        <w:rPr>
+          <w:b w:val="0"/>
+        </w:rPr>
+        <w:t>=9 and absolute error=1.</w:t>
+      </w:r>
+    </w:p>
+    <w:p>
+      <w:pPr>
+        <w:spacing w:line="336" w:lineRule="auto" w:after="180"/>
+      </w:pPr>
+      <w:r>
+        <w:rPr>
+          <w:b w:val="0"/>
+        </w:rPr>
+        <w:t xml:space="preserve">This selects among two supplied candidates; it is not a derivation of unrestricted linear-regression </w:t>
+      </w:r>
+      <w:r>
+        <w:rPr>
+          <w:b/>
+        </w:rPr>
+        <w:t>fitting</w:t>
+      </w:r>
+      <w:r>
+        <w:rPr>
+          <w:b w:val="0"/>
+        </w:rPr>
+        <w:t>.</w:t>
+      </w:r>
+    </w:p>
+    <w:p>
+      <w:pPr>
         <w:pStyle w:val="Heading3"/>
       </w:pPr>
       <w:r>
-        <w:t>Teacher key · Original transfer answer</w:t>
+        <w:t>Explanations for the additional workbook examples</w:t>
+      </w:r>
+    </w:p>
+    <w:p>
+      <w:pPr>
+        <w:pStyle w:val="Heading3"/>
+      </w:pPr>
+      <w:r>
+        <w:t>W1 Trace candidates</w:t>
+      </w:r>
+    </w:p>
+    <w:p>
+      <w:pPr>
+        <w:pStyle w:val="Heading3"/>
+      </w:pPr>
+      <w:r>
+        <w:t>W2 Score validation</w:t>
+      </w:r>
+    </w:p>
+    <w:p>
+      <w:pPr>
+        <w:pStyle w:val="Heading3"/>
+      </w:pPr>
+      <w:r>
+        <w:t>W3 Compare the baseline</w:t>
+      </w:r>
+    </w:p>
+    <w:p>
+      <w:pPr>
+        <w:pStyle w:val="Heading3"/>
+      </w:pPr>
+      <w:r>
+        <w:t>W4 Apply independently</w:t>
       </w:r>
     </w:p>
     <w:p>
       <w:pPr>
         <w:spacing w:line="336" w:lineRule="auto" w:after="180"/>
-        <w:shd w:fill="F1F6FC"/>
-      </w:pPr>
-      <w:r>
-        <w:rPr>
-          <w:b w:val="0"/>
-        </w:rPr>
-        <w:t xml:space="preserve">First model errors are 1,2,3, MAE=2; second errors are 0,0,0, MAE=0. Select 2x+1. Test </w:t>
-      </w:r>
+      </w:pPr>
       <w:r>
         <w:rPr>
           <w:b/>
         </w:rPr>
+        <w:t>Training</w:t>
+      </w:r>
+      <w:r>
+        <w:rPr>
+          <w:b w:val="0"/>
+        </w:rPr>
+        <w:t xml:space="preserve"> (0, 2),(1, 5),(2, 8). Candidates m 2 b 2, m 3 b 1, m 3 b 2. Select by SSE, then score (3, 10),(4, 15) with MAE.</w:t>
+      </w:r>
+    </w:p>
+    <w:p>
+      <w:pPr>
+        <w:spacing w:line="336" w:lineRule="auto" w:after="180"/>
+      </w:pPr>
+      <w:r>
+        <w:rPr>
+          <w:b w:val="0"/>
+        </w:rPr>
+        <w:t xml:space="preserve">Teacher explanation: SSE 5, 3, 0 selects m 3 b 2. </w:t>
+      </w:r>
+      <w:r>
+        <w:rPr>
+          <w:b/>
+        </w:rPr>
+        <w:t>Prediction</w:t>
+      </w:r>
+      <w:r>
+        <w:rPr>
+          <w:b w:val="0"/>
+        </w:rPr>
+        <w:t>s 11, 14; residuals -1, 1; MAE 1.</w:t>
+      </w:r>
+    </w:p>
+    <w:p>
+      <w:pPr>
+        <w:pStyle w:val="Heading3"/>
+      </w:pPr>
+      <w:r>
+        <w:t>W5 Limit extrapolation</w:t>
+      </w:r>
+    </w:p>
+    <w:p>
+      <w:pPr>
+        <w:pStyle w:val="Heading3"/>
+      </w:pPr>
+      <w:r>
+        <w:t>Assess independent transfer</w:t>
+      </w:r>
+    </w:p>
+    <w:p>
+      <w:pPr>
+        <w:pStyle w:val="Heading3"/>
+      </w:pPr>
+      <w:r>
+        <w:t>Selected case answer</w:t>
+      </w:r>
+    </w:p>
+    <w:p>
+      <w:pPr>
+        <w:pStyle w:val="Heading3"/>
+      </w:pPr>
+      <w:r>
+        <w:t>Feedback that the learner uses</w:t>
+      </w:r>
+    </w:p>
+    <w:p>
+      <w:pPr>
+        <w:pStyle w:val="Heading1"/>
+      </w:pPr>
+      <w:r>
+        <w:t>06. Connect, support and revisit the experiment</w:t>
+      </w:r>
+    </w:p>
+    <w:p>
+      <w:r>
+        <w:t>Retain failures and assess a fresh parallel case after help.</w:t>
+      </w:r>
+    </w:p>
+    <w:p>
+      <w:pPr>
+        <w:pStyle w:val="Heading2"/>
+      </w:pPr>
+      <w:r>
+        <w:t>Project evidence</w:t>
+      </w:r>
+    </w:p>
+    <w:p>
+      <w:pPr>
+        <w:spacing w:line="336" w:lineRule="auto" w:after="180"/>
+      </w:pPr>
+      <w:r>
+        <w:rPr>
+          <w:b w:val="0"/>
+        </w:rPr>
+        <w:t>Add the regression experiment to the project appendix only as a separate, clearly limited model.</w:t>
+      </w:r>
+    </w:p>
+    <w:p>
+      <w:pPr>
+        <w:spacing w:line="336" w:lineRule="auto" w:after="180"/>
+      </w:pPr>
+      <w:r>
+        <w:rPr>
+          <w:b w:val="0"/>
+        </w:rPr>
+        <w:t xml:space="preserve">Keep the decision, </w:t>
+      </w:r>
+      <w:r>
+        <w:rPr>
+          <w:b/>
+        </w:rPr>
+        <w:t>input</w:t>
+      </w:r>
+      <w:r>
+        <w:rPr>
+          <w:b w:val="0"/>
+        </w:rPr>
+        <w:t xml:space="preserve">, result, explanation and remaining limitation in the project </w:t>
+      </w:r>
+      <w:r>
+        <w:rPr>
+          <w:b/>
+        </w:rPr>
+        <w:t>evidence</w:t>
+      </w:r>
+      <w:r>
+        <w:rPr>
+          <w:b w:val="0"/>
+        </w:rPr>
+        <w:t xml:space="preserve"> record. Retrieve this record next week rather than restarting the project.</w:t>
+      </w:r>
+    </w:p>
+    <w:p>
+      <w:pPr>
+        <w:spacing w:line="336" w:lineRule="auto" w:after="180"/>
+      </w:pPr>
+      <w:r>
+        <w:rPr>
+          <w:b w:val="0"/>
+        </w:rPr>
+        <w:t xml:space="preserve">For your Responsible Plant Classifier, save the </w:t>
+      </w:r>
+      <w:r>
+        <w:rPr>
+          <w:b/>
+        </w:rPr>
+        <w:t>input</w:t>
+      </w:r>
+      <w:r>
+        <w:rPr>
+          <w:b w:val="0"/>
+        </w:rPr>
+        <w:t>, procedure, observed result and limitation of this check.</w:t>
+      </w:r>
+    </w:p>
+    <w:p>
+      <w:pPr>
+        <w:spacing w:line="336" w:lineRule="auto" w:after="180"/>
+      </w:pPr>
+      <w:r>
+        <w:rPr>
+          <w:b w:val="0"/>
+        </w:rPr>
+        <w:t>Label this worked example as practice; use a different, previously unreviewed case when checking independent understanding.</w:t>
+      </w:r>
+    </w:p>
+    <w:p>
+      <w:pPr>
+        <w:pStyle w:val="Heading2"/>
+      </w:pPr>
+      <w:r>
+        <w:t>Support and selected reassessment</w:t>
+      </w:r>
+    </w:p>
+    <w:p>
+      <w:pPr>
+        <w:spacing w:line="336" w:lineRule="auto" w:after="180"/>
+      </w:pPr>
+      <w:r>
+        <w:rPr>
+          <w:b w:val="0"/>
+        </w:rPr>
+        <w:t>Use a tiny labelled dataset, explicit units and a named positive class. Stretch: require a baseline, held-out evaluation and subgroup or shifted-condition analysis with denominators.</w:t>
+      </w:r>
+    </w:p>
+    <w:p>
+      <w:pPr>
+        <w:spacing w:line="336" w:lineRule="auto" w:after="180"/>
+      </w:pPr>
+      <w:r>
+        <w:rPr>
+          <w:b w:val="0"/>
+        </w:rPr>
+        <w:t xml:space="preserve">Provide a blank </w:t>
+      </w:r>
+      <w:r>
+        <w:rPr>
+          <w:b/>
+        </w:rPr>
+        <w:t>evidence</w:t>
+      </w:r>
+      <w:r>
+        <w:rPr>
+          <w:b w:val="0"/>
+        </w:rPr>
+        <w:t xml:space="preserve"> table and allow a verbal explanation before writing. Highlight the given conditions without supplying the W 4 conclusion. Use </w:t>
+      </w:r>
+      <w:r>
+        <w:rPr>
+          <w:b/>
+        </w:rPr>
+        <w:t>slope</w:t>
+      </w:r>
+      <w:r>
+        <w:rPr>
+          <w:b w:val="0"/>
+        </w:rPr>
+        <w:t xml:space="preserve"> and </w:t>
+      </w:r>
+      <w:r>
+        <w:rPr>
+          <w:b/>
+        </w:rPr>
+        <w:t>intercept</w:t>
+      </w:r>
+      <w:r>
+        <w:rPr>
+          <w:b w:val="0"/>
+        </w:rPr>
+        <w:t xml:space="preserve"> in full sentences.</w:t>
+      </w:r>
+    </w:p>
+    <w:p>
+      <w:pPr>
+        <w:spacing w:line="336" w:lineRule="auto" w:after="180"/>
+      </w:pPr>
+      <w:r>
+        <w:rPr>
+          <w:b w:val="0"/>
+        </w:rPr>
+        <w:t>Extension: alter one condition in the worked example and explain which conclusion changes and which remains supported.</w:t>
+      </w:r>
+    </w:p>
+    <w:p>
+      <w:pPr>
+        <w:spacing w:line="336" w:lineRule="auto" w:after="180"/>
+      </w:pPr>
+      <w:r>
+        <w:rPr>
+          <w:b w:val="0"/>
+        </w:rPr>
+        <w:t xml:space="preserve">For independent W 4, require: SSE 5, 3, 0 selects m 3 b 2. </w:t>
+      </w:r>
+      <w:r>
+        <w:rPr>
+          <w:b/>
+        </w:rPr>
+        <w:t>Prediction</w:t>
+      </w:r>
+      <w:r>
+        <w:rPr>
+          <w:b w:val="0"/>
+        </w:rPr>
+        <w:t xml:space="preserve">s 11, 14; residuals -1, 1; MAE 1. Fresh retry </w:t>
+      </w:r>
+      <w:r>
+        <w:rPr>
+          <w:b/>
+        </w:rPr>
+        <w:t>training</w:t>
+      </w:r>
+      <w:r>
+        <w:rPr>
+          <w:b w:val="0"/>
+        </w:rPr>
+        <w:t xml:space="preserve"> (0, 0),(1, 2),(2, 4), candidates m 1 b 0 and m 2 b 0: SSE 5 and 0.</w:t>
+      </w:r>
+    </w:p>
+    <w:p>
+      <w:pPr>
+        <w:spacing w:line="336" w:lineRule="auto" w:after="180"/>
+      </w:pPr>
+      <w:r>
+        <w:rPr>
+          <w:b w:val="0"/>
+        </w:rPr>
+        <w:t xml:space="preserve">At validation (3, 7), chosen </w:t>
+      </w:r>
+      <w:r>
+        <w:rPr>
+          <w:b/>
+        </w:rPr>
         <w:t>prediction</w:t>
       </w:r>
       <w:r>
         <w:rPr>
           <w:b w:val="0"/>
         </w:rPr>
-        <w:t>=9 and absolute error=1.</w:t>
-      </w:r>
-    </w:p>
-    <w:p>
-      <w:pPr>
-        <w:spacing w:line="336" w:lineRule="auto" w:after="180"/>
-        <w:shd w:fill="F1F6FC"/>
-      </w:pPr>
-      <w:r>
-        <w:rPr>
-          <w:b w:val="0"/>
-        </w:rPr>
-        <w:t xml:space="preserve">This selects among two supplied candidates; it is not a derivation of unrestricted linear-regression </w:t>
-      </w:r>
-      <w:r>
-        <w:rPr>
-          <w:b/>
-        </w:rPr>
-        <w:t>fitting</w:t>
-      </w:r>
-      <w:r>
-        <w:rPr>
-          <w:b w:val="0"/>
-        </w:rPr>
-        <w:t>.</w:t>
-      </w:r>
-    </w:p>
-    <w:p>
-      <w:pPr>
-        <w:pStyle w:val="Heading3"/>
-      </w:pPr>
-      <w:r>
-        <w:t>Explanations for the additional workbook examples</w:t>
-      </w:r>
-    </w:p>
-    <w:p>
-      <w:pPr>
-        <w:pStyle w:val="Heading3"/>
-      </w:pPr>
-      <w:r>
-        <w:t>W1 Trace candidates</w:t>
-      </w:r>
-    </w:p>
-    <w:p>
-      <w:pPr>
-        <w:pStyle w:val="Heading3"/>
-      </w:pPr>
-      <w:r>
-        <w:t>Workbook question · W1</w:t>
-      </w:r>
-    </w:p>
-    <w:p>
-      <w:pPr>
-        <w:spacing w:line="336" w:lineRule="auto" w:after="180"/>
-        <w:shd w:fill="F5F1FB"/>
-      </w:pPr>
-      <w:r>
-        <w:rPr>
-          <w:b w:val="0"/>
-        </w:rPr>
-        <w:t xml:space="preserve">Give the three </w:t>
-      </w:r>
-      <w:r>
-        <w:rPr>
-          <w:b/>
-        </w:rPr>
-        <w:t>training</w:t>
-      </w:r>
-      <w:r>
-        <w:rPr>
-          <w:b w:val="0"/>
-        </w:rPr>
-        <w:t xml:space="preserve"> SSE values and selected line.</w:t>
-      </w:r>
-    </w:p>
-    <w:p>
-      <w:pPr>
-        <w:pStyle w:val="Heading3"/>
-      </w:pPr>
-      <w:r>
-        <w:t>Teacher reasoning · W1</w:t>
-      </w:r>
-    </w:p>
-    <w:p>
-      <w:pPr>
-        <w:spacing w:line="336" w:lineRule="auto" w:after="180"/>
-        <w:shd w:fill="F1F6FC"/>
-      </w:pPr>
-      <w:r>
-        <w:rPr>
-          <w:b w:val="0"/>
-        </w:rPr>
-        <w:t>Teacher explanation: A 5 B 3 C 0; choose m 2 b 1.</w:t>
-      </w:r>
-    </w:p>
-    <w:p>
-      <w:pPr>
-        <w:pStyle w:val="Heading3"/>
-      </w:pPr>
-      <w:r>
-        <w:t>W2 Score validation</w:t>
-      </w:r>
-    </w:p>
-    <w:p>
-      <w:pPr>
-        <w:pStyle w:val="Heading3"/>
-      </w:pPr>
-      <w:r>
-        <w:t>Workbook question · W2</w:t>
-      </w:r>
-    </w:p>
-    <w:p>
-      <w:pPr>
-        <w:spacing w:line="336" w:lineRule="auto" w:after="180"/>
-        <w:shd w:fill="F5F1FB"/>
-      </w:pPr>
-      <w:r>
-        <w:rPr>
-          <w:b w:val="0"/>
-        </w:rPr>
-        <w:t>Predict at x 3 and x 4 and calculate MAE/MSE.</w:t>
-      </w:r>
-    </w:p>
-    <w:p>
-      <w:pPr>
-        <w:pStyle w:val="Heading3"/>
-      </w:pPr>
-      <w:r>
-        <w:t>Teacher reasoning · W2</w:t>
-      </w:r>
-    </w:p>
-    <w:p>
-      <w:pPr>
-        <w:spacing w:line="336" w:lineRule="auto" w:after="180"/>
-        <w:shd w:fill="F1F6FC"/>
-      </w:pPr>
-      <w:r>
-        <w:rPr>
-          <w:b w:val="0"/>
-        </w:rPr>
-        <w:t xml:space="preserve">Teacher explanation: </w:t>
-      </w:r>
-      <w:r>
-        <w:rPr>
-          <w:b/>
-        </w:rPr>
-        <w:t>Prediction</w:t>
-      </w:r>
-      <w:r>
-        <w:rPr>
-          <w:b w:val="0"/>
-        </w:rPr>
-        <w:t>s 7, 9; residuals -1, 1; MAE 1 MSE 1.</w:t>
-      </w:r>
-    </w:p>
-    <w:p>
-      <w:pPr>
-        <w:pStyle w:val="Heading3"/>
-      </w:pPr>
-      <w:r>
-        <w:t>W3 Compare the baseline</w:t>
-      </w:r>
-    </w:p>
-    <w:p>
-      <w:pPr>
-        <w:pStyle w:val="Heading3"/>
-      </w:pPr>
-      <w:r>
-        <w:t>Workbook question · W3</w:t>
-      </w:r>
-    </w:p>
-    <w:p>
-      <w:pPr>
-        <w:spacing w:line="336" w:lineRule="auto" w:after="180"/>
-        <w:shd w:fill="F5F1FB"/>
-      </w:pPr>
-      <w:r>
-        <w:rPr>
-          <w:b w:val="0"/>
-        </w:rPr>
-        <w:t xml:space="preserve">Fit the </w:t>
-      </w:r>
-      <w:r>
-        <w:rPr>
-          <w:b/>
-        </w:rPr>
-        <w:t>training</w:t>
-      </w:r>
-      <w:r>
-        <w:rPr>
-          <w:b w:val="0"/>
-        </w:rPr>
-        <w:t xml:space="preserve"> constant and score it on validation.</w:t>
-      </w:r>
-    </w:p>
-    <w:p>
-      <w:pPr>
-        <w:pStyle w:val="Heading3"/>
-      </w:pPr>
-      <w:r>
-        <w:t>Teacher reasoning · W3</w:t>
-      </w:r>
-    </w:p>
-    <w:p>
-      <w:pPr>
-        <w:spacing w:line="336" w:lineRule="auto" w:after="180"/>
-        <w:shd w:fill="F1F6FC"/>
-      </w:pPr>
-      <w:r>
-        <w:rPr>
-          <w:b w:val="0"/>
-        </w:rPr>
-        <w:t xml:space="preserve">Teacher explanation: </w:t>
-      </w:r>
-      <w:r>
-        <w:rPr>
-          <w:b/>
-        </w:rPr>
-        <w:t>Training</w:t>
-      </w:r>
-      <w:r>
-        <w:rPr>
-          <w:b w:val="0"/>
-        </w:rPr>
-        <w:t xml:space="preserve"> mean 3; residuals 3, 7; MAE 5 MSE 29.</w:t>
-      </w:r>
-    </w:p>
-    <w:p>
-      <w:pPr>
-        <w:pStyle w:val="Heading3"/>
-      </w:pPr>
-      <w:r>
-        <w:t>W4 Apply independently</w:t>
-      </w:r>
-    </w:p>
-    <w:p>
-      <w:pPr>
-        <w:pStyle w:val="Heading3"/>
-      </w:pPr>
-      <w:r>
-        <w:t>Workbook question · W4</w:t>
-      </w:r>
-    </w:p>
-    <w:p>
-      <w:pPr>
-        <w:spacing w:line="336" w:lineRule="auto" w:after="180"/>
-        <w:shd w:fill="F5F1FB"/>
-      </w:pPr>
-      <w:r>
-        <w:rPr>
-          <w:b/>
-        </w:rPr>
-        <w:t>Training</w:t>
-      </w:r>
-      <w:r>
-        <w:rPr>
-          <w:b w:val="0"/>
-        </w:rPr>
-        <w:t xml:space="preserve"> (0, 2),(1, 5),(2, 8). Candidates m 2 b 2, m 3 b 1, m 3 b 2. Select by SSE, then score (3, 10),(4, 15) with MAE.</w:t>
-      </w:r>
-    </w:p>
-    <w:p>
-      <w:pPr>
-        <w:pStyle w:val="Heading3"/>
-      </w:pPr>
-      <w:r>
-        <w:t>Teacher reasoning · W4</w:t>
-      </w:r>
-    </w:p>
-    <w:p>
-      <w:pPr>
-        <w:spacing w:line="336" w:lineRule="auto" w:after="180"/>
-        <w:shd w:fill="F1F6FC"/>
-      </w:pPr>
-      <w:r>
-        <w:rPr>
-          <w:b w:val="0"/>
-        </w:rPr>
-        <w:t xml:space="preserve">Teacher explanation: SSE 5, 3, 0 selects m 3 b 2. </w:t>
-      </w:r>
-      <w:r>
-        <w:rPr>
-          <w:b/>
-        </w:rPr>
-        <w:t>Prediction</w:t>
-      </w:r>
-      <w:r>
-        <w:rPr>
-          <w:b w:val="0"/>
-        </w:rPr>
-        <w:t>s 11, 14; residuals -1, 1; MAE 1.</w:t>
-      </w:r>
-    </w:p>
-    <w:p>
-      <w:pPr>
-        <w:pStyle w:val="Heading3"/>
-      </w:pPr>
-      <w:r>
-        <w:t>W5 Limit extrapolation</w:t>
-      </w:r>
-    </w:p>
-    <w:p>
-      <w:pPr>
-        <w:pStyle w:val="Heading3"/>
-      </w:pPr>
-      <w:r>
-        <w:t>Workbook question · W5</w:t>
-      </w:r>
-    </w:p>
-    <w:p>
-      <w:pPr>
-        <w:spacing w:line="336" w:lineRule="auto" w:after="180"/>
-        <w:shd w:fill="F5F1FB"/>
-      </w:pPr>
-      <w:r>
-        <w:rPr>
-          <w:b w:val="0"/>
-        </w:rPr>
-        <w:t xml:space="preserve">Why is an exact </w:t>
-      </w:r>
-      <w:r>
-        <w:rPr>
-          <w:b/>
-        </w:rPr>
-        <w:t>training</w:t>
-      </w:r>
-      <w:r>
-        <w:rPr>
-          <w:b w:val="0"/>
-        </w:rPr>
-        <w:t xml:space="preserve"> line not proof of correct </w:t>
-      </w:r>
-      <w:r>
-        <w:rPr>
-          <w:b/>
-        </w:rPr>
-        <w:t>prediction</w:t>
-      </w:r>
-      <w:r>
-        <w:rPr>
-          <w:b w:val="0"/>
-        </w:rPr>
-        <w:t>s at x 100?</w:t>
-      </w:r>
-    </w:p>
-    <w:p>
-      <w:pPr>
-        <w:pStyle w:val="Heading3"/>
-      </w:pPr>
-      <w:r>
-        <w:t>Teacher reasoning · W5</w:t>
-      </w:r>
-    </w:p>
-    <w:p>
-      <w:pPr>
-        <w:spacing w:line="336" w:lineRule="auto" w:after="180"/>
-        <w:shd w:fill="F1F6FC"/>
-      </w:pPr>
-      <w:r>
-        <w:rPr>
-          <w:b w:val="0"/>
-        </w:rPr>
-        <w:t xml:space="preserve">Teacher explanation: </w:t>
-      </w:r>
-      <w:r>
-        <w:rPr>
-          <w:b/>
-        </w:rPr>
-        <w:t>Training</w:t>
-      </w:r>
-      <w:r>
-        <w:rPr>
-          <w:b w:val="0"/>
-        </w:rPr>
-        <w:t xml:space="preserve"> covers a limited range; the relationship and conditions may change outside it.</w:t>
-      </w:r>
-    </w:p>
-    <w:p>
-      <w:pPr>
-        <w:pStyle w:val="Heading3"/>
-      </w:pPr>
-      <w:r>
-        <w:t>Assess independent transfer</w:t>
-      </w:r>
-    </w:p>
-    <w:p>
-      <w:pPr>
-        <w:pStyle w:val="Heading3"/>
-      </w:pPr>
-      <w:r>
-        <w:t>Independent question · withhold the key</w:t>
-      </w:r>
-    </w:p>
-    <w:p>
-      <w:pPr>
-        <w:spacing w:line="336" w:lineRule="auto" w:after="180"/>
-        <w:shd w:fill="F5F1FB"/>
-      </w:pPr>
-      <w:r>
-        <w:rPr>
-          <w:b w:val="0"/>
-        </w:rPr>
-        <w:t xml:space="preserve">Selected case: </w:t>
-      </w:r>
-      <w:r>
-        <w:rPr>
-          <w:b/>
-        </w:rPr>
-        <w:t>Training</w:t>
-      </w:r>
-      <w:r>
-        <w:rPr>
-          <w:b w:val="0"/>
-        </w:rPr>
-        <w:t xml:space="preserve"> (0, 2),(1, 5),(2, 8). Candidates m 2 b 2, m 3 b 1, m 3 b 2. Select by SSE, then score (3, 10),(4, 15) with MAE.</w:t>
-      </w:r>
-    </w:p>
-    <w:p>
-      <w:pPr>
-        <w:pStyle w:val="Heading3"/>
-      </w:pPr>
-      <w:r>
-        <w:t>Selected case answer</w:t>
-      </w:r>
-    </w:p>
-    <w:p>
-      <w:pPr>
-        <w:pStyle w:val="Heading3"/>
-      </w:pPr>
-      <w:r>
-        <w:t>Teacher key · Selected case answer</w:t>
-      </w:r>
-    </w:p>
-    <w:p>
-      <w:pPr>
-        <w:spacing w:line="336" w:lineRule="auto" w:after="180"/>
-        <w:shd w:fill="F1F6FC"/>
-      </w:pPr>
-      <w:r>
-        <w:rPr>
-          <w:b w:val="0"/>
-        </w:rPr>
-        <w:t xml:space="preserve">Teacher explanation: SSE 5, 3, 0 selects m 3 b 2. </w:t>
-      </w:r>
-      <w:r>
-        <w:rPr>
-          <w:b/>
-        </w:rPr>
-        <w:t>Prediction</w:t>
-      </w:r>
-      <w:r>
-        <w:rPr>
-          <w:b w:val="0"/>
-        </w:rPr>
-        <w:t>s 11, 14; residuals -1, 1; MAE 1.</w:t>
-      </w:r>
-    </w:p>
-    <w:tbl>
-      <w:tblPr>
-        <w:tblStyle w:val="LightShading-Accent1"/>
-        <w:tblW w:type="auto" w:w="0"/>
-        <w:tblLook w:firstColumn="1" w:firstRow="1" w:lastColumn="0" w:lastRow="0" w:noHBand="0" w:noVBand="1" w:val="04A0"/>
-      </w:tblPr>
-      <w:tblGrid>
-        <w:gridCol w:w="5112"/>
-        <w:gridCol w:w="5112"/>
-      </w:tblGrid>
-      <w:tr>
-        <w:trPr>
-          <w:tblHeader/>
-        </w:trPr>
-        <w:tc>
-          <w:tcPr>
-            <w:tcW w:type="dxa" w:w="5112"/>
-          </w:tcPr>
-          <w:p>
-            <w:r>
-              <w:t>Dimension</w:t>
-            </w:r>
-          </w:p>
-        </w:tc>
-        <w:tc>
-          <w:tcPr>
-            <w:tcW w:type="dxa" w:w="5112"/>
-          </w:tcPr>
-          <w:p>
-            <w:r>
-              <w:t>Evidence required</w:t>
-            </w:r>
-          </w:p>
-        </w:tc>
-      </w:tr>
-      <w:tr>
-        <w:tc>
-          <w:tcPr>
-            <w:tcW w:type="dxa" w:w="5112"/>
-          </w:tcPr>
-          <w:p>
-            <w:r>
-              <w:t>Explanation</w:t>
-            </w:r>
-          </w:p>
-        </w:tc>
-        <w:tc>
-          <w:tcPr>
-            <w:tcW w:type="dxa" w:w="5112"/>
-          </w:tcPr>
-          <w:p>
-            <w:r>
-              <w:t>Names the applicable idea or procedure and ties it to the supplied facts.</w:t>
-            </w:r>
-          </w:p>
-        </w:tc>
-      </w:tr>
-      <w:tr>
-        <w:tc>
-          <w:tcPr>
-            <w:tcW w:type="dxa" w:w="5112"/>
-          </w:tcPr>
-          <w:p>
-            <w:r>
-              <w:t>Trace and result</w:t>
-            </w:r>
-          </w:p>
-        </w:tc>
-        <w:tc>
-          <w:tcPr>
-            <w:tcW w:type="dxa" w:w="5112"/>
-          </w:tcPr>
-          <w:p>
-            <w:r>
-              <w:t>Preserves the given inputs and shows the relevant intermediate steps; distinguishes a prediction from an observed execution.</w:t>
-            </w:r>
-          </w:p>
-        </w:tc>
-      </w:tr>
-      <w:tr>
-        <w:tc>
-          <w:tcPr>
-            <w:tcW w:type="dxa" w:w="5112"/>
-          </w:tcPr>
-          <w:p>
-            <w:r>
-              <w:t>Limits</w:t>
-            </w:r>
-          </w:p>
-        </w:tc>
-        <w:tc>
-          <w:tcPr>
-            <w:tcW w:type="dxa" w:w="5112"/>
-          </w:tcPr>
-          <w:p>
-            <w:r>
-              <w:t>States the assumptions, missing evidence or conditions under which the result would change.</w:t>
-            </w:r>
-          </w:p>
-        </w:tc>
-      </w:tr>
-    </w:tbl>
-    <w:p>
-      <w:pPr>
-        <w:pStyle w:val="Heading3"/>
-      </w:pPr>
-      <w:r>
-        <w:t>Teacher key · Selected case answer</w:t>
-      </w:r>
-    </w:p>
-    <w:p>
-      <w:pPr>
-        <w:spacing w:line="336" w:lineRule="auto" w:after="180"/>
-        <w:shd w:fill="F1F6FC"/>
-      </w:pPr>
-      <w:r>
-        <w:rPr>
-          <w:b w:val="0"/>
-        </w:rPr>
-        <w:t>Record each dimension as not yet, with support, or independent. Accept a valid alternative procedure with a defensible trace.</w:t>
-      </w:r>
-    </w:p>
-    <w:p>
-      <w:pPr>
-        <w:spacing w:line="336" w:lineRule="auto" w:after="180"/>
-        <w:shd w:fill="F1F6FC"/>
-      </w:pPr>
-      <w:r>
-        <w:rPr>
-          <w:b w:val="0"/>
-        </w:rPr>
-        <w:t xml:space="preserve">Do not penalise an honestly recorded model failure if the learner correctly explains its </w:t>
-      </w:r>
-      <w:r>
-        <w:rPr>
-          <w:b/>
-        </w:rPr>
-        <w:t>evidence</w:t>
-      </w:r>
-      <w:r>
-        <w:rPr>
-          <w:b w:val="0"/>
-        </w:rPr>
-        <w:t xml:space="preserve"> and limits.</w:t>
-      </w:r>
-    </w:p>
-    <w:p>
-      <w:pPr>
-        <w:pStyle w:val="Heading3"/>
-      </w:pPr>
-      <w:r>
-        <w:t>Feedback that the learner uses</w:t>
-      </w:r>
-    </w:p>
-    <w:p>
-      <w:pPr>
-        <w:spacing w:line="336" w:lineRule="auto" w:after="180"/>
-      </w:pPr>
-      <w:r>
-        <w:rPr>
-          <w:b w:val="0"/>
-        </w:rPr>
-        <w:t>Name the earliest unsupported step and give one action to repair it. Have the learner make that repair now and explain why. Then assess the relevant skill on a fresh, fully specified case.</w:t>
-      </w:r>
-    </w:p>
-    <w:p>
-      <w:pPr>
-        <w:spacing w:line="336" w:lineRule="auto" w:after="180"/>
-      </w:pPr>
-      <w:r>
-        <w:rPr>
-          <w:b w:val="0"/>
-        </w:rPr>
-        <w:t>Confirm it was not previously practised with feedback; solve and check the new case before assigning it. A follow-up design prompt is a starting brief, not automatically an equivalent test.</w:t>
-      </w:r>
-    </w:p>
-    <w:p>
-      <w:pPr>
-        <w:pStyle w:val="Heading1"/>
-      </w:pPr>
-      <w:r>
-        <w:t>06. Connect and extend learning</w:t>
-      </w:r>
-    </w:p>
-    <w:p>
-      <w:r>
-        <w:t>Connect Train a Regression Model to Responsible Plant Classifier, adapt support and plan a later changed-case check.</w:t>
-      </w:r>
-    </w:p>
-    <w:p>
-      <w:pPr>
-        <w:pStyle w:val="Heading3"/>
-      </w:pPr>
-      <w:r>
-        <w:t>Responsible Plant Classifier</w:t>
-      </w:r>
-    </w:p>
-    <w:p>
-      <w:pPr>
-        <w:spacing w:line="336" w:lineRule="auto" w:after="180"/>
-      </w:pPr>
-      <w:r>
-        <w:rPr>
-          <w:b w:val="0"/>
-        </w:rPr>
-        <w:t>Add the regression experiment to the project appendix only as a separate, clearly limited model.</w:t>
-      </w:r>
-    </w:p>
-    <w:p>
-      <w:pPr>
-        <w:spacing w:line="336" w:lineRule="auto" w:after="180"/>
-      </w:pPr>
-      <w:r>
-        <w:rPr>
-          <w:b w:val="0"/>
-        </w:rPr>
-        <w:t xml:space="preserve">Keep the decision, </w:t>
-      </w:r>
-      <w:r>
-        <w:rPr>
-          <w:b/>
-        </w:rPr>
-        <w:t>input</w:t>
-      </w:r>
-      <w:r>
-        <w:rPr>
-          <w:b w:val="0"/>
-        </w:rPr>
-        <w:t xml:space="preserve">, result, explanation and remaining limitation in the project </w:t>
-      </w:r>
-      <w:r>
-        <w:rPr>
-          <w:b/>
-        </w:rPr>
-        <w:t>evidence</w:t>
-      </w:r>
-      <w:r>
-        <w:rPr>
-          <w:b w:val="0"/>
-        </w:rPr>
-        <w:t xml:space="preserve"> record. Retrieve this record next week rather than restarting the project.</w:t>
-      </w:r>
-    </w:p>
-    <w:p>
-      <w:pPr>
-        <w:pStyle w:val="Heading3"/>
-      </w:pPr>
-      <w:r>
-        <w:t>Support and stretch</w:t>
-      </w:r>
-    </w:p>
-    <w:p>
-      <w:pPr>
-        <w:spacing w:line="336" w:lineRule="auto" w:after="180"/>
-      </w:pPr>
-      <w:r>
-        <w:rPr>
-          <w:b w:val="0"/>
-        </w:rPr>
-        <w:t>Use a tiny labelled dataset, explicit units and a named positive class. Stretch: require a baseline, held-out evaluation and subgroup or shifted-condition analysis with denominators.</w:t>
-      </w:r>
-    </w:p>
-    <w:p>
-      <w:pPr>
-        <w:pStyle w:val="Heading3"/>
-      </w:pPr>
-      <w:r>
-        <w:t>Exit reflection</w:t>
-      </w:r>
-    </w:p>
-    <w:p>
-      <w:pPr>
-        <w:spacing w:line="336" w:lineRule="auto" w:after="180"/>
-      </w:pPr>
-      <w:r>
-        <w:rPr>
-          <w:b w:val="0"/>
-        </w:rPr>
-        <w:t xml:space="preserve">Ask for one decision the learner can now justify and one situation requiring more </w:t>
-      </w:r>
-      <w:r>
-        <w:rPr>
-          <w:b/>
-        </w:rPr>
-        <w:t>evidence</w:t>
-      </w:r>
-      <w:r>
-        <w:rPr>
-          <w:b w:val="0"/>
-        </w:rPr>
-        <w:t xml:space="preserve"> or human review. Confidence ratings are separate from correct independent performance.</w:t>
-      </w:r>
-    </w:p>
-    <w:p>
-      <w:pPr>
-        <w:pStyle w:val="Heading3"/>
-      </w:pPr>
-      <w:r>
-        <w:t>Bridge to the next week</w:t>
-      </w:r>
-    </w:p>
-    <w:p>
-      <w:pPr>
-        <w:spacing w:line="336" w:lineRule="auto" w:after="180"/>
-      </w:pPr>
-      <w:r>
-        <w:rPr>
-          <w:b w:val="0"/>
-        </w:rPr>
-        <w:t xml:space="preserve">Next: Week 23: Hold Out Test Data. Retrieve today’s </w:t>
-      </w:r>
-      <w:r>
-        <w:rPr>
-          <w:b/>
-        </w:rPr>
-        <w:t>evidence</w:t>
-      </w:r>
-      <w:r>
-        <w:rPr>
-          <w:b w:val="0"/>
-        </w:rPr>
-        <w:t xml:space="preserve"> and identify what carries forward and what is new.</w:t>
-      </w:r>
-    </w:p>
-    <w:p>
-      <w:pPr>
-        <w:pStyle w:val="Heading3"/>
-      </w:pPr>
-      <w:r>
-        <w:t>Support and fresh reassessment</w:t>
-      </w:r>
-    </w:p>
-    <w:p>
-      <w:pPr>
-        <w:spacing w:line="336" w:lineRule="auto" w:after="180"/>
-      </w:pPr>
-      <w:r>
-        <w:rPr>
-          <w:b w:val="0"/>
-        </w:rPr>
-        <w:t xml:space="preserve">Provide a blank </w:t>
-      </w:r>
-      <w:r>
-        <w:rPr>
-          <w:b/>
-        </w:rPr>
-        <w:t>evidence</w:t>
-      </w:r>
-      <w:r>
-        <w:rPr>
-          <w:b w:val="0"/>
-        </w:rPr>
-        <w:t xml:space="preserve"> table and allow a verbal explanation before writing. Highlight the given conditions without supplying the W 4 conclusion. Use </w:t>
-      </w:r>
-      <w:r>
-        <w:rPr>
-          <w:b/>
-        </w:rPr>
-        <w:t>slope</w:t>
-      </w:r>
-      <w:r>
-        <w:rPr>
-          <w:b w:val="0"/>
-        </w:rPr>
-        <w:t xml:space="preserve"> and </w:t>
-      </w:r>
-      <w:r>
-        <w:rPr>
-          <w:b/>
-        </w:rPr>
-        <w:t>intercept</w:t>
-      </w:r>
-      <w:r>
-        <w:rPr>
-          <w:b w:val="0"/>
-        </w:rPr>
-        <w:t xml:space="preserve"> in full sentences.</w:t>
-      </w:r>
-    </w:p>
-    <w:p>
-      <w:pPr>
-        <w:spacing w:line="336" w:lineRule="auto" w:after="180"/>
-      </w:pPr>
-      <w:r>
-        <w:rPr>
-          <w:b w:val="0"/>
-        </w:rPr>
-        <w:t>Extension: alter one condition in the worked example and explain which conclusion changes and which remains supported.</w:t>
-      </w:r>
-    </w:p>
-    <w:p>
-      <w:pPr>
-        <w:spacing w:line="336" w:lineRule="auto" w:after="180"/>
-      </w:pPr>
-      <w:r>
-        <w:rPr>
-          <w:b w:val="0"/>
-        </w:rPr>
-        <w:t xml:space="preserve">For independent W 4, require: SSE 5, 3, 0 selects m 3 b 2. </w:t>
-      </w:r>
-      <w:r>
-        <w:rPr>
-          <w:b/>
-        </w:rPr>
-        <w:t>Prediction</w:t>
-      </w:r>
-      <w:r>
-        <w:rPr>
-          <w:b w:val="0"/>
-        </w:rPr>
-        <w:t xml:space="preserve">s 11, 14; residuals -1, 1; MAE 1. Fresh retry </w:t>
-      </w:r>
-      <w:r>
-        <w:rPr>
-          <w:b/>
-        </w:rPr>
-        <w:t>training</w:t>
-      </w:r>
-      <w:r>
-        <w:rPr>
-          <w:b w:val="0"/>
-        </w:rPr>
-        <w:t xml:space="preserve"> (0, 0),(1, 2),(2, 4), candidates m 1 b 0 and m 2 b 0: SSE 5 and 0.</w:t>
-      </w:r>
-    </w:p>
-    <w:p>
-      <w:pPr>
-        <w:spacing w:line="336" w:lineRule="auto" w:after="180"/>
-      </w:pPr>
-      <w:r>
-        <w:rPr>
-          <w:b w:val="0"/>
-        </w:rPr>
-        <w:t xml:space="preserve">At validation (3, 7), chosen </w:t>
-      </w:r>
-      <w:r>
-        <w:rPr>
-          <w:b/>
-        </w:rPr>
-        <w:t>prediction</w:t>
-      </w:r>
-      <w:r>
-        <w:rPr>
-          <w:b w:val="0"/>
-        </w:rPr>
         <w:t xml:space="preserve"> 6 gives residual 1. Mark each criterion as independent, supported or not yet demonstrated. Reassess the reasoning after feedback; do not replace the first attempt silently.</w:t>
       </w:r>
     </w:p>
     <w:p>
       <w:pPr>
-        <w:spacing w:line="336" w:lineRule="auto" w:after="180"/>
-      </w:pPr>
-      <w:r>
-        <w:rPr>
-          <w:b w:val="0"/>
-        </w:rPr>
-        <w:t xml:space="preserve">Next week: Validation and model selection. Carry forward the saved </w:t>
-      </w:r>
-      <w:r>
-        <w:rPr>
-          <w:b/>
-        </w:rPr>
-        <w:t>evidence</w:t>
-      </w:r>
-      <w:r>
-        <w:rPr>
-          <w:b w:val="0"/>
-        </w:rPr>
-        <w:t xml:space="preserve"> and the distinction between development choices and justified claims.</w:t>
-      </w:r>
-    </w:p>
-    <w:p>
-      <w:pPr>
-        <w:pStyle w:val="Heading3"/>
-      </w:pPr>
-      <w:r>
-        <w:t>Plan the delayed return</w:t>
+        <w:pStyle w:val="Heading2"/>
+      </w:pPr>
+      <w:r>
+        <w:t>Delayed return</w:t>
       </w:r>
     </w:p>
     <w:p>
@@ -5399,57 +5505,182 @@
     </w:p>
     <w:p>
       <w:pPr>
+        <w:pStyle w:val="Heading2"/>
+      </w:pPr>
+      <w:r>
+        <w:t>Bridge and reflection</w:t>
+      </w:r>
+    </w:p>
+    <w:p>
+      <w:pPr>
+        <w:spacing w:line="336" w:lineRule="auto" w:after="180"/>
+      </w:pPr>
+      <w:r>
+        <w:rPr>
+          <w:b w:val="0"/>
+        </w:rPr>
+        <w:t xml:space="preserve">Ask for one decision the learner can now justify and one situation requiring more </w:t>
+      </w:r>
+      <w:r>
+        <w:rPr>
+          <w:b/>
+        </w:rPr>
+        <w:t>evidence</w:t>
+      </w:r>
+      <w:r>
+        <w:rPr>
+          <w:b w:val="0"/>
+        </w:rPr>
+        <w:t xml:space="preserve"> or human review. Confidence ratings are separate from correct independent performance.</w:t>
+      </w:r>
+    </w:p>
+    <w:p>
+      <w:pPr>
+        <w:spacing w:line="336" w:lineRule="auto" w:after="180"/>
+      </w:pPr>
+      <w:r>
+        <w:rPr>
+          <w:b w:val="0"/>
+        </w:rPr>
+        <w:t xml:space="preserve">Next: Week 23: Hold Out Test Data. Retrieve today’s </w:t>
+      </w:r>
+      <w:r>
+        <w:rPr>
+          <w:b/>
+        </w:rPr>
+        <w:t>evidence</w:t>
+      </w:r>
+      <w:r>
+        <w:rPr>
+          <w:b w:val="0"/>
+        </w:rPr>
+        <w:t xml:space="preserve"> and identify what carries forward and what is new.</w:t>
+      </w:r>
+    </w:p>
+    <w:p>
+      <w:pPr>
+        <w:spacing w:line="336" w:lineRule="auto" w:after="180"/>
+      </w:pPr>
+      <w:r>
+        <w:rPr>
+          <w:b w:val="0"/>
+        </w:rPr>
+        <w:t>Next is Week 23: Hold Out Test Data. Carry forward the exact training-selected line, baseline, candidate order, source assignments and validation predictions. Keep later development choices separate from a protected final check.</w:t>
+      </w:r>
+    </w:p>
+    <w:p>
+      <w:pPr>
+        <w:pStyle w:val="Heading2"/>
+      </w:pPr>
+      <w:r>
+        <w:t>Earlier wording, alternatives and picture transcripts · reference / check after trying</w:t>
+      </w:r>
+    </w:p>
+    <w:p>
+      <w:pPr>
+        <w:spacing w:line="336" w:lineRule="auto" w:after="180"/>
+      </w:pPr>
+      <w:r>
+        <w:rPr>
+          <w:b w:val="0"/>
+        </w:rPr>
+        <w:t>Connect and extend learning</w:t>
+      </w:r>
+    </w:p>
+    <w:p>
+      <w:pPr>
         <w:pStyle w:val="Heading3"/>
       </w:pPr>
       <w:r>
+        <w:t>Responsible Plant Classifier</w:t>
+      </w:r>
+    </w:p>
+    <w:p>
+      <w:pPr>
+        <w:pStyle w:val="Heading3"/>
+      </w:pPr>
+      <w:r>
+        <w:t>Support and stretch</w:t>
+      </w:r>
+    </w:p>
+    <w:p>
+      <w:pPr>
+        <w:pStyle w:val="Heading3"/>
+      </w:pPr>
+      <w:r>
+        <w:t>Exit reflection</w:t>
+      </w:r>
+    </w:p>
+    <w:p>
+      <w:pPr>
+        <w:pStyle w:val="Heading3"/>
+      </w:pPr>
+      <w:r>
+        <w:t>Bridge to the next week</w:t>
+      </w:r>
+    </w:p>
+    <w:p>
+      <w:pPr>
+        <w:pStyle w:val="Heading3"/>
+      </w:pPr>
+      <w:r>
+        <w:t>Support and fresh reassessment</w:t>
+      </w:r>
+    </w:p>
+    <w:p>
+      <w:pPr>
+        <w:pStyle w:val="Heading3"/>
+      </w:pPr>
+      <w:r>
+        <w:t>Plan the delayed return</w:t>
+      </w:r>
+    </w:p>
+    <w:p>
+      <w:pPr>
+        <w:pStyle w:val="Heading3"/>
+      </w:pPr>
+      <w:r>
         <w:t>Project evidence from this case</w:t>
       </w:r>
     </w:p>
     <w:p>
       <w:pPr>
+        <w:pStyle w:val="Heading1"/>
+      </w:pPr>
+      <w:r>
+        <w:t>Reference bank and extra practice</w:t>
+      </w:r>
+    </w:p>
+    <w:p>
+      <w:pPr>
+        <w:pStyle w:val="Heading1"/>
+      </w:pPr>
+      <w:r>
+        <w:t>07. Extension · Teach the least-squares formula lab</w:t>
+      </w:r>
+    </w:p>
+    <w:p>
+      <w:r>
+        <w:t>Keep this separate weeks-based formula method and its visible one-case check distinct from the main candidate-search activity.</w:t>
+      </w:r>
+    </w:p>
+    <w:p>
+      <w:pPr>
+        <w:pStyle w:val="Heading2"/>
+      </w:pPr>
+      <w:r>
+        <w:t>Complete extension and checked code-change key</w:t>
+      </w:r>
+    </w:p>
+    <w:p>
+      <w:pPr>
         <w:spacing w:line="336" w:lineRule="auto" w:after="180"/>
       </w:pPr>
       <w:r>
         <w:rPr>
           <w:b w:val="0"/>
         </w:rPr>
-        <w:t xml:space="preserve">For your Responsible Plant Classifier, save the </w:t>
-      </w:r>
-      <w:r>
-        <w:rPr>
-          <w:b/>
-        </w:rPr>
-        <w:t>input</w:t>
-      </w:r>
-      <w:r>
-        <w:rPr>
-          <w:b w:val="0"/>
-        </w:rPr>
-        <w:t>, procedure, observed result and limitation of this check.</w:t>
-      </w:r>
-    </w:p>
-    <w:p>
-      <w:pPr>
-        <w:spacing w:line="336" w:lineRule="auto" w:after="180"/>
-      </w:pPr>
-      <w:r>
-        <w:rPr>
-          <w:b w:val="0"/>
-        </w:rPr>
-        <w:t>Label this worked example as practice; use a different, previously unreviewed case when checking independent understanding.</w:t>
-      </w:r>
-    </w:p>
-    <w:p>
-      <w:pPr>
-        <w:pStyle w:val="Heading1"/>
-      </w:pPr>
-      <w:r>
-        <w:t>07. Fit and test a straight-line regression model</w:t>
-      </w:r>
-    </w:p>
-    <w:p>
-      <w:r>
-        <w:t>Use the supplied Train a Regression Model task to record your reasoning, evidence and next step.</w:t>
+        <w:t>Fit and test a straight-line regression model</w:t>
       </w:r>
     </w:p>
     <w:p>
@@ -5733,26 +5964,25 @@
         <w:pStyle w:val="Heading1"/>
       </w:pPr>
       <w:r>
-        <w:t>08. Prepare, teach and assess</w:t>
-      </w:r>
-    </w:p>
-    <w:p>
-      <w:r>
-        <w:t>Use this preparation summary alongside the detailed Train a Regression Model lesson; it is a checklist rather than a replacement for the full sequence.</w:t>
-      </w:r>
-    </w:p>
-    <w:p>
-      <w:pPr>
-        <w:pStyle w:val="Heading3"/>
-      </w:pPr>
-      <w:r>
-        <w:t>Teaching target</w:t>
+        <w:t>08. Reference · Alternative planning checklist</w:t>
+      </w:r>
+    </w:p>
+    <w:p>
+      <w:r>
+        <w:t>Use alongside the main route without repeating the whole cycle.</w:t>
+      </w:r>
+    </w:p>
+    <w:p>
+      <w:pPr>
+        <w:pStyle w:val="Heading2"/>
+      </w:pPr>
+      <w:r>
+        <w:t>Planning and assessment reference</w:t>
       </w:r>
     </w:p>
     <w:p>
       <w:pPr>
         <w:spacing w:line="336" w:lineRule="auto" w:after="180"/>
-        <w:shd w:fill="EDF7F3"/>
       </w:pPr>
       <w:r>
         <w:rPr>
@@ -5958,16 +6188,7 @@
     </w:p>
     <w:p>
       <w:pPr>
-        <w:pStyle w:val="Heading3"/>
-      </w:pPr>
-      <w:r>
-        <w:t>Supported practice answer</w:t>
-      </w:r>
-    </w:p>
-    <w:p>
-      <w:pPr>
         <w:spacing w:line="336" w:lineRule="auto" w:after="180"/>
-        <w:shd w:fill="F1F6FC"/>
       </w:pPr>
       <w:r>
         <w:rPr>
@@ -6024,16 +6245,7 @@
     </w:p>
     <w:p>
       <w:pPr>
-        <w:pStyle w:val="Heading3"/>
-      </w:pPr>
-      <w:r>
-        <w:t>Repair the misconception</w:t>
-      </w:r>
-    </w:p>
-    <w:p>
-      <w:pPr>
         <w:spacing w:line="336" w:lineRule="auto" w:after="180"/>
-        <w:shd w:fill="FFF5E6"/>
       </w:pPr>
       <w:r>
         <w:rPr>
@@ -6044,16 +6256,7 @@
     </w:p>
     <w:p>
       <w:pPr>
-        <w:pStyle w:val="Heading3"/>
-      </w:pPr>
-      <w:r>
-        <w:t>Support without giving away the answer</w:t>
-      </w:r>
-    </w:p>
-    <w:p>
-      <w:pPr>
         <w:spacing w:line="336" w:lineRule="auto" w:after="180"/>
-        <w:shd w:fill="F1F6F8"/>
       </w:pPr>
       <w:r>
         <w:rPr>
@@ -6076,16 +6279,7 @@
     </w:p>
     <w:p>
       <w:pPr>
-        <w:pStyle w:val="Heading3"/>
-      </w:pPr>
-      <w:r>
-        <w:t>Extend the reasoning</w:t>
-      </w:r>
-    </w:p>
-    <w:p>
-      <w:pPr>
         <w:spacing w:line="336" w:lineRule="auto" w:after="180"/>
-        <w:shd w:fill="F5F1FB"/>
       </w:pPr>
       <w:r>
         <w:rPr>
@@ -6121,7 +6315,6 @@
     <w:p>
       <w:pPr>
         <w:spacing w:line="336" w:lineRule="auto" w:after="180"/>
-        <w:shd w:fill="F5F1FB"/>
       </w:pPr>
       <w:r>
         <w:rPr>
@@ -6156,16 +6349,7 @@
     </w:p>
     <w:p>
       <w:pPr>
-        <w:pStyle w:val="Heading3"/>
-      </w:pPr>
-      <w:r>
-        <w:t>Protect the independent attempt</w:t>
-      </w:r>
-    </w:p>
-    <w:p>
-      <w:pPr>
         <w:spacing w:line="336" w:lineRule="auto" w:after="180"/>
-        <w:shd w:fill="FFF5E6"/>
       </w:pPr>
       <w:r>
         <w:rPr>
@@ -6360,16 +6544,7 @@
     </w:tbl>
     <w:p>
       <w:pPr>
-        <w:pStyle w:val="Heading3"/>
-      </w:pPr>
-      <w:r>
-        <w:t>Project checkpoint</w:t>
-      </w:r>
-    </w:p>
-    <w:p>
-      <w:pPr>
         <w:spacing w:line="336" w:lineRule="auto" w:after="180"/>
-        <w:shd w:fill="EDF7F3"/>
       </w:pPr>
       <w:r>
         <w:rPr>
@@ -6406,12 +6581,20 @@
         <w:pStyle w:val="Heading1"/>
       </w:pPr>
       <w:r>
-        <w:t>09. Use feedback, labs and repair paths</w:t>
-      </w:r>
-    </w:p>
-    <w:p>
-      <w:r>
-        <w:t>Use feedback, earlier review and portfolios purposefully. Apply the coding routine only when this lesson has an executable lab.</w:t>
+        <w:t>09. Reference · Feedback and evidence records</w:t>
+      </w:r>
+    </w:p>
+    <w:p>
+      <w:r>
+        <w:t>Keep supported rehearsal separate from independent performance.</w:t>
+      </w:r>
+    </w:p>
+    <w:p>
+      <w:pPr>
+        <w:pStyle w:val="Heading2"/>
+      </w:pPr>
+      <w:r>
+        <w:t>Record and repair</w:t>
       </w:r>
     </w:p>
     <w:p>
@@ -6456,6 +6639,48 @@
         <w:rPr>
           <w:b w:val="0"/>
         </w:rPr>
+        <w:t>Use the earlier worked-explanation links to address a specific missing building block, then return to the current question. Adapt this suggestion after observing the learner; it is not an automatic diagnosis.</w:t>
+      </w:r>
+    </w:p>
+    <w:p>
+      <w:pPr>
+        <w:spacing w:line="336" w:lineRule="auto" w:after="180"/>
+      </w:pPr>
+      <w:r>
+        <w:rPr>
+          <w:b w:val="0"/>
+        </w:rPr>
+        <w:t xml:space="preserve">Collect the completed-work portfolio as </w:t>
+      </w:r>
+      <w:r>
+        <w:rPr>
+          <w:b/>
+        </w:rPr>
+        <w:t>evidence</w:t>
+      </w:r>
+      <w:r>
+        <w:rPr>
+          <w:b w:val="0"/>
+        </w:rPr>
+        <w:t>. Record support separately from correctness, and assess explanation, trace/test and limitations. Progress ticks and quiz selections alone do not establish mastery.</w:t>
+      </w:r>
+    </w:p>
+    <w:p>
+      <w:pPr>
+        <w:pStyle w:val="Heading2"/>
+      </w:pPr>
+      <w:r>
+        <w:t>Earlier wording, alternatives and picture transcripts · reference / check after trying</w:t>
+      </w:r>
+    </w:p>
+    <w:p>
+      <w:pPr>
+        <w:spacing w:line="336" w:lineRule="auto" w:after="180"/>
+      </w:pPr>
+      <w:r>
+        <w:rPr>
+          <w:b w:val="0"/>
+        </w:rPr>
         <w:t xml:space="preserve">Ask students to predict before running code. Preserve errors and actual </w:t>
       </w:r>
       <w:r>
@@ -6473,77 +6698,20 @@
     </w:p>
     <w:p>
       <w:pPr>
-        <w:spacing w:line="336" w:lineRule="auto" w:after="180"/>
-      </w:pPr>
-      <w:r>
-        <w:rPr>
-          <w:b w:val="0"/>
-        </w:rPr>
-        <w:t>Use the earlier worked-explanation links to address a specific missing building block, then return to the current question. Adapt this suggestion after observing the learner; it is not an automatic diagnosis.</w:t>
-      </w:r>
-    </w:p>
-    <w:p>
-      <w:pPr>
-        <w:spacing w:line="336" w:lineRule="auto" w:after="180"/>
-      </w:pPr>
-      <w:r>
-        <w:rPr>
-          <w:b w:val="0"/>
-        </w:rPr>
-        <w:t xml:space="preserve">Collect the completed-work portfolio as </w:t>
-      </w:r>
-      <w:r>
-        <w:rPr>
-          <w:b/>
-        </w:rPr>
-        <w:t>evidence</w:t>
-      </w:r>
-      <w:r>
-        <w:rPr>
-          <w:b w:val="0"/>
-        </w:rPr>
-        <w:t>. Record support separately from correctness, and assess explanation, trace/test and limitations. Progress ticks and quiz selections alone do not establish mastery.</w:t>
-      </w:r>
-    </w:p>
-    <w:p>
-      <w:pPr>
         <w:pStyle w:val="Heading1"/>
       </w:pPr>
       <w:r>
-        <w:t>10. Visual concept journey</w:t>
-      </w:r>
-    </w:p>
-    <w:p>
-      <w:r>
-        <w:t>Show one Train a Regression Model graphic at a time, request a prediction and discuss its trace before the independent assessment.</w:t>
-      </w:r>
-    </w:p>
-    <w:p>
-      <w:pPr>
-        <w:spacing w:line="336" w:lineRule="auto" w:after="180"/>
-      </w:pPr>
-      <w:r>
-        <w:rPr>
-          <w:b w:val="0"/>
-        </w:rPr>
-        <w:t xml:space="preserve">Use one picture at a time. Hide a worked result before asking for a </w:t>
-      </w:r>
-      <w:r>
-        <w:rPr>
-          <w:b/>
-        </w:rPr>
-        <w:t>prediction</w:t>
-      </w:r>
-      <w:r>
-        <w:rPr>
-          <w:b w:val="0"/>
-        </w:rPr>
-        <w:t>, then reveal it for feedback. These are supported teaching cases; retain the separate independent assessment for a fresh first attempt.</w:t>
-      </w:r>
-    </w:p>
-    <w:p>
-      <w:pPr>
-        <w:pStyle w:val="Heading3"/>
+        <w:t>10. Reference · Teach with the six pictures</w:t>
+      </w:r>
+    </w:p>
+    <w:p>
+      <w:r>
+        <w:t>Choose one picture for a specific reasoning move.</w:t>
+      </w:r>
+    </w:p>
+    <w:p>
+      <w:pPr>
+        <w:pStyle w:val="Heading2"/>
       </w:pPr>
       <w:r>
         <w:t>01. Train a Regression Model: the case</w:t>
@@ -6554,7 +6722,7 @@
         <w:drawing>
           <wp:inline xmlns:a="http://schemas.openxmlformats.org/drawingml/2006/main" xmlns:pic="http://schemas.openxmlformats.org/drawingml/2006/picture">
             <wp:extent cx="5486400" cy="2990088"/>
-            <wp:docPr id="2" name="Picture 2" descr="Fit a toy growth line from training pairs, then leave evaluation labels out of fitting. Supplied facts: Training(day, height):(0, 1),(1, 3),(2, 5). Candidates y=2x+1 and y=x+1. Evaluation pair:(3, 6). All inputs and outcomes in this worked example are invented classroom data; no real model run is claimed."/>
+            <wp:docPr id="3" name="Picture 3" descr="Fit a toy growth line from training pairs, then leave evaluation labels out of fitting. Supplied facts: Training(day, height):(0, 1),(1, 3),(2, 5). Candidates y=2x+1 and y=x+1. Evaluation pair:(3, 6). All inputs and outcomes in this worked example are invented classroom data; no real model run is claimed."/>
             <wp:cNvGraphicFramePr>
               <a:graphicFrameLocks noChangeAspect="1"/>
             </wp:cNvGraphicFramePr>
@@ -6566,7 +6734,7 @@
                     <pic:cNvPicPr/>
                   </pic:nvPicPr>
                   <pic:blipFill>
-                    <a:blip r:embed="rId10"/>
+                    <a:blip r:embed="rId11"/>
                     <a:stretch>
                       <a:fillRect/>
                     </a:stretch>
@@ -6658,7 +6826,6 @@
     <w:p>
       <w:pPr>
         <w:spacing w:line="336" w:lineRule="auto" w:after="180"/>
-        <w:shd w:fill="F5F1FB"/>
       </w:pPr>
       <w:r>
         <w:rPr>
@@ -6669,16 +6836,7 @@
     </w:p>
     <w:p>
       <w:pPr>
-        <w:pStyle w:val="Heading3"/>
-      </w:pPr>
-      <w:r>
-        <w:t>Discuss while showing the picture</w:t>
-      </w:r>
-    </w:p>
-    <w:p>
-      <w:pPr>
         <w:spacing w:line="336" w:lineRule="auto" w:after="180"/>
-        <w:shd w:fill="F1F6F8"/>
       </w:pPr>
       <w:r>
         <w:rPr>
@@ -6689,7 +6847,7 @@
     </w:p>
     <w:p>
       <w:pPr>
-        <w:pStyle w:val="Heading3"/>
+        <w:pStyle w:val="Heading2"/>
       </w:pPr>
       <w:r>
         <w:t>02. Follow the deciding steps</w:t>
@@ -6700,7 +6858,7 @@
         <w:drawing>
           <wp:inline xmlns:a="http://schemas.openxmlformats.org/drawingml/2006/main" xmlns:pic="http://schemas.openxmlformats.org/drawingml/2006/picture">
             <wp:extent cx="5486400" cy="3182112"/>
-            <wp:docPr id="3" name="Picture 3" descr="Calculate training fit: 2x+1 predicts 1, 3, 5 with SSE0; x+1 predicts 1, 2, 3 with SSE5. → Select line: Choose2x+1 under minimum training SSE. → Evaluate once: At day3 predict7 versus observed6: absolute error1 cm."/>
+            <wp:docPr id="4" name="Picture 4" descr="Calculate training fit: 2x+1 predicts 1, 3, 5 with SSE0; x+1 predicts 1, 2, 3 with SSE5. → Select line: Choose2x+1 under minimum training SSE. → Evaluate once: At day3 predict7 versus observed6: absolute error1 cm."/>
             <wp:cNvGraphicFramePr>
               <a:graphicFrameLocks noChangeAspect="1"/>
             </wp:cNvGraphicFramePr>
@@ -6712,7 +6870,7 @@
                     <pic:cNvPicPr/>
                   </pic:nvPicPr>
                   <pic:blipFill>
-                    <a:blip r:embed="rId11"/>
+                    <a:blip r:embed="rId9"/>
                     <a:stretch>
                       <a:fillRect/>
                     </a:stretch>
@@ -6769,7 +6927,6 @@
     <w:p>
       <w:pPr>
         <w:spacing w:line="336" w:lineRule="auto" w:after="180"/>
-        <w:shd w:fill="F5F1FB"/>
       </w:pPr>
       <w:r>
         <w:rPr>
@@ -6792,16 +6949,7 @@
     </w:p>
     <w:p>
       <w:pPr>
-        <w:pStyle w:val="Heading3"/>
-      </w:pPr>
-      <w:r>
-        <w:t>Discuss while showing the picture</w:t>
-      </w:r>
-    </w:p>
-    <w:p>
-      <w:pPr>
         <w:spacing w:line="336" w:lineRule="auto" w:after="180"/>
-        <w:shd w:fill="F1F6F8"/>
       </w:pPr>
       <w:r>
         <w:rPr>
@@ -6824,7 +6972,7 @@
     </w:p>
     <w:p>
       <w:pPr>
-        <w:pStyle w:val="Heading3"/>
+        <w:pStyle w:val="Heading2"/>
       </w:pPr>
       <w:r>
         <w:t>03. Fitting a line at a glance</w:t>
@@ -6835,7 +6983,7 @@
         <w:drawing>
           <wp:inline xmlns:a="http://schemas.openxmlformats.org/drawingml/2006/main" xmlns:pic="http://schemas.openxmlformats.org/drawingml/2006/picture">
             <wp:extent cx="5486400" cy="2834640"/>
-            <wp:docPr id="4" name="Picture 4" descr="Fitting a line at a glance. Line A | Slope 1 intercept 1 | Training SSE 5. Line B | Slope 2 intercept 0 | Training SSE 3. Line C | Slope 2 intercept 1 | Training SSE 0"/>
+            <wp:docPr id="5" name="Picture 5" descr="Fitting a line at a glance. Line A | Slope 1 intercept 1 | Training SSE 5. Line B | Slope 2 intercept 0 | Training SSE 3. Line C | Slope 2 intercept 1 | Training SSE 0"/>
             <wp:cNvGraphicFramePr>
               <a:graphicFrameLocks noChangeAspect="1"/>
             </wp:cNvGraphicFramePr>
@@ -6994,7 +7142,6 @@
     <w:p>
       <w:pPr>
         <w:spacing w:line="336" w:lineRule="auto" w:after="180"/>
-        <w:shd w:fill="F5F1FB"/>
       </w:pPr>
       <w:r>
         <w:rPr>
@@ -7005,16 +7152,7 @@
     </w:p>
     <w:p>
       <w:pPr>
-        <w:pStyle w:val="Heading3"/>
-      </w:pPr>
-      <w:r>
-        <w:t>Discuss while showing the picture</w:t>
-      </w:r>
-    </w:p>
-    <w:p>
-      <w:pPr>
         <w:spacing w:line="336" w:lineRule="auto" w:after="180"/>
-        <w:shd w:fill="F1F6F8"/>
       </w:pPr>
       <w:r>
         <w:rPr>
@@ -7025,7 +7163,7 @@
     </w:p>
     <w:p>
       <w:pPr>
-        <w:pStyle w:val="Heading3"/>
+        <w:pStyle w:val="Heading2"/>
       </w:pPr>
       <w:r>
         <w:t>04. Change one thing. Trace what follows.</w:t>
@@ -7036,7 +7174,7 @@
         <w:drawing>
           <wp:inline xmlns:a="http://schemas.openxmlformats.org/drawingml/2006/main" xmlns:pic="http://schemas.openxmlformats.org/drawingml/2006/picture">
             <wp:extent cx="5486400" cy="3026664"/>
-            <wp:docPr id="5" name="Picture 5" descr="Original case: At day3 predict7 versus observed6: absolute error1 cm. Changed condition: Evaluation observation becomes8 instead of6. Expected result: Absolute evaluation error stays1 cm, but residual changes from-1 to+1. Reason: Prediction7 remains frozen; changed observation8 reverses the error direction."/>
+            <wp:docPr id="6" name="Picture 6" descr="Original case: At day3 predict7 versus observed6: absolute error1 cm. Changed condition: Evaluation observation becomes8 instead of6. Expected result: Absolute evaluation error stays1 cm, but residual changes from-1 to+1. Reason: Prediction7 remains frozen; changed observation8 reverses the error direction."/>
             <wp:cNvGraphicFramePr>
               <a:graphicFrameLocks noChangeAspect="1"/>
             </wp:cNvGraphicFramePr>
@@ -7128,7 +7266,6 @@
     <w:p>
       <w:pPr>
         <w:spacing w:line="336" w:lineRule="auto" w:after="180"/>
-        <w:shd w:fill="F5F1FB"/>
       </w:pPr>
       <w:r>
         <w:rPr>
@@ -7139,16 +7276,7 @@
     </w:p>
     <w:p>
       <w:pPr>
-        <w:pStyle w:val="Heading3"/>
-      </w:pPr>
-      <w:r>
-        <w:t>Discuss while showing the picture</w:t>
-      </w:r>
-    </w:p>
-    <w:p>
-      <w:pPr>
         <w:spacing w:line="336" w:lineRule="auto" w:after="180"/>
-        <w:shd w:fill="F1F6F8"/>
       </w:pPr>
       <w:r>
         <w:rPr>
@@ -7160,7 +7288,6 @@
     <w:p>
       <w:pPr>
         <w:spacing w:line="336" w:lineRule="auto" w:after="180"/>
-        <w:shd w:fill="F1F6F8"/>
       </w:pPr>
       <w:r>
         <w:rPr>
@@ -7195,7 +7322,7 @@
     </w:p>
     <w:p>
       <w:pPr>
-        <w:pStyle w:val="Heading3"/>
+        <w:pStyle w:val="Heading2"/>
       </w:pPr>
       <w:r>
         <w:t>05. Connect the explanation to its limit</w:t>
@@ -7206,7 +7333,7 @@
         <w:drawing>
           <wp:inline xmlns:a="http://schemas.openxmlformats.org/drawingml/2006/main" xmlns:pic="http://schemas.openxmlformats.org/drawingml/2006/picture">
             <wp:extent cx="5486400" cy="2834640"/>
-            <wp:docPr id="6" name="Picture 6" descr="Read the picture in order. At day3 predict7 versus observed6: absolute error1 cm. The arrows show which recorded input or intermediate result each decision uses. Explain the deciding step aloud before checking the changed case; pointing to the final answer alone does not show how it follows. Limit: An exact fit to three toy pairs does not establish a biological growth law or justify long-range extrapolation."/>
+            <wp:docPr id="7" name="Picture 7" descr="Read the picture in order. At day3 predict7 versus observed6: absolute error1 cm. The arrows show which recorded input or intermediate result each decision uses. Explain the deciding step aloud before checking the changed case; pointing to the final answer alone does not show how it follows. Limit: An exact fit to three toy pairs does not establish a biological growth law or justify long-range extrapolation."/>
             <wp:cNvGraphicFramePr>
               <a:graphicFrameLocks noChangeAspect="1"/>
             </wp:cNvGraphicFramePr>
@@ -7285,7 +7412,6 @@
     <w:p>
       <w:pPr>
         <w:spacing w:line="336" w:lineRule="auto" w:after="180"/>
-        <w:shd w:fill="F5F1FB"/>
       </w:pPr>
       <w:r>
         <w:rPr>
@@ -7296,16 +7422,7 @@
     </w:p>
     <w:p>
       <w:pPr>
-        <w:pStyle w:val="Heading3"/>
-      </w:pPr>
-      <w:r>
-        <w:t>Discuss while showing the picture</w:t>
-      </w:r>
-    </w:p>
-    <w:p>
-      <w:pPr>
         <w:spacing w:line="336" w:lineRule="auto" w:after="180"/>
-        <w:shd w:fill="F1F6F8"/>
       </w:pPr>
       <w:r>
         <w:rPr>
@@ -7317,7 +7434,6 @@
     <w:p>
       <w:pPr>
         <w:spacing w:line="336" w:lineRule="auto" w:after="180"/>
-        <w:shd w:fill="F1F6F8"/>
       </w:pPr>
       <w:r>
         <w:rPr>
@@ -7328,7 +7444,7 @@
     </w:p>
     <w:p>
       <w:pPr>
-        <w:pStyle w:val="Heading3"/>
+        <w:pStyle w:val="Heading2"/>
       </w:pPr>
       <w:r>
         <w:t>06. Make the idea visible in your project</w:t>
@@ -7339,7 +7455,7 @@
         <w:drawing>
           <wp:inline xmlns:a="http://schemas.openxmlformats.org/drawingml/2006/main" xmlns:pic="http://schemas.openxmlformats.org/drawingml/2006/picture">
             <wp:extent cx="5486400" cy="3681984"/>
-            <wp:docPr id="7" name="Picture 7" descr="For your Responsible Plant Classifier, save the input, procedure, observed result and limitation of this check. Label this worked example as practice; use a different, previously unreviewed case when checking independent understanding. Draw your input, deciding step, result and limit. Supported question: May day3’s evaluation label choose the candidate line? Point to the relevant step in the picture, then write the changed result and the rule or evidence that supports it."/>
+            <wp:docPr id="8" name="Picture 8" descr="For your Responsible Plant Classifier, save the input, procedure, observed result and limitation of this check. Label this worked example as practice; use a different, previously unreviewed case when checking independent understanding. Draw your input, deciding step, result and limit. Supported question: May day3’s evaluation label choose the candidate line? Point to the relevant step in the picture, then write the changed result and the rule or evidence that supports it."/>
             <wp:cNvGraphicFramePr>
               <a:graphicFrameLocks noChangeAspect="1"/>
             </wp:cNvGraphicFramePr>
@@ -7442,7 +7558,6 @@
     <w:p>
       <w:pPr>
         <w:spacing w:line="336" w:lineRule="auto" w:after="180"/>
-        <w:shd w:fill="F5F1FB"/>
       </w:pPr>
       <w:r>
         <w:rPr>
@@ -7465,100 +7580,168 @@
     </w:p>
     <w:p>
       <w:pPr>
+        <w:spacing w:line="336" w:lineRule="auto" w:after="180"/>
+      </w:pPr>
+      <w:r>
+        <w:rPr>
+          <w:b w:val="0"/>
+        </w:rPr>
+        <w:t xml:space="preserve">Teacher prompt: Draw your project trace and justify the deciding step using </w:t>
+      </w:r>
+      <w:r>
+        <w:rPr>
+          <w:b/>
+        </w:rPr>
+        <w:t>evidence</w:t>
+      </w:r>
+      <w:r>
+        <w:rPr>
+          <w:b w:val="0"/>
+        </w:rPr>
+        <w:t>. Ask learners to describe one label or arrow in ordinary words. Use the adjacent transcript if the image is difficult to see.</w:t>
+      </w:r>
+    </w:p>
+    <w:p>
+      <w:pPr>
+        <w:spacing w:line="336" w:lineRule="auto" w:after="180"/>
+      </w:pPr>
+      <w:r>
+        <w:rPr>
+          <w:b w:val="0"/>
+        </w:rPr>
+        <w:t xml:space="preserve">Supported practice key: No under this </w:t>
+      </w:r>
+      <w:r>
+        <w:rPr>
+          <w:b/>
+        </w:rPr>
+        <w:t>fitting</w:t>
+      </w:r>
+      <w:r>
+        <w:rPr>
+          <w:b w:val="0"/>
+        </w:rPr>
+        <w:t xml:space="preserve"> plan. Keep evaluation </w:t>
+      </w:r>
+      <w:r>
+        <w:rPr>
+          <w:b/>
+        </w:rPr>
+        <w:t>evidence</w:t>
+      </w:r>
+      <w:r>
+        <w:rPr>
+          <w:b w:val="0"/>
+        </w:rPr>
+        <w:t xml:space="preserve"> separate and report the frozen line’s1 cm error. Changed-case check: Absolute evaluation error stays1 cm, but residual changes from-1 to+1.</w:t>
+      </w:r>
+    </w:p>
+    <w:p>
+      <w:pPr>
+        <w:spacing w:line="336" w:lineRule="auto" w:after="180"/>
+      </w:pPr>
+      <w:r>
+        <w:rPr>
+          <w:b/>
+        </w:rPr>
+        <w:t>Prediction</w:t>
+      </w:r>
+      <w:r>
+        <w:rPr>
+          <w:b w:val="0"/>
+        </w:rPr>
+        <w:t xml:space="preserve">7 remains frozen; changed </w:t>
+      </w:r>
+      <w:r>
+        <w:rPr>
+          <w:b/>
+        </w:rPr>
+        <w:t>observation</w:t>
+      </w:r>
+      <w:r>
+        <w:rPr>
+          <w:b w:val="0"/>
+        </w:rPr>
+        <w:t>8 reverses the error direction.</w:t>
+      </w:r>
+    </w:p>
+    <w:p>
+      <w:pPr>
+        <w:pStyle w:val="Heading2"/>
+      </w:pPr>
+      <w:r>
+        <w:t>Earlier wording, alternatives and picture transcripts · reference / check after trying</w:t>
+      </w:r>
+    </w:p>
+    <w:p>
+      <w:pPr>
+        <w:spacing w:line="336" w:lineRule="auto" w:after="180"/>
+      </w:pPr>
+      <w:r>
+        <w:rPr>
+          <w:b w:val="0"/>
+        </w:rPr>
+        <w:t xml:space="preserve">Use one picture at a time. Hide a worked result before asking for a </w:t>
+      </w:r>
+      <w:r>
+        <w:rPr>
+          <w:b/>
+        </w:rPr>
+        <w:t>prediction</w:t>
+      </w:r>
+      <w:r>
+        <w:rPr>
+          <w:b w:val="0"/>
+        </w:rPr>
+        <w:t>, then reveal it for feedback. These are supported teaching cases; retain the separate independent assessment for a fresh first attempt.</w:t>
+      </w:r>
+    </w:p>
+    <w:p>
+      <w:pPr>
         <w:pStyle w:val="Heading3"/>
       </w:pPr>
       <w:r>
-        <w:t>Discuss while showing the picture</w:t>
-      </w:r>
-    </w:p>
-    <w:p>
-      <w:pPr>
-        <w:spacing w:line="336" w:lineRule="auto" w:after="180"/>
-        <w:shd w:fill="F1F6F8"/>
-      </w:pPr>
-      <w:r>
-        <w:rPr>
-          <w:b w:val="0"/>
-        </w:rPr>
-        <w:t xml:space="preserve">Teacher prompt: Draw your project trace and justify the deciding step using </w:t>
-      </w:r>
-      <w:r>
-        <w:rPr>
-          <w:b/>
-        </w:rPr>
-        <w:t>evidence</w:t>
-      </w:r>
-      <w:r>
-        <w:rPr>
-          <w:b w:val="0"/>
-        </w:rPr>
-        <w:t>. Ask learners to describe one label or arrow in ordinary words. Use the adjacent transcript if the image is difficult to see.</w:t>
-      </w:r>
-    </w:p>
-    <w:p>
-      <w:pPr>
-        <w:spacing w:line="336" w:lineRule="auto" w:after="180"/>
-        <w:shd w:fill="F1F6F8"/>
-      </w:pPr>
-      <w:r>
-        <w:rPr>
-          <w:b w:val="0"/>
-        </w:rPr>
-        <w:t xml:space="preserve">Supported practice key: No under this </w:t>
-      </w:r>
-      <w:r>
-        <w:rPr>
-          <w:b/>
-        </w:rPr>
-        <w:t>fitting</w:t>
-      </w:r>
-      <w:r>
-        <w:rPr>
-          <w:b w:val="0"/>
-        </w:rPr>
-        <w:t xml:space="preserve"> plan. Keep evaluation </w:t>
-      </w:r>
-      <w:r>
-        <w:rPr>
-          <w:b/>
-        </w:rPr>
-        <w:t>evidence</w:t>
-      </w:r>
-      <w:r>
-        <w:rPr>
-          <w:b w:val="0"/>
-        </w:rPr>
-        <w:t xml:space="preserve"> separate and report the frozen line’s1 cm error. Changed-case check: Absolute evaluation error stays1 cm, but residual changes from-1 to+1.</w:t>
-      </w:r>
-    </w:p>
-    <w:p>
-      <w:pPr>
-        <w:spacing w:line="336" w:lineRule="auto" w:after="180"/>
-        <w:shd w:fill="F1F6F8"/>
-      </w:pPr>
-      <w:r>
-        <w:rPr>
-          <w:b/>
-        </w:rPr>
-        <w:t>Prediction</w:t>
-      </w:r>
-      <w:r>
-        <w:rPr>
-          <w:b w:val="0"/>
-        </w:rPr>
-        <w:t xml:space="preserve">7 remains frozen; changed </w:t>
-      </w:r>
-      <w:r>
-        <w:rPr>
-          <w:b/>
-        </w:rPr>
-        <w:t>observation</w:t>
-      </w:r>
-      <w:r>
-        <w:rPr>
-          <w:b w:val="0"/>
-        </w:rPr>
-        <w:t>8 reverses the error direction.</w:t>
+        <w:t>01. Train a Regression Model: the case</w:t>
+      </w:r>
+    </w:p>
+    <w:p>
+      <w:pPr>
+        <w:pStyle w:val="Heading3"/>
+      </w:pPr>
+      <w:r>
+        <w:t>02. Follow the deciding steps</w:t>
+      </w:r>
+    </w:p>
+    <w:p>
+      <w:pPr>
+        <w:pStyle w:val="Heading3"/>
+      </w:pPr>
+      <w:r>
+        <w:t>03. Fitting a line at a glance</w:t>
+      </w:r>
+    </w:p>
+    <w:p>
+      <w:pPr>
+        <w:pStyle w:val="Heading3"/>
+      </w:pPr>
+      <w:r>
+        <w:t>04. Change one thing. Trace what follows.</w:t>
+      </w:r>
+    </w:p>
+    <w:p>
+      <w:pPr>
+        <w:pStyle w:val="Heading3"/>
+      </w:pPr>
+      <w:r>
+        <w:t>05. Connect the explanation to its limit</w:t>
+      </w:r>
+    </w:p>
+    <w:p>
+      <w:pPr>
+        <w:pStyle w:val="Heading3"/>
+      </w:pPr>
+      <w:r>
+        <w:t>06. Make the idea visible in your project</w:t>
       </w:r>
     </w:p>
     <w:sectPr>
